--- a/TPO-Salesforce.docx
+++ b/TPO-Salesforce.docx
@@ -418,21 +418,6 @@
     </w:p>
     <w:p>
       <w:r>
-        <w:t xml:space="preserve">Project Name: Campus Recruitment Command </w:t>
-      </w:r>
-      <w:proofErr w:type="spellStart"/>
-      <w:r>
-        <w:t>Center</w:t>
-      </w:r>
-      <w:proofErr w:type="spellEnd"/>
-    </w:p>
-    <w:p>
-      <w:r>
-        <w:t>Industry: Higher Education</w:t>
-      </w:r>
-    </w:p>
-    <w:p>
-      <w:r>
         <w:t>Date: September 10, 2025</w:t>
       </w:r>
     </w:p>
@@ -647,13 +632,12 @@
     </w:p>
     <w:p>
       <w:r>
-        <w:lastRenderedPageBreak/>
         <w:t>The success of the project depends on meeting the needs of its key users.</w:t>
       </w:r>
     </w:p>
     <w:tbl>
       <w:tblPr>
-        <w:tblW w:w="9360" w:type="dxa"/>
+        <w:tblW w:w="9381" w:type="dxa"/>
         <w:tblBorders>
           <w:top w:val="single" w:sz="6" w:space="0" w:color="000000"/>
           <w:left w:val="single" w:sz="6" w:space="0" w:color="000000"/>
@@ -666,14 +650,17 @@
         <w:tblLook w:val="0600" w:firstRow="0" w:lastRow="0" w:firstColumn="0" w:lastColumn="0" w:noHBand="1" w:noVBand="1"/>
       </w:tblPr>
       <w:tblGrid>
-        <w:gridCol w:w="3120"/>
-        <w:gridCol w:w="3120"/>
-        <w:gridCol w:w="3120"/>
+        <w:gridCol w:w="3127"/>
+        <w:gridCol w:w="3127"/>
+        <w:gridCol w:w="3127"/>
       </w:tblGrid>
       <w:tr>
+        <w:trPr>
+          <w:trHeight w:val="463"/>
+        </w:trPr>
         <w:tc>
           <w:tcPr>
-            <w:tcW w:w="3120" w:type="dxa"/>
+            <w:tcW w:w="3127" w:type="dxa"/>
             <w:tcBorders>
               <w:top w:val="single" w:sz="6" w:space="0" w:color="000000"/>
               <w:left w:val="single" w:sz="6" w:space="0" w:color="000000"/>
@@ -699,13 +686,14 @@
               <w:rPr>
                 <w:b/>
               </w:rPr>
+              <w:lastRenderedPageBreak/>
               <w:t>Stakeholder Role</w:t>
             </w:r>
           </w:p>
         </w:tc>
         <w:tc>
           <w:tcPr>
-            <w:tcW w:w="3120" w:type="dxa"/>
+            <w:tcW w:w="3127" w:type="dxa"/>
             <w:tcBorders>
               <w:top w:val="single" w:sz="6" w:space="0" w:color="000000"/>
               <w:left w:val="single" w:sz="6" w:space="0" w:color="000000"/>
@@ -737,7 +725,7 @@
         </w:tc>
         <w:tc>
           <w:tcPr>
-            <w:tcW w:w="3120" w:type="dxa"/>
+            <w:tcW w:w="3127" w:type="dxa"/>
             <w:tcBorders>
               <w:top w:val="single" w:sz="6" w:space="0" w:color="000000"/>
               <w:left w:val="single" w:sz="6" w:space="0" w:color="000000"/>
@@ -769,9 +757,12 @@
         </w:tc>
       </w:tr>
       <w:tr>
+        <w:trPr>
+          <w:trHeight w:val="2647"/>
+        </w:trPr>
         <w:tc>
           <w:tcPr>
-            <w:tcW w:w="3120" w:type="dxa"/>
+            <w:tcW w:w="3127" w:type="dxa"/>
             <w:tcBorders>
               <w:top w:val="single" w:sz="6" w:space="0" w:color="000000"/>
               <w:left w:val="single" w:sz="6" w:space="0" w:color="000000"/>
@@ -803,7 +794,7 @@
         </w:tc>
         <w:tc>
           <w:tcPr>
-            <w:tcW w:w="3120" w:type="dxa"/>
+            <w:tcW w:w="3127" w:type="dxa"/>
             <w:tcBorders>
               <w:top w:val="single" w:sz="6" w:space="0" w:color="000000"/>
               <w:left w:val="single" w:sz="6" w:space="0" w:color="000000"/>
@@ -821,39 +812,23 @@
           </w:tcPr>
           <w:p>
             <w:r>
-              <w:t xml:space="preserve">- Quickly add new companies and </w:t>
+              <w:t xml:space="preserve">- Quickly add new companies and jobs. Reduce manual data entry and email </w:t>
             </w:r>
+            <w:proofErr w:type="spellStart"/>
             <w:proofErr w:type="gramStart"/>
             <w:r>
-              <w:t>jobs.&lt;</w:t>
+              <w:t>tasks.Track</w:t>
             </w:r>
-            <w:proofErr w:type="spellStart"/>
+            <w:proofErr w:type="spellEnd"/>
             <w:proofErr w:type="gramEnd"/>
             <w:r>
-              <w:t>br</w:t>
-            </w:r>
-            <w:proofErr w:type="spellEnd"/>
-            <w:r>
-              <w:t xml:space="preserve">&gt;- Reduce manual data entry and email </w:t>
-            </w:r>
-            <w:proofErr w:type="gramStart"/>
-            <w:r>
-              <w:t>tasks.&lt;</w:t>
-            </w:r>
-            <w:proofErr w:type="spellStart"/>
-            <w:proofErr w:type="gramEnd"/>
-            <w:r>
-              <w:t>br</w:t>
-            </w:r>
-            <w:proofErr w:type="spellEnd"/>
-            <w:r>
-              <w:t>&gt;- Track all student applications in one place.</w:t>
+              <w:t xml:space="preserve"> all student applications in one place.</w:t>
             </w:r>
           </w:p>
         </w:tc>
         <w:tc>
           <w:tcPr>
-            <w:tcW w:w="3120" w:type="dxa"/>
+            <w:tcW w:w="3127" w:type="dxa"/>
             <w:tcBorders>
               <w:top w:val="single" w:sz="6" w:space="0" w:color="000000"/>
               <w:left w:val="single" w:sz="6" w:space="0" w:color="000000"/>
@@ -871,41 +846,28 @@
           </w:tcPr>
           <w:p>
             <w:r>
-              <w:t xml:space="preserve">- Data is scattered across multiple </w:t>
+              <w:t>- Data is scattered across multiple spreadsheets. Manually filtering and emailing students is time-consuming and error-</w:t>
             </w:r>
+            <w:proofErr w:type="spellStart"/>
             <w:proofErr w:type="gramStart"/>
             <w:r>
-              <w:t>spreadsheets.&lt;</w:t>
+              <w:t>prone.Overwhelmed</w:t>
             </w:r>
-            <w:proofErr w:type="spellStart"/>
+            <w:proofErr w:type="spellEnd"/>
             <w:proofErr w:type="gramEnd"/>
             <w:r>
-              <w:t>br</w:t>
-            </w:r>
-            <w:proofErr w:type="spellEnd"/>
-            <w:r>
-              <w:t>&gt;- Manually filtering and emailing students is time-consuming and error-</w:t>
-            </w:r>
-            <w:proofErr w:type="gramStart"/>
-            <w:r>
-              <w:t>prone.&lt;</w:t>
-            </w:r>
-            <w:proofErr w:type="spellStart"/>
-            <w:proofErr w:type="gramEnd"/>
-            <w:r>
-              <w:t>br</w:t>
-            </w:r>
-            <w:proofErr w:type="spellEnd"/>
-            <w:r>
-              <w:t>&gt;- Overwhelmed by repetitive student questions.</w:t>
+              <w:t xml:space="preserve"> by repetitive student questions.</w:t>
             </w:r>
           </w:p>
         </w:tc>
       </w:tr>
       <w:tr>
+        <w:trPr>
+          <w:trHeight w:val="2647"/>
+        </w:trPr>
         <w:tc>
           <w:tcPr>
-            <w:tcW w:w="3120" w:type="dxa"/>
+            <w:tcW w:w="3127" w:type="dxa"/>
             <w:tcBorders>
               <w:top w:val="single" w:sz="6" w:space="0" w:color="000000"/>
               <w:left w:val="single" w:sz="6" w:space="0" w:color="000000"/>
@@ -937,7 +899,7 @@
         </w:tc>
         <w:tc>
           <w:tcPr>
-            <w:tcW w:w="3120" w:type="dxa"/>
+            <w:tcW w:w="3127" w:type="dxa"/>
             <w:tcBorders>
               <w:top w:val="single" w:sz="6" w:space="0" w:color="000000"/>
               <w:left w:val="single" w:sz="6" w:space="0" w:color="000000"/>
@@ -955,39 +917,13 @@
           </w:tcPr>
           <w:p>
             <w:r>
-              <w:t xml:space="preserve">- A single, reliable source for all job </w:t>
-            </w:r>
-            <w:proofErr w:type="gramStart"/>
-            <w:r>
-              <w:t>openings.&lt;</w:t>
-            </w:r>
-            <w:proofErr w:type="spellStart"/>
-            <w:proofErr w:type="gramEnd"/>
-            <w:r>
-              <w:t>br</w:t>
-            </w:r>
-            <w:proofErr w:type="spellEnd"/>
-            <w:r>
-              <w:t xml:space="preserve">&gt;- Timely alerts for jobs they are eligible </w:t>
-            </w:r>
-            <w:proofErr w:type="gramStart"/>
-            <w:r>
-              <w:t>for.&lt;</w:t>
-            </w:r>
-            <w:proofErr w:type="spellStart"/>
-            <w:proofErr w:type="gramEnd"/>
-            <w:r>
-              <w:t>br</w:t>
-            </w:r>
-            <w:proofErr w:type="spellEnd"/>
-            <w:r>
-              <w:t>&gt;- A clear and simple application process.</w:t>
+              <w:t>- A single, reliable source for all job openings. Timely alerts for jobs they are eligible for. A clear and simple application process.</w:t>
             </w:r>
           </w:p>
         </w:tc>
         <w:tc>
           <w:tcPr>
-            <w:tcW w:w="3120" w:type="dxa"/>
+            <w:tcW w:w="3127" w:type="dxa"/>
             <w:tcBorders>
               <w:top w:val="single" w:sz="6" w:space="0" w:color="000000"/>
               <w:left w:val="single" w:sz="6" w:space="0" w:color="000000"/>
@@ -1005,41 +941,18 @@
           </w:tcPr>
           <w:p>
             <w:r>
-              <w:t xml:space="preserve">- Fear of missing deadlines due to communication </w:t>
-            </w:r>
-            <w:proofErr w:type="gramStart"/>
-            <w:r>
-              <w:t>gaps.&lt;</w:t>
-            </w:r>
-            <w:proofErr w:type="spellStart"/>
-            <w:proofErr w:type="gramEnd"/>
-            <w:r>
-              <w:t>br</w:t>
-            </w:r>
-            <w:proofErr w:type="spellEnd"/>
-            <w:r>
-              <w:t>&gt;- Confusion from information on different platforms (email, WhatsApp, website</w:t>
-            </w:r>
-            <w:proofErr w:type="gramStart"/>
-            <w:r>
-              <w:t>).&lt;</w:t>
-            </w:r>
-            <w:proofErr w:type="spellStart"/>
-            <w:proofErr w:type="gramEnd"/>
-            <w:r>
-              <w:t>br</w:t>
-            </w:r>
-            <w:proofErr w:type="spellEnd"/>
-            <w:r>
-              <w:t>&gt;- Slow response times for important queries.</w:t>
+              <w:t>- Fear of missing deadlines due to communication gaps. Confusion from information on different platforms (email, WhatsApp, website). Slow response times for important queries.</w:t>
             </w:r>
           </w:p>
         </w:tc>
       </w:tr>
       <w:tr>
+        <w:trPr>
+          <w:trHeight w:val="2327"/>
+        </w:trPr>
         <w:tc>
           <w:tcPr>
-            <w:tcW w:w="3120" w:type="dxa"/>
+            <w:tcW w:w="3127" w:type="dxa"/>
             <w:tcBorders>
               <w:top w:val="single" w:sz="6" w:space="0" w:color="000000"/>
               <w:left w:val="single" w:sz="6" w:space="0" w:color="000000"/>
@@ -1071,7 +984,7 @@
         </w:tc>
         <w:tc>
           <w:tcPr>
-            <w:tcW w:w="3120" w:type="dxa"/>
+            <w:tcW w:w="3127" w:type="dxa"/>
             <w:tcBorders>
               <w:top w:val="single" w:sz="6" w:space="0" w:color="000000"/>
               <w:left w:val="single" w:sz="6" w:space="0" w:color="000000"/>
@@ -1089,39 +1002,13 @@
           </w:tcPr>
           <w:p>
             <w:r>
-              <w:t xml:space="preserve">- High-level, real-time view of placement </w:t>
-            </w:r>
-            <w:proofErr w:type="gramStart"/>
-            <w:r>
-              <w:t>statistics.&lt;</w:t>
-            </w:r>
-            <w:proofErr w:type="spellStart"/>
-            <w:proofErr w:type="gramEnd"/>
-            <w:r>
-              <w:t>br</w:t>
-            </w:r>
-            <w:proofErr w:type="spellEnd"/>
-            <w:r>
-              <w:t xml:space="preserve">&gt;- Data-driven insights to improve corporate </w:t>
-            </w:r>
-            <w:proofErr w:type="gramStart"/>
-            <w:r>
-              <w:t>relations.&lt;</w:t>
-            </w:r>
-            <w:proofErr w:type="spellStart"/>
-            <w:proofErr w:type="gramEnd"/>
-            <w:r>
-              <w:t>br</w:t>
-            </w:r>
-            <w:proofErr w:type="spellEnd"/>
-            <w:r>
-              <w:t>&gt;- Professional reports for university management.</w:t>
+              <w:t>- High-level, real-time view of placement statistics. Data-driven insights to improve corporate relations. Professional reports for university management.</w:t>
             </w:r>
           </w:p>
         </w:tc>
         <w:tc>
           <w:tcPr>
-            <w:tcW w:w="3120" w:type="dxa"/>
+            <w:tcW w:w="3127" w:type="dxa"/>
             <w:tcBorders>
               <w:top w:val="single" w:sz="6" w:space="0" w:color="000000"/>
               <w:left w:val="single" w:sz="6" w:space="0" w:color="000000"/>
@@ -1139,20 +1026,7 @@
           </w:tcPr>
           <w:p>
             <w:r>
-              <w:t>- Lack of accurate, real-time data for strategic decision-</w:t>
-            </w:r>
-            <w:proofErr w:type="gramStart"/>
-            <w:r>
-              <w:t>making.&lt;</w:t>
-            </w:r>
-            <w:proofErr w:type="spellStart"/>
-            <w:proofErr w:type="gramEnd"/>
-            <w:r>
-              <w:t>br</w:t>
-            </w:r>
-            <w:proofErr w:type="spellEnd"/>
-            <w:r>
-              <w:t>&gt;- Reporting is a manual and time-consuming process at the end of the placement season.</w:t>
+              <w:t>- Lack of accurate, real-time data for strategic decision-making. Reporting is a manual and time-consuming process at the end of the placement season.</w:t>
             </w:r>
           </w:p>
         </w:tc>
@@ -1247,20 +1121,20 @@
         </w:numPr>
       </w:pPr>
       <w:r>
+        <w:t>This process is slow, inefficient, and creates multiple versions of the truth.</w:t>
+      </w:r>
+    </w:p>
+    <w:p>
+      <w:pPr>
+        <w:rPr>
+          <w:b/>
+        </w:rPr>
+      </w:pPr>
+      <w:r>
+        <w:rPr>
+          <w:b/>
+        </w:rPr>
         <w:lastRenderedPageBreak/>
-        <w:t>This process is slow, inefficient, and creates multiple versions of the truth.</w:t>
-      </w:r>
-    </w:p>
-    <w:p>
-      <w:pPr>
-        <w:rPr>
-          <w:b/>
-        </w:rPr>
-      </w:pPr>
-      <w:r>
-        <w:rPr>
-          <w:b/>
-        </w:rPr>
         <w:t>To-Be Process (Future State with Salesforce):</w:t>
       </w:r>
     </w:p>
@@ -1457,14 +1331,3043 @@
         <w:rPr>
           <w:b/>
         </w:rPr>
-        <w:t>Conclusion:</w:t>
-      </w:r>
-      <w:r>
-        <w:t xml:space="preserve"> While pre-built solutions exist, a custom Salesforce application is the ideal approach for this project. It allows for a solution that is perfectly tailored to the university's unique placement process, can be developed rapidly, and avoids the cost and complexity of </w:t>
-      </w:r>
+        <w:t>Conclusion</w:t>
+      </w:r>
+      <w:r>
+        <w:rPr>
+          <w:b/>
+        </w:rPr>
+        <w:t xml:space="preserve">: </w:t>
+      </w:r>
+      <w:r>
+        <w:t>A</w:t>
+      </w:r>
+      <w:r>
+        <w:t xml:space="preserve"> solution that is perfectly tailored to the university's unique placement process, can be developed rapidly, and avoids the cost and complexity of a large, pre-built package. This project will deliver maximum value by focusing directly on solving the T&amp;P cell's most pressing problems.</w:t>
+      </w:r>
+    </w:p>
+    <w:p>
+      <w:pPr>
+        <w:pStyle w:val="Heading1"/>
+      </w:pPr>
       <w:r>
         <w:lastRenderedPageBreak/>
-        <w:t>a large, pre-built package. This project will deliver maximum value by focusing directly on solving the T&amp;P cell's most pressing problems.</w:t>
+        <w:t>Phase 2: Org Setup &amp; Configuration Summary</w:t>
+      </w:r>
+    </w:p>
+    <w:p>
+      <w:r>
+        <w:rPr>
+          <w:b/>
+          <w:bCs/>
+        </w:rPr>
+        <w:t>Date:</w:t>
+      </w:r>
+      <w:r>
+        <w:t xml:space="preserve"> September 11, 2025</w:t>
+      </w:r>
+    </w:p>
+    <w:p>
+      <w:pPr>
+        <w:rPr>
+          <w:b/>
+          <w:bCs/>
+        </w:rPr>
+      </w:pPr>
+      <w:r>
+        <w:rPr>
+          <w:b/>
+          <w:bCs/>
+        </w:rPr>
+        <w:t>1. Core Company Configuration</w:t>
+      </w:r>
+    </w:p>
+    <w:p>
+      <w:r>
+        <w:t>The foundational settings for the Salesforce org were established to mirror the operational environment of the university's T&amp;P Cell.</w:t>
+      </w:r>
+    </w:p>
+    <w:p>
+      <w:pPr>
+        <w:numPr>
+          <w:ilvl w:val="0"/>
+          <w:numId w:val="19"/>
+        </w:numPr>
+      </w:pPr>
+      <w:r>
+        <w:rPr>
+          <w:b/>
+          <w:bCs/>
+        </w:rPr>
+        <w:t>Company Information:</w:t>
+      </w:r>
+      <w:r>
+        <w:t xml:space="preserve"> The org was configured with the university's name, default time zone (Asia/Kolkata), and locale to ensure all time-stamped data is accurate.</w:t>
+      </w:r>
+    </w:p>
+    <w:p>
+      <w:pPr>
+        <w:numPr>
+          <w:ilvl w:val="0"/>
+          <w:numId w:val="19"/>
+        </w:numPr>
+      </w:pPr>
+      <w:r>
+        <w:rPr>
+          <w:b/>
+          <w:bCs/>
+        </w:rPr>
+        <w:t>Business Hours &amp; Fiscal Year:</w:t>
+      </w:r>
+      <w:r>
+        <w:t xml:space="preserve"> Standard business hours (Mon-</w:t>
+      </w:r>
+      <w:r>
+        <w:t>SAT</w:t>
+      </w:r>
+      <w:r>
+        <w:t xml:space="preserve">, </w:t>
+      </w:r>
+      <w:r>
+        <w:t>12</w:t>
+      </w:r>
+      <w:r>
+        <w:t xml:space="preserve"> AM - </w:t>
+      </w:r>
+      <w:r>
+        <w:t>12</w:t>
+      </w:r>
+      <w:r>
+        <w:t xml:space="preserve"> </w:t>
+      </w:r>
+      <w:r>
+        <w:t>A</w:t>
+      </w:r>
+      <w:r>
+        <w:t>M) were set to enable future tracking of case/query response times. A standard fiscal year was confirmed for reporting consistency.</w:t>
+      </w:r>
+    </w:p>
+    <w:p>
+      <w:pPr>
+        <w:numPr>
+          <w:ilvl w:val="0"/>
+          <w:numId w:val="19"/>
+        </w:numPr>
+      </w:pPr>
+      <w:r>
+        <w:rPr>
+          <w:b/>
+          <w:bCs/>
+        </w:rPr>
+        <w:t>Developer Org:</w:t>
+      </w:r>
+      <w:r>
+        <w:t xml:space="preserve"> A new Salesforce Developer Edition org was created to serve as the dedicated environment for this project.</w:t>
+      </w:r>
+    </w:p>
+    <w:p>
+      <w:pPr>
+        <w:rPr>
+          <w:b/>
+          <w:bCs/>
+        </w:rPr>
+      </w:pPr>
+      <w:r>
+        <w:rPr>
+          <w:b/>
+          <w:bCs/>
+        </w:rPr>
+        <w:t>2. Security Model Implementation</w:t>
+      </w:r>
+    </w:p>
+    <w:p>
+      <w:r>
+        <w:t>A multi-layered security model was configured to ensure data is accessible only to the appropriate users.</w:t>
+      </w:r>
+    </w:p>
+    <w:p>
+      <w:pPr>
+        <w:numPr>
+          <w:ilvl w:val="0"/>
+          <w:numId w:val="20"/>
+        </w:numPr>
+      </w:pPr>
+      <w:r>
+        <w:rPr>
+          <w:b/>
+          <w:bCs/>
+        </w:rPr>
+        <w:t>Profiles:</w:t>
+      </w:r>
+      <w:r>
+        <w:t xml:space="preserve"> Two custom profiles were created by cloning the "Standard User" profile:</w:t>
+      </w:r>
+    </w:p>
+    <w:p>
+      <w:pPr>
+        <w:numPr>
+          <w:ilvl w:val="1"/>
+          <w:numId w:val="20"/>
+        </w:numPr>
+      </w:pPr>
+      <w:r>
+        <w:t>T&amp;P Officer: For staff who will manage the system.</w:t>
+      </w:r>
+    </w:p>
+    <w:p>
+      <w:pPr>
+        <w:numPr>
+          <w:ilvl w:val="1"/>
+          <w:numId w:val="20"/>
+        </w:numPr>
+      </w:pPr>
+      <w:r>
+        <w:t>Student: For end-users who will interact with the system.</w:t>
+      </w:r>
+    </w:p>
+    <w:p>
+      <w:pPr>
+        <w:pStyle w:val="NormalWeb"/>
+      </w:pPr>
+      <w:r>
+        <w:rPr>
+          <w:noProof/>
+        </w:rPr>
+        <w:drawing>
+          <wp:inline distT="0" distB="0" distL="0" distR="0" wp14:anchorId="6D86DE08" wp14:editId="78D90F78">
+            <wp:extent cx="6337300" cy="3193926"/>
+            <wp:effectExtent l="0" t="0" r="6350" b="6985"/>
+            <wp:docPr id="1673104530" name="Picture 1"/>
+            <wp:cNvGraphicFramePr>
+              <a:graphicFrameLocks xmlns:a="http://schemas.openxmlformats.org/drawingml/2006/main" noChangeAspect="1"/>
+            </wp:cNvGraphicFramePr>
+            <a:graphic xmlns:a="http://schemas.openxmlformats.org/drawingml/2006/main">
+              <a:graphicData uri="http://schemas.openxmlformats.org/drawingml/2006/picture">
+                <pic:pic xmlns:pic="http://schemas.openxmlformats.org/drawingml/2006/picture">
+                  <pic:nvPicPr>
+                    <pic:cNvPr id="0" name="Picture 1"/>
+                    <pic:cNvPicPr>
+                      <a:picLocks noChangeAspect="1" noChangeArrowheads="1"/>
+                    </pic:cNvPicPr>
+                  </pic:nvPicPr>
+                  <pic:blipFill>
+                    <a:blip r:embed="rId5" cstate="print">
+                      <a:extLst>
+                        <a:ext uri="{28A0092B-C50C-407E-A947-70E740481C1C}">
+                          <a14:useLocalDpi xmlns:a14="http://schemas.microsoft.com/office/drawing/2010/main" val="0"/>
+                        </a:ext>
+                      </a:extLst>
+                    </a:blip>
+                    <a:srcRect/>
+                    <a:stretch>
+                      <a:fillRect/>
+                    </a:stretch>
+                  </pic:blipFill>
+                  <pic:spPr bwMode="auto">
+                    <a:xfrm>
+                      <a:off x="0" y="0"/>
+                      <a:ext cx="6349130" cy="3199888"/>
+                    </a:xfrm>
+                    <a:prstGeom prst="rect">
+                      <a:avLst/>
+                    </a:prstGeom>
+                    <a:noFill/>
+                    <a:ln>
+                      <a:noFill/>
+                    </a:ln>
+                  </pic:spPr>
+                </pic:pic>
+              </a:graphicData>
+            </a:graphic>
+          </wp:inline>
+        </w:drawing>
+      </w:r>
+    </w:p>
+    <w:p>
+      <w:pPr>
+        <w:pStyle w:val="NormalWeb"/>
+        <w:ind w:left="360"/>
+        <w:jc w:val="center"/>
+      </w:pPr>
+      <w:r>
+        <w:rPr>
+          <w:noProof/>
+          <w14:ligatures w14:val="standardContextual"/>
+        </w:rPr>
+        <w:lastRenderedPageBreak/>
+        <mc:AlternateContent>
+          <mc:Choice Requires="wps">
+            <w:drawing>
+              <wp:anchor distT="0" distB="0" distL="114300" distR="114300" simplePos="0" relativeHeight="251661312" behindDoc="0" locked="0" layoutInCell="1" allowOverlap="1" wp14:anchorId="341B13B5" wp14:editId="363025F7">
+                <wp:simplePos x="0" y="0"/>
+                <wp:positionH relativeFrom="column">
+                  <wp:posOffset>2933700</wp:posOffset>
+                </wp:positionH>
+                <wp:positionV relativeFrom="paragraph">
+                  <wp:posOffset>2133600</wp:posOffset>
+                </wp:positionV>
+                <wp:extent cx="342900" cy="83820"/>
+                <wp:effectExtent l="38100" t="0" r="19050" b="68580"/>
+                <wp:wrapNone/>
+                <wp:docPr id="309490320" name="Straight Arrow Connector 17"/>
+                <wp:cNvGraphicFramePr/>
+                <a:graphic xmlns:a="http://schemas.openxmlformats.org/drawingml/2006/main">
+                  <a:graphicData uri="http://schemas.microsoft.com/office/word/2010/wordprocessingShape">
+                    <wps:wsp>
+                      <wps:cNvCnPr/>
+                      <wps:spPr>
+                        <a:xfrm flipH="1">
+                          <a:off x="0" y="0"/>
+                          <a:ext cx="342900" cy="83820"/>
+                        </a:xfrm>
+                        <a:prstGeom prst="straightConnector1">
+                          <a:avLst/>
+                        </a:prstGeom>
+                        <a:ln>
+                          <a:tailEnd type="triangle"/>
+                        </a:ln>
+                      </wps:spPr>
+                      <wps:style>
+                        <a:lnRef idx="1">
+                          <a:schemeClr val="accent2"/>
+                        </a:lnRef>
+                        <a:fillRef idx="0">
+                          <a:schemeClr val="accent2"/>
+                        </a:fillRef>
+                        <a:effectRef idx="0">
+                          <a:schemeClr val="accent2"/>
+                        </a:effectRef>
+                        <a:fontRef idx="minor">
+                          <a:schemeClr val="tx1"/>
+                        </a:fontRef>
+                      </wps:style>
+                      <wps:bodyPr/>
+                    </wps:wsp>
+                  </a:graphicData>
+                </a:graphic>
+                <wp14:sizeRelH relativeFrom="margin">
+                  <wp14:pctWidth>0</wp14:pctWidth>
+                </wp14:sizeRelH>
+                <wp14:sizeRelV relativeFrom="margin">
+                  <wp14:pctHeight>0</wp14:pctHeight>
+                </wp14:sizeRelV>
+              </wp:anchor>
+            </w:drawing>
+          </mc:Choice>
+          <mc:Fallback>
+            <w:pict>
+              <v:shapetype w14:anchorId="3D86F7CA" id="_x0000_t32" coordsize="21600,21600" o:spt="32" o:oned="t" path="m,l21600,21600e" filled="f">
+                <v:path arrowok="t" fillok="f" o:connecttype="none"/>
+                <o:lock v:ext="edit" shapetype="t"/>
+              </v:shapetype>
+              <v:shape id="Straight Arrow Connector 17" o:spid="_x0000_s1026" type="#_x0000_t32" style="position:absolute;margin-left:231pt;margin-top:168pt;width:27pt;height:6.6pt;flip:x;z-index:251661312;visibility:visible;mso-wrap-style:square;mso-width-percent:0;mso-height-percent:0;mso-wrap-distance-left:9pt;mso-wrap-distance-top:0;mso-wrap-distance-right:9pt;mso-wrap-distance-bottom:0;mso-position-horizontal:absolute;mso-position-horizontal-relative:text;mso-position-vertical:absolute;mso-position-vertical-relative:text;mso-width-percent:0;mso-height-percent:0;mso-width-relative:margin;mso-height-relative:margin" o:gfxdata="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" strokecolor="#ed7d31 [3205]" strokeweight=".5pt">
+                <v:stroke endarrow="block" joinstyle="miter"/>
+              </v:shape>
+            </w:pict>
+          </mc:Fallback>
+        </mc:AlternateContent>
+      </w:r>
+      <w:r>
+        <w:rPr>
+          <w:noProof/>
+          <w14:ligatures w14:val="standardContextual"/>
+        </w:rPr>
+        <mc:AlternateContent>
+          <mc:Choice Requires="wps">
+            <w:drawing>
+              <wp:anchor distT="0" distB="0" distL="114300" distR="114300" simplePos="0" relativeHeight="251659264" behindDoc="0" locked="0" layoutInCell="1" allowOverlap="1" wp14:anchorId="6A24B966" wp14:editId="46C92130">
+                <wp:simplePos x="0" y="0"/>
+                <wp:positionH relativeFrom="column">
+                  <wp:posOffset>2770414</wp:posOffset>
+                </wp:positionH>
+                <wp:positionV relativeFrom="paragraph">
+                  <wp:posOffset>1894114</wp:posOffset>
+                </wp:positionV>
+                <wp:extent cx="310243" cy="48986"/>
+                <wp:effectExtent l="38100" t="19050" r="13970" b="84455"/>
+                <wp:wrapNone/>
+                <wp:docPr id="1676994989" name="Straight Arrow Connector 17"/>
+                <wp:cNvGraphicFramePr/>
+                <a:graphic xmlns:a="http://schemas.openxmlformats.org/drawingml/2006/main">
+                  <a:graphicData uri="http://schemas.microsoft.com/office/word/2010/wordprocessingShape">
+                    <wps:wsp>
+                      <wps:cNvCnPr/>
+                      <wps:spPr>
+                        <a:xfrm flipH="1">
+                          <a:off x="0" y="0"/>
+                          <a:ext cx="310243" cy="48986"/>
+                        </a:xfrm>
+                        <a:prstGeom prst="straightConnector1">
+                          <a:avLst/>
+                        </a:prstGeom>
+                        <a:ln>
+                          <a:tailEnd type="triangle"/>
+                        </a:ln>
+                      </wps:spPr>
+                      <wps:style>
+                        <a:lnRef idx="1">
+                          <a:schemeClr val="accent2"/>
+                        </a:lnRef>
+                        <a:fillRef idx="0">
+                          <a:schemeClr val="accent2"/>
+                        </a:fillRef>
+                        <a:effectRef idx="0">
+                          <a:schemeClr val="accent2"/>
+                        </a:effectRef>
+                        <a:fontRef idx="minor">
+                          <a:schemeClr val="tx1"/>
+                        </a:fontRef>
+                      </wps:style>
+                      <wps:bodyPr/>
+                    </wps:wsp>
+                  </a:graphicData>
+                </a:graphic>
+              </wp:anchor>
+            </w:drawing>
+          </mc:Choice>
+          <mc:Fallback>
+            <w:pict>
+              <v:shape w14:anchorId="5EF4FFA5" id="Straight Arrow Connector 17" o:spid="_x0000_s1026" type="#_x0000_t32" style="position:absolute;margin-left:218.15pt;margin-top:149.15pt;width:24.45pt;height:3.85pt;flip:x;z-index:251659264;visibility:visible;mso-wrap-style:square;mso-wrap-distance-left:9pt;mso-wrap-distance-top:0;mso-wrap-distance-right:9pt;mso-wrap-distance-bottom:0;mso-position-horizontal:absolute;mso-position-horizontal-relative:text;mso-position-vertical:absolute;mso-position-vertical-relative:text" o:gfxdata="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" strokecolor="#ed7d31 [3205]" strokeweight=".5pt">
+                <v:stroke endarrow="block" joinstyle="miter"/>
+              </v:shape>
+            </w:pict>
+          </mc:Fallback>
+        </mc:AlternateContent>
+      </w:r>
+      <w:r>
+        <w:rPr>
+          <w:noProof/>
+        </w:rPr>
+        <w:drawing>
+          <wp:inline distT="0" distB="0" distL="0" distR="0" wp14:anchorId="713E06C1" wp14:editId="33B2BC71">
+            <wp:extent cx="6121992" cy="2628265"/>
+            <wp:effectExtent l="0" t="0" r="0" b="635"/>
+            <wp:docPr id="1713341652" name="Picture 2"/>
+            <wp:cNvGraphicFramePr>
+              <a:graphicFrameLocks xmlns:a="http://schemas.openxmlformats.org/drawingml/2006/main" noChangeAspect="1"/>
+            </wp:cNvGraphicFramePr>
+            <a:graphic xmlns:a="http://schemas.openxmlformats.org/drawingml/2006/main">
+              <a:graphicData uri="http://schemas.openxmlformats.org/drawingml/2006/picture">
+                <pic:pic xmlns:pic="http://schemas.openxmlformats.org/drawingml/2006/picture">
+                  <pic:nvPicPr>
+                    <pic:cNvPr id="0" name="Picture 3"/>
+                    <pic:cNvPicPr>
+                      <a:picLocks noChangeAspect="1" noChangeArrowheads="1"/>
+                    </pic:cNvPicPr>
+                  </pic:nvPicPr>
+                  <pic:blipFill>
+                    <a:blip r:embed="rId6" cstate="print">
+                      <a:extLst>
+                        <a:ext uri="{28A0092B-C50C-407E-A947-70E740481C1C}">
+                          <a14:useLocalDpi xmlns:a14="http://schemas.microsoft.com/office/drawing/2010/main" val="0"/>
+                        </a:ext>
+                      </a:extLst>
+                    </a:blip>
+                    <a:srcRect/>
+                    <a:stretch>
+                      <a:fillRect/>
+                    </a:stretch>
+                  </pic:blipFill>
+                  <pic:spPr bwMode="auto">
+                    <a:xfrm>
+                      <a:off x="0" y="0"/>
+                      <a:ext cx="6123198" cy="2628783"/>
+                    </a:xfrm>
+                    <a:prstGeom prst="rect">
+                      <a:avLst/>
+                    </a:prstGeom>
+                    <a:noFill/>
+                    <a:ln>
+                      <a:noFill/>
+                    </a:ln>
+                  </pic:spPr>
+                </pic:pic>
+              </a:graphicData>
+            </a:graphic>
+          </wp:inline>
+        </w:drawing>
+      </w:r>
+    </w:p>
+    <w:p>
+      <w:pPr>
+        <w:ind w:left="1440"/>
+      </w:pPr>
+    </w:p>
+    <w:p>
+      <w:pPr>
+        <w:numPr>
+          <w:ilvl w:val="0"/>
+          <w:numId w:val="20"/>
+        </w:numPr>
+      </w:pPr>
+      <w:r>
+        <w:rPr>
+          <w:b/>
+          <w:bCs/>
+        </w:rPr>
+        <w:t>Role Hierarchy:</w:t>
+      </w:r>
+      <w:r>
+        <w:t xml:space="preserve"> A top-down data visibility structure was created: </w:t>
+      </w:r>
+      <w:r>
+        <w:rPr>
+          <w:b/>
+          <w:bCs/>
+        </w:rPr>
+        <w:t>CEO -&gt; Head of Placements -&gt; T&amp;P Officer</w:t>
+      </w:r>
+      <w:r>
+        <w:t>. This ensures management can view the records of their subordinates.</w:t>
+      </w:r>
+    </w:p>
+    <w:p>
+      <w:pPr>
+        <w:pStyle w:val="NormalWeb"/>
+      </w:pPr>
+      <w:r>
+        <w:rPr>
+          <w:noProof/>
+          <w14:ligatures w14:val="standardContextual"/>
+        </w:rPr>
+        <mc:AlternateContent>
+          <mc:Choice Requires="wps">
+            <w:drawing>
+              <wp:anchor distT="0" distB="0" distL="114300" distR="114300" simplePos="0" relativeHeight="251662336" behindDoc="0" locked="0" layoutInCell="1" allowOverlap="1" wp14:anchorId="5DFBCBC0" wp14:editId="1637BA2A">
+                <wp:simplePos x="0" y="0"/>
+                <wp:positionH relativeFrom="column">
+                  <wp:posOffset>1276350</wp:posOffset>
+                </wp:positionH>
+                <wp:positionV relativeFrom="paragraph">
+                  <wp:posOffset>1862455</wp:posOffset>
+                </wp:positionV>
+                <wp:extent cx="1492250" cy="317500"/>
+                <wp:effectExtent l="0" t="0" r="12700" b="25400"/>
+                <wp:wrapNone/>
+                <wp:docPr id="1827100544" name="Rectangle 19"/>
+                <wp:cNvGraphicFramePr/>
+                <a:graphic xmlns:a="http://schemas.openxmlformats.org/drawingml/2006/main">
+                  <a:graphicData uri="http://schemas.microsoft.com/office/word/2010/wordprocessingShape">
+                    <wps:wsp>
+                      <wps:cNvSpPr/>
+                      <wps:spPr>
+                        <a:xfrm>
+                          <a:off x="0" y="0"/>
+                          <a:ext cx="1492250" cy="317500"/>
+                        </a:xfrm>
+                        <a:prstGeom prst="rect">
+                          <a:avLst/>
+                        </a:prstGeom>
+                        <a:noFill/>
+                        <a:ln w="12700">
+                          <a:gradFill flip="none" rotWithShape="1">
+                            <a:gsLst>
+                              <a:gs pos="0">
+                                <a:schemeClr val="accent4">
+                                  <a:lumMod val="71000"/>
+                                  <a:lumOff val="29000"/>
+                                </a:schemeClr>
+                              </a:gs>
+                              <a:gs pos="23000">
+                                <a:schemeClr val="accent4">
+                                  <a:lumMod val="89000"/>
+                                </a:schemeClr>
+                              </a:gs>
+                              <a:gs pos="69000">
+                                <a:schemeClr val="accent4">
+                                  <a:lumMod val="75000"/>
+                                </a:schemeClr>
+                              </a:gs>
+                              <a:gs pos="97000">
+                                <a:schemeClr val="accent4">
+                                  <a:lumMod val="70000"/>
+                                </a:schemeClr>
+                              </a:gs>
+                            </a:gsLst>
+                            <a:path path="circle">
+                              <a:fillToRect l="50000" t="50000" r="50000" b="50000"/>
+                            </a:path>
+                            <a:tileRect/>
+                          </a:gradFill>
+                        </a:ln>
+                      </wps:spPr>
+                      <wps:style>
+                        <a:lnRef idx="2">
+                          <a:schemeClr val="accent1">
+                            <a:shade val="15000"/>
+                          </a:schemeClr>
+                        </a:lnRef>
+                        <a:fillRef idx="1">
+                          <a:schemeClr val="accent1"/>
+                        </a:fillRef>
+                        <a:effectRef idx="0">
+                          <a:schemeClr val="accent1"/>
+                        </a:effectRef>
+                        <a:fontRef idx="minor">
+                          <a:schemeClr val="lt1"/>
+                        </a:fontRef>
+                      </wps:style>
+                      <wps:bodyPr rot="0" spcFirstLastPara="0" vertOverflow="overflow" horzOverflow="overflow" vert="horz" wrap="square" lIns="91440" tIns="45720" rIns="91440" bIns="45720" numCol="1" spcCol="0" rtlCol="0" fromWordArt="0" anchor="ctr" anchorCtr="0" forceAA="0" compatLnSpc="1">
+                        <a:prstTxWarp prst="textNoShape">
+                          <a:avLst/>
+                        </a:prstTxWarp>
+                        <a:noAutofit/>
+                      </wps:bodyPr>
+                    </wps:wsp>
+                  </a:graphicData>
+                </a:graphic>
+                <wp14:sizeRelH relativeFrom="margin">
+                  <wp14:pctWidth>0</wp14:pctWidth>
+                </wp14:sizeRelH>
+                <wp14:sizeRelV relativeFrom="margin">
+                  <wp14:pctHeight>0</wp14:pctHeight>
+                </wp14:sizeRelV>
+              </wp:anchor>
+            </w:drawing>
+          </mc:Choice>
+          <mc:Fallback>
+            <w:pict>
+              <v:rect w14:anchorId="53B3B236" id="Rectangle 19" o:spid="_x0000_s1026" style="position:absolute;margin-left:100.5pt;margin-top:146.65pt;width:117.5pt;height:25pt;z-index:251662336;visibility:visible;mso-wrap-style:square;mso-width-percent:0;mso-height-percent:0;mso-wrap-distance-left:9pt;mso-wrap-distance-top:0;mso-wrap-distance-right:9pt;mso-wrap-distance-bottom:0;mso-position-horizontal:absolute;mso-position-horizontal-relative:text;mso-position-vertical:absolute;mso-position-vertical-relative:text;mso-width-percent:0;mso-height-percent:0;mso-width-relative:margin;mso-height-relative:margin;v-text-anchor:middle" o:gfxdata="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" filled="f" strokeweight="1pt"/>
+            </w:pict>
+          </mc:Fallback>
+        </mc:AlternateContent>
+      </w:r>
+      <w:r>
+        <w:rPr>
+          <w:noProof/>
+        </w:rPr>
+        <w:drawing>
+          <wp:inline distT="0" distB="0" distL="0" distR="0" wp14:anchorId="6051354C" wp14:editId="63C788D4">
+            <wp:extent cx="6439286" cy="2773045"/>
+            <wp:effectExtent l="0" t="0" r="0" b="8255"/>
+            <wp:docPr id="597394684" name="Picture 18"/>
+            <wp:cNvGraphicFramePr>
+              <a:graphicFrameLocks xmlns:a="http://schemas.openxmlformats.org/drawingml/2006/main" noChangeAspect="1"/>
+            </wp:cNvGraphicFramePr>
+            <a:graphic xmlns:a="http://schemas.openxmlformats.org/drawingml/2006/main">
+              <a:graphicData uri="http://schemas.openxmlformats.org/drawingml/2006/picture">
+                <pic:pic xmlns:pic="http://schemas.openxmlformats.org/drawingml/2006/picture">
+                  <pic:nvPicPr>
+                    <pic:cNvPr id="0" name="Picture 5"/>
+                    <pic:cNvPicPr>
+                      <a:picLocks noChangeAspect="1" noChangeArrowheads="1"/>
+                    </pic:cNvPicPr>
+                  </pic:nvPicPr>
+                  <pic:blipFill>
+                    <a:blip r:embed="rId7" cstate="print">
+                      <a:extLst>
+                        <a:ext uri="{28A0092B-C50C-407E-A947-70E740481C1C}">
+                          <a14:useLocalDpi xmlns:a14="http://schemas.microsoft.com/office/drawing/2010/main" val="0"/>
+                        </a:ext>
+                      </a:extLst>
+                    </a:blip>
+                    <a:srcRect/>
+                    <a:stretch>
+                      <a:fillRect/>
+                    </a:stretch>
+                  </pic:blipFill>
+                  <pic:spPr bwMode="auto">
+                    <a:xfrm>
+                      <a:off x="0" y="0"/>
+                      <a:ext cx="6446575" cy="2776184"/>
+                    </a:xfrm>
+                    <a:prstGeom prst="rect">
+                      <a:avLst/>
+                    </a:prstGeom>
+                    <a:noFill/>
+                    <a:ln>
+                      <a:noFill/>
+                    </a:ln>
+                  </pic:spPr>
+                </pic:pic>
+              </a:graphicData>
+            </a:graphic>
+          </wp:inline>
+        </w:drawing>
+      </w:r>
+    </w:p>
+    <w:p>
+      <w:pPr>
+        <w:ind w:left="720"/>
+      </w:pPr>
+    </w:p>
+    <w:p>
+      <w:pPr>
+        <w:numPr>
+          <w:ilvl w:val="0"/>
+          <w:numId w:val="20"/>
+        </w:numPr>
+      </w:pPr>
+      <w:r>
+        <w:rPr>
+          <w:b/>
+          <w:bCs/>
+        </w:rPr>
+        <w:t>Organization-Wide Defaults (OWD):</w:t>
+      </w:r>
+      <w:r>
+        <w:t xml:space="preserve"> A </w:t>
+      </w:r>
+      <w:r>
+        <w:rPr>
+          <w:b/>
+          <w:bCs/>
+        </w:rPr>
+        <w:t>Private</w:t>
+      </w:r>
+      <w:r>
+        <w:t xml:space="preserve"> data model was established as the baseline. This is a security best practice, ensuring users can only see their own records by default unless explicitly granted access.</w:t>
+      </w:r>
+    </w:p>
+    <w:p>
+      <w:pPr>
+        <w:pStyle w:val="NormalWeb"/>
+      </w:pPr>
+      <w:r>
+        <w:rPr>
+          <w:noProof/>
+        </w:rPr>
+        <w:lastRenderedPageBreak/>
+        <w:drawing>
+          <wp:inline distT="0" distB="0" distL="0" distR="0" wp14:anchorId="58944BB1" wp14:editId="28CC53F0">
+            <wp:extent cx="5896610" cy="2766037"/>
+            <wp:effectExtent l="0" t="0" r="0" b="0"/>
+            <wp:docPr id="73709530" name="Picture 22"/>
+            <wp:cNvGraphicFramePr>
+              <a:graphicFrameLocks xmlns:a="http://schemas.openxmlformats.org/drawingml/2006/main" noChangeAspect="1"/>
+            </wp:cNvGraphicFramePr>
+            <a:graphic xmlns:a="http://schemas.openxmlformats.org/drawingml/2006/main">
+              <a:graphicData uri="http://schemas.openxmlformats.org/drawingml/2006/picture">
+                <pic:pic xmlns:pic="http://schemas.openxmlformats.org/drawingml/2006/picture">
+                  <pic:nvPicPr>
+                    <pic:cNvPr id="0" name="Picture 14"/>
+                    <pic:cNvPicPr>
+                      <a:picLocks noChangeAspect="1" noChangeArrowheads="1"/>
+                    </pic:cNvPicPr>
+                  </pic:nvPicPr>
+                  <pic:blipFill>
+                    <a:blip r:embed="rId8" cstate="print">
+                      <a:extLst>
+                        <a:ext uri="{28A0092B-C50C-407E-A947-70E740481C1C}">
+                          <a14:useLocalDpi xmlns:a14="http://schemas.microsoft.com/office/drawing/2010/main" val="0"/>
+                        </a:ext>
+                      </a:extLst>
+                    </a:blip>
+                    <a:srcRect/>
+                    <a:stretch>
+                      <a:fillRect/>
+                    </a:stretch>
+                  </pic:blipFill>
+                  <pic:spPr bwMode="auto">
+                    <a:xfrm>
+                      <a:off x="0" y="0"/>
+                      <a:ext cx="5900926" cy="2768061"/>
+                    </a:xfrm>
+                    <a:prstGeom prst="rect">
+                      <a:avLst/>
+                    </a:prstGeom>
+                    <a:noFill/>
+                    <a:ln>
+                      <a:noFill/>
+                    </a:ln>
+                  </pic:spPr>
+                </pic:pic>
+              </a:graphicData>
+            </a:graphic>
+          </wp:inline>
+        </w:drawing>
+      </w:r>
+    </w:p>
+    <w:p>
+      <w:pPr>
+        <w:ind w:left="720"/>
+      </w:pPr>
+    </w:p>
+    <w:p>
+      <w:pPr>
+        <w:ind w:left="360"/>
+      </w:pPr>
+    </w:p>
+    <w:p>
+      <w:pPr>
+        <w:numPr>
+          <w:ilvl w:val="0"/>
+          <w:numId w:val="20"/>
+        </w:numPr>
+      </w:pPr>
+      <w:r>
+        <w:rPr>
+          <w:b/>
+          <w:bCs/>
+        </w:rPr>
+        <w:t>Permission Set:</w:t>
+      </w:r>
+      <w:r>
+        <w:t xml:space="preserve"> A Permission Set named T&amp;P Analytics Manager was created to grant specific, additive permissions (e.g., "Create and Customize Dashboards") to select users without changing their entire profile. This demonstrates a flexible approach to security.</w:t>
+      </w:r>
+    </w:p>
+    <w:p>
+      <w:pPr>
+        <w:pStyle w:val="ListParagraph"/>
+      </w:pPr>
+    </w:p>
+    <w:p>
+      <w:r>
+        <w:rPr>
+          <w:noProof/>
+        </w:rPr>
+        <w:drawing>
+          <wp:inline distT="0" distB="0" distL="0" distR="0" wp14:anchorId="6CFEEBF2" wp14:editId="4C490832">
+            <wp:extent cx="5731510" cy="2642870"/>
+            <wp:effectExtent l="0" t="0" r="2540" b="5080"/>
+            <wp:docPr id="1734744683" name="Picture 21"/>
+            <wp:cNvGraphicFramePr>
+              <a:graphicFrameLocks xmlns:a="http://schemas.openxmlformats.org/drawingml/2006/main" noChangeAspect="1"/>
+            </wp:cNvGraphicFramePr>
+            <a:graphic xmlns:a="http://schemas.openxmlformats.org/drawingml/2006/main">
+              <a:graphicData uri="http://schemas.openxmlformats.org/drawingml/2006/picture">
+                <pic:pic xmlns:pic="http://schemas.openxmlformats.org/drawingml/2006/picture">
+                  <pic:nvPicPr>
+                    <pic:cNvPr id="0" name="Picture 12"/>
+                    <pic:cNvPicPr>
+                      <a:picLocks noChangeAspect="1" noChangeArrowheads="1"/>
+                    </pic:cNvPicPr>
+                  </pic:nvPicPr>
+                  <pic:blipFill>
+                    <a:blip r:embed="rId9" cstate="print">
+                      <a:extLst>
+                        <a:ext uri="{28A0092B-C50C-407E-A947-70E740481C1C}">
+                          <a14:useLocalDpi xmlns:a14="http://schemas.microsoft.com/office/drawing/2010/main" val="0"/>
+                        </a:ext>
+                      </a:extLst>
+                    </a:blip>
+                    <a:srcRect/>
+                    <a:stretch>
+                      <a:fillRect/>
+                    </a:stretch>
+                  </pic:blipFill>
+                  <pic:spPr bwMode="auto">
+                    <a:xfrm>
+                      <a:off x="0" y="0"/>
+                      <a:ext cx="5731510" cy="2642870"/>
+                    </a:xfrm>
+                    <a:prstGeom prst="rect">
+                      <a:avLst/>
+                    </a:prstGeom>
+                    <a:noFill/>
+                    <a:ln>
+                      <a:noFill/>
+                    </a:ln>
+                  </pic:spPr>
+                </pic:pic>
+              </a:graphicData>
+            </a:graphic>
+          </wp:inline>
+        </w:drawing>
+      </w:r>
+    </w:p>
+    <w:p/>
+    <w:p/>
+    <w:p>
+      <w:pPr>
+        <w:rPr>
+          <w:b/>
+          <w:bCs/>
+        </w:rPr>
+      </w:pPr>
+    </w:p>
+    <w:p>
+      <w:pPr>
+        <w:rPr>
+          <w:b/>
+          <w:bCs/>
+        </w:rPr>
+      </w:pPr>
+    </w:p>
+    <w:p>
+      <w:pPr>
+        <w:rPr>
+          <w:b/>
+          <w:bCs/>
+        </w:rPr>
+      </w:pPr>
+      <w:r>
+        <w:rPr>
+          <w:b/>
+          <w:bCs/>
+        </w:rPr>
+        <w:lastRenderedPageBreak/>
+        <w:t>3. Deferred Configurations &amp; Justification</w:t>
+      </w:r>
+    </w:p>
+    <w:p>
+      <w:r>
+        <w:t>Certain configurations mentioned in the project checklist were intentionally deferred to a later phase for strategic reasons.</w:t>
+      </w:r>
+    </w:p>
+    <w:p>
+      <w:pPr>
+        <w:numPr>
+          <w:ilvl w:val="0"/>
+          <w:numId w:val="21"/>
+        </w:numPr>
+      </w:pPr>
+      <w:r>
+        <w:rPr>
+          <w:b/>
+          <w:bCs/>
+        </w:rPr>
+        <w:t>Sharing Rules:</w:t>
+      </w:r>
+      <w:r>
+        <w:t xml:space="preserve"> Sharing Rules are used to open up access to records that are locked down by a Private OWD. These rules are record-specific. </w:t>
+      </w:r>
+      <w:r>
+        <w:rPr>
+          <w:b/>
+          <w:bCs/>
+        </w:rPr>
+        <w:t>Reason for Deferral:</w:t>
+      </w:r>
+      <w:r>
+        <w:t xml:space="preserve"> The custom objects (Job Posting, Application, T&amp;P Query) have not been created yet. Sharing Rules for these objects will be configured in Phase 4 after the data model is built.</w:t>
+      </w:r>
+    </w:p>
+    <w:p>
+      <w:pPr>
+        <w:numPr>
+          <w:ilvl w:val="0"/>
+          <w:numId w:val="21"/>
+        </w:numPr>
+      </w:pPr>
+      <w:r>
+        <w:rPr>
+          <w:b/>
+          <w:bCs/>
+        </w:rPr>
+        <w:t>Login IP Ranges:</w:t>
+      </w:r>
+      <w:r>
+        <w:t xml:space="preserve"> This security feature restricts user logins to specific IP addresses. </w:t>
+      </w:r>
+      <w:r>
+        <w:rPr>
+          <w:b/>
+          <w:bCs/>
+        </w:rPr>
+        <w:t>Reason for Deferral:</w:t>
+      </w:r>
+      <w:r>
+        <w:t xml:space="preserve"> During the development phase, it is impractical to restrict IP ranges as development may occur from various locations. This is a production-level security measure that would be implemented post-development, before final deployment.</w:t>
+      </w:r>
+    </w:p>
+    <w:p>
+      <w:pPr>
+        <w:numPr>
+          <w:ilvl w:val="0"/>
+          <w:numId w:val="21"/>
+        </w:numPr>
+      </w:pPr>
+      <w:r>
+        <w:rPr>
+          <w:b/>
+          <w:bCs/>
+        </w:rPr>
+        <w:t>Sandbox Usage &amp; Deployment:</w:t>
+      </w:r>
+      <w:r>
+        <w:t xml:space="preserve"> These concepts relate to the development lifecycle in a team environment. </w:t>
+      </w:r>
+      <w:r>
+        <w:rPr>
+          <w:b/>
+          <w:bCs/>
+        </w:rPr>
+        <w:t>Reason for Deferral:</w:t>
+      </w:r>
+      <w:r>
+        <w:t xml:space="preserve"> As a rapid, 5-day solo project, development is being done directly in a Developer Org for maximum efficiency. In a real-world team project, a sandbox-driven development and deployment strategy would be utilized.</w:t>
+      </w:r>
+    </w:p>
+    <w:p/>
+    <w:p/>
+    <w:p>
+      <w:r>
+        <w:br w:type="page"/>
+      </w:r>
+    </w:p>
+    <w:p>
+      <w:pPr>
+        <w:pStyle w:val="Heading1"/>
+      </w:pPr>
+      <w:r>
+        <w:lastRenderedPageBreak/>
+        <w:t xml:space="preserve">Phase 3: Data </w:t>
+      </w:r>
+      <w:proofErr w:type="spellStart"/>
+      <w:r>
+        <w:t>Modeling</w:t>
+      </w:r>
+      <w:proofErr w:type="spellEnd"/>
+      <w:r>
+        <w:t xml:space="preserve"> &amp; Implementation Report</w:t>
+      </w:r>
+    </w:p>
+    <w:p>
+      <w:r>
+        <w:t>Date: September 12, 2025</w:t>
+      </w:r>
+    </w:p>
+    <w:p>
+      <w:pPr>
+        <w:rPr>
+          <w:b/>
+          <w:bCs/>
+        </w:rPr>
+      </w:pPr>
+      <w:r>
+        <w:rPr>
+          <w:b/>
+          <w:bCs/>
+        </w:rPr>
+        <w:t>1. Overview</w:t>
+      </w:r>
+    </w:p>
+    <w:p>
+      <w:r>
+        <w:t xml:space="preserve">This document outlines the actions taken during the Data </w:t>
+      </w:r>
+      <w:proofErr w:type="spellStart"/>
+      <w:r>
+        <w:t>Modeling</w:t>
+      </w:r>
+      <w:proofErr w:type="spellEnd"/>
+      <w:r>
+        <w:t xml:space="preserve"> phase of the project. The objective was to create a robust, scalable, and secure data structure to support all functionalities of the Training &amp; Placement (T&amp;P) application. This involved configuring standard Salesforce objects, creating new custom objects and fields, establishing relationships, and enhancing the user interface.</w:t>
+      </w:r>
+    </w:p>
+    <w:p>
+      <w:pPr>
+        <w:rPr>
+          <w:b/>
+          <w:bCs/>
+        </w:rPr>
+      </w:pPr>
+      <w:r>
+        <w:rPr>
+          <w:b/>
+          <w:bCs/>
+        </w:rPr>
+        <w:t>2. Standard Object Configuration</w:t>
+      </w:r>
+    </w:p>
+    <w:p>
+      <w:r>
+        <w:t>Standard Salesforce objects were leveraged and configured to fit the project's specific terminology and data segregation needs.</w:t>
+      </w:r>
+    </w:p>
+    <w:p>
+      <w:pPr>
+        <w:numPr>
+          <w:ilvl w:val="0"/>
+          <w:numId w:val="22"/>
+        </w:numPr>
+      </w:pPr>
+      <w:r>
+        <w:rPr>
+          <w:b/>
+          <w:bCs/>
+        </w:rPr>
+        <w:t>Account Object:</w:t>
+      </w:r>
+    </w:p>
+    <w:p>
+      <w:pPr>
+        <w:numPr>
+          <w:ilvl w:val="1"/>
+          <w:numId w:val="22"/>
+        </w:numPr>
+      </w:pPr>
+      <w:r>
+        <w:rPr>
+          <w:b/>
+          <w:bCs/>
+        </w:rPr>
+        <w:t>Action:</w:t>
+      </w:r>
+      <w:r>
+        <w:t xml:space="preserve"> The Account object was renamed to Company.</w:t>
+      </w:r>
+    </w:p>
+    <w:p>
+      <w:pPr>
+        <w:numPr>
+          <w:ilvl w:val="1"/>
+          <w:numId w:val="22"/>
+        </w:numPr>
+      </w:pPr>
+      <w:r>
+        <w:rPr>
+          <w:b/>
+          <w:bCs/>
+        </w:rPr>
+        <w:t>Justification:</w:t>
+      </w:r>
+      <w:r>
+        <w:t xml:space="preserve"> This provides a more intuitive user experience for T&amp;P Officers, who primarily manage relationships with companies, not "accounts."</w:t>
+      </w:r>
+    </w:p>
+    <w:p>
+      <w:pPr>
+        <w:numPr>
+          <w:ilvl w:val="0"/>
+          <w:numId w:val="22"/>
+        </w:numPr>
+      </w:pPr>
+      <w:r>
+        <w:rPr>
+          <w:b/>
+          <w:bCs/>
+        </w:rPr>
+        <w:t>Contact Object (with Record Types):</w:t>
+      </w:r>
+    </w:p>
+    <w:p>
+      <w:pPr>
+        <w:numPr>
+          <w:ilvl w:val="1"/>
+          <w:numId w:val="22"/>
+        </w:numPr>
+      </w:pPr>
+      <w:r>
+        <w:rPr>
+          <w:b/>
+          <w:bCs/>
+        </w:rPr>
+        <w:t>Action:</w:t>
+      </w:r>
+      <w:r>
+        <w:t xml:space="preserve"> Two record types were created on the Contact object: Student and Recruiter. Each record type was assigned a unique page layout (Student Layout and Recruiter Layout).</w:t>
+      </w:r>
+    </w:p>
+    <w:p>
+      <w:pPr>
+        <w:numPr>
+          <w:ilvl w:val="1"/>
+          <w:numId w:val="22"/>
+        </w:numPr>
+      </w:pPr>
+      <w:r>
+        <w:rPr>
+          <w:b/>
+          <w:bCs/>
+        </w:rPr>
+        <w:t>Justification:</w:t>
+      </w:r>
+      <w:r>
+        <w:t xml:space="preserve"> The Contact object stores two distinct types of people. Record Types are the Salesforce best practice for segregating them, allowing for different data fields and user experiences on the same object.</w:t>
+      </w:r>
+    </w:p>
+    <w:p>
+      <w:pPr>
+        <w:numPr>
+          <w:ilvl w:val="0"/>
+          <w:numId w:val="22"/>
+        </w:numPr>
+      </w:pPr>
+      <w:r>
+        <w:rPr>
+          <w:b/>
+          <w:bCs/>
+        </w:rPr>
+        <w:t>Lead Object:</w:t>
+      </w:r>
+    </w:p>
+    <w:p>
+      <w:pPr>
+        <w:numPr>
+          <w:ilvl w:val="1"/>
+          <w:numId w:val="22"/>
+        </w:numPr>
+      </w:pPr>
+      <w:r>
+        <w:rPr>
+          <w:b/>
+          <w:bCs/>
+        </w:rPr>
+        <w:t>Action:</w:t>
+      </w:r>
+      <w:r>
+        <w:t xml:space="preserve"> The standard Lead object was not renamed or configured for this project's initial scope.</w:t>
+      </w:r>
+    </w:p>
+    <w:p>
+      <w:pPr>
+        <w:numPr>
+          <w:ilvl w:val="1"/>
+          <w:numId w:val="22"/>
+        </w:numPr>
+      </w:pPr>
+      <w:r>
+        <w:rPr>
+          <w:b/>
+          <w:bCs/>
+        </w:rPr>
+        <w:t>Justification:</w:t>
+      </w:r>
+      <w:r>
+        <w:t xml:space="preserve"> The primary focus is on managing relationships with established corporate partners (Companies) and student applications. While future enhancements could use Leads for tracking potential new corporate partners, it is not part of the core requirement for this 5-day build.</w:t>
+      </w:r>
+    </w:p>
+    <w:p>
+      <w:pPr>
+        <w:rPr>
+          <w:b/>
+          <w:bCs/>
+        </w:rPr>
+      </w:pPr>
+      <w:r>
+        <w:rPr>
+          <w:b/>
+          <w:bCs/>
+        </w:rPr>
+        <w:t>3. Custom Object &amp; Field Creation</w:t>
+      </w:r>
+    </w:p>
+    <w:p>
+      <w:r>
+        <w:t>Three core custom objects were created to form the backbone of the application.</w:t>
+      </w:r>
+    </w:p>
+    <w:p>
+      <w:pPr>
+        <w:rPr>
+          <w:b/>
+          <w:bCs/>
+        </w:rPr>
+      </w:pPr>
+      <w:r>
+        <w:rPr>
+          <w:b/>
+          <w:bCs/>
+        </w:rPr>
+        <w:t>Object 1: Job Posting (</w:t>
+      </w:r>
+      <w:proofErr w:type="spellStart"/>
+      <w:r>
+        <w:rPr>
+          <w:b/>
+          <w:bCs/>
+        </w:rPr>
+        <w:t>Job_Posting__c</w:t>
+      </w:r>
+      <w:proofErr w:type="spellEnd"/>
+      <w:r>
+        <w:rPr>
+          <w:b/>
+          <w:bCs/>
+        </w:rPr>
+        <w:t>)</w:t>
+      </w:r>
+    </w:p>
+    <w:p/>
+    <w:p>
+      <w:pPr>
+        <w:rPr>
+          <w:b/>
+          <w:bCs/>
+        </w:rPr>
+      </w:pPr>
+      <w:r>
+        <w:rPr>
+          <w:b/>
+          <w:bCs/>
+        </w:rPr>
+        <w:t>Object 1: Job Posting (</w:t>
+      </w:r>
+      <w:proofErr w:type="spellStart"/>
+      <w:r>
+        <w:rPr>
+          <w:b/>
+          <w:bCs/>
+        </w:rPr>
+        <w:t>Job_Posting__c</w:t>
+      </w:r>
+      <w:proofErr w:type="spellEnd"/>
+      <w:r>
+        <w:rPr>
+          <w:b/>
+          <w:bCs/>
+        </w:rPr>
+        <w:t>)</w:t>
+      </w:r>
+    </w:p>
+    <w:tbl>
+      <w:tblPr>
+        <w:tblW w:w="0" w:type="auto"/>
+        <w:tblCellSpacing w:w="15" w:type="dxa"/>
+        <w:tblBorders>
+          <w:top w:val="single" w:sz="4" w:space="0" w:color="auto"/>
+          <w:left w:val="single" w:sz="4" w:space="0" w:color="auto"/>
+          <w:bottom w:val="single" w:sz="4" w:space="0" w:color="auto"/>
+          <w:right w:val="single" w:sz="4" w:space="0" w:color="auto"/>
+          <w:insideH w:val="single" w:sz="4" w:space="0" w:color="auto"/>
+          <w:insideV w:val="single" w:sz="4" w:space="0" w:color="auto"/>
+        </w:tblBorders>
+        <w:tblCellMar>
+          <w:top w:w="15" w:type="dxa"/>
+          <w:left w:w="15" w:type="dxa"/>
+          <w:bottom w:w="15" w:type="dxa"/>
+          <w:right w:w="15" w:type="dxa"/>
+        </w:tblCellMar>
+        <w:tblLook w:val="04A0" w:firstRow="1" w:lastRow="0" w:firstColumn="1" w:lastColumn="0" w:noHBand="0" w:noVBand="1"/>
+      </w:tblPr>
+      <w:tblGrid>
+        <w:gridCol w:w="1538"/>
+        <w:gridCol w:w="2094"/>
+        <w:gridCol w:w="1705"/>
+        <w:gridCol w:w="3679"/>
+      </w:tblGrid>
+      <w:tr>
+        <w:trPr>
+          <w:tblHeader/>
+          <w:tblCellSpacing w:w="15" w:type="dxa"/>
+        </w:trPr>
+        <w:tc>
+          <w:tcPr>
+            <w:tcW w:w="0" w:type="auto"/>
+            <w:vAlign w:val="center"/>
+            <w:hideMark/>
+          </w:tcPr>
+          <w:p>
+            <w:pPr>
+              <w:rPr>
+                <w:b/>
+                <w:bCs/>
+              </w:rPr>
+            </w:pPr>
+            <w:r>
+              <w:rPr>
+                <w:b/>
+                <w:bCs/>
+              </w:rPr>
+              <w:t>Field Label</w:t>
+            </w:r>
+          </w:p>
+        </w:tc>
+        <w:tc>
+          <w:tcPr>
+            <w:tcW w:w="0" w:type="auto"/>
+            <w:vAlign w:val="center"/>
+            <w:hideMark/>
+          </w:tcPr>
+          <w:p>
+            <w:pPr>
+              <w:rPr>
+                <w:b/>
+                <w:bCs/>
+              </w:rPr>
+            </w:pPr>
+            <w:r>
+              <w:rPr>
+                <w:b/>
+                <w:bCs/>
+              </w:rPr>
+              <w:t>API Name</w:t>
+            </w:r>
+          </w:p>
+        </w:tc>
+        <w:tc>
+          <w:tcPr>
+            <w:tcW w:w="0" w:type="auto"/>
+            <w:vAlign w:val="center"/>
+            <w:hideMark/>
+          </w:tcPr>
+          <w:p>
+            <w:pPr>
+              <w:rPr>
+                <w:b/>
+                <w:bCs/>
+              </w:rPr>
+            </w:pPr>
+            <w:r>
+              <w:rPr>
+                <w:b/>
+                <w:bCs/>
+              </w:rPr>
+              <w:t>Data Type</w:t>
+            </w:r>
+          </w:p>
+        </w:tc>
+        <w:tc>
+          <w:tcPr>
+            <w:tcW w:w="0" w:type="auto"/>
+            <w:vAlign w:val="center"/>
+            <w:hideMark/>
+          </w:tcPr>
+          <w:p>
+            <w:pPr>
+              <w:rPr>
+                <w:b/>
+                <w:bCs/>
+              </w:rPr>
+            </w:pPr>
+            <w:r>
+              <w:rPr>
+                <w:b/>
+                <w:bCs/>
+              </w:rPr>
+              <w:t>Details</w:t>
+            </w:r>
+          </w:p>
+        </w:tc>
+      </w:tr>
+      <w:tr>
+        <w:trPr>
+          <w:tblCellSpacing w:w="15" w:type="dxa"/>
+        </w:trPr>
+        <w:tc>
+          <w:tcPr>
+            <w:tcW w:w="0" w:type="auto"/>
+            <w:vAlign w:val="center"/>
+            <w:hideMark/>
+          </w:tcPr>
+          <w:p>
+            <w:r>
+              <w:t>Job Posting Name</w:t>
+            </w:r>
+          </w:p>
+        </w:tc>
+        <w:tc>
+          <w:tcPr>
+            <w:tcW w:w="0" w:type="auto"/>
+            <w:vAlign w:val="center"/>
+            <w:hideMark/>
+          </w:tcPr>
+          <w:p>
+            <w:r>
+              <w:t>Name</w:t>
+            </w:r>
+          </w:p>
+        </w:tc>
+        <w:tc>
+          <w:tcPr>
+            <w:tcW w:w="0" w:type="auto"/>
+            <w:vAlign w:val="center"/>
+            <w:hideMark/>
+          </w:tcPr>
+          <w:p>
+            <w:r>
+              <w:t>Text</w:t>
+            </w:r>
+          </w:p>
+        </w:tc>
+        <w:tc>
+          <w:tcPr>
+            <w:tcW w:w="0" w:type="auto"/>
+            <w:vAlign w:val="center"/>
+            <w:hideMark/>
+          </w:tcPr>
+          <w:p>
+            <w:r>
+              <w:t>The primary identifier/title of the job.</w:t>
+            </w:r>
+          </w:p>
+        </w:tc>
+      </w:tr>
+      <w:tr>
+        <w:trPr>
+          <w:tblCellSpacing w:w="15" w:type="dxa"/>
+        </w:trPr>
+        <w:tc>
+          <w:tcPr>
+            <w:tcW w:w="0" w:type="auto"/>
+            <w:vAlign w:val="center"/>
+            <w:hideMark/>
+          </w:tcPr>
+          <w:p>
+            <w:r>
+              <w:t>Company</w:t>
+            </w:r>
+          </w:p>
+        </w:tc>
+        <w:tc>
+          <w:tcPr>
+            <w:tcW w:w="0" w:type="auto"/>
+            <w:vAlign w:val="center"/>
+            <w:hideMark/>
+          </w:tcPr>
+          <w:p>
+            <w:proofErr w:type="spellStart"/>
+            <w:r>
+              <w:t>Company__c</w:t>
+            </w:r>
+            <w:proofErr w:type="spellEnd"/>
+          </w:p>
+        </w:tc>
+        <w:tc>
+          <w:tcPr>
+            <w:tcW w:w="0" w:type="auto"/>
+            <w:vAlign w:val="center"/>
+            <w:hideMark/>
+          </w:tcPr>
+          <w:p>
+            <w:r>
+              <w:t>Master-Detail</w:t>
+            </w:r>
+          </w:p>
+        </w:tc>
+        <w:tc>
+          <w:tcPr>
+            <w:tcW w:w="0" w:type="auto"/>
+            <w:vAlign w:val="center"/>
+            <w:hideMark/>
+          </w:tcPr>
+          <w:p>
+            <w:r>
+              <w:t>A required link to the parent Company (Account) record.</w:t>
+            </w:r>
+          </w:p>
+        </w:tc>
+      </w:tr>
+      <w:tr>
+        <w:trPr>
+          <w:tblCellSpacing w:w="15" w:type="dxa"/>
+        </w:trPr>
+        <w:tc>
+          <w:tcPr>
+            <w:tcW w:w="0" w:type="auto"/>
+            <w:vAlign w:val="center"/>
+            <w:hideMark/>
+          </w:tcPr>
+          <w:p>
+            <w:r>
+              <w:t>Description</w:t>
+            </w:r>
+          </w:p>
+        </w:tc>
+        <w:tc>
+          <w:tcPr>
+            <w:tcW w:w="0" w:type="auto"/>
+            <w:vAlign w:val="center"/>
+            <w:hideMark/>
+          </w:tcPr>
+          <w:p>
+            <w:proofErr w:type="spellStart"/>
+            <w:r>
+              <w:t>Description__c</w:t>
+            </w:r>
+            <w:proofErr w:type="spellEnd"/>
+          </w:p>
+        </w:tc>
+        <w:tc>
+          <w:tcPr>
+            <w:tcW w:w="0" w:type="auto"/>
+            <w:vAlign w:val="center"/>
+            <w:hideMark/>
+          </w:tcPr>
+          <w:p>
+            <w:r>
+              <w:t>Text Area (Long)</w:t>
+            </w:r>
+          </w:p>
+        </w:tc>
+        <w:tc>
+          <w:tcPr>
+            <w:tcW w:w="0" w:type="auto"/>
+            <w:vAlign w:val="center"/>
+            <w:hideMark/>
+          </w:tcPr>
+          <w:p>
+            <w:r>
+              <w:t>For the detailed job description.</w:t>
+            </w:r>
+          </w:p>
+        </w:tc>
+      </w:tr>
+      <w:tr>
+        <w:trPr>
+          <w:tblCellSpacing w:w="15" w:type="dxa"/>
+        </w:trPr>
+        <w:tc>
+          <w:tcPr>
+            <w:tcW w:w="0" w:type="auto"/>
+            <w:vAlign w:val="center"/>
+            <w:hideMark/>
+          </w:tcPr>
+          <w:p>
+            <w:r>
+              <w:t>Location</w:t>
+            </w:r>
+          </w:p>
+        </w:tc>
+        <w:tc>
+          <w:tcPr>
+            <w:tcW w:w="0" w:type="auto"/>
+            <w:vAlign w:val="center"/>
+            <w:hideMark/>
+          </w:tcPr>
+          <w:p>
+            <w:proofErr w:type="spellStart"/>
+            <w:r>
+              <w:t>Location__c</w:t>
+            </w:r>
+            <w:proofErr w:type="spellEnd"/>
+          </w:p>
+        </w:tc>
+        <w:tc>
+          <w:tcPr>
+            <w:tcW w:w="0" w:type="auto"/>
+            <w:vAlign w:val="center"/>
+            <w:hideMark/>
+          </w:tcPr>
+          <w:p>
+            <w:r>
+              <w:t>Text</w:t>
+            </w:r>
+          </w:p>
+        </w:tc>
+        <w:tc>
+          <w:tcPr>
+            <w:tcW w:w="0" w:type="auto"/>
+            <w:vAlign w:val="center"/>
+            <w:hideMark/>
+          </w:tcPr>
+          <w:p>
+            <w:r>
+              <w:t>The city/location of the job.</w:t>
+            </w:r>
+          </w:p>
+        </w:tc>
+      </w:tr>
+      <w:tr>
+        <w:trPr>
+          <w:tblCellSpacing w:w="15" w:type="dxa"/>
+        </w:trPr>
+        <w:tc>
+          <w:tcPr>
+            <w:tcW w:w="0" w:type="auto"/>
+            <w:vAlign w:val="center"/>
+            <w:hideMark/>
+          </w:tcPr>
+          <w:p>
+            <w:r>
+              <w:t>Package (CTC)</w:t>
+            </w:r>
+          </w:p>
+        </w:tc>
+        <w:tc>
+          <w:tcPr>
+            <w:tcW w:w="0" w:type="auto"/>
+            <w:vAlign w:val="center"/>
+            <w:hideMark/>
+          </w:tcPr>
+          <w:p>
+            <w:proofErr w:type="spellStart"/>
+            <w:r>
+              <w:t>Package_CTC__c</w:t>
+            </w:r>
+            <w:proofErr w:type="spellEnd"/>
+          </w:p>
+        </w:tc>
+        <w:tc>
+          <w:tcPr>
+            <w:tcW w:w="0" w:type="auto"/>
+            <w:vAlign w:val="center"/>
+            <w:hideMark/>
+          </w:tcPr>
+          <w:p>
+            <w:r>
+              <w:t>Currency</w:t>
+            </w:r>
+          </w:p>
+        </w:tc>
+        <w:tc>
+          <w:tcPr>
+            <w:tcW w:w="0" w:type="auto"/>
+            <w:vAlign w:val="center"/>
+            <w:hideMark/>
+          </w:tcPr>
+          <w:p>
+            <w:r>
+              <w:t>The offered Cost-to-Company.</w:t>
+            </w:r>
+          </w:p>
+        </w:tc>
+      </w:tr>
+      <w:tr>
+        <w:trPr>
+          <w:tblCellSpacing w:w="15" w:type="dxa"/>
+        </w:trPr>
+        <w:tc>
+          <w:tcPr>
+            <w:tcW w:w="0" w:type="auto"/>
+            <w:vAlign w:val="center"/>
+            <w:hideMark/>
+          </w:tcPr>
+          <w:p>
+            <w:r>
+              <w:t>Eligibility Branch</w:t>
+            </w:r>
+          </w:p>
+        </w:tc>
+        <w:tc>
+          <w:tcPr>
+            <w:tcW w:w="0" w:type="auto"/>
+            <w:vAlign w:val="center"/>
+            <w:hideMark/>
+          </w:tcPr>
+          <w:p>
+            <w:proofErr w:type="spellStart"/>
+            <w:r>
+              <w:t>Eligibility_Branch__c</w:t>
+            </w:r>
+            <w:proofErr w:type="spellEnd"/>
+          </w:p>
+        </w:tc>
+        <w:tc>
+          <w:tcPr>
+            <w:tcW w:w="0" w:type="auto"/>
+            <w:vAlign w:val="center"/>
+            <w:hideMark/>
+          </w:tcPr>
+          <w:p>
+            <w:r>
+              <w:t>Picklist (Multiselect)</w:t>
+            </w:r>
+          </w:p>
+        </w:tc>
+        <w:tc>
+          <w:tcPr>
+            <w:tcW w:w="0" w:type="auto"/>
+            <w:vAlign w:val="center"/>
+            <w:hideMark/>
+          </w:tcPr>
+          <w:p>
+            <w:r>
+              <w:t>Values: Computer Science, Mechanical, Electronics, Civil.</w:t>
+            </w:r>
+          </w:p>
+        </w:tc>
+      </w:tr>
+      <w:tr>
+        <w:trPr>
+          <w:tblCellSpacing w:w="15" w:type="dxa"/>
+        </w:trPr>
+        <w:tc>
+          <w:tcPr>
+            <w:tcW w:w="0" w:type="auto"/>
+            <w:vAlign w:val="center"/>
+            <w:hideMark/>
+          </w:tcPr>
+          <w:p>
+            <w:r>
+              <w:t>Minimum GPA</w:t>
+            </w:r>
+          </w:p>
+        </w:tc>
+        <w:tc>
+          <w:tcPr>
+            <w:tcW w:w="0" w:type="auto"/>
+            <w:vAlign w:val="center"/>
+            <w:hideMark/>
+          </w:tcPr>
+          <w:p>
+            <w:proofErr w:type="spellStart"/>
+            <w:r>
+              <w:t>Minimum_GPA__c</w:t>
+            </w:r>
+            <w:proofErr w:type="spellEnd"/>
+          </w:p>
+        </w:tc>
+        <w:tc>
+          <w:tcPr>
+            <w:tcW w:w="0" w:type="auto"/>
+            <w:vAlign w:val="center"/>
+            <w:hideMark/>
+          </w:tcPr>
+          <w:p>
+            <w:r>
+              <w:t>Number (2,1)</w:t>
+            </w:r>
+          </w:p>
+        </w:tc>
+        <w:tc>
+          <w:tcPr>
+            <w:tcW w:w="0" w:type="auto"/>
+            <w:vAlign w:val="center"/>
+            <w:hideMark/>
+          </w:tcPr>
+          <w:p>
+            <w:r>
+              <w:t>Required GPA for eligibility.</w:t>
+            </w:r>
+          </w:p>
+        </w:tc>
+      </w:tr>
+      <w:tr>
+        <w:trPr>
+          <w:tblCellSpacing w:w="15" w:type="dxa"/>
+        </w:trPr>
+        <w:tc>
+          <w:tcPr>
+            <w:tcW w:w="0" w:type="auto"/>
+            <w:vAlign w:val="center"/>
+            <w:hideMark/>
+          </w:tcPr>
+          <w:p>
+            <w:r>
+              <w:t>Status</w:t>
+            </w:r>
+          </w:p>
+        </w:tc>
+        <w:tc>
+          <w:tcPr>
+            <w:tcW w:w="0" w:type="auto"/>
+            <w:vAlign w:val="center"/>
+            <w:hideMark/>
+          </w:tcPr>
+          <w:p>
+            <w:proofErr w:type="spellStart"/>
+            <w:r>
+              <w:t>Status__c</w:t>
+            </w:r>
+            <w:proofErr w:type="spellEnd"/>
+          </w:p>
+        </w:tc>
+        <w:tc>
+          <w:tcPr>
+            <w:tcW w:w="0" w:type="auto"/>
+            <w:vAlign w:val="center"/>
+            <w:hideMark/>
+          </w:tcPr>
+          <w:p>
+            <w:r>
+              <w:t>Picklist</w:t>
+            </w:r>
+          </w:p>
+        </w:tc>
+        <w:tc>
+          <w:tcPr>
+            <w:tcW w:w="0" w:type="auto"/>
+            <w:vAlign w:val="center"/>
+            <w:hideMark/>
+          </w:tcPr>
+          <w:p>
+            <w:r>
+              <w:t>Values: Open, Interviewing, Closed.</w:t>
+            </w:r>
+          </w:p>
+        </w:tc>
+      </w:tr>
+    </w:tbl>
+    <w:p>
+      <w:r>
+        <w:pict w14:anchorId="4FF671BC">
+          <v:rect id="_x0000_i1050" style="width:0;height:1.5pt" o:hralign="center" o:hrstd="t" o:hr="t" fillcolor="#a0a0a0" stroked="f"/>
+        </w:pict>
+      </w:r>
+    </w:p>
+    <w:p>
+      <w:pPr>
+        <w:rPr>
+          <w:b/>
+          <w:bCs/>
+        </w:rPr>
+      </w:pPr>
+      <w:r>
+        <w:rPr>
+          <w:b/>
+          <w:bCs/>
+        </w:rPr>
+        <w:t>Object 2: Application (</w:t>
+      </w:r>
+      <w:proofErr w:type="spellStart"/>
+      <w:r>
+        <w:rPr>
+          <w:b/>
+          <w:bCs/>
+        </w:rPr>
+        <w:t>Application__c</w:t>
+      </w:r>
+      <w:proofErr w:type="spellEnd"/>
+      <w:r>
+        <w:rPr>
+          <w:b/>
+          <w:bCs/>
+        </w:rPr>
+        <w:t>) – Junction Object</w:t>
+      </w:r>
+    </w:p>
+    <w:tbl>
+      <w:tblPr>
+        <w:tblW w:w="0" w:type="auto"/>
+        <w:tblCellSpacing w:w="15" w:type="dxa"/>
+        <w:tblBorders>
+          <w:top w:val="single" w:sz="4" w:space="0" w:color="auto"/>
+          <w:left w:val="single" w:sz="4" w:space="0" w:color="auto"/>
+          <w:bottom w:val="single" w:sz="4" w:space="0" w:color="auto"/>
+          <w:right w:val="single" w:sz="4" w:space="0" w:color="auto"/>
+          <w:insideH w:val="single" w:sz="4" w:space="0" w:color="auto"/>
+          <w:insideV w:val="single" w:sz="4" w:space="0" w:color="auto"/>
+        </w:tblBorders>
+        <w:tblCellMar>
+          <w:top w:w="15" w:type="dxa"/>
+          <w:left w:w="15" w:type="dxa"/>
+          <w:bottom w:w="15" w:type="dxa"/>
+          <w:right w:w="15" w:type="dxa"/>
+        </w:tblCellMar>
+        <w:tblLook w:val="04A0" w:firstRow="1" w:lastRow="0" w:firstColumn="1" w:lastColumn="0" w:noHBand="0" w:noVBand="1"/>
+      </w:tblPr>
+      <w:tblGrid>
+        <w:gridCol w:w="1344"/>
+        <w:gridCol w:w="1579"/>
+        <w:gridCol w:w="1188"/>
+        <w:gridCol w:w="4905"/>
+      </w:tblGrid>
+      <w:tr>
+        <w:trPr>
+          <w:tblHeader/>
+          <w:tblCellSpacing w:w="15" w:type="dxa"/>
+        </w:trPr>
+        <w:tc>
+          <w:tcPr>
+            <w:tcW w:w="0" w:type="auto"/>
+            <w:vAlign w:val="center"/>
+            <w:hideMark/>
+          </w:tcPr>
+          <w:p>
+            <w:pPr>
+              <w:rPr>
+                <w:b/>
+                <w:bCs/>
+              </w:rPr>
+            </w:pPr>
+            <w:r>
+              <w:rPr>
+                <w:b/>
+                <w:bCs/>
+              </w:rPr>
+              <w:t>Field Label</w:t>
+            </w:r>
+          </w:p>
+        </w:tc>
+        <w:tc>
+          <w:tcPr>
+            <w:tcW w:w="0" w:type="auto"/>
+            <w:vAlign w:val="center"/>
+            <w:hideMark/>
+          </w:tcPr>
+          <w:p>
+            <w:pPr>
+              <w:rPr>
+                <w:b/>
+                <w:bCs/>
+              </w:rPr>
+            </w:pPr>
+            <w:r>
+              <w:rPr>
+                <w:b/>
+                <w:bCs/>
+              </w:rPr>
+              <w:t>API Name</w:t>
+            </w:r>
+          </w:p>
+        </w:tc>
+        <w:tc>
+          <w:tcPr>
+            <w:tcW w:w="0" w:type="auto"/>
+            <w:vAlign w:val="center"/>
+            <w:hideMark/>
+          </w:tcPr>
+          <w:p>
+            <w:pPr>
+              <w:rPr>
+                <w:b/>
+                <w:bCs/>
+              </w:rPr>
+            </w:pPr>
+            <w:r>
+              <w:rPr>
+                <w:b/>
+                <w:bCs/>
+              </w:rPr>
+              <w:t>Data Type</w:t>
+            </w:r>
+          </w:p>
+        </w:tc>
+        <w:tc>
+          <w:tcPr>
+            <w:tcW w:w="0" w:type="auto"/>
+            <w:vAlign w:val="center"/>
+            <w:hideMark/>
+          </w:tcPr>
+          <w:p>
+            <w:pPr>
+              <w:rPr>
+                <w:b/>
+                <w:bCs/>
+              </w:rPr>
+            </w:pPr>
+            <w:r>
+              <w:rPr>
+                <w:b/>
+                <w:bCs/>
+              </w:rPr>
+              <w:t>Details</w:t>
+            </w:r>
+          </w:p>
+        </w:tc>
+      </w:tr>
+      <w:tr>
+        <w:trPr>
+          <w:tblCellSpacing w:w="15" w:type="dxa"/>
+        </w:trPr>
+        <w:tc>
+          <w:tcPr>
+            <w:tcW w:w="0" w:type="auto"/>
+            <w:vAlign w:val="center"/>
+            <w:hideMark/>
+          </w:tcPr>
+          <w:p>
+            <w:r>
+              <w:t>Application ID</w:t>
+            </w:r>
+          </w:p>
+        </w:tc>
+        <w:tc>
+          <w:tcPr>
+            <w:tcW w:w="0" w:type="auto"/>
+            <w:vAlign w:val="center"/>
+            <w:hideMark/>
+          </w:tcPr>
+          <w:p>
+            <w:r>
+              <w:t>Name</w:t>
+            </w:r>
+          </w:p>
+        </w:tc>
+        <w:tc>
+          <w:tcPr>
+            <w:tcW w:w="0" w:type="auto"/>
+            <w:vAlign w:val="center"/>
+            <w:hideMark/>
+          </w:tcPr>
+          <w:p>
+            <w:r>
+              <w:t>Auto-Number</w:t>
+            </w:r>
+          </w:p>
+        </w:tc>
+        <w:tc>
+          <w:tcPr>
+            <w:tcW w:w="0" w:type="auto"/>
+            <w:vAlign w:val="center"/>
+            <w:hideMark/>
+          </w:tcPr>
+          <w:p>
+            <w:r>
+              <w:t>Format: APP</w:t>
+            </w:r>
+            <w:proofErr w:type="gramStart"/>
+            <w:r>
+              <w:t>-{</w:t>
+            </w:r>
+            <w:proofErr w:type="gramEnd"/>
+            <w:r>
+              <w:t>0000}.</w:t>
+            </w:r>
+          </w:p>
+        </w:tc>
+      </w:tr>
+      <w:tr>
+        <w:trPr>
+          <w:tblCellSpacing w:w="15" w:type="dxa"/>
+        </w:trPr>
+        <w:tc>
+          <w:tcPr>
+            <w:tcW w:w="0" w:type="auto"/>
+            <w:vAlign w:val="center"/>
+            <w:hideMark/>
+          </w:tcPr>
+          <w:p>
+            <w:r>
+              <w:t>Job Posting</w:t>
+            </w:r>
+          </w:p>
+        </w:tc>
+        <w:tc>
+          <w:tcPr>
+            <w:tcW w:w="0" w:type="auto"/>
+            <w:vAlign w:val="center"/>
+            <w:hideMark/>
+          </w:tcPr>
+          <w:p>
+            <w:proofErr w:type="spellStart"/>
+            <w:r>
+              <w:t>Job_Posting__c</w:t>
+            </w:r>
+            <w:proofErr w:type="spellEnd"/>
+          </w:p>
+        </w:tc>
+        <w:tc>
+          <w:tcPr>
+            <w:tcW w:w="0" w:type="auto"/>
+            <w:vAlign w:val="center"/>
+            <w:hideMark/>
+          </w:tcPr>
+          <w:p>
+            <w:r>
+              <w:t>Master-Detail</w:t>
+            </w:r>
+          </w:p>
+        </w:tc>
+        <w:tc>
+          <w:tcPr>
+            <w:tcW w:w="0" w:type="auto"/>
+            <w:vAlign w:val="center"/>
+            <w:hideMark/>
+          </w:tcPr>
+          <w:p>
+            <w:r>
+              <w:t xml:space="preserve">A required link to the parent </w:t>
+            </w:r>
+            <w:proofErr w:type="spellStart"/>
+            <w:r>
+              <w:t>Job_Posting__c</w:t>
+            </w:r>
+            <w:proofErr w:type="spellEnd"/>
+            <w:r>
+              <w:t xml:space="preserve"> record.</w:t>
+            </w:r>
+          </w:p>
+        </w:tc>
+      </w:tr>
+      <w:tr>
+        <w:trPr>
+          <w:tblCellSpacing w:w="15" w:type="dxa"/>
+        </w:trPr>
+        <w:tc>
+          <w:tcPr>
+            <w:tcW w:w="0" w:type="auto"/>
+            <w:vAlign w:val="center"/>
+            <w:hideMark/>
+          </w:tcPr>
+          <w:p>
+            <w:r>
+              <w:t>Student</w:t>
+            </w:r>
+          </w:p>
+        </w:tc>
+        <w:tc>
+          <w:tcPr>
+            <w:tcW w:w="0" w:type="auto"/>
+            <w:vAlign w:val="center"/>
+            <w:hideMark/>
+          </w:tcPr>
+          <w:p>
+            <w:proofErr w:type="spellStart"/>
+            <w:r>
+              <w:t>Student__c</w:t>
+            </w:r>
+            <w:proofErr w:type="spellEnd"/>
+          </w:p>
+        </w:tc>
+        <w:tc>
+          <w:tcPr>
+            <w:tcW w:w="0" w:type="auto"/>
+            <w:vAlign w:val="center"/>
+            <w:hideMark/>
+          </w:tcPr>
+          <w:p>
+            <w:r>
+              <w:t>Master-Detail</w:t>
+            </w:r>
+          </w:p>
+        </w:tc>
+        <w:tc>
+          <w:tcPr>
+            <w:tcW w:w="0" w:type="auto"/>
+            <w:vAlign w:val="center"/>
+            <w:hideMark/>
+          </w:tcPr>
+          <w:p>
+            <w:r>
+              <w:t>A required link to the parent Contact (Student) record.</w:t>
+            </w:r>
+          </w:p>
+        </w:tc>
+      </w:tr>
+      <w:tr>
+        <w:trPr>
+          <w:tblCellSpacing w:w="15" w:type="dxa"/>
+        </w:trPr>
+        <w:tc>
+          <w:tcPr>
+            <w:tcW w:w="0" w:type="auto"/>
+            <w:vAlign w:val="center"/>
+            <w:hideMark/>
+          </w:tcPr>
+          <w:p>
+            <w:r>
+              <w:t>Status</w:t>
+            </w:r>
+          </w:p>
+        </w:tc>
+        <w:tc>
+          <w:tcPr>
+            <w:tcW w:w="0" w:type="auto"/>
+            <w:vAlign w:val="center"/>
+            <w:hideMark/>
+          </w:tcPr>
+          <w:p>
+            <w:proofErr w:type="spellStart"/>
+            <w:r>
+              <w:t>Status__c</w:t>
+            </w:r>
+            <w:proofErr w:type="spellEnd"/>
+          </w:p>
+        </w:tc>
+        <w:tc>
+          <w:tcPr>
+            <w:tcW w:w="0" w:type="auto"/>
+            <w:vAlign w:val="center"/>
+            <w:hideMark/>
+          </w:tcPr>
+          <w:p>
+            <w:r>
+              <w:t>Picklist</w:t>
+            </w:r>
+          </w:p>
+        </w:tc>
+        <w:tc>
+          <w:tcPr>
+            <w:tcW w:w="0" w:type="auto"/>
+            <w:vAlign w:val="center"/>
+            <w:hideMark/>
+          </w:tcPr>
+          <w:p>
+            <w:r>
+              <w:t>Values: Applied, Shortlisted, Interview Scheduled, Offer Extended, Rejected.</w:t>
+            </w:r>
+          </w:p>
+        </w:tc>
+      </w:tr>
+    </w:tbl>
+    <w:p>
+      <w:r>
+        <w:pict w14:anchorId="3C76287E">
+          <v:rect id="_x0000_i1051" style="width:0;height:1.5pt" o:hralign="center" o:hrstd="t" o:hr="t" fillcolor="#a0a0a0" stroked="f"/>
+        </w:pict>
+      </w:r>
+    </w:p>
+    <w:p>
+      <w:pPr>
+        <w:rPr>
+          <w:b/>
+          <w:bCs/>
+        </w:rPr>
+      </w:pPr>
+      <w:r>
+        <w:rPr>
+          <w:b/>
+          <w:bCs/>
+        </w:rPr>
+        <w:t>Object 3: T&amp;P Query (</w:t>
+      </w:r>
+      <w:proofErr w:type="spellStart"/>
+      <w:r>
+        <w:rPr>
+          <w:b/>
+          <w:bCs/>
+        </w:rPr>
+        <w:t>T_P_Query__c</w:t>
+      </w:r>
+      <w:proofErr w:type="spellEnd"/>
+      <w:r>
+        <w:rPr>
+          <w:b/>
+          <w:bCs/>
+        </w:rPr>
+        <w:t>)</w:t>
+      </w:r>
+    </w:p>
+    <w:tbl>
+      <w:tblPr>
+        <w:tblW w:w="9528" w:type="dxa"/>
+        <w:tblCellSpacing w:w="15" w:type="dxa"/>
+        <w:tblBorders>
+          <w:top w:val="single" w:sz="4" w:space="0" w:color="auto"/>
+          <w:left w:val="single" w:sz="4" w:space="0" w:color="auto"/>
+          <w:bottom w:val="single" w:sz="4" w:space="0" w:color="auto"/>
+          <w:right w:val="single" w:sz="4" w:space="0" w:color="auto"/>
+          <w:insideH w:val="single" w:sz="4" w:space="0" w:color="auto"/>
+          <w:insideV w:val="single" w:sz="4" w:space="0" w:color="auto"/>
+        </w:tblBorders>
+        <w:tblCellMar>
+          <w:top w:w="15" w:type="dxa"/>
+          <w:left w:w="15" w:type="dxa"/>
+          <w:bottom w:w="15" w:type="dxa"/>
+          <w:right w:w="15" w:type="dxa"/>
+        </w:tblCellMar>
+        <w:tblLook w:val="04A0" w:firstRow="1" w:lastRow="0" w:firstColumn="1" w:lastColumn="0" w:noHBand="0" w:noVBand="1"/>
+      </w:tblPr>
+      <w:tblGrid>
+        <w:gridCol w:w="1345"/>
+        <w:gridCol w:w="1534"/>
+        <w:gridCol w:w="1889"/>
+        <w:gridCol w:w="4760"/>
+      </w:tblGrid>
+      <w:tr>
+        <w:trPr>
+          <w:trHeight w:val="534"/>
+          <w:tblHeader/>
+          <w:tblCellSpacing w:w="15" w:type="dxa"/>
+        </w:trPr>
+        <w:tc>
+          <w:tcPr>
+            <w:tcW w:w="1300" w:type="dxa"/>
+            <w:vAlign w:val="center"/>
+            <w:hideMark/>
+          </w:tcPr>
+          <w:p>
+            <w:pPr>
+              <w:rPr>
+                <w:b/>
+                <w:bCs/>
+              </w:rPr>
+            </w:pPr>
+            <w:r>
+              <w:rPr>
+                <w:b/>
+                <w:bCs/>
+              </w:rPr>
+              <w:lastRenderedPageBreak/>
+              <w:t>Field Label</w:t>
+            </w:r>
+          </w:p>
+        </w:tc>
+        <w:tc>
+          <w:tcPr>
+            <w:tcW w:w="1500" w:type="dxa"/>
+            <w:vAlign w:val="center"/>
+            <w:hideMark/>
+          </w:tcPr>
+          <w:p>
+            <w:pPr>
+              <w:rPr>
+                <w:b/>
+                <w:bCs/>
+              </w:rPr>
+            </w:pPr>
+            <w:r>
+              <w:rPr>
+                <w:b/>
+                <w:bCs/>
+              </w:rPr>
+              <w:t>API Name</w:t>
+            </w:r>
+          </w:p>
+        </w:tc>
+        <w:tc>
+          <w:tcPr>
+            <w:tcW w:w="1860" w:type="dxa"/>
+            <w:vAlign w:val="center"/>
+            <w:hideMark/>
+          </w:tcPr>
+          <w:p>
+            <w:pPr>
+              <w:rPr>
+                <w:b/>
+                <w:bCs/>
+              </w:rPr>
+            </w:pPr>
+            <w:r>
+              <w:rPr>
+                <w:b/>
+                <w:bCs/>
+              </w:rPr>
+              <w:t>Data Type</w:t>
+            </w:r>
+          </w:p>
+        </w:tc>
+        <w:tc>
+          <w:tcPr>
+            <w:tcW w:w="4718" w:type="dxa"/>
+            <w:vAlign w:val="center"/>
+            <w:hideMark/>
+          </w:tcPr>
+          <w:p>
+            <w:pPr>
+              <w:rPr>
+                <w:b/>
+                <w:bCs/>
+              </w:rPr>
+            </w:pPr>
+            <w:r>
+              <w:rPr>
+                <w:b/>
+                <w:bCs/>
+              </w:rPr>
+              <w:t>Details</w:t>
+            </w:r>
+          </w:p>
+        </w:tc>
+      </w:tr>
+      <w:tr>
+        <w:trPr>
+          <w:trHeight w:val="899"/>
+          <w:tblCellSpacing w:w="15" w:type="dxa"/>
+        </w:trPr>
+        <w:tc>
+          <w:tcPr>
+            <w:tcW w:w="1300" w:type="dxa"/>
+            <w:vAlign w:val="center"/>
+            <w:hideMark/>
+          </w:tcPr>
+          <w:p>
+            <w:r>
+              <w:t>Query ID</w:t>
+            </w:r>
+          </w:p>
+        </w:tc>
+        <w:tc>
+          <w:tcPr>
+            <w:tcW w:w="1500" w:type="dxa"/>
+            <w:vAlign w:val="center"/>
+            <w:hideMark/>
+          </w:tcPr>
+          <w:p>
+            <w:r>
+              <w:t>Name</w:t>
+            </w:r>
+          </w:p>
+        </w:tc>
+        <w:tc>
+          <w:tcPr>
+            <w:tcW w:w="1860" w:type="dxa"/>
+            <w:vAlign w:val="center"/>
+            <w:hideMark/>
+          </w:tcPr>
+          <w:p>
+            <w:r>
+              <w:t>Auto-Number</w:t>
+            </w:r>
+          </w:p>
+        </w:tc>
+        <w:tc>
+          <w:tcPr>
+            <w:tcW w:w="4718" w:type="dxa"/>
+            <w:vAlign w:val="center"/>
+            <w:hideMark/>
+          </w:tcPr>
+          <w:p>
+            <w:r>
+              <w:t>Format: Q</w:t>
+            </w:r>
+            <w:proofErr w:type="gramStart"/>
+            <w:r>
+              <w:t>-{</w:t>
+            </w:r>
+            <w:proofErr w:type="gramEnd"/>
+            <w:r>
+              <w:t>00000}.</w:t>
+            </w:r>
+          </w:p>
+        </w:tc>
+      </w:tr>
+      <w:tr>
+        <w:trPr>
+          <w:trHeight w:val="521"/>
+          <w:tblCellSpacing w:w="15" w:type="dxa"/>
+        </w:trPr>
+        <w:tc>
+          <w:tcPr>
+            <w:tcW w:w="1300" w:type="dxa"/>
+            <w:vAlign w:val="center"/>
+            <w:hideMark/>
+          </w:tcPr>
+          <w:p>
+            <w:r>
+              <w:t>Student</w:t>
+            </w:r>
+          </w:p>
+        </w:tc>
+        <w:tc>
+          <w:tcPr>
+            <w:tcW w:w="1500" w:type="dxa"/>
+            <w:vAlign w:val="center"/>
+            <w:hideMark/>
+          </w:tcPr>
+          <w:p>
+            <w:proofErr w:type="spellStart"/>
+            <w:r>
+              <w:t>Student__c</w:t>
+            </w:r>
+            <w:proofErr w:type="spellEnd"/>
+          </w:p>
+        </w:tc>
+        <w:tc>
+          <w:tcPr>
+            <w:tcW w:w="1860" w:type="dxa"/>
+            <w:vAlign w:val="center"/>
+            <w:hideMark/>
+          </w:tcPr>
+          <w:p>
+            <w:r>
+              <w:t>Lookup</w:t>
+            </w:r>
+          </w:p>
+        </w:tc>
+        <w:tc>
+          <w:tcPr>
+            <w:tcW w:w="4718" w:type="dxa"/>
+            <w:vAlign w:val="center"/>
+            <w:hideMark/>
+          </w:tcPr>
+          <w:p>
+            <w:r>
+              <w:t>An optional link to the Contact (Student) record.</w:t>
+            </w:r>
+          </w:p>
+        </w:tc>
+      </w:tr>
+      <w:tr>
+        <w:trPr>
+          <w:trHeight w:val="899"/>
+          <w:tblCellSpacing w:w="15" w:type="dxa"/>
+        </w:trPr>
+        <w:tc>
+          <w:tcPr>
+            <w:tcW w:w="1300" w:type="dxa"/>
+            <w:vAlign w:val="center"/>
+            <w:hideMark/>
+          </w:tcPr>
+          <w:p>
+            <w:r>
+              <w:t>Description</w:t>
+            </w:r>
+          </w:p>
+        </w:tc>
+        <w:tc>
+          <w:tcPr>
+            <w:tcW w:w="1500" w:type="dxa"/>
+            <w:vAlign w:val="center"/>
+            <w:hideMark/>
+          </w:tcPr>
+          <w:p>
+            <w:proofErr w:type="spellStart"/>
+            <w:r>
+              <w:t>Description__c</w:t>
+            </w:r>
+            <w:proofErr w:type="spellEnd"/>
+          </w:p>
+        </w:tc>
+        <w:tc>
+          <w:tcPr>
+            <w:tcW w:w="1860" w:type="dxa"/>
+            <w:vAlign w:val="center"/>
+            <w:hideMark/>
+          </w:tcPr>
+          <w:p>
+            <w:r>
+              <w:t>Text Area (Long)</w:t>
+            </w:r>
+          </w:p>
+        </w:tc>
+        <w:tc>
+          <w:tcPr>
+            <w:tcW w:w="4718" w:type="dxa"/>
+            <w:vAlign w:val="center"/>
+            <w:hideMark/>
+          </w:tcPr>
+          <w:p>
+            <w:r>
+              <w:t>The full text of the student's question.</w:t>
+            </w:r>
+          </w:p>
+        </w:tc>
+      </w:tr>
+      <w:tr>
+        <w:trPr>
+          <w:trHeight w:val="899"/>
+          <w:tblCellSpacing w:w="15" w:type="dxa"/>
+        </w:trPr>
+        <w:tc>
+          <w:tcPr>
+            <w:tcW w:w="1300" w:type="dxa"/>
+            <w:vAlign w:val="center"/>
+            <w:hideMark/>
+          </w:tcPr>
+          <w:p>
+            <w:r>
+              <w:t>Status</w:t>
+            </w:r>
+          </w:p>
+        </w:tc>
+        <w:tc>
+          <w:tcPr>
+            <w:tcW w:w="1500" w:type="dxa"/>
+            <w:vAlign w:val="center"/>
+            <w:hideMark/>
+          </w:tcPr>
+          <w:p>
+            <w:proofErr w:type="spellStart"/>
+            <w:r>
+              <w:t>Status__c</w:t>
+            </w:r>
+            <w:proofErr w:type="spellEnd"/>
+          </w:p>
+        </w:tc>
+        <w:tc>
+          <w:tcPr>
+            <w:tcW w:w="1860" w:type="dxa"/>
+            <w:vAlign w:val="center"/>
+            <w:hideMark/>
+          </w:tcPr>
+          <w:p>
+            <w:r>
+              <w:t>Picklist</w:t>
+            </w:r>
+          </w:p>
+        </w:tc>
+        <w:tc>
+          <w:tcPr>
+            <w:tcW w:w="4718" w:type="dxa"/>
+            <w:vAlign w:val="center"/>
+            <w:hideMark/>
+          </w:tcPr>
+          <w:p>
+            <w:r>
+              <w:t>Values: New, Automated Reply Sent, Manual Follow-up Needed, Closed.</w:t>
+            </w:r>
+          </w:p>
+        </w:tc>
+      </w:tr>
+      <w:tr>
+        <w:trPr>
+          <w:trHeight w:val="899"/>
+          <w:tblCellSpacing w:w="15" w:type="dxa"/>
+        </w:trPr>
+        <w:tc>
+          <w:tcPr>
+            <w:tcW w:w="1300" w:type="dxa"/>
+            <w:vAlign w:val="center"/>
+            <w:hideMark/>
+          </w:tcPr>
+          <w:p>
+            <w:r>
+              <w:t>Category</w:t>
+            </w:r>
+          </w:p>
+        </w:tc>
+        <w:tc>
+          <w:tcPr>
+            <w:tcW w:w="1500" w:type="dxa"/>
+            <w:vAlign w:val="center"/>
+            <w:hideMark/>
+          </w:tcPr>
+          <w:p>
+            <w:proofErr w:type="spellStart"/>
+            <w:r>
+              <w:t>Category__c</w:t>
+            </w:r>
+            <w:proofErr w:type="spellEnd"/>
+          </w:p>
+        </w:tc>
+        <w:tc>
+          <w:tcPr>
+            <w:tcW w:w="1860" w:type="dxa"/>
+            <w:vAlign w:val="center"/>
+            <w:hideMark/>
+          </w:tcPr>
+          <w:p>
+            <w:r>
+              <w:t>Picklist</w:t>
+            </w:r>
+          </w:p>
+        </w:tc>
+        <w:tc>
+          <w:tcPr>
+            <w:tcW w:w="4718" w:type="dxa"/>
+            <w:vAlign w:val="center"/>
+            <w:hideMark/>
+          </w:tcPr>
+          <w:p>
+            <w:r>
+              <w:t>Values: Eligibility, Resume, Deadline, Technical Issue, Other.</w:t>
+            </w:r>
+          </w:p>
+        </w:tc>
+      </w:tr>
+    </w:tbl>
+    <w:p>
+      <w:r>
+        <w:pict w14:anchorId="1BFC3288">
+          <v:rect id="_x0000_i1052" style="width:0;height:1.5pt" o:hralign="center" o:hrstd="t" o:hr="t" fillcolor="#a0a0a0" stroked="f"/>
+        </w:pict>
+      </w:r>
+    </w:p>
+    <w:p>
+      <w:pPr>
+        <w:rPr>
+          <w:b/>
+          <w:bCs/>
+        </w:rPr>
+      </w:pPr>
+      <w:r>
+        <w:rPr>
+          <w:b/>
+          <w:bCs/>
+        </w:rPr>
+        <w:t>4. Relationship Decisions (Master-Detail vs. Lookup)</w:t>
+      </w:r>
+    </w:p>
+    <w:p>
+      <w:r>
+        <w:t>The choice of relationship type is critical for data integrity.</w:t>
+      </w:r>
+    </w:p>
+    <w:p>
+      <w:pPr>
+        <w:numPr>
+          <w:ilvl w:val="0"/>
+          <w:numId w:val="26"/>
+        </w:numPr>
+      </w:pPr>
+      <w:r>
+        <w:rPr>
+          <w:b/>
+          <w:bCs/>
+        </w:rPr>
+        <w:t>Master-Detail Relationship (MDR):</w:t>
+      </w:r>
+      <w:r>
+        <w:t xml:space="preserve"> Used on the Application object for its links to Job Posting and Contact.</w:t>
+      </w:r>
+    </w:p>
+    <w:p>
+      <w:pPr>
+        <w:numPr>
+          <w:ilvl w:val="1"/>
+          <w:numId w:val="26"/>
+        </w:numPr>
+      </w:pPr>
+      <w:r>
+        <w:rPr>
+          <w:b/>
+          <w:bCs/>
+        </w:rPr>
+        <w:t>Justification:</w:t>
+      </w:r>
+      <w:r>
+        <w:t xml:space="preserve"> An application is fundamentally dependent on both a job and a student. It cannot exist on its own. The MDR enforces this by ensuring an application record is automatically deleted if either its associated job or student is deleted (cascading delete). This also allows for rollup summary fields in the future.</w:t>
+      </w:r>
+    </w:p>
+    <w:p>
+      <w:pPr>
+        <w:numPr>
+          <w:ilvl w:val="0"/>
+          <w:numId w:val="26"/>
+        </w:numPr>
+      </w:pPr>
+      <w:r>
+        <w:rPr>
+          <w:b/>
+          <w:bCs/>
+        </w:rPr>
+        <w:t>Lookup Relationship:</w:t>
+      </w:r>
+      <w:r>
+        <w:t xml:space="preserve"> Used on the T&amp;P Query object to link to the Contact.</w:t>
+      </w:r>
+    </w:p>
+    <w:p>
+      <w:pPr>
+        <w:numPr>
+          <w:ilvl w:val="1"/>
+          <w:numId w:val="26"/>
+        </w:numPr>
+      </w:pPr>
+      <w:r>
+        <w:rPr>
+          <w:b/>
+          <w:bCs/>
+        </w:rPr>
+        <w:t>Justification:</w:t>
+      </w:r>
+      <w:r>
+        <w:t xml:space="preserve"> A query is related to a student, but it is also a historical record for the T&amp;P cell. If a student's record is deleted after graduation, the T&amp;P cell may still want to retain the query for analytics. A Lookup provides a looser connection that prevents the query from being auto-deleted, thus preserving historical data.</w:t>
+      </w:r>
+    </w:p>
+    <w:p>
+      <w:pPr>
+        <w:rPr>
+          <w:b/>
+          <w:bCs/>
+        </w:rPr>
+      </w:pPr>
+      <w:r>
+        <w:rPr>
+          <w:b/>
+          <w:bCs/>
+        </w:rPr>
+        <w:t>5. User Interface &amp; Field-Level Security</w:t>
+      </w:r>
+    </w:p>
+    <w:p>
+      <w:pPr>
+        <w:numPr>
+          <w:ilvl w:val="0"/>
+          <w:numId w:val="27"/>
+        </w:numPr>
+      </w:pPr>
+      <w:r>
+        <w:rPr>
+          <w:b/>
+          <w:bCs/>
+        </w:rPr>
+        <w:t>Page Layouts &amp; Compact Layouts:</w:t>
+      </w:r>
+      <w:r>
+        <w:t xml:space="preserve"> Custom page layouts were created for the Student and Recruiter record types. A custom Compact Layout, Job Posting Highlights, was created to show key information at the top of the job posting page.</w:t>
+      </w:r>
+    </w:p>
+    <w:p>
+      <w:pPr>
+        <w:numPr>
+          <w:ilvl w:val="0"/>
+          <w:numId w:val="27"/>
+        </w:numPr>
+      </w:pPr>
+      <w:r>
+        <w:rPr>
+          <w:b/>
+          <w:bCs/>
+        </w:rPr>
+        <w:lastRenderedPageBreak/>
+        <w:t>Field-Level Security (FLS):</w:t>
+      </w:r>
+      <w:r>
+        <w:t xml:space="preserve"> FLS was configured to ensure users only see relevant data.</w:t>
+      </w:r>
+    </w:p>
+    <w:p>
+      <w:pPr>
+        <w:numPr>
+          <w:ilvl w:val="1"/>
+          <w:numId w:val="27"/>
+        </w:numPr>
+      </w:pPr>
+      <w:r>
+        <w:rPr>
+          <w:b/>
+          <w:bCs/>
+        </w:rPr>
+        <w:t>User-Driven Modification:</w:t>
+      </w:r>
+      <w:r>
+        <w:t xml:space="preserve"> Based on user requirements for transparency, the Package (CTC)__c field on the Job Posting object has been made </w:t>
+      </w:r>
+      <w:r>
+        <w:rPr>
+          <w:b/>
+          <w:bCs/>
+        </w:rPr>
+        <w:t>Read-Only</w:t>
+      </w:r>
+      <w:r>
+        <w:t xml:space="preserve"> for the </w:t>
+      </w:r>
+      <w:proofErr w:type="gramStart"/>
+      <w:r>
+        <w:t>Student</w:t>
+      </w:r>
+      <w:proofErr w:type="gramEnd"/>
+      <w:r>
+        <w:t xml:space="preserve"> profile. This allows students to make informed decisions while preventing them from editing the data.</w:t>
+      </w:r>
+    </w:p>
+    <w:p>
+      <w:pPr>
+        <w:numPr>
+          <w:ilvl w:val="1"/>
+          <w:numId w:val="27"/>
+        </w:numPr>
+      </w:pPr>
+      <w:r>
+        <w:rPr>
+          <w:b/>
+          <w:bCs/>
+        </w:rPr>
+        <w:t>Internal Fields:</w:t>
+      </w:r>
+      <w:r>
+        <w:t xml:space="preserve"> The </w:t>
+      </w:r>
+      <w:proofErr w:type="spellStart"/>
+      <w:r>
+        <w:t>Category__c</w:t>
+      </w:r>
+      <w:proofErr w:type="spellEnd"/>
+      <w:r>
+        <w:t xml:space="preserve"> field on the T&amp;P Query object was </w:t>
+      </w:r>
+      <w:r>
+        <w:rPr>
+          <w:b/>
+          <w:bCs/>
+        </w:rPr>
+        <w:t>hidden</w:t>
+      </w:r>
+      <w:r>
+        <w:t xml:space="preserve"> from the </w:t>
+      </w:r>
+      <w:proofErr w:type="gramStart"/>
+      <w:r>
+        <w:t>Student</w:t>
+      </w:r>
+      <w:proofErr w:type="gramEnd"/>
+      <w:r>
+        <w:t xml:space="preserve"> profile as it is an internal classification field for T&amp;P officers only.</w:t>
+      </w:r>
+    </w:p>
+    <w:p>
+      <w:r>
+        <w:rPr>
+          <w:noProof/>
+        </w:rPr>
+        <w:drawing>
+          <wp:inline distT="0" distB="0" distL="0" distR="0" wp14:anchorId="08BF6A8C" wp14:editId="5792FE41">
+            <wp:extent cx="5731510" cy="2368550"/>
+            <wp:effectExtent l="0" t="0" r="2540" b="0"/>
+            <wp:docPr id="1751434303" name="Picture 1"/>
+            <wp:cNvGraphicFramePr>
+              <a:graphicFrameLocks xmlns:a="http://schemas.openxmlformats.org/drawingml/2006/main" noChangeAspect="1"/>
+            </wp:cNvGraphicFramePr>
+            <a:graphic xmlns:a="http://schemas.openxmlformats.org/drawingml/2006/main">
+              <a:graphicData uri="http://schemas.openxmlformats.org/drawingml/2006/picture">
+                <pic:pic xmlns:pic="http://schemas.openxmlformats.org/drawingml/2006/picture">
+                  <pic:nvPicPr>
+                    <pic:cNvPr id="1751434303" name=""/>
+                    <pic:cNvPicPr/>
+                  </pic:nvPicPr>
+                  <pic:blipFill>
+                    <a:blip r:embed="rId10"/>
+                    <a:stretch>
+                      <a:fillRect/>
+                    </a:stretch>
+                  </pic:blipFill>
+                  <pic:spPr>
+                    <a:xfrm>
+                      <a:off x="0" y="0"/>
+                      <a:ext cx="5731510" cy="2368550"/>
+                    </a:xfrm>
+                    <a:prstGeom prst="rect">
+                      <a:avLst/>
+                    </a:prstGeom>
+                  </pic:spPr>
+                </pic:pic>
+              </a:graphicData>
+            </a:graphic>
+          </wp:inline>
+        </w:drawing>
+      </w:r>
+    </w:p>
+    <w:p>
+      <w:pPr>
+        <w:rPr>
+          <w:b/>
+          <w:bCs/>
+        </w:rPr>
+      </w:pPr>
+      <w:r>
+        <w:rPr>
+          <w:b/>
+          <w:bCs/>
+        </w:rPr>
+        <w:t>6. Schema Builder Visualization</w:t>
+      </w:r>
+    </w:p>
+    <w:p>
+      <w:r>
+        <w:t>The Schema Builder was used to view the complete data model. This provides a clear, visual blueprint of all objects and their intricate relationships, confirming the logical integrity of the application's architecture.</w:t>
+      </w:r>
+    </w:p>
+    <w:p>
+      <w:r>
+        <w:rPr>
+          <w:noProof/>
+        </w:rPr>
+        <w:drawing>
+          <wp:inline distT="0" distB="0" distL="0" distR="0" wp14:anchorId="4C31CF58" wp14:editId="585A305E">
+            <wp:extent cx="5731510" cy="2494280"/>
+            <wp:effectExtent l="0" t="0" r="2540" b="1270"/>
+            <wp:docPr id="1269347251" name="Picture 1"/>
+            <wp:cNvGraphicFramePr>
+              <a:graphicFrameLocks xmlns:a="http://schemas.openxmlformats.org/drawingml/2006/main" noChangeAspect="1"/>
+            </wp:cNvGraphicFramePr>
+            <a:graphic xmlns:a="http://schemas.openxmlformats.org/drawingml/2006/main">
+              <a:graphicData uri="http://schemas.openxmlformats.org/drawingml/2006/picture">
+                <pic:pic xmlns:pic="http://schemas.openxmlformats.org/drawingml/2006/picture">
+                  <pic:nvPicPr>
+                    <pic:cNvPr id="1269347251" name=""/>
+                    <pic:cNvPicPr/>
+                  </pic:nvPicPr>
+                  <pic:blipFill>
+                    <a:blip r:embed="rId11"/>
+                    <a:stretch>
+                      <a:fillRect/>
+                    </a:stretch>
+                  </pic:blipFill>
+                  <pic:spPr>
+                    <a:xfrm>
+                      <a:off x="0" y="0"/>
+                      <a:ext cx="5731510" cy="2494280"/>
+                    </a:xfrm>
+                    <a:prstGeom prst="rect">
+                      <a:avLst/>
+                    </a:prstGeom>
+                  </pic:spPr>
+                </pic:pic>
+              </a:graphicData>
+            </a:graphic>
+          </wp:inline>
+        </w:drawing>
+      </w:r>
+    </w:p>
+    <w:p>
+      <w:pPr>
+        <w:rPr>
+          <w:b/>
+          <w:bCs/>
+        </w:rPr>
+      </w:pPr>
+      <w:r>
+        <w:rPr>
+          <w:b/>
+          <w:bCs/>
+        </w:rPr>
+        <w:t>7. Excluded Concepts</w:t>
+      </w:r>
+    </w:p>
+    <w:p>
+      <w:pPr>
+        <w:numPr>
+          <w:ilvl w:val="0"/>
+          <w:numId w:val="28"/>
+        </w:numPr>
+      </w:pPr>
+      <w:r>
+        <w:rPr>
+          <w:b/>
+          <w:bCs/>
+        </w:rPr>
+        <w:lastRenderedPageBreak/>
+        <w:t>Hierarchical &amp; External Objects:</w:t>
+      </w:r>
+      <w:r>
+        <w:t xml:space="preserve"> These relationship types were not applicable. Hierarchical relationships are specific to the User object, and External Objects are for integrating data from outside systems, which is beyond the scope of this self-contained project.</w:t>
       </w:r>
     </w:p>
     <w:p/>
@@ -1693,6 +4596,155 @@
     </w:lvl>
   </w:abstractNum>
   <w:abstractNum w:abstractNumId="1" w15:restartNumberingAfterBreak="0">
+    <w:nsid w:val="0164070A"/>
+    <w:multiLevelType w:val="multilevel"/>
+    <w:tmpl w:val="5CC20C30"/>
+    <w:lvl w:ilvl="0">
+      <w:start w:val="1"/>
+      <w:numFmt w:val="bullet"/>
+      <w:lvlText w:val=""/>
+      <w:lvlJc w:val="left"/>
+      <w:pPr>
+        <w:tabs>
+          <w:tab w:val="num" w:pos="720"/>
+        </w:tabs>
+        <w:ind w:left="720" w:hanging="360"/>
+      </w:pPr>
+      <w:rPr>
+        <w:rFonts w:ascii="Symbol" w:hAnsi="Symbol" w:hint="default"/>
+        <w:sz w:val="20"/>
+      </w:rPr>
+    </w:lvl>
+    <w:lvl w:ilvl="1" w:tentative="1">
+      <w:start w:val="1"/>
+      <w:numFmt w:val="bullet"/>
+      <w:lvlText w:val="o"/>
+      <w:lvlJc w:val="left"/>
+      <w:pPr>
+        <w:tabs>
+          <w:tab w:val="num" w:pos="1440"/>
+        </w:tabs>
+        <w:ind w:left="1440" w:hanging="360"/>
+      </w:pPr>
+      <w:rPr>
+        <w:rFonts w:ascii="Courier New" w:hAnsi="Courier New" w:hint="default"/>
+        <w:sz w:val="20"/>
+      </w:rPr>
+    </w:lvl>
+    <w:lvl w:ilvl="2" w:tentative="1">
+      <w:start w:val="1"/>
+      <w:numFmt w:val="bullet"/>
+      <w:lvlText w:val=""/>
+      <w:lvlJc w:val="left"/>
+      <w:pPr>
+        <w:tabs>
+          <w:tab w:val="num" w:pos="2160"/>
+        </w:tabs>
+        <w:ind w:left="2160" w:hanging="360"/>
+      </w:pPr>
+      <w:rPr>
+        <w:rFonts w:ascii="Wingdings" w:hAnsi="Wingdings" w:hint="default"/>
+        <w:sz w:val="20"/>
+      </w:rPr>
+    </w:lvl>
+    <w:lvl w:ilvl="3" w:tentative="1">
+      <w:start w:val="1"/>
+      <w:numFmt w:val="bullet"/>
+      <w:lvlText w:val=""/>
+      <w:lvlJc w:val="left"/>
+      <w:pPr>
+        <w:tabs>
+          <w:tab w:val="num" w:pos="2880"/>
+        </w:tabs>
+        <w:ind w:left="2880" w:hanging="360"/>
+      </w:pPr>
+      <w:rPr>
+        <w:rFonts w:ascii="Wingdings" w:hAnsi="Wingdings" w:hint="default"/>
+        <w:sz w:val="20"/>
+      </w:rPr>
+    </w:lvl>
+    <w:lvl w:ilvl="4" w:tentative="1">
+      <w:start w:val="1"/>
+      <w:numFmt w:val="bullet"/>
+      <w:lvlText w:val=""/>
+      <w:lvlJc w:val="left"/>
+      <w:pPr>
+        <w:tabs>
+          <w:tab w:val="num" w:pos="3600"/>
+        </w:tabs>
+        <w:ind w:left="3600" w:hanging="360"/>
+      </w:pPr>
+      <w:rPr>
+        <w:rFonts w:ascii="Wingdings" w:hAnsi="Wingdings" w:hint="default"/>
+        <w:sz w:val="20"/>
+      </w:rPr>
+    </w:lvl>
+    <w:lvl w:ilvl="5" w:tentative="1">
+      <w:start w:val="1"/>
+      <w:numFmt w:val="bullet"/>
+      <w:lvlText w:val=""/>
+      <w:lvlJc w:val="left"/>
+      <w:pPr>
+        <w:tabs>
+          <w:tab w:val="num" w:pos="4320"/>
+        </w:tabs>
+        <w:ind w:left="4320" w:hanging="360"/>
+      </w:pPr>
+      <w:rPr>
+        <w:rFonts w:ascii="Wingdings" w:hAnsi="Wingdings" w:hint="default"/>
+        <w:sz w:val="20"/>
+      </w:rPr>
+    </w:lvl>
+    <w:lvl w:ilvl="6" w:tentative="1">
+      <w:start w:val="1"/>
+      <w:numFmt w:val="bullet"/>
+      <w:lvlText w:val=""/>
+      <w:lvlJc w:val="left"/>
+      <w:pPr>
+        <w:tabs>
+          <w:tab w:val="num" w:pos="5040"/>
+        </w:tabs>
+        <w:ind w:left="5040" w:hanging="360"/>
+      </w:pPr>
+      <w:rPr>
+        <w:rFonts w:ascii="Wingdings" w:hAnsi="Wingdings" w:hint="default"/>
+        <w:sz w:val="20"/>
+      </w:rPr>
+    </w:lvl>
+    <w:lvl w:ilvl="7" w:tentative="1">
+      <w:start w:val="1"/>
+      <w:numFmt w:val="bullet"/>
+      <w:lvlText w:val=""/>
+      <w:lvlJc w:val="left"/>
+      <w:pPr>
+        <w:tabs>
+          <w:tab w:val="num" w:pos="5760"/>
+        </w:tabs>
+        <w:ind w:left="5760" w:hanging="360"/>
+      </w:pPr>
+      <w:rPr>
+        <w:rFonts w:ascii="Wingdings" w:hAnsi="Wingdings" w:hint="default"/>
+        <w:sz w:val="20"/>
+      </w:rPr>
+    </w:lvl>
+    <w:lvl w:ilvl="8" w:tentative="1">
+      <w:start w:val="1"/>
+      <w:numFmt w:val="bullet"/>
+      <w:lvlText w:val=""/>
+      <w:lvlJc w:val="left"/>
+      <w:pPr>
+        <w:tabs>
+          <w:tab w:val="num" w:pos="6480"/>
+        </w:tabs>
+        <w:ind w:left="6480" w:hanging="360"/>
+      </w:pPr>
+      <w:rPr>
+        <w:rFonts w:ascii="Wingdings" w:hAnsi="Wingdings" w:hint="default"/>
+        <w:sz w:val="20"/>
+      </w:rPr>
+    </w:lvl>
+  </w:abstractNum>
+  <w:abstractNum w:abstractNumId="2" w15:restartNumberingAfterBreak="0">
     <w:nsid w:val="04BC601D"/>
     <w:multiLevelType w:val="multilevel"/>
     <w:tmpl w:val="2D045186"/>
@@ -1841,7 +4893,7 @@
       </w:rPr>
     </w:lvl>
   </w:abstractNum>
-  <w:abstractNum w:abstractNumId="2" w15:restartNumberingAfterBreak="0">
+  <w:abstractNum w:abstractNumId="3" w15:restartNumberingAfterBreak="0">
     <w:nsid w:val="06F922E2"/>
     <w:multiLevelType w:val="multilevel"/>
     <w:tmpl w:val="BC1E72CC"/>
@@ -1990,7 +5042,156 @@
       </w:rPr>
     </w:lvl>
   </w:abstractNum>
-  <w:abstractNum w:abstractNumId="3" w15:restartNumberingAfterBreak="0">
+  <w:abstractNum w:abstractNumId="4" w15:restartNumberingAfterBreak="0">
+    <w:nsid w:val="088E71A2"/>
+    <w:multiLevelType w:val="multilevel"/>
+    <w:tmpl w:val="693EE7F8"/>
+    <w:lvl w:ilvl="0">
+      <w:start w:val="1"/>
+      <w:numFmt w:val="bullet"/>
+      <w:lvlText w:val=""/>
+      <w:lvlJc w:val="left"/>
+      <w:pPr>
+        <w:tabs>
+          <w:tab w:val="num" w:pos="720"/>
+        </w:tabs>
+        <w:ind w:left="720" w:hanging="360"/>
+      </w:pPr>
+      <w:rPr>
+        <w:rFonts w:ascii="Symbol" w:hAnsi="Symbol" w:hint="default"/>
+        <w:sz w:val="20"/>
+      </w:rPr>
+    </w:lvl>
+    <w:lvl w:ilvl="1" w:tentative="1">
+      <w:start w:val="1"/>
+      <w:numFmt w:val="bullet"/>
+      <w:lvlText w:val="o"/>
+      <w:lvlJc w:val="left"/>
+      <w:pPr>
+        <w:tabs>
+          <w:tab w:val="num" w:pos="1440"/>
+        </w:tabs>
+        <w:ind w:left="1440" w:hanging="360"/>
+      </w:pPr>
+      <w:rPr>
+        <w:rFonts w:ascii="Courier New" w:hAnsi="Courier New" w:hint="default"/>
+        <w:sz w:val="20"/>
+      </w:rPr>
+    </w:lvl>
+    <w:lvl w:ilvl="2" w:tentative="1">
+      <w:start w:val="1"/>
+      <w:numFmt w:val="bullet"/>
+      <w:lvlText w:val=""/>
+      <w:lvlJc w:val="left"/>
+      <w:pPr>
+        <w:tabs>
+          <w:tab w:val="num" w:pos="2160"/>
+        </w:tabs>
+        <w:ind w:left="2160" w:hanging="360"/>
+      </w:pPr>
+      <w:rPr>
+        <w:rFonts w:ascii="Wingdings" w:hAnsi="Wingdings" w:hint="default"/>
+        <w:sz w:val="20"/>
+      </w:rPr>
+    </w:lvl>
+    <w:lvl w:ilvl="3" w:tentative="1">
+      <w:start w:val="1"/>
+      <w:numFmt w:val="bullet"/>
+      <w:lvlText w:val=""/>
+      <w:lvlJc w:val="left"/>
+      <w:pPr>
+        <w:tabs>
+          <w:tab w:val="num" w:pos="2880"/>
+        </w:tabs>
+        <w:ind w:left="2880" w:hanging="360"/>
+      </w:pPr>
+      <w:rPr>
+        <w:rFonts w:ascii="Wingdings" w:hAnsi="Wingdings" w:hint="default"/>
+        <w:sz w:val="20"/>
+      </w:rPr>
+    </w:lvl>
+    <w:lvl w:ilvl="4" w:tentative="1">
+      <w:start w:val="1"/>
+      <w:numFmt w:val="bullet"/>
+      <w:lvlText w:val=""/>
+      <w:lvlJc w:val="left"/>
+      <w:pPr>
+        <w:tabs>
+          <w:tab w:val="num" w:pos="3600"/>
+        </w:tabs>
+        <w:ind w:left="3600" w:hanging="360"/>
+      </w:pPr>
+      <w:rPr>
+        <w:rFonts w:ascii="Wingdings" w:hAnsi="Wingdings" w:hint="default"/>
+        <w:sz w:val="20"/>
+      </w:rPr>
+    </w:lvl>
+    <w:lvl w:ilvl="5" w:tentative="1">
+      <w:start w:val="1"/>
+      <w:numFmt w:val="bullet"/>
+      <w:lvlText w:val=""/>
+      <w:lvlJc w:val="left"/>
+      <w:pPr>
+        <w:tabs>
+          <w:tab w:val="num" w:pos="4320"/>
+        </w:tabs>
+        <w:ind w:left="4320" w:hanging="360"/>
+      </w:pPr>
+      <w:rPr>
+        <w:rFonts w:ascii="Wingdings" w:hAnsi="Wingdings" w:hint="default"/>
+        <w:sz w:val="20"/>
+      </w:rPr>
+    </w:lvl>
+    <w:lvl w:ilvl="6" w:tentative="1">
+      <w:start w:val="1"/>
+      <w:numFmt w:val="bullet"/>
+      <w:lvlText w:val=""/>
+      <w:lvlJc w:val="left"/>
+      <w:pPr>
+        <w:tabs>
+          <w:tab w:val="num" w:pos="5040"/>
+        </w:tabs>
+        <w:ind w:left="5040" w:hanging="360"/>
+      </w:pPr>
+      <w:rPr>
+        <w:rFonts w:ascii="Wingdings" w:hAnsi="Wingdings" w:hint="default"/>
+        <w:sz w:val="20"/>
+      </w:rPr>
+    </w:lvl>
+    <w:lvl w:ilvl="7" w:tentative="1">
+      <w:start w:val="1"/>
+      <w:numFmt w:val="bullet"/>
+      <w:lvlText w:val=""/>
+      <w:lvlJc w:val="left"/>
+      <w:pPr>
+        <w:tabs>
+          <w:tab w:val="num" w:pos="5760"/>
+        </w:tabs>
+        <w:ind w:left="5760" w:hanging="360"/>
+      </w:pPr>
+      <w:rPr>
+        <w:rFonts w:ascii="Wingdings" w:hAnsi="Wingdings" w:hint="default"/>
+        <w:sz w:val="20"/>
+      </w:rPr>
+    </w:lvl>
+    <w:lvl w:ilvl="8" w:tentative="1">
+      <w:start w:val="1"/>
+      <w:numFmt w:val="bullet"/>
+      <w:lvlText w:val=""/>
+      <w:lvlJc w:val="left"/>
+      <w:pPr>
+        <w:tabs>
+          <w:tab w:val="num" w:pos="6480"/>
+        </w:tabs>
+        <w:ind w:left="6480" w:hanging="360"/>
+      </w:pPr>
+      <w:rPr>
+        <w:rFonts w:ascii="Wingdings" w:hAnsi="Wingdings" w:hint="default"/>
+        <w:sz w:val="20"/>
+      </w:rPr>
+    </w:lvl>
+  </w:abstractNum>
+  <w:abstractNum w:abstractNumId="5" w15:restartNumberingAfterBreak="0">
     <w:nsid w:val="0A813764"/>
     <w:multiLevelType w:val="multilevel"/>
     <w:tmpl w:val="74902774"/>
@@ -2139,7 +5340,7 @@
       </w:rPr>
     </w:lvl>
   </w:abstractNum>
-  <w:abstractNum w:abstractNumId="4" w15:restartNumberingAfterBreak="0">
+  <w:abstractNum w:abstractNumId="6" w15:restartNumberingAfterBreak="0">
     <w:nsid w:val="0CB24602"/>
     <w:multiLevelType w:val="multilevel"/>
     <w:tmpl w:val="F3FE115C"/>
@@ -2351,7 +5552,7 @@
       </w:rPr>
     </w:lvl>
   </w:abstractNum>
-  <w:abstractNum w:abstractNumId="5" w15:restartNumberingAfterBreak="0">
+  <w:abstractNum w:abstractNumId="7" w15:restartNumberingAfterBreak="0">
     <w:nsid w:val="122C540F"/>
     <w:multiLevelType w:val="multilevel"/>
     <w:tmpl w:val="FBF0E6CC"/>
@@ -2500,7 +5701,305 @@
       </w:rPr>
     </w:lvl>
   </w:abstractNum>
-  <w:abstractNum w:abstractNumId="6" w15:restartNumberingAfterBreak="0">
+  <w:abstractNum w:abstractNumId="8" w15:restartNumberingAfterBreak="0">
+    <w:nsid w:val="17467CB2"/>
+    <w:multiLevelType w:val="multilevel"/>
+    <w:tmpl w:val="16DE9DCE"/>
+    <w:lvl w:ilvl="0">
+      <w:start w:val="1"/>
+      <w:numFmt w:val="bullet"/>
+      <w:lvlText w:val=""/>
+      <w:lvlJc w:val="left"/>
+      <w:pPr>
+        <w:tabs>
+          <w:tab w:val="num" w:pos="720"/>
+        </w:tabs>
+        <w:ind w:left="720" w:hanging="360"/>
+      </w:pPr>
+      <w:rPr>
+        <w:rFonts w:ascii="Symbol" w:hAnsi="Symbol" w:hint="default"/>
+        <w:sz w:val="20"/>
+      </w:rPr>
+    </w:lvl>
+    <w:lvl w:ilvl="1">
+      <w:start w:val="1"/>
+      <w:numFmt w:val="bullet"/>
+      <w:lvlText w:val="o"/>
+      <w:lvlJc w:val="left"/>
+      <w:pPr>
+        <w:tabs>
+          <w:tab w:val="num" w:pos="1440"/>
+        </w:tabs>
+        <w:ind w:left="1440" w:hanging="360"/>
+      </w:pPr>
+      <w:rPr>
+        <w:rFonts w:ascii="Courier New" w:hAnsi="Courier New" w:hint="default"/>
+        <w:sz w:val="20"/>
+      </w:rPr>
+    </w:lvl>
+    <w:lvl w:ilvl="2" w:tentative="1">
+      <w:start w:val="1"/>
+      <w:numFmt w:val="bullet"/>
+      <w:lvlText w:val=""/>
+      <w:lvlJc w:val="left"/>
+      <w:pPr>
+        <w:tabs>
+          <w:tab w:val="num" w:pos="2160"/>
+        </w:tabs>
+        <w:ind w:left="2160" w:hanging="360"/>
+      </w:pPr>
+      <w:rPr>
+        <w:rFonts w:ascii="Wingdings" w:hAnsi="Wingdings" w:hint="default"/>
+        <w:sz w:val="20"/>
+      </w:rPr>
+    </w:lvl>
+    <w:lvl w:ilvl="3" w:tentative="1">
+      <w:start w:val="1"/>
+      <w:numFmt w:val="bullet"/>
+      <w:lvlText w:val=""/>
+      <w:lvlJc w:val="left"/>
+      <w:pPr>
+        <w:tabs>
+          <w:tab w:val="num" w:pos="2880"/>
+        </w:tabs>
+        <w:ind w:left="2880" w:hanging="360"/>
+      </w:pPr>
+      <w:rPr>
+        <w:rFonts w:ascii="Wingdings" w:hAnsi="Wingdings" w:hint="default"/>
+        <w:sz w:val="20"/>
+      </w:rPr>
+    </w:lvl>
+    <w:lvl w:ilvl="4" w:tentative="1">
+      <w:start w:val="1"/>
+      <w:numFmt w:val="bullet"/>
+      <w:lvlText w:val=""/>
+      <w:lvlJc w:val="left"/>
+      <w:pPr>
+        <w:tabs>
+          <w:tab w:val="num" w:pos="3600"/>
+        </w:tabs>
+        <w:ind w:left="3600" w:hanging="360"/>
+      </w:pPr>
+      <w:rPr>
+        <w:rFonts w:ascii="Wingdings" w:hAnsi="Wingdings" w:hint="default"/>
+        <w:sz w:val="20"/>
+      </w:rPr>
+    </w:lvl>
+    <w:lvl w:ilvl="5" w:tentative="1">
+      <w:start w:val="1"/>
+      <w:numFmt w:val="bullet"/>
+      <w:lvlText w:val=""/>
+      <w:lvlJc w:val="left"/>
+      <w:pPr>
+        <w:tabs>
+          <w:tab w:val="num" w:pos="4320"/>
+        </w:tabs>
+        <w:ind w:left="4320" w:hanging="360"/>
+      </w:pPr>
+      <w:rPr>
+        <w:rFonts w:ascii="Wingdings" w:hAnsi="Wingdings" w:hint="default"/>
+        <w:sz w:val="20"/>
+      </w:rPr>
+    </w:lvl>
+    <w:lvl w:ilvl="6" w:tentative="1">
+      <w:start w:val="1"/>
+      <w:numFmt w:val="bullet"/>
+      <w:lvlText w:val=""/>
+      <w:lvlJc w:val="left"/>
+      <w:pPr>
+        <w:tabs>
+          <w:tab w:val="num" w:pos="5040"/>
+        </w:tabs>
+        <w:ind w:left="5040" w:hanging="360"/>
+      </w:pPr>
+      <w:rPr>
+        <w:rFonts w:ascii="Wingdings" w:hAnsi="Wingdings" w:hint="default"/>
+        <w:sz w:val="20"/>
+      </w:rPr>
+    </w:lvl>
+    <w:lvl w:ilvl="7" w:tentative="1">
+      <w:start w:val="1"/>
+      <w:numFmt w:val="bullet"/>
+      <w:lvlText w:val=""/>
+      <w:lvlJc w:val="left"/>
+      <w:pPr>
+        <w:tabs>
+          <w:tab w:val="num" w:pos="5760"/>
+        </w:tabs>
+        <w:ind w:left="5760" w:hanging="360"/>
+      </w:pPr>
+      <w:rPr>
+        <w:rFonts w:ascii="Wingdings" w:hAnsi="Wingdings" w:hint="default"/>
+        <w:sz w:val="20"/>
+      </w:rPr>
+    </w:lvl>
+    <w:lvl w:ilvl="8" w:tentative="1">
+      <w:start w:val="1"/>
+      <w:numFmt w:val="bullet"/>
+      <w:lvlText w:val=""/>
+      <w:lvlJc w:val="left"/>
+      <w:pPr>
+        <w:tabs>
+          <w:tab w:val="num" w:pos="6480"/>
+        </w:tabs>
+        <w:ind w:left="6480" w:hanging="360"/>
+      </w:pPr>
+      <w:rPr>
+        <w:rFonts w:ascii="Wingdings" w:hAnsi="Wingdings" w:hint="default"/>
+        <w:sz w:val="20"/>
+      </w:rPr>
+    </w:lvl>
+  </w:abstractNum>
+  <w:abstractNum w:abstractNumId="9" w15:restartNumberingAfterBreak="0">
+    <w:nsid w:val="1BE97AD1"/>
+    <w:multiLevelType w:val="multilevel"/>
+    <w:tmpl w:val="D752F05C"/>
+    <w:lvl w:ilvl="0">
+      <w:start w:val="1"/>
+      <w:numFmt w:val="bullet"/>
+      <w:lvlText w:val=""/>
+      <w:lvlJc w:val="left"/>
+      <w:pPr>
+        <w:tabs>
+          <w:tab w:val="num" w:pos="720"/>
+        </w:tabs>
+        <w:ind w:left="720" w:hanging="360"/>
+      </w:pPr>
+      <w:rPr>
+        <w:rFonts w:ascii="Symbol" w:hAnsi="Symbol" w:hint="default"/>
+        <w:sz w:val="20"/>
+      </w:rPr>
+    </w:lvl>
+    <w:lvl w:ilvl="1" w:tentative="1">
+      <w:start w:val="1"/>
+      <w:numFmt w:val="bullet"/>
+      <w:lvlText w:val="o"/>
+      <w:lvlJc w:val="left"/>
+      <w:pPr>
+        <w:tabs>
+          <w:tab w:val="num" w:pos="1440"/>
+        </w:tabs>
+        <w:ind w:left="1440" w:hanging="360"/>
+      </w:pPr>
+      <w:rPr>
+        <w:rFonts w:ascii="Courier New" w:hAnsi="Courier New" w:hint="default"/>
+        <w:sz w:val="20"/>
+      </w:rPr>
+    </w:lvl>
+    <w:lvl w:ilvl="2" w:tentative="1">
+      <w:start w:val="1"/>
+      <w:numFmt w:val="bullet"/>
+      <w:lvlText w:val=""/>
+      <w:lvlJc w:val="left"/>
+      <w:pPr>
+        <w:tabs>
+          <w:tab w:val="num" w:pos="2160"/>
+        </w:tabs>
+        <w:ind w:left="2160" w:hanging="360"/>
+      </w:pPr>
+      <w:rPr>
+        <w:rFonts w:ascii="Wingdings" w:hAnsi="Wingdings" w:hint="default"/>
+        <w:sz w:val="20"/>
+      </w:rPr>
+    </w:lvl>
+    <w:lvl w:ilvl="3" w:tentative="1">
+      <w:start w:val="1"/>
+      <w:numFmt w:val="bullet"/>
+      <w:lvlText w:val=""/>
+      <w:lvlJc w:val="left"/>
+      <w:pPr>
+        <w:tabs>
+          <w:tab w:val="num" w:pos="2880"/>
+        </w:tabs>
+        <w:ind w:left="2880" w:hanging="360"/>
+      </w:pPr>
+      <w:rPr>
+        <w:rFonts w:ascii="Wingdings" w:hAnsi="Wingdings" w:hint="default"/>
+        <w:sz w:val="20"/>
+      </w:rPr>
+    </w:lvl>
+    <w:lvl w:ilvl="4" w:tentative="1">
+      <w:start w:val="1"/>
+      <w:numFmt w:val="bullet"/>
+      <w:lvlText w:val=""/>
+      <w:lvlJc w:val="left"/>
+      <w:pPr>
+        <w:tabs>
+          <w:tab w:val="num" w:pos="3600"/>
+        </w:tabs>
+        <w:ind w:left="3600" w:hanging="360"/>
+      </w:pPr>
+      <w:rPr>
+        <w:rFonts w:ascii="Wingdings" w:hAnsi="Wingdings" w:hint="default"/>
+        <w:sz w:val="20"/>
+      </w:rPr>
+    </w:lvl>
+    <w:lvl w:ilvl="5" w:tentative="1">
+      <w:start w:val="1"/>
+      <w:numFmt w:val="bullet"/>
+      <w:lvlText w:val=""/>
+      <w:lvlJc w:val="left"/>
+      <w:pPr>
+        <w:tabs>
+          <w:tab w:val="num" w:pos="4320"/>
+        </w:tabs>
+        <w:ind w:left="4320" w:hanging="360"/>
+      </w:pPr>
+      <w:rPr>
+        <w:rFonts w:ascii="Wingdings" w:hAnsi="Wingdings" w:hint="default"/>
+        <w:sz w:val="20"/>
+      </w:rPr>
+    </w:lvl>
+    <w:lvl w:ilvl="6" w:tentative="1">
+      <w:start w:val="1"/>
+      <w:numFmt w:val="bullet"/>
+      <w:lvlText w:val=""/>
+      <w:lvlJc w:val="left"/>
+      <w:pPr>
+        <w:tabs>
+          <w:tab w:val="num" w:pos="5040"/>
+        </w:tabs>
+        <w:ind w:left="5040" w:hanging="360"/>
+      </w:pPr>
+      <w:rPr>
+        <w:rFonts w:ascii="Wingdings" w:hAnsi="Wingdings" w:hint="default"/>
+        <w:sz w:val="20"/>
+      </w:rPr>
+    </w:lvl>
+    <w:lvl w:ilvl="7" w:tentative="1">
+      <w:start w:val="1"/>
+      <w:numFmt w:val="bullet"/>
+      <w:lvlText w:val=""/>
+      <w:lvlJc w:val="left"/>
+      <w:pPr>
+        <w:tabs>
+          <w:tab w:val="num" w:pos="5760"/>
+        </w:tabs>
+        <w:ind w:left="5760" w:hanging="360"/>
+      </w:pPr>
+      <w:rPr>
+        <w:rFonts w:ascii="Wingdings" w:hAnsi="Wingdings" w:hint="default"/>
+        <w:sz w:val="20"/>
+      </w:rPr>
+    </w:lvl>
+    <w:lvl w:ilvl="8" w:tentative="1">
+      <w:start w:val="1"/>
+      <w:numFmt w:val="bullet"/>
+      <w:lvlText w:val=""/>
+      <w:lvlJc w:val="left"/>
+      <w:pPr>
+        <w:tabs>
+          <w:tab w:val="num" w:pos="6480"/>
+        </w:tabs>
+        <w:ind w:left="6480" w:hanging="360"/>
+      </w:pPr>
+      <w:rPr>
+        <w:rFonts w:ascii="Wingdings" w:hAnsi="Wingdings" w:hint="default"/>
+        <w:sz w:val="20"/>
+      </w:rPr>
+    </w:lvl>
+  </w:abstractNum>
+  <w:abstractNum w:abstractNumId="10" w15:restartNumberingAfterBreak="0">
     <w:nsid w:val="2296079F"/>
     <w:multiLevelType w:val="multilevel"/>
     <w:tmpl w:val="24449FE4"/>
@@ -2613,7 +6112,305 @@
       </w:pPr>
     </w:lvl>
   </w:abstractNum>
-  <w:abstractNum w:abstractNumId="7" w15:restartNumberingAfterBreak="0">
+  <w:abstractNum w:abstractNumId="11" w15:restartNumberingAfterBreak="0">
+    <w:nsid w:val="2A565CEC"/>
+    <w:multiLevelType w:val="multilevel"/>
+    <w:tmpl w:val="074C3092"/>
+    <w:lvl w:ilvl="0">
+      <w:start w:val="1"/>
+      <w:numFmt w:val="bullet"/>
+      <w:lvlText w:val=""/>
+      <w:lvlJc w:val="left"/>
+      <w:pPr>
+        <w:tabs>
+          <w:tab w:val="num" w:pos="720"/>
+        </w:tabs>
+        <w:ind w:left="720" w:hanging="360"/>
+      </w:pPr>
+      <w:rPr>
+        <w:rFonts w:ascii="Symbol" w:hAnsi="Symbol" w:hint="default"/>
+        <w:sz w:val="20"/>
+      </w:rPr>
+    </w:lvl>
+    <w:lvl w:ilvl="1" w:tentative="1">
+      <w:start w:val="1"/>
+      <w:numFmt w:val="bullet"/>
+      <w:lvlText w:val="o"/>
+      <w:lvlJc w:val="left"/>
+      <w:pPr>
+        <w:tabs>
+          <w:tab w:val="num" w:pos="1440"/>
+        </w:tabs>
+        <w:ind w:left="1440" w:hanging="360"/>
+      </w:pPr>
+      <w:rPr>
+        <w:rFonts w:ascii="Courier New" w:hAnsi="Courier New" w:hint="default"/>
+        <w:sz w:val="20"/>
+      </w:rPr>
+    </w:lvl>
+    <w:lvl w:ilvl="2" w:tentative="1">
+      <w:start w:val="1"/>
+      <w:numFmt w:val="bullet"/>
+      <w:lvlText w:val=""/>
+      <w:lvlJc w:val="left"/>
+      <w:pPr>
+        <w:tabs>
+          <w:tab w:val="num" w:pos="2160"/>
+        </w:tabs>
+        <w:ind w:left="2160" w:hanging="360"/>
+      </w:pPr>
+      <w:rPr>
+        <w:rFonts w:ascii="Wingdings" w:hAnsi="Wingdings" w:hint="default"/>
+        <w:sz w:val="20"/>
+      </w:rPr>
+    </w:lvl>
+    <w:lvl w:ilvl="3" w:tentative="1">
+      <w:start w:val="1"/>
+      <w:numFmt w:val="bullet"/>
+      <w:lvlText w:val=""/>
+      <w:lvlJc w:val="left"/>
+      <w:pPr>
+        <w:tabs>
+          <w:tab w:val="num" w:pos="2880"/>
+        </w:tabs>
+        <w:ind w:left="2880" w:hanging="360"/>
+      </w:pPr>
+      <w:rPr>
+        <w:rFonts w:ascii="Wingdings" w:hAnsi="Wingdings" w:hint="default"/>
+        <w:sz w:val="20"/>
+      </w:rPr>
+    </w:lvl>
+    <w:lvl w:ilvl="4" w:tentative="1">
+      <w:start w:val="1"/>
+      <w:numFmt w:val="bullet"/>
+      <w:lvlText w:val=""/>
+      <w:lvlJc w:val="left"/>
+      <w:pPr>
+        <w:tabs>
+          <w:tab w:val="num" w:pos="3600"/>
+        </w:tabs>
+        <w:ind w:left="3600" w:hanging="360"/>
+      </w:pPr>
+      <w:rPr>
+        <w:rFonts w:ascii="Wingdings" w:hAnsi="Wingdings" w:hint="default"/>
+        <w:sz w:val="20"/>
+      </w:rPr>
+    </w:lvl>
+    <w:lvl w:ilvl="5" w:tentative="1">
+      <w:start w:val="1"/>
+      <w:numFmt w:val="bullet"/>
+      <w:lvlText w:val=""/>
+      <w:lvlJc w:val="left"/>
+      <w:pPr>
+        <w:tabs>
+          <w:tab w:val="num" w:pos="4320"/>
+        </w:tabs>
+        <w:ind w:left="4320" w:hanging="360"/>
+      </w:pPr>
+      <w:rPr>
+        <w:rFonts w:ascii="Wingdings" w:hAnsi="Wingdings" w:hint="default"/>
+        <w:sz w:val="20"/>
+      </w:rPr>
+    </w:lvl>
+    <w:lvl w:ilvl="6" w:tentative="1">
+      <w:start w:val="1"/>
+      <w:numFmt w:val="bullet"/>
+      <w:lvlText w:val=""/>
+      <w:lvlJc w:val="left"/>
+      <w:pPr>
+        <w:tabs>
+          <w:tab w:val="num" w:pos="5040"/>
+        </w:tabs>
+        <w:ind w:left="5040" w:hanging="360"/>
+      </w:pPr>
+      <w:rPr>
+        <w:rFonts w:ascii="Wingdings" w:hAnsi="Wingdings" w:hint="default"/>
+        <w:sz w:val="20"/>
+      </w:rPr>
+    </w:lvl>
+    <w:lvl w:ilvl="7" w:tentative="1">
+      <w:start w:val="1"/>
+      <w:numFmt w:val="bullet"/>
+      <w:lvlText w:val=""/>
+      <w:lvlJc w:val="left"/>
+      <w:pPr>
+        <w:tabs>
+          <w:tab w:val="num" w:pos="5760"/>
+        </w:tabs>
+        <w:ind w:left="5760" w:hanging="360"/>
+      </w:pPr>
+      <w:rPr>
+        <w:rFonts w:ascii="Wingdings" w:hAnsi="Wingdings" w:hint="default"/>
+        <w:sz w:val="20"/>
+      </w:rPr>
+    </w:lvl>
+    <w:lvl w:ilvl="8" w:tentative="1">
+      <w:start w:val="1"/>
+      <w:numFmt w:val="bullet"/>
+      <w:lvlText w:val=""/>
+      <w:lvlJc w:val="left"/>
+      <w:pPr>
+        <w:tabs>
+          <w:tab w:val="num" w:pos="6480"/>
+        </w:tabs>
+        <w:ind w:left="6480" w:hanging="360"/>
+      </w:pPr>
+      <w:rPr>
+        <w:rFonts w:ascii="Wingdings" w:hAnsi="Wingdings" w:hint="default"/>
+        <w:sz w:val="20"/>
+      </w:rPr>
+    </w:lvl>
+  </w:abstractNum>
+  <w:abstractNum w:abstractNumId="12" w15:restartNumberingAfterBreak="0">
+    <w:nsid w:val="2EEA7EFB"/>
+    <w:multiLevelType w:val="multilevel"/>
+    <w:tmpl w:val="5C9E83B6"/>
+    <w:lvl w:ilvl="0">
+      <w:start w:val="1"/>
+      <w:numFmt w:val="bullet"/>
+      <w:lvlText w:val=""/>
+      <w:lvlJc w:val="left"/>
+      <w:pPr>
+        <w:tabs>
+          <w:tab w:val="num" w:pos="720"/>
+        </w:tabs>
+        <w:ind w:left="720" w:hanging="360"/>
+      </w:pPr>
+      <w:rPr>
+        <w:rFonts w:ascii="Symbol" w:hAnsi="Symbol" w:hint="default"/>
+        <w:sz w:val="20"/>
+      </w:rPr>
+    </w:lvl>
+    <w:lvl w:ilvl="1">
+      <w:start w:val="1"/>
+      <w:numFmt w:val="bullet"/>
+      <w:lvlText w:val="o"/>
+      <w:lvlJc w:val="left"/>
+      <w:pPr>
+        <w:tabs>
+          <w:tab w:val="num" w:pos="1440"/>
+        </w:tabs>
+        <w:ind w:left="1440" w:hanging="360"/>
+      </w:pPr>
+      <w:rPr>
+        <w:rFonts w:ascii="Courier New" w:hAnsi="Courier New" w:hint="default"/>
+        <w:sz w:val="20"/>
+      </w:rPr>
+    </w:lvl>
+    <w:lvl w:ilvl="2" w:tentative="1">
+      <w:start w:val="1"/>
+      <w:numFmt w:val="bullet"/>
+      <w:lvlText w:val=""/>
+      <w:lvlJc w:val="left"/>
+      <w:pPr>
+        <w:tabs>
+          <w:tab w:val="num" w:pos="2160"/>
+        </w:tabs>
+        <w:ind w:left="2160" w:hanging="360"/>
+      </w:pPr>
+      <w:rPr>
+        <w:rFonts w:ascii="Wingdings" w:hAnsi="Wingdings" w:hint="default"/>
+        <w:sz w:val="20"/>
+      </w:rPr>
+    </w:lvl>
+    <w:lvl w:ilvl="3" w:tentative="1">
+      <w:start w:val="1"/>
+      <w:numFmt w:val="bullet"/>
+      <w:lvlText w:val=""/>
+      <w:lvlJc w:val="left"/>
+      <w:pPr>
+        <w:tabs>
+          <w:tab w:val="num" w:pos="2880"/>
+        </w:tabs>
+        <w:ind w:left="2880" w:hanging="360"/>
+      </w:pPr>
+      <w:rPr>
+        <w:rFonts w:ascii="Wingdings" w:hAnsi="Wingdings" w:hint="default"/>
+        <w:sz w:val="20"/>
+      </w:rPr>
+    </w:lvl>
+    <w:lvl w:ilvl="4" w:tentative="1">
+      <w:start w:val="1"/>
+      <w:numFmt w:val="bullet"/>
+      <w:lvlText w:val=""/>
+      <w:lvlJc w:val="left"/>
+      <w:pPr>
+        <w:tabs>
+          <w:tab w:val="num" w:pos="3600"/>
+        </w:tabs>
+        <w:ind w:left="3600" w:hanging="360"/>
+      </w:pPr>
+      <w:rPr>
+        <w:rFonts w:ascii="Wingdings" w:hAnsi="Wingdings" w:hint="default"/>
+        <w:sz w:val="20"/>
+      </w:rPr>
+    </w:lvl>
+    <w:lvl w:ilvl="5" w:tentative="1">
+      <w:start w:val="1"/>
+      <w:numFmt w:val="bullet"/>
+      <w:lvlText w:val=""/>
+      <w:lvlJc w:val="left"/>
+      <w:pPr>
+        <w:tabs>
+          <w:tab w:val="num" w:pos="4320"/>
+        </w:tabs>
+        <w:ind w:left="4320" w:hanging="360"/>
+      </w:pPr>
+      <w:rPr>
+        <w:rFonts w:ascii="Wingdings" w:hAnsi="Wingdings" w:hint="default"/>
+        <w:sz w:val="20"/>
+      </w:rPr>
+    </w:lvl>
+    <w:lvl w:ilvl="6" w:tentative="1">
+      <w:start w:val="1"/>
+      <w:numFmt w:val="bullet"/>
+      <w:lvlText w:val=""/>
+      <w:lvlJc w:val="left"/>
+      <w:pPr>
+        <w:tabs>
+          <w:tab w:val="num" w:pos="5040"/>
+        </w:tabs>
+        <w:ind w:left="5040" w:hanging="360"/>
+      </w:pPr>
+      <w:rPr>
+        <w:rFonts w:ascii="Wingdings" w:hAnsi="Wingdings" w:hint="default"/>
+        <w:sz w:val="20"/>
+      </w:rPr>
+    </w:lvl>
+    <w:lvl w:ilvl="7" w:tentative="1">
+      <w:start w:val="1"/>
+      <w:numFmt w:val="bullet"/>
+      <w:lvlText w:val=""/>
+      <w:lvlJc w:val="left"/>
+      <w:pPr>
+        <w:tabs>
+          <w:tab w:val="num" w:pos="5760"/>
+        </w:tabs>
+        <w:ind w:left="5760" w:hanging="360"/>
+      </w:pPr>
+      <w:rPr>
+        <w:rFonts w:ascii="Wingdings" w:hAnsi="Wingdings" w:hint="default"/>
+        <w:sz w:val="20"/>
+      </w:rPr>
+    </w:lvl>
+    <w:lvl w:ilvl="8" w:tentative="1">
+      <w:start w:val="1"/>
+      <w:numFmt w:val="bullet"/>
+      <w:lvlText w:val=""/>
+      <w:lvlJc w:val="left"/>
+      <w:pPr>
+        <w:tabs>
+          <w:tab w:val="num" w:pos="6480"/>
+        </w:tabs>
+        <w:ind w:left="6480" w:hanging="360"/>
+      </w:pPr>
+      <w:rPr>
+        <w:rFonts w:ascii="Wingdings" w:hAnsi="Wingdings" w:hint="default"/>
+        <w:sz w:val="20"/>
+      </w:rPr>
+    </w:lvl>
+  </w:abstractNum>
+  <w:abstractNum w:abstractNumId="13" w15:restartNumberingAfterBreak="0">
     <w:nsid w:val="2FAA48B9"/>
     <w:multiLevelType w:val="multilevel"/>
     <w:tmpl w:val="6EC6FBC6"/>
@@ -2762,7 +6559,7 @@
       </w:rPr>
     </w:lvl>
   </w:abstractNum>
-  <w:abstractNum w:abstractNumId="8" w15:restartNumberingAfterBreak="0">
+  <w:abstractNum w:abstractNumId="14" w15:restartNumberingAfterBreak="0">
     <w:nsid w:val="40BE022E"/>
     <w:multiLevelType w:val="multilevel"/>
     <w:tmpl w:val="78F836EA"/>
@@ -2875,7 +6672,7 @@
       </w:pPr>
     </w:lvl>
   </w:abstractNum>
-  <w:abstractNum w:abstractNumId="9" w15:restartNumberingAfterBreak="0">
+  <w:abstractNum w:abstractNumId="15" w15:restartNumberingAfterBreak="0">
     <w:nsid w:val="41384B99"/>
     <w:multiLevelType w:val="multilevel"/>
     <w:tmpl w:val="ED4E77E0"/>
@@ -3024,7 +6821,7 @@
       </w:rPr>
     </w:lvl>
   </w:abstractNum>
-  <w:abstractNum w:abstractNumId="10" w15:restartNumberingAfterBreak="0">
+  <w:abstractNum w:abstractNumId="16" w15:restartNumberingAfterBreak="0">
     <w:nsid w:val="463073FF"/>
     <w:multiLevelType w:val="multilevel"/>
     <w:tmpl w:val="7F68281E"/>
@@ -3236,7 +7033,7 @@
       </w:rPr>
     </w:lvl>
   </w:abstractNum>
-  <w:abstractNum w:abstractNumId="11" w15:restartNumberingAfterBreak="0">
+  <w:abstractNum w:abstractNumId="17" w15:restartNumberingAfterBreak="0">
     <w:nsid w:val="49004558"/>
     <w:multiLevelType w:val="multilevel"/>
     <w:tmpl w:val="ED8CB020"/>
@@ -3448,7 +7245,454 @@
       </w:rPr>
     </w:lvl>
   </w:abstractNum>
-  <w:abstractNum w:abstractNumId="12" w15:restartNumberingAfterBreak="0">
+  <w:abstractNum w:abstractNumId="18" w15:restartNumberingAfterBreak="0">
+    <w:nsid w:val="4B3A428E"/>
+    <w:multiLevelType w:val="multilevel"/>
+    <w:tmpl w:val="08E22072"/>
+    <w:lvl w:ilvl="0">
+      <w:start w:val="1"/>
+      <w:numFmt w:val="bullet"/>
+      <w:lvlText w:val=""/>
+      <w:lvlJc w:val="left"/>
+      <w:pPr>
+        <w:tabs>
+          <w:tab w:val="num" w:pos="720"/>
+        </w:tabs>
+        <w:ind w:left="720" w:hanging="360"/>
+      </w:pPr>
+      <w:rPr>
+        <w:rFonts w:ascii="Symbol" w:hAnsi="Symbol" w:hint="default"/>
+        <w:sz w:val="20"/>
+      </w:rPr>
+    </w:lvl>
+    <w:lvl w:ilvl="1">
+      <w:start w:val="1"/>
+      <w:numFmt w:val="bullet"/>
+      <w:lvlText w:val="o"/>
+      <w:lvlJc w:val="left"/>
+      <w:pPr>
+        <w:tabs>
+          <w:tab w:val="num" w:pos="1440"/>
+        </w:tabs>
+        <w:ind w:left="1440" w:hanging="360"/>
+      </w:pPr>
+      <w:rPr>
+        <w:rFonts w:ascii="Courier New" w:hAnsi="Courier New" w:hint="default"/>
+        <w:sz w:val="20"/>
+      </w:rPr>
+    </w:lvl>
+    <w:lvl w:ilvl="2" w:tentative="1">
+      <w:start w:val="1"/>
+      <w:numFmt w:val="bullet"/>
+      <w:lvlText w:val=""/>
+      <w:lvlJc w:val="left"/>
+      <w:pPr>
+        <w:tabs>
+          <w:tab w:val="num" w:pos="2160"/>
+        </w:tabs>
+        <w:ind w:left="2160" w:hanging="360"/>
+      </w:pPr>
+      <w:rPr>
+        <w:rFonts w:ascii="Wingdings" w:hAnsi="Wingdings" w:hint="default"/>
+        <w:sz w:val="20"/>
+      </w:rPr>
+    </w:lvl>
+    <w:lvl w:ilvl="3" w:tentative="1">
+      <w:start w:val="1"/>
+      <w:numFmt w:val="bullet"/>
+      <w:lvlText w:val=""/>
+      <w:lvlJc w:val="left"/>
+      <w:pPr>
+        <w:tabs>
+          <w:tab w:val="num" w:pos="2880"/>
+        </w:tabs>
+        <w:ind w:left="2880" w:hanging="360"/>
+      </w:pPr>
+      <w:rPr>
+        <w:rFonts w:ascii="Wingdings" w:hAnsi="Wingdings" w:hint="default"/>
+        <w:sz w:val="20"/>
+      </w:rPr>
+    </w:lvl>
+    <w:lvl w:ilvl="4" w:tentative="1">
+      <w:start w:val="1"/>
+      <w:numFmt w:val="bullet"/>
+      <w:lvlText w:val=""/>
+      <w:lvlJc w:val="left"/>
+      <w:pPr>
+        <w:tabs>
+          <w:tab w:val="num" w:pos="3600"/>
+        </w:tabs>
+        <w:ind w:left="3600" w:hanging="360"/>
+      </w:pPr>
+      <w:rPr>
+        <w:rFonts w:ascii="Wingdings" w:hAnsi="Wingdings" w:hint="default"/>
+        <w:sz w:val="20"/>
+      </w:rPr>
+    </w:lvl>
+    <w:lvl w:ilvl="5" w:tentative="1">
+      <w:start w:val="1"/>
+      <w:numFmt w:val="bullet"/>
+      <w:lvlText w:val=""/>
+      <w:lvlJc w:val="left"/>
+      <w:pPr>
+        <w:tabs>
+          <w:tab w:val="num" w:pos="4320"/>
+        </w:tabs>
+        <w:ind w:left="4320" w:hanging="360"/>
+      </w:pPr>
+      <w:rPr>
+        <w:rFonts w:ascii="Wingdings" w:hAnsi="Wingdings" w:hint="default"/>
+        <w:sz w:val="20"/>
+      </w:rPr>
+    </w:lvl>
+    <w:lvl w:ilvl="6" w:tentative="1">
+      <w:start w:val="1"/>
+      <w:numFmt w:val="bullet"/>
+      <w:lvlText w:val=""/>
+      <w:lvlJc w:val="left"/>
+      <w:pPr>
+        <w:tabs>
+          <w:tab w:val="num" w:pos="5040"/>
+        </w:tabs>
+        <w:ind w:left="5040" w:hanging="360"/>
+      </w:pPr>
+      <w:rPr>
+        <w:rFonts w:ascii="Wingdings" w:hAnsi="Wingdings" w:hint="default"/>
+        <w:sz w:val="20"/>
+      </w:rPr>
+    </w:lvl>
+    <w:lvl w:ilvl="7" w:tentative="1">
+      <w:start w:val="1"/>
+      <w:numFmt w:val="bullet"/>
+      <w:lvlText w:val=""/>
+      <w:lvlJc w:val="left"/>
+      <w:pPr>
+        <w:tabs>
+          <w:tab w:val="num" w:pos="5760"/>
+        </w:tabs>
+        <w:ind w:left="5760" w:hanging="360"/>
+      </w:pPr>
+      <w:rPr>
+        <w:rFonts w:ascii="Wingdings" w:hAnsi="Wingdings" w:hint="default"/>
+        <w:sz w:val="20"/>
+      </w:rPr>
+    </w:lvl>
+    <w:lvl w:ilvl="8" w:tentative="1">
+      <w:start w:val="1"/>
+      <w:numFmt w:val="bullet"/>
+      <w:lvlText w:val=""/>
+      <w:lvlJc w:val="left"/>
+      <w:pPr>
+        <w:tabs>
+          <w:tab w:val="num" w:pos="6480"/>
+        </w:tabs>
+        <w:ind w:left="6480" w:hanging="360"/>
+      </w:pPr>
+      <w:rPr>
+        <w:rFonts w:ascii="Wingdings" w:hAnsi="Wingdings" w:hint="default"/>
+        <w:sz w:val="20"/>
+      </w:rPr>
+    </w:lvl>
+  </w:abstractNum>
+  <w:abstractNum w:abstractNumId="19" w15:restartNumberingAfterBreak="0">
+    <w:nsid w:val="4DF748A2"/>
+    <w:multiLevelType w:val="multilevel"/>
+    <w:tmpl w:val="886E85FA"/>
+    <w:lvl w:ilvl="0">
+      <w:start w:val="1"/>
+      <w:numFmt w:val="bullet"/>
+      <w:lvlText w:val=""/>
+      <w:lvlJc w:val="left"/>
+      <w:pPr>
+        <w:tabs>
+          <w:tab w:val="num" w:pos="720"/>
+        </w:tabs>
+        <w:ind w:left="720" w:hanging="360"/>
+      </w:pPr>
+      <w:rPr>
+        <w:rFonts w:ascii="Symbol" w:hAnsi="Symbol" w:hint="default"/>
+        <w:sz w:val="20"/>
+      </w:rPr>
+    </w:lvl>
+    <w:lvl w:ilvl="1" w:tentative="1">
+      <w:start w:val="1"/>
+      <w:numFmt w:val="bullet"/>
+      <w:lvlText w:val="o"/>
+      <w:lvlJc w:val="left"/>
+      <w:pPr>
+        <w:tabs>
+          <w:tab w:val="num" w:pos="1440"/>
+        </w:tabs>
+        <w:ind w:left="1440" w:hanging="360"/>
+      </w:pPr>
+      <w:rPr>
+        <w:rFonts w:ascii="Courier New" w:hAnsi="Courier New" w:hint="default"/>
+        <w:sz w:val="20"/>
+      </w:rPr>
+    </w:lvl>
+    <w:lvl w:ilvl="2" w:tentative="1">
+      <w:start w:val="1"/>
+      <w:numFmt w:val="bullet"/>
+      <w:lvlText w:val=""/>
+      <w:lvlJc w:val="left"/>
+      <w:pPr>
+        <w:tabs>
+          <w:tab w:val="num" w:pos="2160"/>
+        </w:tabs>
+        <w:ind w:left="2160" w:hanging="360"/>
+      </w:pPr>
+      <w:rPr>
+        <w:rFonts w:ascii="Wingdings" w:hAnsi="Wingdings" w:hint="default"/>
+        <w:sz w:val="20"/>
+      </w:rPr>
+    </w:lvl>
+    <w:lvl w:ilvl="3" w:tentative="1">
+      <w:start w:val="1"/>
+      <w:numFmt w:val="bullet"/>
+      <w:lvlText w:val=""/>
+      <w:lvlJc w:val="left"/>
+      <w:pPr>
+        <w:tabs>
+          <w:tab w:val="num" w:pos="2880"/>
+        </w:tabs>
+        <w:ind w:left="2880" w:hanging="360"/>
+      </w:pPr>
+      <w:rPr>
+        <w:rFonts w:ascii="Wingdings" w:hAnsi="Wingdings" w:hint="default"/>
+        <w:sz w:val="20"/>
+      </w:rPr>
+    </w:lvl>
+    <w:lvl w:ilvl="4" w:tentative="1">
+      <w:start w:val="1"/>
+      <w:numFmt w:val="bullet"/>
+      <w:lvlText w:val=""/>
+      <w:lvlJc w:val="left"/>
+      <w:pPr>
+        <w:tabs>
+          <w:tab w:val="num" w:pos="3600"/>
+        </w:tabs>
+        <w:ind w:left="3600" w:hanging="360"/>
+      </w:pPr>
+      <w:rPr>
+        <w:rFonts w:ascii="Wingdings" w:hAnsi="Wingdings" w:hint="default"/>
+        <w:sz w:val="20"/>
+      </w:rPr>
+    </w:lvl>
+    <w:lvl w:ilvl="5" w:tentative="1">
+      <w:start w:val="1"/>
+      <w:numFmt w:val="bullet"/>
+      <w:lvlText w:val=""/>
+      <w:lvlJc w:val="left"/>
+      <w:pPr>
+        <w:tabs>
+          <w:tab w:val="num" w:pos="4320"/>
+        </w:tabs>
+        <w:ind w:left="4320" w:hanging="360"/>
+      </w:pPr>
+      <w:rPr>
+        <w:rFonts w:ascii="Wingdings" w:hAnsi="Wingdings" w:hint="default"/>
+        <w:sz w:val="20"/>
+      </w:rPr>
+    </w:lvl>
+    <w:lvl w:ilvl="6" w:tentative="1">
+      <w:start w:val="1"/>
+      <w:numFmt w:val="bullet"/>
+      <w:lvlText w:val=""/>
+      <w:lvlJc w:val="left"/>
+      <w:pPr>
+        <w:tabs>
+          <w:tab w:val="num" w:pos="5040"/>
+        </w:tabs>
+        <w:ind w:left="5040" w:hanging="360"/>
+      </w:pPr>
+      <w:rPr>
+        <w:rFonts w:ascii="Wingdings" w:hAnsi="Wingdings" w:hint="default"/>
+        <w:sz w:val="20"/>
+      </w:rPr>
+    </w:lvl>
+    <w:lvl w:ilvl="7" w:tentative="1">
+      <w:start w:val="1"/>
+      <w:numFmt w:val="bullet"/>
+      <w:lvlText w:val=""/>
+      <w:lvlJc w:val="left"/>
+      <w:pPr>
+        <w:tabs>
+          <w:tab w:val="num" w:pos="5760"/>
+        </w:tabs>
+        <w:ind w:left="5760" w:hanging="360"/>
+      </w:pPr>
+      <w:rPr>
+        <w:rFonts w:ascii="Wingdings" w:hAnsi="Wingdings" w:hint="default"/>
+        <w:sz w:val="20"/>
+      </w:rPr>
+    </w:lvl>
+    <w:lvl w:ilvl="8" w:tentative="1">
+      <w:start w:val="1"/>
+      <w:numFmt w:val="bullet"/>
+      <w:lvlText w:val=""/>
+      <w:lvlJc w:val="left"/>
+      <w:pPr>
+        <w:tabs>
+          <w:tab w:val="num" w:pos="6480"/>
+        </w:tabs>
+        <w:ind w:left="6480" w:hanging="360"/>
+      </w:pPr>
+      <w:rPr>
+        <w:rFonts w:ascii="Wingdings" w:hAnsi="Wingdings" w:hint="default"/>
+        <w:sz w:val="20"/>
+      </w:rPr>
+    </w:lvl>
+  </w:abstractNum>
+  <w:abstractNum w:abstractNumId="20" w15:restartNumberingAfterBreak="0">
+    <w:nsid w:val="5A1237A6"/>
+    <w:multiLevelType w:val="multilevel"/>
+    <w:tmpl w:val="283E3020"/>
+    <w:lvl w:ilvl="0">
+      <w:start w:val="1"/>
+      <w:numFmt w:val="bullet"/>
+      <w:lvlText w:val=""/>
+      <w:lvlJc w:val="left"/>
+      <w:pPr>
+        <w:tabs>
+          <w:tab w:val="num" w:pos="720"/>
+        </w:tabs>
+        <w:ind w:left="720" w:hanging="360"/>
+      </w:pPr>
+      <w:rPr>
+        <w:rFonts w:ascii="Symbol" w:hAnsi="Symbol" w:hint="default"/>
+        <w:sz w:val="20"/>
+      </w:rPr>
+    </w:lvl>
+    <w:lvl w:ilvl="1" w:tentative="1">
+      <w:start w:val="1"/>
+      <w:numFmt w:val="bullet"/>
+      <w:lvlText w:val="o"/>
+      <w:lvlJc w:val="left"/>
+      <w:pPr>
+        <w:tabs>
+          <w:tab w:val="num" w:pos="1440"/>
+        </w:tabs>
+        <w:ind w:left="1440" w:hanging="360"/>
+      </w:pPr>
+      <w:rPr>
+        <w:rFonts w:ascii="Courier New" w:hAnsi="Courier New" w:hint="default"/>
+        <w:sz w:val="20"/>
+      </w:rPr>
+    </w:lvl>
+    <w:lvl w:ilvl="2" w:tentative="1">
+      <w:start w:val="1"/>
+      <w:numFmt w:val="bullet"/>
+      <w:lvlText w:val=""/>
+      <w:lvlJc w:val="left"/>
+      <w:pPr>
+        <w:tabs>
+          <w:tab w:val="num" w:pos="2160"/>
+        </w:tabs>
+        <w:ind w:left="2160" w:hanging="360"/>
+      </w:pPr>
+      <w:rPr>
+        <w:rFonts w:ascii="Wingdings" w:hAnsi="Wingdings" w:hint="default"/>
+        <w:sz w:val="20"/>
+      </w:rPr>
+    </w:lvl>
+    <w:lvl w:ilvl="3" w:tentative="1">
+      <w:start w:val="1"/>
+      <w:numFmt w:val="bullet"/>
+      <w:lvlText w:val=""/>
+      <w:lvlJc w:val="left"/>
+      <w:pPr>
+        <w:tabs>
+          <w:tab w:val="num" w:pos="2880"/>
+        </w:tabs>
+        <w:ind w:left="2880" w:hanging="360"/>
+      </w:pPr>
+      <w:rPr>
+        <w:rFonts w:ascii="Wingdings" w:hAnsi="Wingdings" w:hint="default"/>
+        <w:sz w:val="20"/>
+      </w:rPr>
+    </w:lvl>
+    <w:lvl w:ilvl="4" w:tentative="1">
+      <w:start w:val="1"/>
+      <w:numFmt w:val="bullet"/>
+      <w:lvlText w:val=""/>
+      <w:lvlJc w:val="left"/>
+      <w:pPr>
+        <w:tabs>
+          <w:tab w:val="num" w:pos="3600"/>
+        </w:tabs>
+        <w:ind w:left="3600" w:hanging="360"/>
+      </w:pPr>
+      <w:rPr>
+        <w:rFonts w:ascii="Wingdings" w:hAnsi="Wingdings" w:hint="default"/>
+        <w:sz w:val="20"/>
+      </w:rPr>
+    </w:lvl>
+    <w:lvl w:ilvl="5" w:tentative="1">
+      <w:start w:val="1"/>
+      <w:numFmt w:val="bullet"/>
+      <w:lvlText w:val=""/>
+      <w:lvlJc w:val="left"/>
+      <w:pPr>
+        <w:tabs>
+          <w:tab w:val="num" w:pos="4320"/>
+        </w:tabs>
+        <w:ind w:left="4320" w:hanging="360"/>
+      </w:pPr>
+      <w:rPr>
+        <w:rFonts w:ascii="Wingdings" w:hAnsi="Wingdings" w:hint="default"/>
+        <w:sz w:val="20"/>
+      </w:rPr>
+    </w:lvl>
+    <w:lvl w:ilvl="6" w:tentative="1">
+      <w:start w:val="1"/>
+      <w:numFmt w:val="bullet"/>
+      <w:lvlText w:val=""/>
+      <w:lvlJc w:val="left"/>
+      <w:pPr>
+        <w:tabs>
+          <w:tab w:val="num" w:pos="5040"/>
+        </w:tabs>
+        <w:ind w:left="5040" w:hanging="360"/>
+      </w:pPr>
+      <w:rPr>
+        <w:rFonts w:ascii="Wingdings" w:hAnsi="Wingdings" w:hint="default"/>
+        <w:sz w:val="20"/>
+      </w:rPr>
+    </w:lvl>
+    <w:lvl w:ilvl="7" w:tentative="1">
+      <w:start w:val="1"/>
+      <w:numFmt w:val="bullet"/>
+      <w:lvlText w:val=""/>
+      <w:lvlJc w:val="left"/>
+      <w:pPr>
+        <w:tabs>
+          <w:tab w:val="num" w:pos="5760"/>
+        </w:tabs>
+        <w:ind w:left="5760" w:hanging="360"/>
+      </w:pPr>
+      <w:rPr>
+        <w:rFonts w:ascii="Wingdings" w:hAnsi="Wingdings" w:hint="default"/>
+        <w:sz w:val="20"/>
+      </w:rPr>
+    </w:lvl>
+    <w:lvl w:ilvl="8" w:tentative="1">
+      <w:start w:val="1"/>
+      <w:numFmt w:val="bullet"/>
+      <w:lvlText w:val=""/>
+      <w:lvlJc w:val="left"/>
+      <w:pPr>
+        <w:tabs>
+          <w:tab w:val="num" w:pos="6480"/>
+        </w:tabs>
+        <w:ind w:left="6480" w:hanging="360"/>
+      </w:pPr>
+      <w:rPr>
+        <w:rFonts w:ascii="Wingdings" w:hAnsi="Wingdings" w:hint="default"/>
+        <w:sz w:val="20"/>
+      </w:rPr>
+    </w:lvl>
+  </w:abstractNum>
+  <w:abstractNum w:abstractNumId="21" w15:restartNumberingAfterBreak="0">
     <w:nsid w:val="5F657D40"/>
     <w:multiLevelType w:val="multilevel"/>
     <w:tmpl w:val="876CC6D0"/>
@@ -3597,7 +7841,7 @@
       </w:rPr>
     </w:lvl>
   </w:abstractNum>
-  <w:abstractNum w:abstractNumId="13" w15:restartNumberingAfterBreak="0">
+  <w:abstractNum w:abstractNumId="22" w15:restartNumberingAfterBreak="0">
     <w:nsid w:val="61C63A2D"/>
     <w:multiLevelType w:val="multilevel"/>
     <w:tmpl w:val="3508DC8E"/>
@@ -3809,7 +8053,7 @@
       </w:rPr>
     </w:lvl>
   </w:abstractNum>
-  <w:abstractNum w:abstractNumId="14" w15:restartNumberingAfterBreak="0">
+  <w:abstractNum w:abstractNumId="23" w15:restartNumberingAfterBreak="0">
     <w:nsid w:val="65B94903"/>
     <w:multiLevelType w:val="multilevel"/>
     <w:tmpl w:val="89EEF0EC"/>
@@ -4021,7 +8265,7 @@
       </w:rPr>
     </w:lvl>
   </w:abstractNum>
-  <w:abstractNum w:abstractNumId="15" w15:restartNumberingAfterBreak="0">
+  <w:abstractNum w:abstractNumId="24" w15:restartNumberingAfterBreak="0">
     <w:nsid w:val="6720786B"/>
     <w:multiLevelType w:val="multilevel"/>
     <w:tmpl w:val="F71A6C68"/>
@@ -4170,7 +8414,156 @@
       </w:rPr>
     </w:lvl>
   </w:abstractNum>
-  <w:abstractNum w:abstractNumId="16" w15:restartNumberingAfterBreak="0">
+  <w:abstractNum w:abstractNumId="25" w15:restartNumberingAfterBreak="0">
+    <w:nsid w:val="681665BA"/>
+    <w:multiLevelType w:val="multilevel"/>
+    <w:tmpl w:val="C336A918"/>
+    <w:lvl w:ilvl="0">
+      <w:start w:val="1"/>
+      <w:numFmt w:val="bullet"/>
+      <w:lvlText w:val=""/>
+      <w:lvlJc w:val="left"/>
+      <w:pPr>
+        <w:tabs>
+          <w:tab w:val="num" w:pos="720"/>
+        </w:tabs>
+        <w:ind w:left="720" w:hanging="360"/>
+      </w:pPr>
+      <w:rPr>
+        <w:rFonts w:ascii="Symbol" w:hAnsi="Symbol" w:hint="default"/>
+        <w:sz w:val="20"/>
+      </w:rPr>
+    </w:lvl>
+    <w:lvl w:ilvl="1">
+      <w:start w:val="1"/>
+      <w:numFmt w:val="bullet"/>
+      <w:lvlText w:val="o"/>
+      <w:lvlJc w:val="left"/>
+      <w:pPr>
+        <w:tabs>
+          <w:tab w:val="num" w:pos="1440"/>
+        </w:tabs>
+        <w:ind w:left="1440" w:hanging="360"/>
+      </w:pPr>
+      <w:rPr>
+        <w:rFonts w:ascii="Courier New" w:hAnsi="Courier New" w:hint="default"/>
+        <w:sz w:val="20"/>
+      </w:rPr>
+    </w:lvl>
+    <w:lvl w:ilvl="2" w:tentative="1">
+      <w:start w:val="1"/>
+      <w:numFmt w:val="bullet"/>
+      <w:lvlText w:val=""/>
+      <w:lvlJc w:val="left"/>
+      <w:pPr>
+        <w:tabs>
+          <w:tab w:val="num" w:pos="2160"/>
+        </w:tabs>
+        <w:ind w:left="2160" w:hanging="360"/>
+      </w:pPr>
+      <w:rPr>
+        <w:rFonts w:ascii="Wingdings" w:hAnsi="Wingdings" w:hint="default"/>
+        <w:sz w:val="20"/>
+      </w:rPr>
+    </w:lvl>
+    <w:lvl w:ilvl="3" w:tentative="1">
+      <w:start w:val="1"/>
+      <w:numFmt w:val="bullet"/>
+      <w:lvlText w:val=""/>
+      <w:lvlJc w:val="left"/>
+      <w:pPr>
+        <w:tabs>
+          <w:tab w:val="num" w:pos="2880"/>
+        </w:tabs>
+        <w:ind w:left="2880" w:hanging="360"/>
+      </w:pPr>
+      <w:rPr>
+        <w:rFonts w:ascii="Wingdings" w:hAnsi="Wingdings" w:hint="default"/>
+        <w:sz w:val="20"/>
+      </w:rPr>
+    </w:lvl>
+    <w:lvl w:ilvl="4" w:tentative="1">
+      <w:start w:val="1"/>
+      <w:numFmt w:val="bullet"/>
+      <w:lvlText w:val=""/>
+      <w:lvlJc w:val="left"/>
+      <w:pPr>
+        <w:tabs>
+          <w:tab w:val="num" w:pos="3600"/>
+        </w:tabs>
+        <w:ind w:left="3600" w:hanging="360"/>
+      </w:pPr>
+      <w:rPr>
+        <w:rFonts w:ascii="Wingdings" w:hAnsi="Wingdings" w:hint="default"/>
+        <w:sz w:val="20"/>
+      </w:rPr>
+    </w:lvl>
+    <w:lvl w:ilvl="5" w:tentative="1">
+      <w:start w:val="1"/>
+      <w:numFmt w:val="bullet"/>
+      <w:lvlText w:val=""/>
+      <w:lvlJc w:val="left"/>
+      <w:pPr>
+        <w:tabs>
+          <w:tab w:val="num" w:pos="4320"/>
+        </w:tabs>
+        <w:ind w:left="4320" w:hanging="360"/>
+      </w:pPr>
+      <w:rPr>
+        <w:rFonts w:ascii="Wingdings" w:hAnsi="Wingdings" w:hint="default"/>
+        <w:sz w:val="20"/>
+      </w:rPr>
+    </w:lvl>
+    <w:lvl w:ilvl="6" w:tentative="1">
+      <w:start w:val="1"/>
+      <w:numFmt w:val="bullet"/>
+      <w:lvlText w:val=""/>
+      <w:lvlJc w:val="left"/>
+      <w:pPr>
+        <w:tabs>
+          <w:tab w:val="num" w:pos="5040"/>
+        </w:tabs>
+        <w:ind w:left="5040" w:hanging="360"/>
+      </w:pPr>
+      <w:rPr>
+        <w:rFonts w:ascii="Wingdings" w:hAnsi="Wingdings" w:hint="default"/>
+        <w:sz w:val="20"/>
+      </w:rPr>
+    </w:lvl>
+    <w:lvl w:ilvl="7" w:tentative="1">
+      <w:start w:val="1"/>
+      <w:numFmt w:val="bullet"/>
+      <w:lvlText w:val=""/>
+      <w:lvlJc w:val="left"/>
+      <w:pPr>
+        <w:tabs>
+          <w:tab w:val="num" w:pos="5760"/>
+        </w:tabs>
+        <w:ind w:left="5760" w:hanging="360"/>
+      </w:pPr>
+      <w:rPr>
+        <w:rFonts w:ascii="Wingdings" w:hAnsi="Wingdings" w:hint="default"/>
+        <w:sz w:val="20"/>
+      </w:rPr>
+    </w:lvl>
+    <w:lvl w:ilvl="8" w:tentative="1">
+      <w:start w:val="1"/>
+      <w:numFmt w:val="bullet"/>
+      <w:lvlText w:val=""/>
+      <w:lvlJc w:val="left"/>
+      <w:pPr>
+        <w:tabs>
+          <w:tab w:val="num" w:pos="6480"/>
+        </w:tabs>
+        <w:ind w:left="6480" w:hanging="360"/>
+      </w:pPr>
+      <w:rPr>
+        <w:rFonts w:ascii="Wingdings" w:hAnsi="Wingdings" w:hint="default"/>
+        <w:sz w:val="20"/>
+      </w:rPr>
+    </w:lvl>
+  </w:abstractNum>
+  <w:abstractNum w:abstractNumId="26" w15:restartNumberingAfterBreak="0">
     <w:nsid w:val="6F1F5535"/>
     <w:multiLevelType w:val="multilevel"/>
     <w:tmpl w:val="2D7A28AE"/>
@@ -4319,7 +8712,7 @@
       </w:rPr>
     </w:lvl>
   </w:abstractNum>
-  <w:abstractNum w:abstractNumId="17" w15:restartNumberingAfterBreak="0">
+  <w:abstractNum w:abstractNumId="27" w15:restartNumberingAfterBreak="0">
     <w:nsid w:val="7B507D10"/>
     <w:multiLevelType w:val="hybridMultilevel"/>
     <w:tmpl w:val="71BE1286"/>
@@ -4432,64 +8825,46 @@
     </w:lvl>
   </w:abstractNum>
   <w:num w:numId="1" w16cid:durableId="1229078560">
-    <w:abstractNumId w:val="12"/>
+    <w:abstractNumId w:val="21"/>
   </w:num>
   <w:num w:numId="2" w16cid:durableId="485980090">
-    <w:abstractNumId w:val="9"/>
+    <w:abstractNumId w:val="15"/>
   </w:num>
   <w:num w:numId="3" w16cid:durableId="1174489881">
-    <w:abstractNumId w:val="6"/>
+    <w:abstractNumId w:val="10"/>
   </w:num>
   <w:num w:numId="4" w16cid:durableId="455412729">
-    <w:abstractNumId w:val="8"/>
+    <w:abstractNumId w:val="14"/>
   </w:num>
   <w:num w:numId="5" w16cid:durableId="1771312233">
+    <w:abstractNumId w:val="7"/>
+  </w:num>
+  <w:num w:numId="6" w16cid:durableId="1296453247">
+    <w:abstractNumId w:val="13"/>
+  </w:num>
+  <w:num w:numId="7" w16cid:durableId="710149726">
+    <w:abstractNumId w:val="3"/>
+  </w:num>
+  <w:num w:numId="8" w16cid:durableId="1904871136">
+    <w:abstractNumId w:val="2"/>
+  </w:num>
+  <w:num w:numId="9" w16cid:durableId="873270004">
+    <w:abstractNumId w:val="24"/>
+  </w:num>
+  <w:num w:numId="10" w16cid:durableId="350104134">
+    <w:abstractNumId w:val="26"/>
+  </w:num>
+  <w:num w:numId="11" w16cid:durableId="1983727153">
     <w:abstractNumId w:val="5"/>
   </w:num>
-  <w:num w:numId="6" w16cid:durableId="1296453247">
-    <w:abstractNumId w:val="7"/>
-  </w:num>
-  <w:num w:numId="7" w16cid:durableId="710149726">
-    <w:abstractNumId w:val="2"/>
-  </w:num>
-  <w:num w:numId="8" w16cid:durableId="1904871136">
-    <w:abstractNumId w:val="1"/>
-  </w:num>
-  <w:num w:numId="9" w16cid:durableId="873270004">
-    <w:abstractNumId w:val="15"/>
-  </w:num>
-  <w:num w:numId="10" w16cid:durableId="350104134">
+  <w:num w:numId="12" w16cid:durableId="712539615">
     <w:abstractNumId w:val="16"/>
   </w:num>
-  <w:num w:numId="11" w16cid:durableId="1983727153">
-    <w:abstractNumId w:val="3"/>
-  </w:num>
-  <w:num w:numId="12" w16cid:durableId="712539615">
-    <w:abstractNumId w:val="10"/>
-    <w:lvlOverride w:ilvl="0"/>
-    <w:lvlOverride w:ilvl="1"/>
-    <w:lvlOverride w:ilvl="2"/>
-    <w:lvlOverride w:ilvl="3"/>
-    <w:lvlOverride w:ilvl="4"/>
-    <w:lvlOverride w:ilvl="5"/>
-    <w:lvlOverride w:ilvl="6"/>
-    <w:lvlOverride w:ilvl="7"/>
-    <w:lvlOverride w:ilvl="8"/>
-  </w:num>
   <w:num w:numId="13" w16cid:durableId="1010568041">
-    <w:abstractNumId w:val="14"/>
-    <w:lvlOverride w:ilvl="0"/>
-    <w:lvlOverride w:ilvl="1"/>
-    <w:lvlOverride w:ilvl="2"/>
-    <w:lvlOverride w:ilvl="3"/>
-    <w:lvlOverride w:ilvl="4"/>
-    <w:lvlOverride w:ilvl="5"/>
-    <w:lvlOverride w:ilvl="6"/>
-    <w:lvlOverride w:ilvl="7"/>
-    <w:lvlOverride w:ilvl="8"/>
+    <w:abstractNumId w:val="23"/>
   </w:num>
   <w:num w:numId="14" w16cid:durableId="1178542330">
-    <w:abstractNumId w:val="4"/>
+    <w:abstractNumId w:val="6"/>
     <w:lvlOverride w:ilvl="0">
       <w:startOverride w:val="1"/>
     </w:lvlOverride>
@@ -4517,31 +8892,43 @@
     <w:lvlOverride w:ilvl="8"/>
   </w:num>
   <w:num w:numId="16" w16cid:durableId="1349794552">
-    <w:abstractNumId w:val="11"/>
-    <w:lvlOverride w:ilvl="0"/>
-    <w:lvlOverride w:ilvl="1"/>
-    <w:lvlOverride w:ilvl="2"/>
-    <w:lvlOverride w:ilvl="3"/>
-    <w:lvlOverride w:ilvl="4"/>
-    <w:lvlOverride w:ilvl="5"/>
-    <w:lvlOverride w:ilvl="6"/>
-    <w:lvlOverride w:ilvl="7"/>
-    <w:lvlOverride w:ilvl="8"/>
+    <w:abstractNumId w:val="17"/>
   </w:num>
   <w:num w:numId="17" w16cid:durableId="1924409640">
-    <w:abstractNumId w:val="13"/>
-    <w:lvlOverride w:ilvl="0"/>
-    <w:lvlOverride w:ilvl="1"/>
-    <w:lvlOverride w:ilvl="2"/>
-    <w:lvlOverride w:ilvl="3"/>
-    <w:lvlOverride w:ilvl="4"/>
-    <w:lvlOverride w:ilvl="5"/>
-    <w:lvlOverride w:ilvl="6"/>
-    <w:lvlOverride w:ilvl="7"/>
-    <w:lvlOverride w:ilvl="8"/>
+    <w:abstractNumId w:val="22"/>
   </w:num>
   <w:num w:numId="18" w16cid:durableId="1532108737">
-    <w:abstractNumId w:val="17"/>
+    <w:abstractNumId w:val="27"/>
+  </w:num>
+  <w:num w:numId="19" w16cid:durableId="1540389499">
+    <w:abstractNumId w:val="11"/>
+  </w:num>
+  <w:num w:numId="20" w16cid:durableId="770861753">
+    <w:abstractNumId w:val="8"/>
+  </w:num>
+  <w:num w:numId="21" w16cid:durableId="1391148997">
+    <w:abstractNumId w:val="4"/>
+  </w:num>
+  <w:num w:numId="22" w16cid:durableId="920405479">
+    <w:abstractNumId w:val="25"/>
+  </w:num>
+  <w:num w:numId="23" w16cid:durableId="1798832743">
+    <w:abstractNumId w:val="1"/>
+  </w:num>
+  <w:num w:numId="24" w16cid:durableId="563175782">
+    <w:abstractNumId w:val="19"/>
+  </w:num>
+  <w:num w:numId="25" w16cid:durableId="1124469011">
+    <w:abstractNumId w:val="20"/>
+  </w:num>
+  <w:num w:numId="26" w16cid:durableId="330330197">
+    <w:abstractNumId w:val="18"/>
+  </w:num>
+  <w:num w:numId="27" w16cid:durableId="637146734">
+    <w:abstractNumId w:val="12"/>
+  </w:num>
+  <w:num w:numId="28" w16cid:durableId="1142118184">
+    <w:abstractNumId w:val="9"/>
   </w:num>
 </w:numbering>
 </file>
@@ -5494,6 +9881,24 @@
       <w:spacing w:after="0" w:line="240" w:lineRule="auto"/>
     </w:pPr>
   </w:style>
+  <w:style w:type="paragraph" w:styleId="NormalWeb">
+    <w:name w:val="Normal (Web)"/>
+    <w:basedOn w:val="Normal"/>
+    <w:uiPriority w:val="99"/>
+    <w:semiHidden/>
+    <w:unhideWhenUsed/>
+    <w:rsid w:val="00147998"/>
+    <w:pPr>
+      <w:spacing w:before="100" w:beforeAutospacing="1" w:after="100" w:afterAutospacing="1" w:line="240" w:lineRule="auto"/>
+    </w:pPr>
+    <w:rPr>
+      <w:rFonts w:ascii="Times New Roman" w:eastAsia="Times New Roman" w:hAnsi="Times New Roman" w:cs="Times New Roman"/>
+      <w:kern w:val="0"/>
+      <w:szCs w:val="24"/>
+      <w:lang w:eastAsia="en-IN"/>
+      <w14:ligatures w14:val="none"/>
+    </w:rPr>
+  </w:style>
 </w:styles>
 </file>
 

--- a/TPO-Salesforce.docx
+++ b/TPO-Salesforce.docx
@@ -2,6 +2,330 @@
 <file path=word/document.xml><?xml version="1.0" encoding="utf-8"?>
 <w:document xmlns:wpc="http://schemas.microsoft.com/office/word/2010/wordprocessingCanvas" xmlns:cx="http://schemas.microsoft.com/office/drawing/2014/chartex" xmlns:cx1="http://schemas.microsoft.com/office/drawing/2015/9/8/chartex" xmlns:cx2="http://schemas.microsoft.com/office/drawing/2015/10/21/chartex" xmlns:cx3="http://schemas.microsoft.com/office/drawing/2016/5/9/chartex" xmlns:cx4="http://schemas.microsoft.com/office/drawing/2016/5/10/chartex" xmlns:cx5="http://schemas.microsoft.com/office/drawing/2016/5/11/chartex" xmlns:cx6="http://schemas.microsoft.com/office/drawing/2016/5/12/chartex" xmlns:cx7="http://schemas.microsoft.com/office/drawing/2016/5/13/chartex" xmlns:cx8="http://schemas.microsoft.com/office/drawing/2016/5/14/chartex" xmlns:mc="http://schemas.openxmlformats.org/markup-compatibility/2006" xmlns:aink="http://schemas.microsoft.com/office/drawing/2016/ink" xmlns:am3d="http://schemas.microsoft.com/office/drawing/2017/model3d" xmlns:o="urn:schemas-microsoft-com:office:office" xmlns:oel="http://schemas.microsoft.com/office/2019/extlst" xmlns:r="http://schemas.openxmlformats.org/officeDocument/2006/relationships" xmlns:m="http://schemas.openxmlformats.org/officeDocument/2006/math" xmlns:v="urn:schemas-microsoft-com:vml" xmlns:wp14="http://schemas.microsoft.com/office/word/2010/wordprocessingDrawing" xmlns:wp="http://schemas.openxmlformats.org/drawingml/2006/wordprocessingDrawing" xmlns:w10="urn:schemas-microsoft-com:office:word" xmlns:w="http://schemas.openxmlformats.org/wordprocessingml/2006/main" xmlns:w14="http://schemas.microsoft.com/office/word/2010/wordml" xmlns:w15="http://schemas.microsoft.com/office/word/2012/wordml" xmlns:w16cex="http://schemas.microsoft.com/office/word/2018/wordml/cex" xmlns:w16cid="http://schemas.microsoft.com/office/word/2016/wordml/cid" xmlns:w16="http://schemas.microsoft.com/office/word/2018/wordml" xmlns:w16du="http://schemas.microsoft.com/office/word/2023/wordml/word16du" xmlns:w16sdtdh="http://schemas.microsoft.com/office/word/2020/wordml/sdtdatahash" xmlns:w16sdtfl="http://schemas.microsoft.com/office/word/2024/wordml/sdtformatlock" xmlns:w16se="http://schemas.microsoft.com/office/word/2015/wordml/symex" xmlns:wpg="http://schemas.microsoft.com/office/word/2010/wordprocessingGroup" xmlns:wpi="http://schemas.microsoft.com/office/word/2010/wordprocessingInk" xmlns:wne="http://schemas.microsoft.com/office/word/2006/wordml" xmlns:wps="http://schemas.microsoft.com/office/word/2010/wordprocessingShape" mc:Ignorable="w14 w15 w16se w16cid w16 w16cex w16sdtdh w16sdtfl w16du wp14">
   <w:body>
+    <w:sdt>
+      <w:sdtPr>
+        <w:id w:val="-1081834663"/>
+        <w:docPartObj>
+          <w:docPartGallery w:val="Table of Contents"/>
+          <w:docPartUnique/>
+        </w:docPartObj>
+      </w:sdtPr>
+      <w:sdtEndPr>
+        <w:rPr>
+          <w:rFonts w:asciiTheme="minorHAnsi" w:eastAsiaTheme="minorHAnsi" w:hAnsiTheme="minorHAnsi" w:cstheme="minorBidi"/>
+          <w:b/>
+          <w:bCs/>
+          <w:noProof/>
+          <w:color w:val="auto"/>
+          <w:kern w:val="2"/>
+          <w:sz w:val="24"/>
+          <w:szCs w:val="21"/>
+          <w:lang w:val="en-IN" w:bidi="hi-IN"/>
+          <w14:ligatures w14:val="standardContextual"/>
+        </w:rPr>
+      </w:sdtEndPr>
+      <w:sdtContent>
+        <w:p>
+          <w:pPr>
+            <w:pStyle w:val="TOCHeading"/>
+          </w:pPr>
+          <w:r>
+            <w:t>Table of Contents</w:t>
+          </w:r>
+        </w:p>
+        <w:p>
+          <w:pPr>
+            <w:pStyle w:val="TOC1"/>
+            <w:tabs>
+              <w:tab w:val="right" w:leader="dot" w:pos="9016"/>
+            </w:tabs>
+            <w:rPr>
+              <w:noProof/>
+            </w:rPr>
+          </w:pPr>
+          <w:r>
+            <w:fldChar w:fldCharType="begin"/>
+          </w:r>
+          <w:r>
+            <w:instrText xml:space="preserve"> TOC \o "1-3" \h \z \u </w:instrText>
+          </w:r>
+          <w:r>
+            <w:fldChar w:fldCharType="separate"/>
+          </w:r>
+          <w:hyperlink w:anchor="_Toc209030882" w:history="1">
+            <w:r>
+              <w:rPr>
+                <w:rStyle w:val="Hyperlink"/>
+                <w:noProof/>
+              </w:rPr>
+              <w:t>Problem Statement</w:t>
+            </w:r>
+            <w:r>
+              <w:rPr>
+                <w:noProof/>
+                <w:webHidden/>
+              </w:rPr>
+              <w:tab/>
+            </w:r>
+            <w:r>
+              <w:rPr>
+                <w:noProof/>
+                <w:webHidden/>
+              </w:rPr>
+              <w:fldChar w:fldCharType="begin"/>
+            </w:r>
+            <w:r>
+              <w:rPr>
+                <w:noProof/>
+                <w:webHidden/>
+              </w:rPr>
+              <w:instrText xml:space="preserve"> PAGEREF _Toc209030882 \h </w:instrText>
+            </w:r>
+            <w:r>
+              <w:rPr>
+                <w:noProof/>
+                <w:webHidden/>
+              </w:rPr>
+            </w:r>
+            <w:r>
+              <w:rPr>
+                <w:noProof/>
+                <w:webHidden/>
+              </w:rPr>
+              <w:fldChar w:fldCharType="separate"/>
+            </w:r>
+            <w:r>
+              <w:rPr>
+                <w:noProof/>
+                <w:webHidden/>
+              </w:rPr>
+              <w:t>1</w:t>
+            </w:r>
+            <w:r>
+              <w:rPr>
+                <w:noProof/>
+                <w:webHidden/>
+              </w:rPr>
+              <w:fldChar w:fldCharType="end"/>
+            </w:r>
+          </w:hyperlink>
+        </w:p>
+        <w:p>
+          <w:pPr>
+            <w:pStyle w:val="TOC1"/>
+            <w:tabs>
+              <w:tab w:val="right" w:leader="dot" w:pos="9016"/>
+            </w:tabs>
+            <w:rPr>
+              <w:noProof/>
+            </w:rPr>
+          </w:pPr>
+          <w:hyperlink w:anchor="_Toc209030883" w:history="1">
+            <w:r>
+              <w:rPr>
+                <w:rStyle w:val="Hyperlink"/>
+                <w:noProof/>
+              </w:rPr>
+              <w:t>Phase 1: Problem Understanding &amp; Industry Analysis</w:t>
+            </w:r>
+            <w:r>
+              <w:rPr>
+                <w:noProof/>
+                <w:webHidden/>
+              </w:rPr>
+              <w:tab/>
+            </w:r>
+            <w:r>
+              <w:rPr>
+                <w:noProof/>
+                <w:webHidden/>
+              </w:rPr>
+              <w:fldChar w:fldCharType="begin"/>
+            </w:r>
+            <w:r>
+              <w:rPr>
+                <w:noProof/>
+                <w:webHidden/>
+              </w:rPr>
+              <w:instrText xml:space="preserve"> PAGEREF _Toc209030883 \h </w:instrText>
+            </w:r>
+            <w:r>
+              <w:rPr>
+                <w:noProof/>
+                <w:webHidden/>
+              </w:rPr>
+            </w:r>
+            <w:r>
+              <w:rPr>
+                <w:noProof/>
+                <w:webHidden/>
+              </w:rPr>
+              <w:fldChar w:fldCharType="separate"/>
+            </w:r>
+            <w:r>
+              <w:rPr>
+                <w:noProof/>
+                <w:webHidden/>
+              </w:rPr>
+              <w:t>3</w:t>
+            </w:r>
+            <w:r>
+              <w:rPr>
+                <w:noProof/>
+                <w:webHidden/>
+              </w:rPr>
+              <w:fldChar w:fldCharType="end"/>
+            </w:r>
+          </w:hyperlink>
+        </w:p>
+        <w:p>
+          <w:pPr>
+            <w:pStyle w:val="TOC1"/>
+            <w:tabs>
+              <w:tab w:val="right" w:leader="dot" w:pos="9016"/>
+            </w:tabs>
+            <w:rPr>
+              <w:noProof/>
+            </w:rPr>
+          </w:pPr>
+          <w:hyperlink w:anchor="_Toc209030884" w:history="1">
+            <w:r>
+              <w:rPr>
+                <w:rStyle w:val="Hyperlink"/>
+                <w:noProof/>
+              </w:rPr>
+              <w:t>Phase 2: Org Setup &amp; Configuration Summary</w:t>
+            </w:r>
+            <w:r>
+              <w:rPr>
+                <w:noProof/>
+                <w:webHidden/>
+              </w:rPr>
+              <w:tab/>
+            </w:r>
+            <w:r>
+              <w:rPr>
+                <w:noProof/>
+                <w:webHidden/>
+              </w:rPr>
+              <w:fldChar w:fldCharType="begin"/>
+            </w:r>
+            <w:r>
+              <w:rPr>
+                <w:noProof/>
+                <w:webHidden/>
+              </w:rPr>
+              <w:instrText xml:space="preserve"> PAGEREF _Toc209030884 \h </w:instrText>
+            </w:r>
+            <w:r>
+              <w:rPr>
+                <w:noProof/>
+                <w:webHidden/>
+              </w:rPr>
+            </w:r>
+            <w:r>
+              <w:rPr>
+                <w:noProof/>
+                <w:webHidden/>
+              </w:rPr>
+              <w:fldChar w:fldCharType="separate"/>
+            </w:r>
+            <w:r>
+              <w:rPr>
+                <w:noProof/>
+                <w:webHidden/>
+              </w:rPr>
+              <w:t>6</w:t>
+            </w:r>
+            <w:r>
+              <w:rPr>
+                <w:noProof/>
+                <w:webHidden/>
+              </w:rPr>
+              <w:fldChar w:fldCharType="end"/>
+            </w:r>
+          </w:hyperlink>
+        </w:p>
+        <w:p>
+          <w:pPr>
+            <w:pStyle w:val="TOC1"/>
+            <w:tabs>
+              <w:tab w:val="right" w:leader="dot" w:pos="9016"/>
+            </w:tabs>
+            <w:rPr>
+              <w:noProof/>
+            </w:rPr>
+          </w:pPr>
+          <w:hyperlink w:anchor="_Toc209030885" w:history="1">
+            <w:r>
+              <w:rPr>
+                <w:rStyle w:val="Hyperlink"/>
+                <w:noProof/>
+              </w:rPr>
+              <w:t>Phase 3: Data Modeling &amp; Implementation Report</w:t>
+            </w:r>
+            <w:r>
+              <w:rPr>
+                <w:noProof/>
+                <w:webHidden/>
+              </w:rPr>
+              <w:tab/>
+            </w:r>
+            <w:r>
+              <w:rPr>
+                <w:noProof/>
+                <w:webHidden/>
+              </w:rPr>
+              <w:fldChar w:fldCharType="begin"/>
+            </w:r>
+            <w:r>
+              <w:rPr>
+                <w:noProof/>
+                <w:webHidden/>
+              </w:rPr>
+              <w:instrText xml:space="preserve"> PAGEREF _Toc209030885 \h </w:instrText>
+            </w:r>
+            <w:r>
+              <w:rPr>
+                <w:noProof/>
+                <w:webHidden/>
+              </w:rPr>
+            </w:r>
+            <w:r>
+              <w:rPr>
+                <w:noProof/>
+                <w:webHidden/>
+              </w:rPr>
+              <w:fldChar w:fldCharType="separate"/>
+            </w:r>
+            <w:r>
+              <w:rPr>
+                <w:noProof/>
+                <w:webHidden/>
+              </w:rPr>
+              <w:t>10</w:t>
+            </w:r>
+            <w:r>
+              <w:rPr>
+                <w:noProof/>
+                <w:webHidden/>
+              </w:rPr>
+              <w:fldChar w:fldCharType="end"/>
+            </w:r>
+          </w:hyperlink>
+        </w:p>
+        <w:p>
+          <w:r>
+            <w:rPr>
+              <w:b/>
+              <w:bCs/>
+              <w:noProof/>
+            </w:rPr>
+            <w:fldChar w:fldCharType="end"/>
+          </w:r>
+        </w:p>
+      </w:sdtContent>
+    </w:sdt>
     <w:p>
       <w:pPr>
         <w:pStyle w:val="Title"/>
@@ -45,9 +369,11 @@
       <w:pPr>
         <w:pStyle w:val="Heading1"/>
       </w:pPr>
+      <w:bookmarkStart w:id="0" w:name="_Toc209030882"/>
       <w:r>
         <w:t>Problem Statement</w:t>
       </w:r>
+      <w:bookmarkEnd w:id="0"/>
     </w:p>
     <w:p>
       <w:pPr>
@@ -182,6 +508,7 @@
         </w:numPr>
       </w:pPr>
       <w:r>
+        <w:lastRenderedPageBreak/>
         <w:t>Provide real-time dashboards for the Head of Placements to track success metrics.</w:t>
       </w:r>
     </w:p>
@@ -228,7 +555,6 @@
         </w:numPr>
       </w:pPr>
       <w:r>
-        <w:lastRenderedPageBreak/>
         <w:t>Track the status of engagement with new companies (e.g., Approached, MoU Signed, Visit Scheduled).</w:t>
       </w:r>
     </w:p>
@@ -411,10 +737,12 @@
       <w:pPr>
         <w:pStyle w:val="Heading1"/>
       </w:pPr>
+      <w:bookmarkStart w:id="1" w:name="_Toc209030883"/>
       <w:r>
         <w:lastRenderedPageBreak/>
         <w:t>Phase 1: Problem Understanding &amp; Industry Analysis</w:t>
       </w:r>
+      <w:bookmarkEnd w:id="1"/>
     </w:p>
     <w:p>
       <w:r>
@@ -1350,10 +1678,12 @@
       <w:pPr>
         <w:pStyle w:val="Heading1"/>
       </w:pPr>
+      <w:bookmarkStart w:id="2" w:name="_Toc209030884"/>
       <w:r>
         <w:lastRenderedPageBreak/>
         <w:t>Phase 2: Org Setup &amp; Configuration Summary</w:t>
       </w:r>
+      <w:bookmarkEnd w:id="2"/>
     </w:p>
     <w:p>
       <w:r>
@@ -1534,7 +1864,7 @@
           <w:noProof/>
         </w:rPr>
         <w:drawing>
-          <wp:inline distT="0" distB="0" distL="0" distR="0" wp14:anchorId="6D86DE08" wp14:editId="78D90F78">
+          <wp:inline distT="0" distB="0" distL="0" distR="0" wp14:anchorId="6D86DE08" wp14:editId="41F36BC4">
             <wp:extent cx="6337300" cy="3193926"/>
             <wp:effectExtent l="0" t="0" r="6350" b="6985"/>
             <wp:docPr id="1673104530" name="Picture 1"/>
@@ -1551,7 +1881,7 @@
                     </pic:cNvPicPr>
                   </pic:nvPicPr>
                   <pic:blipFill>
-                    <a:blip r:embed="rId5" cstate="print">
+                    <a:blip r:embed="rId6" cstate="print">
                       <a:extLst>
                         <a:ext uri="{28A0092B-C50C-407E-A947-70E740481C1C}">
                           <a14:useLocalDpi xmlns:a14="http://schemas.microsoft.com/office/drawing/2010/main" val="0"/>
@@ -1756,7 +2086,7 @@
                     </pic:cNvPicPr>
                   </pic:nvPicPr>
                   <pic:blipFill>
-                    <a:blip r:embed="rId6" cstate="print">
+                    <a:blip r:embed="rId7" cstate="print">
                       <a:extLst>
                         <a:ext uri="{28A0092B-C50C-407E-A947-70E740481C1C}">
                           <a14:useLocalDpi xmlns:a14="http://schemas.microsoft.com/office/drawing/2010/main" val="0"/>
@@ -1937,7 +2267,7 @@
           <w:noProof/>
         </w:rPr>
         <w:drawing>
-          <wp:inline distT="0" distB="0" distL="0" distR="0" wp14:anchorId="6051354C" wp14:editId="63C788D4">
+          <wp:inline distT="0" distB="0" distL="0" distR="0" wp14:anchorId="6051354C" wp14:editId="7F4CD77A">
             <wp:extent cx="6439286" cy="2773045"/>
             <wp:effectExtent l="0" t="0" r="0" b="8255"/>
             <wp:docPr id="597394684" name="Picture 18"/>
@@ -1954,7 +2284,7 @@
                     </pic:cNvPicPr>
                   </pic:nvPicPr>
                   <pic:blipFill>
-                    <a:blip r:embed="rId7" cstate="print">
+                    <a:blip r:embed="rId8" cstate="print">
                       <a:extLst>
                         <a:ext uri="{28A0092B-C50C-407E-A947-70E740481C1C}">
                           <a14:useLocalDpi xmlns:a14="http://schemas.microsoft.com/office/drawing/2010/main" val="0"/>
@@ -2046,7 +2376,7 @@
                     </pic:cNvPicPr>
                   </pic:nvPicPr>
                   <pic:blipFill>
-                    <a:blip r:embed="rId8" cstate="print">
+                    <a:blip r:embed="rId9" cstate="print">
                       <a:extLst>
                         <a:ext uri="{28A0092B-C50C-407E-A947-70E740481C1C}">
                           <a14:useLocalDpi xmlns:a14="http://schemas.microsoft.com/office/drawing/2010/main" val="0"/>
@@ -2134,7 +2464,7 @@
                     </pic:cNvPicPr>
                   </pic:nvPicPr>
                   <pic:blipFill>
-                    <a:blip r:embed="rId9" cstate="print">
+                    <a:blip r:embed="rId10" cstate="print">
                       <a:extLst>
                         <a:ext uri="{28A0092B-C50C-407E-A947-70E740481C1C}">
                           <a14:useLocalDpi xmlns:a14="http://schemas.microsoft.com/office/drawing/2010/main" val="0"/>
@@ -2300,6 +2630,7 @@
       <w:pPr>
         <w:pStyle w:val="Heading1"/>
       </w:pPr>
+      <w:bookmarkStart w:id="3" w:name="_Toc209030885"/>
       <w:r>
         <w:lastRenderedPageBreak/>
         <w:t xml:space="preserve">Phase 3: Data </w:t>
@@ -2312,6 +2643,7 @@
       <w:r>
         <w:t xml:space="preserve"> &amp; Implementation Report</w:t>
       </w:r>
+      <w:bookmarkEnd w:id="3"/>
     </w:p>
     <w:p>
       <w:r>
@@ -3164,7 +3496,7 @@
     <w:p>
       <w:r>
         <w:pict w14:anchorId="4FF671BC">
-          <v:rect id="_x0000_i1050" style="width:0;height:1.5pt" o:hralign="center" o:hrstd="t" o:hr="t" fillcolor="#a0a0a0" stroked="f"/>
+          <v:rect id="_x0000_i1025" style="width:0;height:1.5pt" o:hralign="center" o:hrstd="t" o:hr="t" fillcolor="#a0a0a0" stroked="f"/>
         </w:pict>
       </w:r>
     </w:p>
@@ -3557,7 +3889,7 @@
     <w:p>
       <w:r>
         <w:pict w14:anchorId="3C76287E">
-          <v:rect id="_x0000_i1051" style="width:0;height:1.5pt" o:hralign="center" o:hrstd="t" o:hr="t" fillcolor="#a0a0a0" stroked="f"/>
+          <v:rect id="_x0000_i1026" style="width:0;height:1.5pt" o:hralign="center" o:hrstd="t" o:hr="t" fillcolor="#a0a0a0" stroked="f"/>
         </w:pict>
       </w:r>
     </w:p>
@@ -4004,7 +4336,7 @@
     <w:p>
       <w:r>
         <w:pict w14:anchorId="1BFC3288">
-          <v:rect id="_x0000_i1052" style="width:0;height:1.5pt" o:hralign="center" o:hrstd="t" o:hr="t" fillcolor="#a0a0a0" stroked="f"/>
+          <v:rect id="_x0000_i1027" style="width:0;height:1.5pt" o:hralign="center" o:hrstd="t" o:hr="t" fillcolor="#a0a0a0" stroked="f"/>
         </w:pict>
       </w:r>
     </w:p>
@@ -4177,15 +4509,7 @@
         <w:t>Read-Only</w:t>
       </w:r>
       <w:r>
-        <w:t xml:space="preserve"> for the </w:t>
-      </w:r>
-      <w:proofErr w:type="gramStart"/>
-      <w:r>
-        <w:t>Student</w:t>
-      </w:r>
-      <w:proofErr w:type="gramEnd"/>
-      <w:r>
-        <w:t xml:space="preserve"> profile. This allows students to make informed decisions while preventing them from editing the data.</w:t>
+        <w:t xml:space="preserve"> for the Student profile. This allows students to make informed decisions while preventing them from editing the data.</w:t>
       </w:r>
     </w:p>
     <w:p>
@@ -4253,7 +4577,7 @@
                     <pic:cNvPicPr/>
                   </pic:nvPicPr>
                   <pic:blipFill>
-                    <a:blip r:embed="rId10"/>
+                    <a:blip r:embed="rId11"/>
                     <a:stretch>
                       <a:fillRect/>
                     </a:stretch>
@@ -4315,7 +4639,7 @@
                     <pic:cNvPicPr/>
                   </pic:nvPicPr>
                   <pic:blipFill>
-                    <a:blip r:embed="rId11"/>
+                    <a:blip r:embed="rId12"/>
                     <a:stretch>
                       <a:fillRect/>
                     </a:stretch>
@@ -4371,8 +4695,1573 @@
       </w:r>
     </w:p>
     <w:p/>
+    <w:p/>
+    <w:p>
+      <w:pPr>
+        <w:pStyle w:val="Heading1"/>
+      </w:pPr>
+      <w:r>
+        <w:t>Phase 4: Process Automation Implementation Final Report</w:t>
+      </w:r>
+    </w:p>
+    <w:p>
+      <w:r>
+        <w:t>Date: September 17, 2025</w:t>
+      </w:r>
+    </w:p>
+    <w:p>
+      <w:pPr>
+        <w:rPr>
+          <w:b/>
+          <w:bCs/>
+        </w:rPr>
+      </w:pPr>
+      <w:r>
+        <w:rPr>
+          <w:b/>
+          <w:bCs/>
+        </w:rPr>
+        <w:t>1. Overview</w:t>
+      </w:r>
+    </w:p>
+    <w:p>
+      <w:r>
+        <w:t>This document provides a comprehensive summary of the process automation implemented during Phase 4. Building upon the secure data model from the previous phases, the focus was to embed the T&amp;P Cell's business logic directly into the application. This was achieved by creating a suite of automations that enforce data quality, guide user actions, eliminate manual work, and ensure timely, professional communication. All automations were built using Salesforce Flow, adhering to modern best practices for scalability and maintenance.</w:t>
+      </w:r>
+    </w:p>
+    <w:p>
+      <w:pPr>
+        <w:rPr>
+          <w:b/>
+          <w:bCs/>
+        </w:rPr>
+      </w:pPr>
+      <w:r>
+        <w:rPr>
+          <w:b/>
+          <w:bCs/>
+        </w:rPr>
+        <w:t>2. Implemented Automations &amp; Processes</w:t>
+      </w:r>
+    </w:p>
+    <w:p>
+      <w:pPr>
+        <w:rPr>
+          <w:b/>
+          <w:bCs/>
+        </w:rPr>
+      </w:pPr>
+      <w:r>
+        <w:rPr>
+          <w:b/>
+          <w:bCs/>
+        </w:rPr>
+        <w:t>A. Validation Rule: Preventing Data Inconsistency</w:t>
+      </w:r>
+    </w:p>
+    <w:p>
+      <w:r>
+        <w:t>A validation rule was implemented to protect data integrity and enforce a critical business process.</w:t>
+      </w:r>
+    </w:p>
+    <w:p>
+      <w:pPr>
+        <w:numPr>
+          <w:ilvl w:val="0"/>
+          <w:numId w:val="29"/>
+        </w:numPr>
+      </w:pPr>
+      <w:r>
+        <w:rPr>
+          <w:b/>
+          <w:bCs/>
+        </w:rPr>
+        <w:t>Business Need:</w:t>
+      </w:r>
+      <w:r>
+        <w:t xml:space="preserve"> The T&amp;P Cell cannot officially close a Job Posting if there are still students with active applications for that role. This prevents administrative errors and ensures no student is left in limbo.</w:t>
+      </w:r>
+    </w:p>
+    <w:p>
+      <w:pPr>
+        <w:numPr>
+          <w:ilvl w:val="0"/>
+          <w:numId w:val="29"/>
+        </w:numPr>
+      </w:pPr>
+      <w:r>
+        <w:rPr>
+          <w:b/>
+          <w:bCs/>
+        </w:rPr>
+        <w:t>Implementation Steps:</w:t>
+      </w:r>
+    </w:p>
+    <w:p>
+      <w:pPr>
+        <w:numPr>
+          <w:ilvl w:val="1"/>
+          <w:numId w:val="29"/>
+        </w:numPr>
+      </w:pPr>
+      <w:r>
+        <w:t xml:space="preserve">A </w:t>
+      </w:r>
+      <w:r>
+        <w:rPr>
+          <w:b/>
+          <w:bCs/>
+        </w:rPr>
+        <w:t>Roll-Up Summary Field</w:t>
+      </w:r>
+      <w:r>
+        <w:t xml:space="preserve"> named Active Application Count was created on the Job Posting object. This field provides a real-time count of all related Application records that are not in a final state (Offer Extended or Rejected).</w:t>
+      </w:r>
+    </w:p>
+    <w:p>
+      <w:r>
+        <w:rPr>
+          <w:noProof/>
+        </w:rPr>
+        <w:lastRenderedPageBreak/>
+        <w:drawing>
+          <wp:inline distT="0" distB="0" distL="0" distR="0" wp14:anchorId="4CAAFD14" wp14:editId="683C37BC">
+            <wp:extent cx="5727700" cy="4470400"/>
+            <wp:effectExtent l="0" t="0" r="6350" b="6350"/>
+            <wp:docPr id="183765897" name="Picture 6"/>
+            <wp:cNvGraphicFramePr>
+              <a:graphicFrameLocks xmlns:a="http://schemas.openxmlformats.org/drawingml/2006/main" noChangeAspect="1"/>
+            </wp:cNvGraphicFramePr>
+            <a:graphic xmlns:a="http://schemas.openxmlformats.org/drawingml/2006/main">
+              <a:graphicData uri="http://schemas.openxmlformats.org/drawingml/2006/picture">
+                <pic:pic xmlns:pic="http://schemas.openxmlformats.org/drawingml/2006/picture">
+                  <pic:nvPicPr>
+                    <pic:cNvPr id="0" name="Picture 5"/>
+                    <pic:cNvPicPr>
+                      <a:picLocks noChangeAspect="1" noChangeArrowheads="1"/>
+                    </pic:cNvPicPr>
+                  </pic:nvPicPr>
+                  <pic:blipFill>
+                    <a:blip r:embed="rId13">
+                      <a:extLst>
+                        <a:ext uri="{28A0092B-C50C-407E-A947-70E740481C1C}">
+                          <a14:useLocalDpi xmlns:a14="http://schemas.microsoft.com/office/drawing/2010/main" val="0"/>
+                        </a:ext>
+                      </a:extLst>
+                    </a:blip>
+                    <a:srcRect/>
+                    <a:stretch>
+                      <a:fillRect/>
+                    </a:stretch>
+                  </pic:blipFill>
+                  <pic:spPr bwMode="auto">
+                    <a:xfrm>
+                      <a:off x="0" y="0"/>
+                      <a:ext cx="5727700" cy="4470400"/>
+                    </a:xfrm>
+                    <a:prstGeom prst="rect">
+                      <a:avLst/>
+                    </a:prstGeom>
+                    <a:noFill/>
+                    <a:ln>
+                      <a:noFill/>
+                    </a:ln>
+                  </pic:spPr>
+                </pic:pic>
+              </a:graphicData>
+            </a:graphic>
+          </wp:inline>
+        </w:drawing>
+      </w:r>
+    </w:p>
+    <w:p>
+      <w:pPr>
+        <w:numPr>
+          <w:ilvl w:val="1"/>
+          <w:numId w:val="29"/>
+        </w:numPr>
+      </w:pPr>
+      <w:r>
+        <w:t xml:space="preserve">A </w:t>
+      </w:r>
+      <w:r>
+        <w:rPr>
+          <w:b/>
+          <w:bCs/>
+        </w:rPr>
+        <w:t>Validation Rule</w:t>
+      </w:r>
+      <w:r>
+        <w:t xml:space="preserve"> was then created on the Job Posting object. This rule checks two conditions upon saving a record: if the Status is being changed to "Closed" AND if the Active Application Count is greater than 0. If both are true, the save action is blocked, and a clear error message is displayed to the user.</w:t>
+      </w:r>
+    </w:p>
+    <w:p>
+      <w:r>
+        <w:rPr>
+          <w:noProof/>
+        </w:rPr>
+        <mc:AlternateContent>
+          <mc:Choice Requires="wps">
+            <w:drawing>
+              <wp:anchor distT="0" distB="0" distL="114300" distR="114300" simplePos="0" relativeHeight="251665408" behindDoc="0" locked="0" layoutInCell="1" allowOverlap="1" wp14:anchorId="6C2A8AA4" wp14:editId="1F5E9981">
+                <wp:simplePos x="0" y="0"/>
+                <wp:positionH relativeFrom="column">
+                  <wp:posOffset>1483360</wp:posOffset>
+                </wp:positionH>
+                <wp:positionV relativeFrom="paragraph">
+                  <wp:posOffset>1051560</wp:posOffset>
+                </wp:positionV>
+                <wp:extent cx="1549400" cy="274320"/>
+                <wp:effectExtent l="0" t="0" r="12700" b="11430"/>
+                <wp:wrapNone/>
+                <wp:docPr id="1203411966" name="Rectangle 5"/>
+                <wp:cNvGraphicFramePr/>
+                <a:graphic xmlns:a="http://schemas.openxmlformats.org/drawingml/2006/main">
+                  <a:graphicData uri="http://schemas.microsoft.com/office/word/2010/wordprocessingShape">
+                    <wps:wsp>
+                      <wps:cNvSpPr/>
+                      <wps:spPr>
+                        <a:xfrm>
+                          <a:off x="0" y="0"/>
+                          <a:ext cx="1549400" cy="274320"/>
+                        </a:xfrm>
+                        <a:prstGeom prst="rect">
+                          <a:avLst/>
+                        </a:prstGeom>
+                        <a:noFill/>
+                        <a:ln>
+                          <a:solidFill>
+                            <a:srgbClr val="EE0000"/>
+                          </a:solidFill>
+                        </a:ln>
+                      </wps:spPr>
+                      <wps:style>
+                        <a:lnRef idx="2">
+                          <a:schemeClr val="accent1">
+                            <a:shade val="15000"/>
+                          </a:schemeClr>
+                        </a:lnRef>
+                        <a:fillRef idx="1">
+                          <a:schemeClr val="accent1"/>
+                        </a:fillRef>
+                        <a:effectRef idx="0">
+                          <a:schemeClr val="accent1"/>
+                        </a:effectRef>
+                        <a:fontRef idx="minor">
+                          <a:schemeClr val="lt1"/>
+                        </a:fontRef>
+                      </wps:style>
+                      <wps:bodyPr rot="0" spcFirstLastPara="0" vertOverflow="overflow" horzOverflow="overflow" vert="horz" wrap="square" lIns="91440" tIns="45720" rIns="91440" bIns="45720" numCol="1" spcCol="0" rtlCol="0" fromWordArt="0" anchor="ctr" anchorCtr="0" forceAA="0" compatLnSpc="1">
+                        <a:prstTxWarp prst="textNoShape">
+                          <a:avLst/>
+                        </a:prstTxWarp>
+                        <a:noAutofit/>
+                      </wps:bodyPr>
+                    </wps:wsp>
+                  </a:graphicData>
+                </a:graphic>
+                <wp14:sizeRelH relativeFrom="margin">
+                  <wp14:pctWidth>0</wp14:pctWidth>
+                </wp14:sizeRelH>
+                <wp14:sizeRelV relativeFrom="margin">
+                  <wp14:pctHeight>0</wp14:pctHeight>
+                </wp14:sizeRelV>
+              </wp:anchor>
+            </w:drawing>
+          </mc:Choice>
+          <mc:Fallback>
+            <w:pict>
+              <v:rect w14:anchorId="55D0B4D9" id="Rectangle 5" o:spid="_x0000_s1026" style="position:absolute;margin-left:116.8pt;margin-top:82.8pt;width:122pt;height:21.6pt;z-index:251665408;visibility:visible;mso-wrap-style:square;mso-width-percent:0;mso-height-percent:0;mso-wrap-distance-left:9pt;mso-wrap-distance-top:0;mso-wrap-distance-right:9pt;mso-wrap-distance-bottom:0;mso-position-horizontal:absolute;mso-position-horizontal-relative:text;mso-position-vertical:absolute;mso-position-vertical-relative:text;mso-width-percent:0;mso-height-percent:0;mso-width-relative:margin;mso-height-relative:margin;v-text-anchor:middle" o:gfxdata="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" filled="f" strokecolor="#e00" strokeweight="1pt"/>
+            </w:pict>
+          </mc:Fallback>
+        </mc:AlternateContent>
+      </w:r>
+      <w:r>
+        <w:rPr>
+          <w:noProof/>
+        </w:rPr>
+        <mc:AlternateContent>
+          <mc:Choice Requires="wps">
+            <w:drawing>
+              <wp:anchor distT="0" distB="0" distL="114300" distR="114300" simplePos="0" relativeHeight="251663360" behindDoc="0" locked="0" layoutInCell="1" allowOverlap="1" wp14:anchorId="554824E0" wp14:editId="4C099088">
+                <wp:simplePos x="0" y="0"/>
+                <wp:positionH relativeFrom="column">
+                  <wp:posOffset>1102360</wp:posOffset>
+                </wp:positionH>
+                <wp:positionV relativeFrom="paragraph">
+                  <wp:posOffset>2179320</wp:posOffset>
+                </wp:positionV>
+                <wp:extent cx="1686560" cy="441960"/>
+                <wp:effectExtent l="0" t="0" r="27940" b="15240"/>
+                <wp:wrapNone/>
+                <wp:docPr id="78081992" name="Rectangle 5"/>
+                <wp:cNvGraphicFramePr/>
+                <a:graphic xmlns:a="http://schemas.openxmlformats.org/drawingml/2006/main">
+                  <a:graphicData uri="http://schemas.microsoft.com/office/word/2010/wordprocessingShape">
+                    <wps:wsp>
+                      <wps:cNvSpPr/>
+                      <wps:spPr>
+                        <a:xfrm>
+                          <a:off x="0" y="0"/>
+                          <a:ext cx="1686560" cy="441960"/>
+                        </a:xfrm>
+                        <a:prstGeom prst="rect">
+                          <a:avLst/>
+                        </a:prstGeom>
+                        <a:noFill/>
+                        <a:ln>
+                          <a:solidFill>
+                            <a:srgbClr val="EE0000"/>
+                          </a:solidFill>
+                        </a:ln>
+                      </wps:spPr>
+                      <wps:style>
+                        <a:lnRef idx="2">
+                          <a:schemeClr val="accent1">
+                            <a:shade val="15000"/>
+                          </a:schemeClr>
+                        </a:lnRef>
+                        <a:fillRef idx="1">
+                          <a:schemeClr val="accent1"/>
+                        </a:fillRef>
+                        <a:effectRef idx="0">
+                          <a:schemeClr val="accent1"/>
+                        </a:effectRef>
+                        <a:fontRef idx="minor">
+                          <a:schemeClr val="lt1"/>
+                        </a:fontRef>
+                      </wps:style>
+                      <wps:bodyPr rot="0" spcFirstLastPara="0" vertOverflow="overflow" horzOverflow="overflow" vert="horz" wrap="square" lIns="91440" tIns="45720" rIns="91440" bIns="45720" numCol="1" spcCol="0" rtlCol="0" fromWordArt="0" anchor="ctr" anchorCtr="0" forceAA="0" compatLnSpc="1">
+                        <a:prstTxWarp prst="textNoShape">
+                          <a:avLst/>
+                        </a:prstTxWarp>
+                        <a:noAutofit/>
+                      </wps:bodyPr>
+                    </wps:wsp>
+                  </a:graphicData>
+                </a:graphic>
+              </wp:anchor>
+            </w:drawing>
+          </mc:Choice>
+          <mc:Fallback>
+            <w:pict>
+              <v:rect w14:anchorId="527F08D0" id="Rectangle 5" o:spid="_x0000_s1026" style="position:absolute;margin-left:86.8pt;margin-top:171.6pt;width:132.8pt;height:34.8pt;z-index:251663360;visibility:visible;mso-wrap-style:square;mso-wrap-distance-left:9pt;mso-wrap-distance-top:0;mso-wrap-distance-right:9pt;mso-wrap-distance-bottom:0;mso-position-horizontal:absolute;mso-position-horizontal-relative:text;mso-position-vertical:absolute;mso-position-vertical-relative:text;v-text-anchor:middle" o:gfxdata="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" filled="f" strokecolor="#e00" strokeweight="1pt"/>
+            </w:pict>
+          </mc:Fallback>
+        </mc:AlternateContent>
+      </w:r>
+      <w:r>
+        <w:rPr>
+          <w:noProof/>
+        </w:rPr>
+        <w:drawing>
+          <wp:inline distT="0" distB="0" distL="0" distR="0" wp14:anchorId="0FBADBCC" wp14:editId="5D396E64">
+            <wp:extent cx="6777111" cy="2811780"/>
+            <wp:effectExtent l="0" t="0" r="5080" b="7620"/>
+            <wp:docPr id="780939448" name="Picture 4"/>
+            <wp:cNvGraphicFramePr>
+              <a:graphicFrameLocks xmlns:a="http://schemas.openxmlformats.org/drawingml/2006/main" noChangeAspect="1"/>
+            </wp:cNvGraphicFramePr>
+            <a:graphic xmlns:a="http://schemas.openxmlformats.org/drawingml/2006/main">
+              <a:graphicData uri="http://schemas.openxmlformats.org/drawingml/2006/picture">
+                <pic:pic xmlns:pic="http://schemas.openxmlformats.org/drawingml/2006/picture">
+                  <pic:nvPicPr>
+                    <pic:cNvPr id="0" name="Picture 4"/>
+                    <pic:cNvPicPr>
+                      <a:picLocks noChangeAspect="1" noChangeArrowheads="1"/>
+                    </pic:cNvPicPr>
+                  </pic:nvPicPr>
+                  <pic:blipFill>
+                    <a:blip r:embed="rId14" cstate="print">
+                      <a:extLst>
+                        <a:ext uri="{28A0092B-C50C-407E-A947-70E740481C1C}">
+                          <a14:useLocalDpi xmlns:a14="http://schemas.microsoft.com/office/drawing/2010/main" val="0"/>
+                        </a:ext>
+                      </a:extLst>
+                    </a:blip>
+                    <a:srcRect/>
+                    <a:stretch>
+                      <a:fillRect/>
+                    </a:stretch>
+                  </pic:blipFill>
+                  <pic:spPr bwMode="auto">
+                    <a:xfrm>
+                      <a:off x="0" y="0"/>
+                      <a:ext cx="6787459" cy="2816073"/>
+                    </a:xfrm>
+                    <a:prstGeom prst="rect">
+                      <a:avLst/>
+                    </a:prstGeom>
+                    <a:noFill/>
+                    <a:ln>
+                      <a:noFill/>
+                    </a:ln>
+                  </pic:spPr>
+                </pic:pic>
+              </a:graphicData>
+            </a:graphic>
+          </wp:inline>
+        </w:drawing>
+      </w:r>
+    </w:p>
+    <w:p>
+      <w:pPr>
+        <w:rPr>
+          <w:b/>
+          <w:bCs/>
+        </w:rPr>
+      </w:pPr>
+      <w:r>
+        <w:rPr>
+          <w:b/>
+          <w:bCs/>
+        </w:rPr>
+        <w:lastRenderedPageBreak/>
+        <w:t>B. Screen Flow: A Guided Application Experience for Students</w:t>
+      </w:r>
+    </w:p>
+    <w:p>
+      <w:r>
+        <w:t>To enhance the student user experience and streamline the application process, a guided screen flow was developed.</w:t>
+      </w:r>
+    </w:p>
+    <w:p>
+      <w:pPr>
+        <w:numPr>
+          <w:ilvl w:val="0"/>
+          <w:numId w:val="30"/>
+        </w:numPr>
+      </w:pPr>
+      <w:r>
+        <w:rPr>
+          <w:b/>
+          <w:bCs/>
+        </w:rPr>
+        <w:t>Business Need:</w:t>
+      </w:r>
+      <w:r>
+        <w:t xml:space="preserve"> Students require a simple, intuitive, and error-proof method to apply for jobs. A manual process of creating records would be inefficient and confusing.</w:t>
+      </w:r>
+    </w:p>
+    <w:p>
+      <w:pPr>
+        <w:numPr>
+          <w:ilvl w:val="0"/>
+          <w:numId w:val="30"/>
+        </w:numPr>
+      </w:pPr>
+      <w:r>
+        <w:rPr>
+          <w:b/>
+          <w:bCs/>
+        </w:rPr>
+        <w:t>Implementation Steps:</w:t>
+      </w:r>
+    </w:p>
+    <w:p>
+      <w:pPr>
+        <w:numPr>
+          <w:ilvl w:val="1"/>
+          <w:numId w:val="30"/>
+        </w:numPr>
+      </w:pPr>
+      <w:r>
+        <w:t xml:space="preserve">A </w:t>
+      </w:r>
+      <w:r>
+        <w:rPr>
+          <w:b/>
+          <w:bCs/>
+        </w:rPr>
+        <w:t>Screen Flow</w:t>
+      </w:r>
+      <w:r>
+        <w:t xml:space="preserve"> titled "Student Application Process" was built. It features a simple confirmation screen to ensure the student's intent.</w:t>
+      </w:r>
+    </w:p>
+    <w:p>
+      <w:pPr>
+        <w:numPr>
+          <w:ilvl w:val="1"/>
+          <w:numId w:val="30"/>
+        </w:numPr>
+      </w:pPr>
+      <w:r>
+        <w:t xml:space="preserve">The flow is intelligent, automatically capturing the </w:t>
+      </w:r>
+      <w:proofErr w:type="spellStart"/>
+      <w:r>
+        <w:t>recordId</w:t>
+      </w:r>
+      <w:proofErr w:type="spellEnd"/>
+      <w:r>
+        <w:t xml:space="preserve"> of the Job Posting it was launched from and the </w:t>
+      </w:r>
+      <w:proofErr w:type="spellStart"/>
+      <w:r>
+        <w:t>ContactId</w:t>
+      </w:r>
+      <w:proofErr w:type="spellEnd"/>
+      <w:r>
+        <w:t xml:space="preserve"> of the logged-in student user ($</w:t>
+      </w:r>
+      <w:proofErr w:type="spellStart"/>
+      <w:r>
+        <w:t>User.ContactId</w:t>
+      </w:r>
+      <w:proofErr w:type="spellEnd"/>
+      <w:r>
+        <w:t>).</w:t>
+      </w:r>
+    </w:p>
+    <w:p>
+      <w:pPr>
+        <w:numPr>
+          <w:ilvl w:val="1"/>
+          <w:numId w:val="30"/>
+        </w:numPr>
+      </w:pPr>
+      <w:r>
+        <w:t>Upon confirmation, a Create Records element automatically generates a new Application record, correctly linking the student and job, and setting the initial Status to "Applied".</w:t>
+      </w:r>
+    </w:p>
+    <w:p>
+      <w:pPr>
+        <w:numPr>
+          <w:ilvl w:val="1"/>
+          <w:numId w:val="30"/>
+        </w:numPr>
+      </w:pPr>
+      <w:r>
+        <w:t xml:space="preserve">This flow was then made accessible by creating a </w:t>
+      </w:r>
+      <w:r>
+        <w:rPr>
+          <w:b/>
+          <w:bCs/>
+        </w:rPr>
+        <w:t>Quick Action</w:t>
+      </w:r>
+      <w:r>
+        <w:t xml:space="preserve"> button </w:t>
+      </w:r>
+      <w:proofErr w:type="spellStart"/>
+      <w:r>
+        <w:t>labeled</w:t>
+      </w:r>
+      <w:proofErr w:type="spellEnd"/>
+      <w:r>
+        <w:t xml:space="preserve"> "Apply Now" and adding it to the Job Posting page layout, ensuring high visibility.</w:t>
+      </w:r>
+    </w:p>
+    <w:p>
+      <w:r>
+        <w:drawing>
+          <wp:inline distT="0" distB="0" distL="0" distR="0" wp14:anchorId="4649C83E" wp14:editId="20D4E3A1">
+            <wp:extent cx="5731510" cy="3453130"/>
+            <wp:effectExtent l="0" t="0" r="2540" b="0"/>
+            <wp:docPr id="315942271" name="Picture 1"/>
+            <wp:cNvGraphicFramePr>
+              <a:graphicFrameLocks xmlns:a="http://schemas.openxmlformats.org/drawingml/2006/main" noChangeAspect="1"/>
+            </wp:cNvGraphicFramePr>
+            <a:graphic xmlns:a="http://schemas.openxmlformats.org/drawingml/2006/main">
+              <a:graphicData uri="http://schemas.openxmlformats.org/drawingml/2006/picture">
+                <pic:pic xmlns:pic="http://schemas.openxmlformats.org/drawingml/2006/picture">
+                  <pic:nvPicPr>
+                    <pic:cNvPr id="315942271" name=""/>
+                    <pic:cNvPicPr/>
+                  </pic:nvPicPr>
+                  <pic:blipFill>
+                    <a:blip r:embed="rId15"/>
+                    <a:stretch>
+                      <a:fillRect/>
+                    </a:stretch>
+                  </pic:blipFill>
+                  <pic:spPr>
+                    <a:xfrm>
+                      <a:off x="0" y="0"/>
+                      <a:ext cx="5731510" cy="3453130"/>
+                    </a:xfrm>
+                    <a:prstGeom prst="rect">
+                      <a:avLst/>
+                    </a:prstGeom>
+                  </pic:spPr>
+                </pic:pic>
+              </a:graphicData>
+            </a:graphic>
+          </wp:inline>
+        </w:drawing>
+      </w:r>
+    </w:p>
+    <w:p>
+      <w:r>
+        <w:lastRenderedPageBreak/>
+        <w:tab/>
+      </w:r>
+      <w:r>
+        <w:drawing>
+          <wp:inline distT="0" distB="0" distL="0" distR="0" wp14:anchorId="6D255685" wp14:editId="194FF691">
+            <wp:extent cx="5731510" cy="3996055"/>
+            <wp:effectExtent l="0" t="0" r="2540" b="4445"/>
+            <wp:docPr id="1542209418" name="Picture 1"/>
+            <wp:cNvGraphicFramePr>
+              <a:graphicFrameLocks xmlns:a="http://schemas.openxmlformats.org/drawingml/2006/main" noChangeAspect="1"/>
+            </wp:cNvGraphicFramePr>
+            <a:graphic xmlns:a="http://schemas.openxmlformats.org/drawingml/2006/main">
+              <a:graphicData uri="http://schemas.openxmlformats.org/drawingml/2006/picture">
+                <pic:pic xmlns:pic="http://schemas.openxmlformats.org/drawingml/2006/picture">
+                  <pic:nvPicPr>
+                    <pic:cNvPr id="1542209418" name=""/>
+                    <pic:cNvPicPr/>
+                  </pic:nvPicPr>
+                  <pic:blipFill>
+                    <a:blip r:embed="rId16"/>
+                    <a:stretch>
+                      <a:fillRect/>
+                    </a:stretch>
+                  </pic:blipFill>
+                  <pic:spPr>
+                    <a:xfrm>
+                      <a:off x="0" y="0"/>
+                      <a:ext cx="5731510" cy="3996055"/>
+                    </a:xfrm>
+                    <a:prstGeom prst="rect">
+                      <a:avLst/>
+                    </a:prstGeom>
+                  </pic:spPr>
+                </pic:pic>
+              </a:graphicData>
+            </a:graphic>
+          </wp:inline>
+        </w:drawing>
+      </w:r>
+    </w:p>
+    <w:p>
+      <w:pPr>
+        <w:rPr>
+          <w:b/>
+          <w:bCs/>
+        </w:rPr>
+      </w:pPr>
+      <w:r>
+        <w:rPr>
+          <w:b/>
+          <w:bCs/>
+        </w:rPr>
+        <w:t>C. Approval Process &amp; HTML Email Alert: Formalizing Job Postings</w:t>
+      </w:r>
+    </w:p>
+    <w:p>
+      <w:r>
+        <w:t>A formal approval process, supported by a professional HTML email alert, was created to ensure management oversight.</w:t>
+      </w:r>
+    </w:p>
+    <w:p>
+      <w:pPr>
+        <w:numPr>
+          <w:ilvl w:val="0"/>
+          <w:numId w:val="31"/>
+        </w:numPr>
+      </w:pPr>
+      <w:r>
+        <w:rPr>
+          <w:b/>
+          <w:bCs/>
+        </w:rPr>
+        <w:t>Business Need:</w:t>
+      </w:r>
+      <w:r>
+        <w:t xml:space="preserve"> All new job postings must be reviewed and approved by the Head of Placements before they are made public to students, ensuring quality and consistency. The notification for this approval must be professional and actionable.</w:t>
+      </w:r>
+    </w:p>
+    <w:p>
+      <w:pPr>
+        <w:numPr>
+          <w:ilvl w:val="0"/>
+          <w:numId w:val="31"/>
+        </w:numPr>
+      </w:pPr>
+      <w:r>
+        <w:rPr>
+          <w:b/>
+          <w:bCs/>
+        </w:rPr>
+        <w:t>Implementation Steps:</w:t>
+      </w:r>
+    </w:p>
+    <w:p>
+      <w:pPr>
+        <w:numPr>
+          <w:ilvl w:val="1"/>
+          <w:numId w:val="31"/>
+        </w:numPr>
+      </w:pPr>
+      <w:r>
+        <w:t xml:space="preserve">An </w:t>
+      </w:r>
+      <w:r>
+        <w:rPr>
+          <w:b/>
+          <w:bCs/>
+        </w:rPr>
+        <w:t>HTML Email Template</w:t>
+      </w:r>
+      <w:r>
+        <w:t xml:space="preserve"> was created to provide a branded, easy-to-read notification. The template includes the university logo, merges in key details like the Job Title and Company, and features a prominent "View and Approve" button that links directly to the record in Salesforce.</w:t>
+      </w:r>
+    </w:p>
+    <w:p>
+      <w:r>
+        <w:rPr>
+          <w:noProof/>
+        </w:rPr>
+        <w:lastRenderedPageBreak/>
+        <w:drawing>
+          <wp:inline distT="0" distB="0" distL="0" distR="0" wp14:anchorId="7335CE9A" wp14:editId="51CF9A25">
+            <wp:extent cx="5730240" cy="4008120"/>
+            <wp:effectExtent l="0" t="0" r="3810" b="0"/>
+            <wp:docPr id="1527659483" name="Picture 7"/>
+            <wp:cNvGraphicFramePr>
+              <a:graphicFrameLocks xmlns:a="http://schemas.openxmlformats.org/drawingml/2006/main" noChangeAspect="1"/>
+            </wp:cNvGraphicFramePr>
+            <a:graphic xmlns:a="http://schemas.openxmlformats.org/drawingml/2006/main">
+              <a:graphicData uri="http://schemas.openxmlformats.org/drawingml/2006/picture">
+                <pic:pic xmlns:pic="http://schemas.openxmlformats.org/drawingml/2006/picture">
+                  <pic:nvPicPr>
+                    <pic:cNvPr id="0" name="Picture 6"/>
+                    <pic:cNvPicPr>
+                      <a:picLocks noChangeAspect="1" noChangeArrowheads="1"/>
+                    </pic:cNvPicPr>
+                  </pic:nvPicPr>
+                  <pic:blipFill>
+                    <a:blip r:embed="rId17">
+                      <a:extLst>
+                        <a:ext uri="{28A0092B-C50C-407E-A947-70E740481C1C}">
+                          <a14:useLocalDpi xmlns:a14="http://schemas.microsoft.com/office/drawing/2010/main" val="0"/>
+                        </a:ext>
+                      </a:extLst>
+                    </a:blip>
+                    <a:srcRect/>
+                    <a:stretch>
+                      <a:fillRect/>
+                    </a:stretch>
+                  </pic:blipFill>
+                  <pic:spPr bwMode="auto">
+                    <a:xfrm>
+                      <a:off x="0" y="0"/>
+                      <a:ext cx="5730240" cy="4008120"/>
+                    </a:xfrm>
+                    <a:prstGeom prst="rect">
+                      <a:avLst/>
+                    </a:prstGeom>
+                    <a:noFill/>
+                    <a:ln>
+                      <a:noFill/>
+                    </a:ln>
+                  </pic:spPr>
+                </pic:pic>
+              </a:graphicData>
+            </a:graphic>
+          </wp:inline>
+        </w:drawing>
+      </w:r>
+    </w:p>
+    <w:p>
+      <w:pPr>
+        <w:numPr>
+          <w:ilvl w:val="1"/>
+          <w:numId w:val="31"/>
+        </w:numPr>
+      </w:pPr>
+      <w:r>
+        <w:t xml:space="preserve">An </w:t>
+      </w:r>
+      <w:r>
+        <w:rPr>
+          <w:b/>
+          <w:bCs/>
+        </w:rPr>
+        <w:t>Email Alert</w:t>
+      </w:r>
+      <w:r>
+        <w:t xml:space="preserve"> action was configured to use this HTML template and send it to any user with the Head of Placements role.</w:t>
+      </w:r>
+    </w:p>
+    <w:p>
+      <w:r>
+        <w:rPr>
+          <w:noProof/>
+        </w:rPr>
+        <w:drawing>
+          <wp:inline distT="0" distB="0" distL="0" distR="0" wp14:anchorId="6E6DA525" wp14:editId="6511EF30">
+            <wp:extent cx="5730240" cy="3756660"/>
+            <wp:effectExtent l="0" t="0" r="3810" b="0"/>
+            <wp:docPr id="1079840263" name="Picture 10"/>
+            <wp:cNvGraphicFramePr>
+              <a:graphicFrameLocks xmlns:a="http://schemas.openxmlformats.org/drawingml/2006/main" noChangeAspect="1"/>
+            </wp:cNvGraphicFramePr>
+            <a:graphic xmlns:a="http://schemas.openxmlformats.org/drawingml/2006/main">
+              <a:graphicData uri="http://schemas.openxmlformats.org/drawingml/2006/picture">
+                <pic:pic xmlns:pic="http://schemas.openxmlformats.org/drawingml/2006/picture">
+                  <pic:nvPicPr>
+                    <pic:cNvPr id="0" name="Picture 9"/>
+                    <pic:cNvPicPr>
+                      <a:picLocks noChangeAspect="1" noChangeArrowheads="1"/>
+                    </pic:cNvPicPr>
+                  </pic:nvPicPr>
+                  <pic:blipFill>
+                    <a:blip r:embed="rId18">
+                      <a:extLst>
+                        <a:ext uri="{28A0092B-C50C-407E-A947-70E740481C1C}">
+                          <a14:useLocalDpi xmlns:a14="http://schemas.microsoft.com/office/drawing/2010/main" val="0"/>
+                        </a:ext>
+                      </a:extLst>
+                    </a:blip>
+                    <a:srcRect/>
+                    <a:stretch>
+                      <a:fillRect/>
+                    </a:stretch>
+                  </pic:blipFill>
+                  <pic:spPr bwMode="auto">
+                    <a:xfrm>
+                      <a:off x="0" y="0"/>
+                      <a:ext cx="5730240" cy="3756660"/>
+                    </a:xfrm>
+                    <a:prstGeom prst="rect">
+                      <a:avLst/>
+                    </a:prstGeom>
+                    <a:noFill/>
+                    <a:ln>
+                      <a:noFill/>
+                    </a:ln>
+                  </pic:spPr>
+                </pic:pic>
+              </a:graphicData>
+            </a:graphic>
+          </wp:inline>
+        </w:drawing>
+      </w:r>
+    </w:p>
+    <w:p>
+      <w:pPr>
+        <w:numPr>
+          <w:ilvl w:val="1"/>
+          <w:numId w:val="31"/>
+        </w:numPr>
+      </w:pPr>
+      <w:r>
+        <w:lastRenderedPageBreak/>
+        <w:t xml:space="preserve">An </w:t>
+      </w:r>
+      <w:r>
+        <w:rPr>
+          <w:b/>
+          <w:bCs/>
+        </w:rPr>
+        <w:t>Approval Process</w:t>
+      </w:r>
+      <w:r>
+        <w:t xml:space="preserve"> was configured on the Job Posting object. It triggers when a record's Status is set to "Submitted for Approval".</w:t>
+      </w:r>
+    </w:p>
+    <w:p>
+      <w:r>
+        <w:rPr>
+          <w:noProof/>
+        </w:rPr>
+        <w:drawing>
+          <wp:inline distT="0" distB="0" distL="0" distR="0" wp14:anchorId="41C60651" wp14:editId="17DAD3A2">
+            <wp:extent cx="5722620" cy="3284220"/>
+            <wp:effectExtent l="0" t="0" r="0" b="0"/>
+            <wp:docPr id="1855750935" name="Picture 11"/>
+            <wp:cNvGraphicFramePr>
+              <a:graphicFrameLocks xmlns:a="http://schemas.openxmlformats.org/drawingml/2006/main" noChangeAspect="1"/>
+            </wp:cNvGraphicFramePr>
+            <a:graphic xmlns:a="http://schemas.openxmlformats.org/drawingml/2006/main">
+              <a:graphicData uri="http://schemas.openxmlformats.org/drawingml/2006/picture">
+                <pic:pic xmlns:pic="http://schemas.openxmlformats.org/drawingml/2006/picture">
+                  <pic:nvPicPr>
+                    <pic:cNvPr id="0" name="Picture 10"/>
+                    <pic:cNvPicPr>
+                      <a:picLocks noChangeAspect="1" noChangeArrowheads="1"/>
+                    </pic:cNvPicPr>
+                  </pic:nvPicPr>
+                  <pic:blipFill>
+                    <a:blip r:embed="rId19">
+                      <a:extLst>
+                        <a:ext uri="{28A0092B-C50C-407E-A947-70E740481C1C}">
+                          <a14:useLocalDpi xmlns:a14="http://schemas.microsoft.com/office/drawing/2010/main" val="0"/>
+                        </a:ext>
+                      </a:extLst>
+                    </a:blip>
+                    <a:srcRect/>
+                    <a:stretch>
+                      <a:fillRect/>
+                    </a:stretch>
+                  </pic:blipFill>
+                  <pic:spPr bwMode="auto">
+                    <a:xfrm>
+                      <a:off x="0" y="0"/>
+                      <a:ext cx="5722620" cy="3284220"/>
+                    </a:xfrm>
+                    <a:prstGeom prst="rect">
+                      <a:avLst/>
+                    </a:prstGeom>
+                    <a:noFill/>
+                    <a:ln>
+                      <a:noFill/>
+                    </a:ln>
+                  </pic:spPr>
+                </pic:pic>
+              </a:graphicData>
+            </a:graphic>
+          </wp:inline>
+        </w:drawing>
+      </w:r>
+    </w:p>
+    <w:p>
+      <w:pPr>
+        <w:numPr>
+          <w:ilvl w:val="1"/>
+          <w:numId w:val="31"/>
+        </w:numPr>
+      </w:pPr>
+      <w:r>
+        <w:t>The approval request is automatically assigned to the submitter's manager via the Role Hierarchy.</w:t>
+      </w:r>
+    </w:p>
+    <w:p>
+      <w:pPr>
+        <w:numPr>
+          <w:ilvl w:val="1"/>
+          <w:numId w:val="31"/>
+        </w:numPr>
+      </w:pPr>
+      <w:r>
+        <w:t>The Email Alert was added to the "Initial Submission Actions," ensuring the approver is notified instantly.</w:t>
+      </w:r>
+    </w:p>
+    <w:p>
+      <w:r>
+        <w:rPr>
+          <w:noProof/>
+        </w:rPr>
+        <mc:AlternateContent>
+          <mc:Choice Requires="wps">
+            <w:drawing>
+              <wp:anchor distT="0" distB="0" distL="114300" distR="114300" simplePos="0" relativeHeight="251667456" behindDoc="0" locked="0" layoutInCell="1" allowOverlap="1" wp14:anchorId="3B7F28DE" wp14:editId="18F19A31">
+                <wp:simplePos x="0" y="0"/>
+                <wp:positionH relativeFrom="column">
+                  <wp:posOffset>1274040</wp:posOffset>
+                </wp:positionH>
+                <wp:positionV relativeFrom="paragraph">
+                  <wp:posOffset>2255795</wp:posOffset>
+                </wp:positionV>
+                <wp:extent cx="2377440" cy="731520"/>
+                <wp:effectExtent l="0" t="0" r="22860" b="11430"/>
+                <wp:wrapNone/>
+                <wp:docPr id="660741812" name="Rectangle 15"/>
+                <wp:cNvGraphicFramePr/>
+                <a:graphic xmlns:a="http://schemas.openxmlformats.org/drawingml/2006/main">
+                  <a:graphicData uri="http://schemas.microsoft.com/office/word/2010/wordprocessingShape">
+                    <wps:wsp>
+                      <wps:cNvSpPr/>
+                      <wps:spPr>
+                        <a:xfrm>
+                          <a:off x="0" y="0"/>
+                          <a:ext cx="2377440" cy="731520"/>
+                        </a:xfrm>
+                        <a:prstGeom prst="rect">
+                          <a:avLst/>
+                        </a:prstGeom>
+                        <a:solidFill>
+                          <a:srgbClr val="000000">
+                            <a:alpha val="5000"/>
+                          </a:srgbClr>
+                        </a:solidFill>
+                        <a:ln w="17982">
+                          <a:solidFill>
+                            <a:srgbClr val="000000"/>
+                          </a:solidFill>
+                        </a:ln>
+                      </wps:spPr>
+                      <wps:style>
+                        <a:lnRef idx="2">
+                          <a:schemeClr val="accent1">
+                            <a:shade val="15000"/>
+                          </a:schemeClr>
+                        </a:lnRef>
+                        <a:fillRef idx="1">
+                          <a:schemeClr val="accent1"/>
+                        </a:fillRef>
+                        <a:effectRef idx="0">
+                          <a:schemeClr val="accent1"/>
+                        </a:effectRef>
+                        <a:fontRef idx="minor">
+                          <a:schemeClr val="lt1"/>
+                        </a:fontRef>
+                      </wps:style>
+                      <wps:bodyPr rot="0" spcFirstLastPara="0" vertOverflow="overflow" horzOverflow="overflow" vert="horz" wrap="square" lIns="91440" tIns="45720" rIns="91440" bIns="45720" numCol="1" spcCol="0" rtlCol="0" fromWordArt="0" anchor="ctr" anchorCtr="0" forceAA="0" compatLnSpc="1">
+                        <a:prstTxWarp prst="textNoShape">
+                          <a:avLst/>
+                        </a:prstTxWarp>
+                        <a:noAutofit/>
+                      </wps:bodyPr>
+                    </wps:wsp>
+                  </a:graphicData>
+                </a:graphic>
+              </wp:anchor>
+            </w:drawing>
+          </mc:Choice>
+          <mc:Fallback>
+            <w:pict>
+              <v:rect w14:anchorId="111CA82D" id="Rectangle 15" o:spid="_x0000_s1026" style="position:absolute;margin-left:100.3pt;margin-top:177.6pt;width:187.2pt;height:57.6pt;z-index:251667456;visibility:visible;mso-wrap-style:square;mso-wrap-distance-left:9pt;mso-wrap-distance-top:0;mso-wrap-distance-right:9pt;mso-wrap-distance-bottom:0;mso-position-horizontal:absolute;mso-position-horizontal-relative:text;mso-position-vertical:absolute;mso-position-vertical-relative:text;v-text-anchor:middle" o:gfxdata="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" fillcolor="black" strokeweight=".4995mm">
+                <v:fill opacity="3341f"/>
+              </v:rect>
+            </w:pict>
+          </mc:Fallback>
+        </mc:AlternateContent>
+      </w:r>
+      <w:r>
+        <w:rPr>
+          <w:noProof/>
+        </w:rPr>
+        <w:drawing>
+          <wp:inline distT="0" distB="0" distL="0" distR="0" wp14:anchorId="0FB40A39" wp14:editId="2156B117">
+            <wp:extent cx="4937760" cy="3472187"/>
+            <wp:effectExtent l="0" t="0" r="0" b="0"/>
+            <wp:docPr id="46831595" name="Picture 13"/>
+            <wp:cNvGraphicFramePr>
+              <a:graphicFrameLocks xmlns:a="http://schemas.openxmlformats.org/drawingml/2006/main" noChangeAspect="1"/>
+            </wp:cNvGraphicFramePr>
+            <a:graphic xmlns:a="http://schemas.openxmlformats.org/drawingml/2006/main">
+              <a:graphicData uri="http://schemas.openxmlformats.org/drawingml/2006/picture">
+                <pic:pic xmlns:pic="http://schemas.openxmlformats.org/drawingml/2006/picture">
+                  <pic:nvPicPr>
+                    <pic:cNvPr id="0" name="Picture 12"/>
+                    <pic:cNvPicPr>
+                      <a:picLocks noChangeAspect="1" noChangeArrowheads="1"/>
+                    </pic:cNvPicPr>
+                  </pic:nvPicPr>
+                  <pic:blipFill>
+                    <a:blip r:embed="rId20" cstate="print">
+                      <a:extLst>
+                        <a:ext uri="{28A0092B-C50C-407E-A947-70E740481C1C}">
+                          <a14:useLocalDpi xmlns:a14="http://schemas.microsoft.com/office/drawing/2010/main" val="0"/>
+                        </a:ext>
+                      </a:extLst>
+                    </a:blip>
+                    <a:srcRect/>
+                    <a:stretch>
+                      <a:fillRect/>
+                    </a:stretch>
+                  </pic:blipFill>
+                  <pic:spPr bwMode="auto">
+                    <a:xfrm>
+                      <a:off x="0" y="0"/>
+                      <a:ext cx="4941568" cy="3474865"/>
+                    </a:xfrm>
+                    <a:prstGeom prst="rect">
+                      <a:avLst/>
+                    </a:prstGeom>
+                    <a:noFill/>
+                    <a:ln>
+                      <a:noFill/>
+                    </a:ln>
+                  </pic:spPr>
+                </pic:pic>
+              </a:graphicData>
+            </a:graphic>
+          </wp:inline>
+        </w:drawing>
+      </w:r>
+    </w:p>
+    <w:p/>
+    <w:p>
+      <w:pPr>
+        <w:numPr>
+          <w:ilvl w:val="1"/>
+          <w:numId w:val="31"/>
+        </w:numPr>
+      </w:pPr>
+      <w:r>
+        <w:lastRenderedPageBreak/>
+        <w:t>Field Updates were configured to automatically change the Status to "Open" upon approval or "Needs Rework" upon rejection.</w:t>
+      </w:r>
+    </w:p>
+    <w:p>
+      <w:r>
+        <w:rPr>
+          <w:noProof/>
+        </w:rPr>
+        <mc:AlternateContent>
+          <mc:Choice Requires="wpi">
+            <w:drawing>
+              <wp:anchor distT="0" distB="0" distL="114300" distR="114300" simplePos="0" relativeHeight="251669504" behindDoc="0" locked="0" layoutInCell="1" allowOverlap="1" wp14:anchorId="16676BA3" wp14:editId="43309EB0">
+                <wp:simplePos x="0" y="0"/>
+                <wp:positionH relativeFrom="column">
+                  <wp:posOffset>155390</wp:posOffset>
+                </wp:positionH>
+                <wp:positionV relativeFrom="paragraph">
+                  <wp:posOffset>2692749</wp:posOffset>
+                </wp:positionV>
+                <wp:extent cx="3444480" cy="903960"/>
+                <wp:effectExtent l="57150" t="57150" r="41910" b="48895"/>
+                <wp:wrapNone/>
+                <wp:docPr id="411621266" name="Ink 20"/>
+                <wp:cNvGraphicFramePr/>
+                <a:graphic xmlns:a="http://schemas.openxmlformats.org/drawingml/2006/main">
+                  <a:graphicData uri="http://schemas.microsoft.com/office/word/2010/wordprocessingInk">
+                    <w14:contentPart bwMode="auto" r:id="rId21">
+                      <w14:nvContentPartPr>
+                        <w14:cNvContentPartPr/>
+                      </w14:nvContentPartPr>
+                      <w14:xfrm>
+                        <a:off x="0" y="0"/>
+                        <a:ext cx="3444480" cy="903960"/>
+                      </w14:xfrm>
+                    </w14:contentPart>
+                  </a:graphicData>
+                </a:graphic>
+              </wp:anchor>
+            </w:drawing>
+          </mc:Choice>
+          <mc:Fallback>
+            <w:pict>
+              <v:shapetype w14:anchorId="6A6DE5B6" id="_x0000_t75" coordsize="21600,21600" o:spt="75" o:preferrelative="t" path="m@4@5l@4@11@9@11@9@5xe" filled="f" stroked="f">
+                <v:stroke joinstyle="miter"/>
+                <v:formulas>
+                  <v:f eqn="if lineDrawn pixelLineWidth 0"/>
+                  <v:f eqn="sum @0 1 0"/>
+                  <v:f eqn="sum 0 0 @1"/>
+                  <v:f eqn="prod @2 1 2"/>
+                  <v:f eqn="prod @3 21600 pixelWidth"/>
+                  <v:f eqn="prod @3 21600 pixelHeight"/>
+                  <v:f eqn="sum @0 0 1"/>
+                  <v:f eqn="prod @6 1 2"/>
+                  <v:f eqn="prod @7 21600 pixelWidth"/>
+                  <v:f eqn="sum @8 21600 0"/>
+                  <v:f eqn="prod @7 21600 pixelHeight"/>
+                  <v:f eqn="sum @10 21600 0"/>
+                </v:formulas>
+                <v:path o:extrusionok="f" gradientshapeok="t" o:connecttype="rect"/>
+                <o:lock v:ext="edit" aspectratio="t"/>
+              </v:shapetype>
+              <v:shape id="Ink 20" o:spid="_x0000_s1026" type="#_x0000_t75" style="position:absolute;margin-left:11.55pt;margin-top:211.35pt;width:272.6pt;height:72.6pt;z-index:251669504;visibility:visible;mso-wrap-style:square;mso-wrap-distance-left:9pt;mso-wrap-distance-top:0;mso-wrap-distance-right:9pt;mso-wrap-distance-bottom:0;mso-position-horizontal:absolute;mso-position-horizontal-relative:text;mso-position-vertical:absolute;mso-position-vertical-relative:text" o:gfxdata="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">
+                <v:imagedata r:id="rId22" o:title=""/>
+              </v:shape>
+            </w:pict>
+          </mc:Fallback>
+        </mc:AlternateContent>
+      </w:r>
+      <w:r>
+        <w:rPr>
+          <w:noProof/>
+        </w:rPr>
+        <w:drawing>
+          <wp:inline distT="0" distB="0" distL="0" distR="0" wp14:anchorId="060821C8" wp14:editId="3A84832B">
+            <wp:extent cx="5730240" cy="4625340"/>
+            <wp:effectExtent l="0" t="0" r="3810" b="3810"/>
+            <wp:docPr id="1074024888" name="Picture 9"/>
+            <wp:cNvGraphicFramePr>
+              <a:graphicFrameLocks xmlns:a="http://schemas.openxmlformats.org/drawingml/2006/main" noChangeAspect="1"/>
+            </wp:cNvGraphicFramePr>
+            <a:graphic xmlns:a="http://schemas.openxmlformats.org/drawingml/2006/main">
+              <a:graphicData uri="http://schemas.openxmlformats.org/drawingml/2006/picture">
+                <pic:pic xmlns:pic="http://schemas.openxmlformats.org/drawingml/2006/picture">
+                  <pic:nvPicPr>
+                    <pic:cNvPr id="0" name="Picture 8"/>
+                    <pic:cNvPicPr>
+                      <a:picLocks noChangeAspect="1" noChangeArrowheads="1"/>
+                    </pic:cNvPicPr>
+                  </pic:nvPicPr>
+                  <pic:blipFill>
+                    <a:blip r:embed="rId23">
+                      <a:extLst>
+                        <a:ext uri="{28A0092B-C50C-407E-A947-70E740481C1C}">
+                          <a14:useLocalDpi xmlns:a14="http://schemas.microsoft.com/office/drawing/2010/main" val="0"/>
+                        </a:ext>
+                      </a:extLst>
+                    </a:blip>
+                    <a:srcRect/>
+                    <a:stretch>
+                      <a:fillRect/>
+                    </a:stretch>
+                  </pic:blipFill>
+                  <pic:spPr bwMode="auto">
+                    <a:xfrm>
+                      <a:off x="0" y="0"/>
+                      <a:ext cx="5730240" cy="4625340"/>
+                    </a:xfrm>
+                    <a:prstGeom prst="rect">
+                      <a:avLst/>
+                    </a:prstGeom>
+                    <a:noFill/>
+                    <a:ln>
+                      <a:noFill/>
+                    </a:ln>
+                  </pic:spPr>
+                </pic:pic>
+              </a:graphicData>
+            </a:graphic>
+          </wp:inline>
+        </w:drawing>
+      </w:r>
+    </w:p>
+    <w:p>
+      <w:pPr>
+        <w:rPr>
+          <w:b/>
+          <w:bCs/>
+        </w:rPr>
+      </w:pPr>
+      <w:r>
+        <w:rPr>
+          <w:b/>
+          <w:bCs/>
+        </w:rPr>
+        <w:t>D. Record-Triggered Flow: Automated Task Creation</w:t>
+      </w:r>
+    </w:p>
+    <w:p>
+      <w:r>
+        <w:t>A background automation was created to ensure that critical student queries are assigned and tracked efficiently.</w:t>
+      </w:r>
+    </w:p>
+    <w:p>
+      <w:pPr>
+        <w:numPr>
+          <w:ilvl w:val="0"/>
+          <w:numId w:val="32"/>
+        </w:numPr>
+      </w:pPr>
+      <w:r>
+        <w:rPr>
+          <w:b/>
+          <w:bCs/>
+        </w:rPr>
+        <w:t>Business Need:</w:t>
+      </w:r>
+      <w:r>
+        <w:t xml:space="preserve"> Queries related to technical issues need to be flagged and assigned for follow-up so they are not lost in the general queue.</w:t>
+      </w:r>
+    </w:p>
+    <w:p>
+      <w:pPr>
+        <w:numPr>
+          <w:ilvl w:val="0"/>
+          <w:numId w:val="32"/>
+        </w:numPr>
+      </w:pPr>
+      <w:r>
+        <w:rPr>
+          <w:b/>
+          <w:bCs/>
+        </w:rPr>
+        <w:t>Implementation Steps (Simplified):</w:t>
+      </w:r>
+    </w:p>
+    <w:p>
+      <w:pPr>
+        <w:numPr>
+          <w:ilvl w:val="1"/>
+          <w:numId w:val="32"/>
+        </w:numPr>
+      </w:pPr>
+      <w:r>
+        <w:t xml:space="preserve">A </w:t>
+      </w:r>
+      <w:r>
+        <w:rPr>
+          <w:b/>
+          <w:bCs/>
+        </w:rPr>
+        <w:t>Record-Triggered Flow</w:t>
+      </w:r>
+      <w:r>
+        <w:t xml:space="preserve"> was built on the T&amp;P Query object that runs only when a new record is created with a Category of "Technical Issue".</w:t>
+      </w:r>
+    </w:p>
+    <w:p>
+      <w:r>
+        <w:rPr>
+          <w:noProof/>
+        </w:rPr>
+        <w:lastRenderedPageBreak/>
+        <mc:AlternateContent>
+          <mc:Choice Requires="wpi">
+            <w:drawing>
+              <wp:anchor distT="0" distB="0" distL="114300" distR="114300" simplePos="0" relativeHeight="251671552" behindDoc="0" locked="0" layoutInCell="1" allowOverlap="1" wp14:anchorId="1ED68C40" wp14:editId="663D3271">
+                <wp:simplePos x="0" y="0"/>
+                <wp:positionH relativeFrom="column">
+                  <wp:posOffset>1903095</wp:posOffset>
+                </wp:positionH>
+                <wp:positionV relativeFrom="paragraph">
+                  <wp:posOffset>2713355</wp:posOffset>
+                </wp:positionV>
+                <wp:extent cx="4009390" cy="812165"/>
+                <wp:effectExtent l="38100" t="38100" r="48260" b="45085"/>
+                <wp:wrapNone/>
+                <wp:docPr id="1738025412" name="Ink 22"/>
+                <wp:cNvGraphicFramePr/>
+                <a:graphic xmlns:a="http://schemas.openxmlformats.org/drawingml/2006/main">
+                  <a:graphicData uri="http://schemas.microsoft.com/office/word/2010/wordprocessingInk">
+                    <w14:contentPart bwMode="auto" r:id="rId24">
+                      <w14:nvContentPartPr>
+                        <w14:cNvContentPartPr/>
+                      </w14:nvContentPartPr>
+                      <w14:xfrm>
+                        <a:off x="0" y="0"/>
+                        <a:ext cx="4009390" cy="812165"/>
+                      </w14:xfrm>
+                    </w14:contentPart>
+                  </a:graphicData>
+                </a:graphic>
+                <wp14:sizeRelH relativeFrom="margin">
+                  <wp14:pctWidth>0</wp14:pctWidth>
+                </wp14:sizeRelH>
+                <wp14:sizeRelV relativeFrom="margin">
+                  <wp14:pctHeight>0</wp14:pctHeight>
+                </wp14:sizeRelV>
+              </wp:anchor>
+            </w:drawing>
+          </mc:Choice>
+          <mc:Fallback>
+            <w:pict>
+              <v:shape w14:anchorId="5978C364" id="Ink 22" o:spid="_x0000_s1026" type="#_x0000_t75" style="position:absolute;margin-left:149.35pt;margin-top:213.15pt;width:316.65pt;height:64.9pt;z-index:251671552;visibility:visible;mso-wrap-style:square;mso-width-percent:0;mso-height-percent:0;mso-wrap-distance-left:9pt;mso-wrap-distance-top:0;mso-wrap-distance-right:9pt;mso-wrap-distance-bottom:0;mso-position-horizontal:absolute;mso-position-horizontal-relative:text;mso-position-vertical:absolute;mso-position-vertical-relative:text;mso-width-percent:0;mso-height-percent:0;mso-width-relative:margin;mso-height-relative:margin" o:gfxdata="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">
+                <v:imagedata r:id="rId25" o:title=""/>
+              </v:shape>
+            </w:pict>
+          </mc:Fallback>
+        </mc:AlternateContent>
+      </w:r>
+      <w:r>
+        <w:drawing>
+          <wp:inline distT="0" distB="0" distL="0" distR="0" wp14:anchorId="5040AE8B" wp14:editId="28475668">
+            <wp:extent cx="5731510" cy="4015740"/>
+            <wp:effectExtent l="0" t="0" r="2540" b="3810"/>
+            <wp:docPr id="259597582" name="Picture 1"/>
+            <wp:cNvGraphicFramePr>
+              <a:graphicFrameLocks xmlns:a="http://schemas.openxmlformats.org/drawingml/2006/main" noChangeAspect="1"/>
+            </wp:cNvGraphicFramePr>
+            <a:graphic xmlns:a="http://schemas.openxmlformats.org/drawingml/2006/main">
+              <a:graphicData uri="http://schemas.openxmlformats.org/drawingml/2006/picture">
+                <pic:pic xmlns:pic="http://schemas.openxmlformats.org/drawingml/2006/picture">
+                  <pic:nvPicPr>
+                    <pic:cNvPr id="259597582" name=""/>
+                    <pic:cNvPicPr/>
+                  </pic:nvPicPr>
+                  <pic:blipFill>
+                    <a:blip r:embed="rId26"/>
+                    <a:stretch>
+                      <a:fillRect/>
+                    </a:stretch>
+                  </pic:blipFill>
+                  <pic:spPr>
+                    <a:xfrm>
+                      <a:off x="0" y="0"/>
+                      <a:ext cx="5731510" cy="4015740"/>
+                    </a:xfrm>
+                    <a:prstGeom prst="rect">
+                      <a:avLst/>
+                    </a:prstGeom>
+                  </pic:spPr>
+                </pic:pic>
+              </a:graphicData>
+            </a:graphic>
+          </wp:inline>
+        </w:drawing>
+      </w:r>
+    </w:p>
+    <w:p>
+      <w:pPr>
+        <w:numPr>
+          <w:ilvl w:val="1"/>
+          <w:numId w:val="32"/>
+        </w:numPr>
+      </w:pPr>
+      <w:r>
+        <w:t>A Create Records element generates a new Task record.</w:t>
+      </w:r>
+    </w:p>
+    <w:p>
+      <w:pPr>
+        <w:numPr>
+          <w:ilvl w:val="1"/>
+          <w:numId w:val="32"/>
+        </w:numPr>
+      </w:pPr>
+      <w:r>
+        <w:t xml:space="preserve">To ensure clarity and trackability, the Task's Subject is set to a static text ("Follow up on new Technical Issue query"), and its Related </w:t>
+      </w:r>
+      <w:proofErr w:type="gramStart"/>
+      <w:r>
+        <w:t>To</w:t>
+      </w:r>
+      <w:proofErr w:type="gramEnd"/>
+      <w:r>
+        <w:t xml:space="preserve"> ID is dynamically set to the ID of the T&amp;P Query record that triggered the flow (</w:t>
+      </w:r>
+      <w:proofErr w:type="gramStart"/>
+      <w:r>
+        <w:t>{!$</w:t>
+      </w:r>
+      <w:proofErr w:type="spellStart"/>
+      <w:r>
+        <w:t>Record.Id</w:t>
+      </w:r>
+      <w:proofErr w:type="spellEnd"/>
+      <w:proofErr w:type="gramEnd"/>
+      <w:r>
+        <w:t>}). This creates a direct link between the query and the follow-up task.</w:t>
+      </w:r>
+    </w:p>
+    <w:p>
+      <w:r>
+        <w:drawing>
+          <wp:inline distT="0" distB="0" distL="0" distR="0" wp14:anchorId="5805063D" wp14:editId="0E18F4B1">
+            <wp:extent cx="5010912" cy="3165978"/>
+            <wp:effectExtent l="0" t="0" r="0" b="0"/>
+            <wp:docPr id="24045320" name="Picture 1"/>
+            <wp:cNvGraphicFramePr>
+              <a:graphicFrameLocks xmlns:a="http://schemas.openxmlformats.org/drawingml/2006/main" noChangeAspect="1"/>
+            </wp:cNvGraphicFramePr>
+            <a:graphic xmlns:a="http://schemas.openxmlformats.org/drawingml/2006/main">
+              <a:graphicData uri="http://schemas.openxmlformats.org/drawingml/2006/picture">
+                <pic:pic xmlns:pic="http://schemas.openxmlformats.org/drawingml/2006/picture">
+                  <pic:nvPicPr>
+                    <pic:cNvPr id="24045320" name=""/>
+                    <pic:cNvPicPr/>
+                  </pic:nvPicPr>
+                  <pic:blipFill>
+                    <a:blip r:embed="rId27"/>
+                    <a:stretch>
+                      <a:fillRect/>
+                    </a:stretch>
+                  </pic:blipFill>
+                  <pic:spPr>
+                    <a:xfrm>
+                      <a:off x="0" y="0"/>
+                      <a:ext cx="5045937" cy="3188108"/>
+                    </a:xfrm>
+                    <a:prstGeom prst="rect">
+                      <a:avLst/>
+                    </a:prstGeom>
+                  </pic:spPr>
+                </pic:pic>
+              </a:graphicData>
+            </a:graphic>
+          </wp:inline>
+        </w:drawing>
+      </w:r>
+    </w:p>
+    <w:p>
+      <w:pPr>
+        <w:rPr>
+          <w:b/>
+          <w:bCs/>
+        </w:rPr>
+      </w:pPr>
+      <w:r>
+        <w:rPr>
+          <w:b/>
+          <w:bCs/>
+        </w:rPr>
+        <w:lastRenderedPageBreak/>
+        <w:t>3. Strategically Excluded Concepts &amp; Justification</w:t>
+      </w:r>
+    </w:p>
+    <w:p>
+      <w:pPr>
+        <w:numPr>
+          <w:ilvl w:val="0"/>
+          <w:numId w:val="33"/>
+        </w:numPr>
+      </w:pPr>
+      <w:r>
+        <w:rPr>
+          <w:b/>
+          <w:bCs/>
+        </w:rPr>
+        <w:t>Legacy Tools (Workflow Rules &amp; Process Builder):</w:t>
+      </w:r>
+      <w:r>
+        <w:t xml:space="preserve"> These older automation tools were intentionally not used.</w:t>
+      </w:r>
+    </w:p>
+    <w:p>
+      <w:pPr>
+        <w:numPr>
+          <w:ilvl w:val="1"/>
+          <w:numId w:val="33"/>
+        </w:numPr>
+      </w:pPr>
+      <w:r>
+        <w:rPr>
+          <w:b/>
+          <w:bCs/>
+        </w:rPr>
+        <w:t>Justification:</w:t>
+      </w:r>
+      <w:r>
+        <w:t xml:space="preserve"> Salesforce is actively retiring these tools in </w:t>
+      </w:r>
+      <w:proofErr w:type="spellStart"/>
+      <w:r>
+        <w:t>favor</w:t>
+      </w:r>
+      <w:proofErr w:type="spellEnd"/>
+      <w:r>
+        <w:t xml:space="preserve"> of Flow Builder. To ensure the application is modern, efficient, and future-proof, all automation was built in Flow. This aligns with industry best practices and simplifies future maintenance.</w:t>
+      </w:r>
+    </w:p>
+    <w:p>
+      <w:pPr>
+        <w:numPr>
+          <w:ilvl w:val="0"/>
+          <w:numId w:val="33"/>
+        </w:numPr>
+      </w:pPr>
+      <w:r>
+        <w:rPr>
+          <w:b/>
+          <w:bCs/>
+        </w:rPr>
+        <w:t>Custom Notifications (In-App Alerts):</w:t>
+      </w:r>
+      <w:r>
+        <w:t xml:space="preserve"> The in-app notification feature was deferred for this phase.</w:t>
+      </w:r>
+    </w:p>
+    <w:p>
+      <w:pPr>
+        <w:numPr>
+          <w:ilvl w:val="1"/>
+          <w:numId w:val="33"/>
+        </w:numPr>
+      </w:pPr>
+      <w:r>
+        <w:rPr>
+          <w:b/>
+          <w:bCs/>
+        </w:rPr>
+        <w:t>Justification:</w:t>
+      </w:r>
+      <w:r>
+        <w:t xml:space="preserve"> After </w:t>
+      </w:r>
+      <w:proofErr w:type="spellStart"/>
+      <w:r>
+        <w:t>analyzing</w:t>
+      </w:r>
+      <w:proofErr w:type="spellEnd"/>
+      <w:r>
+        <w:t xml:space="preserve"> the primary user workflows, it was determined that email is the most critical and reliable communication channel for T&amp;P Officers, who may not be logged into Salesforce at all times. To avoid "notification fatigue" and ensure that high-priority alerts (like an approval request) are never missed, the decision was made to centralize these actionable notifications in the email channel for this initial build. In-app notifications are a candidate for a future enhancement phase, pending user feedback on communication preferences.</w:t>
+      </w:r>
+    </w:p>
+    <w:p/>
     <w:sectPr>
-      <w:pgSz w:w="11906" w:h="16838"/>
+      <w:pgSz w:w="11906" w:h="16838" w:code="9"/>
       <w:pgMar w:top="1440" w:right="1440" w:bottom="1440" w:left="1440" w:header="720" w:footer="720" w:gutter="0"/>
       <w:cols w:space="720"/>
       <w:docGrid w:linePitch="360"/>
@@ -5192,6 +7081,155 @@
     </w:lvl>
   </w:abstractNum>
   <w:abstractNum w:abstractNumId="5" w15:restartNumberingAfterBreak="0">
+    <w:nsid w:val="09F11EFC"/>
+    <w:multiLevelType w:val="multilevel"/>
+    <w:tmpl w:val="D6EA48E4"/>
+    <w:lvl w:ilvl="0">
+      <w:start w:val="1"/>
+      <w:numFmt w:val="bullet"/>
+      <w:lvlText w:val=""/>
+      <w:lvlJc w:val="left"/>
+      <w:pPr>
+        <w:tabs>
+          <w:tab w:val="num" w:pos="720"/>
+        </w:tabs>
+        <w:ind w:left="720" w:hanging="360"/>
+      </w:pPr>
+      <w:rPr>
+        <w:rFonts w:ascii="Symbol" w:hAnsi="Symbol" w:hint="default"/>
+        <w:sz w:val="20"/>
+      </w:rPr>
+    </w:lvl>
+    <w:lvl w:ilvl="1">
+      <w:start w:val="1"/>
+      <w:numFmt w:val="bullet"/>
+      <w:lvlText w:val="o"/>
+      <w:lvlJc w:val="left"/>
+      <w:pPr>
+        <w:tabs>
+          <w:tab w:val="num" w:pos="1440"/>
+        </w:tabs>
+        <w:ind w:left="1440" w:hanging="360"/>
+      </w:pPr>
+      <w:rPr>
+        <w:rFonts w:ascii="Courier New" w:hAnsi="Courier New" w:hint="default"/>
+        <w:sz w:val="20"/>
+      </w:rPr>
+    </w:lvl>
+    <w:lvl w:ilvl="2" w:tentative="1">
+      <w:start w:val="1"/>
+      <w:numFmt w:val="bullet"/>
+      <w:lvlText w:val=""/>
+      <w:lvlJc w:val="left"/>
+      <w:pPr>
+        <w:tabs>
+          <w:tab w:val="num" w:pos="2160"/>
+        </w:tabs>
+        <w:ind w:left="2160" w:hanging="360"/>
+      </w:pPr>
+      <w:rPr>
+        <w:rFonts w:ascii="Wingdings" w:hAnsi="Wingdings" w:hint="default"/>
+        <w:sz w:val="20"/>
+      </w:rPr>
+    </w:lvl>
+    <w:lvl w:ilvl="3" w:tentative="1">
+      <w:start w:val="1"/>
+      <w:numFmt w:val="bullet"/>
+      <w:lvlText w:val=""/>
+      <w:lvlJc w:val="left"/>
+      <w:pPr>
+        <w:tabs>
+          <w:tab w:val="num" w:pos="2880"/>
+        </w:tabs>
+        <w:ind w:left="2880" w:hanging="360"/>
+      </w:pPr>
+      <w:rPr>
+        <w:rFonts w:ascii="Wingdings" w:hAnsi="Wingdings" w:hint="default"/>
+        <w:sz w:val="20"/>
+      </w:rPr>
+    </w:lvl>
+    <w:lvl w:ilvl="4" w:tentative="1">
+      <w:start w:val="1"/>
+      <w:numFmt w:val="bullet"/>
+      <w:lvlText w:val=""/>
+      <w:lvlJc w:val="left"/>
+      <w:pPr>
+        <w:tabs>
+          <w:tab w:val="num" w:pos="3600"/>
+        </w:tabs>
+        <w:ind w:left="3600" w:hanging="360"/>
+      </w:pPr>
+      <w:rPr>
+        <w:rFonts w:ascii="Wingdings" w:hAnsi="Wingdings" w:hint="default"/>
+        <w:sz w:val="20"/>
+      </w:rPr>
+    </w:lvl>
+    <w:lvl w:ilvl="5" w:tentative="1">
+      <w:start w:val="1"/>
+      <w:numFmt w:val="bullet"/>
+      <w:lvlText w:val=""/>
+      <w:lvlJc w:val="left"/>
+      <w:pPr>
+        <w:tabs>
+          <w:tab w:val="num" w:pos="4320"/>
+        </w:tabs>
+        <w:ind w:left="4320" w:hanging="360"/>
+      </w:pPr>
+      <w:rPr>
+        <w:rFonts w:ascii="Wingdings" w:hAnsi="Wingdings" w:hint="default"/>
+        <w:sz w:val="20"/>
+      </w:rPr>
+    </w:lvl>
+    <w:lvl w:ilvl="6" w:tentative="1">
+      <w:start w:val="1"/>
+      <w:numFmt w:val="bullet"/>
+      <w:lvlText w:val=""/>
+      <w:lvlJc w:val="left"/>
+      <w:pPr>
+        <w:tabs>
+          <w:tab w:val="num" w:pos="5040"/>
+        </w:tabs>
+        <w:ind w:left="5040" w:hanging="360"/>
+      </w:pPr>
+      <w:rPr>
+        <w:rFonts w:ascii="Wingdings" w:hAnsi="Wingdings" w:hint="default"/>
+        <w:sz w:val="20"/>
+      </w:rPr>
+    </w:lvl>
+    <w:lvl w:ilvl="7" w:tentative="1">
+      <w:start w:val="1"/>
+      <w:numFmt w:val="bullet"/>
+      <w:lvlText w:val=""/>
+      <w:lvlJc w:val="left"/>
+      <w:pPr>
+        <w:tabs>
+          <w:tab w:val="num" w:pos="5760"/>
+        </w:tabs>
+        <w:ind w:left="5760" w:hanging="360"/>
+      </w:pPr>
+      <w:rPr>
+        <w:rFonts w:ascii="Wingdings" w:hAnsi="Wingdings" w:hint="default"/>
+        <w:sz w:val="20"/>
+      </w:rPr>
+    </w:lvl>
+    <w:lvl w:ilvl="8" w:tentative="1">
+      <w:start w:val="1"/>
+      <w:numFmt w:val="bullet"/>
+      <w:lvlText w:val=""/>
+      <w:lvlJc w:val="left"/>
+      <w:pPr>
+        <w:tabs>
+          <w:tab w:val="num" w:pos="6480"/>
+        </w:tabs>
+        <w:ind w:left="6480" w:hanging="360"/>
+      </w:pPr>
+      <w:rPr>
+        <w:rFonts w:ascii="Wingdings" w:hAnsi="Wingdings" w:hint="default"/>
+        <w:sz w:val="20"/>
+      </w:rPr>
+    </w:lvl>
+  </w:abstractNum>
+  <w:abstractNum w:abstractNumId="6" w15:restartNumberingAfterBreak="0">
     <w:nsid w:val="0A813764"/>
     <w:multiLevelType w:val="multilevel"/>
     <w:tmpl w:val="74902774"/>
@@ -5340,7 +7378,7 @@
       </w:rPr>
     </w:lvl>
   </w:abstractNum>
-  <w:abstractNum w:abstractNumId="6" w15:restartNumberingAfterBreak="0">
+  <w:abstractNum w:abstractNumId="7" w15:restartNumberingAfterBreak="0">
     <w:nsid w:val="0CB24602"/>
     <w:multiLevelType w:val="multilevel"/>
     <w:tmpl w:val="F3FE115C"/>
@@ -5552,7 +7590,152 @@
       </w:rPr>
     </w:lvl>
   </w:abstractNum>
-  <w:abstractNum w:abstractNumId="7" w15:restartNumberingAfterBreak="0">
+  <w:abstractNum w:abstractNumId="8" w15:restartNumberingAfterBreak="0">
+    <w:nsid w:val="102F7BEE"/>
+    <w:multiLevelType w:val="multilevel"/>
+    <w:tmpl w:val="4B1A7D42"/>
+    <w:lvl w:ilvl="0">
+      <w:start w:val="1"/>
+      <w:numFmt w:val="bullet"/>
+      <w:lvlText w:val=""/>
+      <w:lvlJc w:val="left"/>
+      <w:pPr>
+        <w:tabs>
+          <w:tab w:val="num" w:pos="720"/>
+        </w:tabs>
+        <w:ind w:left="720" w:hanging="360"/>
+      </w:pPr>
+      <w:rPr>
+        <w:rFonts w:ascii="Symbol" w:hAnsi="Symbol" w:hint="default"/>
+        <w:sz w:val="20"/>
+      </w:rPr>
+    </w:lvl>
+    <w:lvl w:ilvl="1">
+      <w:start w:val="1"/>
+      <w:numFmt w:val="decimal"/>
+      <w:lvlText w:val="%2."/>
+      <w:lvlJc w:val="left"/>
+      <w:pPr>
+        <w:tabs>
+          <w:tab w:val="num" w:pos="1440"/>
+        </w:tabs>
+        <w:ind w:left="1440" w:hanging="360"/>
+      </w:pPr>
+    </w:lvl>
+    <w:lvl w:ilvl="2" w:tentative="1">
+      <w:start w:val="1"/>
+      <w:numFmt w:val="bullet"/>
+      <w:lvlText w:val=""/>
+      <w:lvlJc w:val="left"/>
+      <w:pPr>
+        <w:tabs>
+          <w:tab w:val="num" w:pos="2160"/>
+        </w:tabs>
+        <w:ind w:left="2160" w:hanging="360"/>
+      </w:pPr>
+      <w:rPr>
+        <w:rFonts w:ascii="Wingdings" w:hAnsi="Wingdings" w:hint="default"/>
+        <w:sz w:val="20"/>
+      </w:rPr>
+    </w:lvl>
+    <w:lvl w:ilvl="3" w:tentative="1">
+      <w:start w:val="1"/>
+      <w:numFmt w:val="bullet"/>
+      <w:lvlText w:val=""/>
+      <w:lvlJc w:val="left"/>
+      <w:pPr>
+        <w:tabs>
+          <w:tab w:val="num" w:pos="2880"/>
+        </w:tabs>
+        <w:ind w:left="2880" w:hanging="360"/>
+      </w:pPr>
+      <w:rPr>
+        <w:rFonts w:ascii="Wingdings" w:hAnsi="Wingdings" w:hint="default"/>
+        <w:sz w:val="20"/>
+      </w:rPr>
+    </w:lvl>
+    <w:lvl w:ilvl="4" w:tentative="1">
+      <w:start w:val="1"/>
+      <w:numFmt w:val="bullet"/>
+      <w:lvlText w:val=""/>
+      <w:lvlJc w:val="left"/>
+      <w:pPr>
+        <w:tabs>
+          <w:tab w:val="num" w:pos="3600"/>
+        </w:tabs>
+        <w:ind w:left="3600" w:hanging="360"/>
+      </w:pPr>
+      <w:rPr>
+        <w:rFonts w:ascii="Wingdings" w:hAnsi="Wingdings" w:hint="default"/>
+        <w:sz w:val="20"/>
+      </w:rPr>
+    </w:lvl>
+    <w:lvl w:ilvl="5" w:tentative="1">
+      <w:start w:val="1"/>
+      <w:numFmt w:val="bullet"/>
+      <w:lvlText w:val=""/>
+      <w:lvlJc w:val="left"/>
+      <w:pPr>
+        <w:tabs>
+          <w:tab w:val="num" w:pos="4320"/>
+        </w:tabs>
+        <w:ind w:left="4320" w:hanging="360"/>
+      </w:pPr>
+      <w:rPr>
+        <w:rFonts w:ascii="Wingdings" w:hAnsi="Wingdings" w:hint="default"/>
+        <w:sz w:val="20"/>
+      </w:rPr>
+    </w:lvl>
+    <w:lvl w:ilvl="6" w:tentative="1">
+      <w:start w:val="1"/>
+      <w:numFmt w:val="bullet"/>
+      <w:lvlText w:val=""/>
+      <w:lvlJc w:val="left"/>
+      <w:pPr>
+        <w:tabs>
+          <w:tab w:val="num" w:pos="5040"/>
+        </w:tabs>
+        <w:ind w:left="5040" w:hanging="360"/>
+      </w:pPr>
+      <w:rPr>
+        <w:rFonts w:ascii="Wingdings" w:hAnsi="Wingdings" w:hint="default"/>
+        <w:sz w:val="20"/>
+      </w:rPr>
+    </w:lvl>
+    <w:lvl w:ilvl="7" w:tentative="1">
+      <w:start w:val="1"/>
+      <w:numFmt w:val="bullet"/>
+      <w:lvlText w:val=""/>
+      <w:lvlJc w:val="left"/>
+      <w:pPr>
+        <w:tabs>
+          <w:tab w:val="num" w:pos="5760"/>
+        </w:tabs>
+        <w:ind w:left="5760" w:hanging="360"/>
+      </w:pPr>
+      <w:rPr>
+        <w:rFonts w:ascii="Wingdings" w:hAnsi="Wingdings" w:hint="default"/>
+        <w:sz w:val="20"/>
+      </w:rPr>
+    </w:lvl>
+    <w:lvl w:ilvl="8" w:tentative="1">
+      <w:start w:val="1"/>
+      <w:numFmt w:val="bullet"/>
+      <w:lvlText w:val=""/>
+      <w:lvlJc w:val="left"/>
+      <w:pPr>
+        <w:tabs>
+          <w:tab w:val="num" w:pos="6480"/>
+        </w:tabs>
+        <w:ind w:left="6480" w:hanging="360"/>
+      </w:pPr>
+      <w:rPr>
+        <w:rFonts w:ascii="Wingdings" w:hAnsi="Wingdings" w:hint="default"/>
+        <w:sz w:val="20"/>
+      </w:rPr>
+    </w:lvl>
+  </w:abstractNum>
+  <w:abstractNum w:abstractNumId="9" w15:restartNumberingAfterBreak="0">
     <w:nsid w:val="122C540F"/>
     <w:multiLevelType w:val="multilevel"/>
     <w:tmpl w:val="FBF0E6CC"/>
@@ -5701,7 +7884,7 @@
       </w:rPr>
     </w:lvl>
   </w:abstractNum>
-  <w:abstractNum w:abstractNumId="8" w15:restartNumberingAfterBreak="0">
+  <w:abstractNum w:abstractNumId="10" w15:restartNumberingAfterBreak="0">
     <w:nsid w:val="17467CB2"/>
     <w:multiLevelType w:val="multilevel"/>
     <w:tmpl w:val="16DE9DCE"/>
@@ -5850,7 +8033,152 @@
       </w:rPr>
     </w:lvl>
   </w:abstractNum>
-  <w:abstractNum w:abstractNumId="9" w15:restartNumberingAfterBreak="0">
+  <w:abstractNum w:abstractNumId="11" w15:restartNumberingAfterBreak="0">
+    <w:nsid w:val="18ED77B1"/>
+    <w:multiLevelType w:val="multilevel"/>
+    <w:tmpl w:val="4030BE66"/>
+    <w:lvl w:ilvl="0">
+      <w:start w:val="1"/>
+      <w:numFmt w:val="bullet"/>
+      <w:lvlText w:val=""/>
+      <w:lvlJc w:val="left"/>
+      <w:pPr>
+        <w:tabs>
+          <w:tab w:val="num" w:pos="720"/>
+        </w:tabs>
+        <w:ind w:left="720" w:hanging="360"/>
+      </w:pPr>
+      <w:rPr>
+        <w:rFonts w:ascii="Symbol" w:hAnsi="Symbol" w:hint="default"/>
+        <w:sz w:val="20"/>
+      </w:rPr>
+    </w:lvl>
+    <w:lvl w:ilvl="1">
+      <w:start w:val="1"/>
+      <w:numFmt w:val="decimal"/>
+      <w:lvlText w:val="%2."/>
+      <w:lvlJc w:val="left"/>
+      <w:pPr>
+        <w:tabs>
+          <w:tab w:val="num" w:pos="1440"/>
+        </w:tabs>
+        <w:ind w:left="1440" w:hanging="360"/>
+      </w:pPr>
+    </w:lvl>
+    <w:lvl w:ilvl="2" w:tentative="1">
+      <w:start w:val="1"/>
+      <w:numFmt w:val="bullet"/>
+      <w:lvlText w:val=""/>
+      <w:lvlJc w:val="left"/>
+      <w:pPr>
+        <w:tabs>
+          <w:tab w:val="num" w:pos="2160"/>
+        </w:tabs>
+        <w:ind w:left="2160" w:hanging="360"/>
+      </w:pPr>
+      <w:rPr>
+        <w:rFonts w:ascii="Wingdings" w:hAnsi="Wingdings" w:hint="default"/>
+        <w:sz w:val="20"/>
+      </w:rPr>
+    </w:lvl>
+    <w:lvl w:ilvl="3" w:tentative="1">
+      <w:start w:val="1"/>
+      <w:numFmt w:val="bullet"/>
+      <w:lvlText w:val=""/>
+      <w:lvlJc w:val="left"/>
+      <w:pPr>
+        <w:tabs>
+          <w:tab w:val="num" w:pos="2880"/>
+        </w:tabs>
+        <w:ind w:left="2880" w:hanging="360"/>
+      </w:pPr>
+      <w:rPr>
+        <w:rFonts w:ascii="Wingdings" w:hAnsi="Wingdings" w:hint="default"/>
+        <w:sz w:val="20"/>
+      </w:rPr>
+    </w:lvl>
+    <w:lvl w:ilvl="4" w:tentative="1">
+      <w:start w:val="1"/>
+      <w:numFmt w:val="bullet"/>
+      <w:lvlText w:val=""/>
+      <w:lvlJc w:val="left"/>
+      <w:pPr>
+        <w:tabs>
+          <w:tab w:val="num" w:pos="3600"/>
+        </w:tabs>
+        <w:ind w:left="3600" w:hanging="360"/>
+      </w:pPr>
+      <w:rPr>
+        <w:rFonts w:ascii="Wingdings" w:hAnsi="Wingdings" w:hint="default"/>
+        <w:sz w:val="20"/>
+      </w:rPr>
+    </w:lvl>
+    <w:lvl w:ilvl="5" w:tentative="1">
+      <w:start w:val="1"/>
+      <w:numFmt w:val="bullet"/>
+      <w:lvlText w:val=""/>
+      <w:lvlJc w:val="left"/>
+      <w:pPr>
+        <w:tabs>
+          <w:tab w:val="num" w:pos="4320"/>
+        </w:tabs>
+        <w:ind w:left="4320" w:hanging="360"/>
+      </w:pPr>
+      <w:rPr>
+        <w:rFonts w:ascii="Wingdings" w:hAnsi="Wingdings" w:hint="default"/>
+        <w:sz w:val="20"/>
+      </w:rPr>
+    </w:lvl>
+    <w:lvl w:ilvl="6" w:tentative="1">
+      <w:start w:val="1"/>
+      <w:numFmt w:val="bullet"/>
+      <w:lvlText w:val=""/>
+      <w:lvlJc w:val="left"/>
+      <w:pPr>
+        <w:tabs>
+          <w:tab w:val="num" w:pos="5040"/>
+        </w:tabs>
+        <w:ind w:left="5040" w:hanging="360"/>
+      </w:pPr>
+      <w:rPr>
+        <w:rFonts w:ascii="Wingdings" w:hAnsi="Wingdings" w:hint="default"/>
+        <w:sz w:val="20"/>
+      </w:rPr>
+    </w:lvl>
+    <w:lvl w:ilvl="7" w:tentative="1">
+      <w:start w:val="1"/>
+      <w:numFmt w:val="bullet"/>
+      <w:lvlText w:val=""/>
+      <w:lvlJc w:val="left"/>
+      <w:pPr>
+        <w:tabs>
+          <w:tab w:val="num" w:pos="5760"/>
+        </w:tabs>
+        <w:ind w:left="5760" w:hanging="360"/>
+      </w:pPr>
+      <w:rPr>
+        <w:rFonts w:ascii="Wingdings" w:hAnsi="Wingdings" w:hint="default"/>
+        <w:sz w:val="20"/>
+      </w:rPr>
+    </w:lvl>
+    <w:lvl w:ilvl="8" w:tentative="1">
+      <w:start w:val="1"/>
+      <w:numFmt w:val="bullet"/>
+      <w:lvlText w:val=""/>
+      <w:lvlJc w:val="left"/>
+      <w:pPr>
+        <w:tabs>
+          <w:tab w:val="num" w:pos="6480"/>
+        </w:tabs>
+        <w:ind w:left="6480" w:hanging="360"/>
+      </w:pPr>
+      <w:rPr>
+        <w:rFonts w:ascii="Wingdings" w:hAnsi="Wingdings" w:hint="default"/>
+        <w:sz w:val="20"/>
+      </w:rPr>
+    </w:lvl>
+  </w:abstractNum>
+  <w:abstractNum w:abstractNumId="12" w15:restartNumberingAfterBreak="0">
     <w:nsid w:val="1BE97AD1"/>
     <w:multiLevelType w:val="multilevel"/>
     <w:tmpl w:val="D752F05C"/>
@@ -5999,7 +8327,7 @@
       </w:rPr>
     </w:lvl>
   </w:abstractNum>
-  <w:abstractNum w:abstractNumId="10" w15:restartNumberingAfterBreak="0">
+  <w:abstractNum w:abstractNumId="13" w15:restartNumberingAfterBreak="0">
     <w:nsid w:val="2296079F"/>
     <w:multiLevelType w:val="multilevel"/>
     <w:tmpl w:val="24449FE4"/>
@@ -6112,7 +8440,7 @@
       </w:pPr>
     </w:lvl>
   </w:abstractNum>
-  <w:abstractNum w:abstractNumId="11" w15:restartNumberingAfterBreak="0">
+  <w:abstractNum w:abstractNumId="14" w15:restartNumberingAfterBreak="0">
     <w:nsid w:val="2A565CEC"/>
     <w:multiLevelType w:val="multilevel"/>
     <w:tmpl w:val="074C3092"/>
@@ -6261,7 +8589,7 @@
       </w:rPr>
     </w:lvl>
   </w:abstractNum>
-  <w:abstractNum w:abstractNumId="12" w15:restartNumberingAfterBreak="0">
+  <w:abstractNum w:abstractNumId="15" w15:restartNumberingAfterBreak="0">
     <w:nsid w:val="2EEA7EFB"/>
     <w:multiLevelType w:val="multilevel"/>
     <w:tmpl w:val="5C9E83B6"/>
@@ -6410,7 +8738,7 @@
       </w:rPr>
     </w:lvl>
   </w:abstractNum>
-  <w:abstractNum w:abstractNumId="13" w15:restartNumberingAfterBreak="0">
+  <w:abstractNum w:abstractNumId="16" w15:restartNumberingAfterBreak="0">
     <w:nsid w:val="2FAA48B9"/>
     <w:multiLevelType w:val="multilevel"/>
     <w:tmpl w:val="6EC6FBC6"/>
@@ -6559,7 +8887,152 @@
       </w:rPr>
     </w:lvl>
   </w:abstractNum>
-  <w:abstractNum w:abstractNumId="14" w15:restartNumberingAfterBreak="0">
+  <w:abstractNum w:abstractNumId="17" w15:restartNumberingAfterBreak="0">
+    <w:nsid w:val="3F4B5C76"/>
+    <w:multiLevelType w:val="multilevel"/>
+    <w:tmpl w:val="C7048C96"/>
+    <w:lvl w:ilvl="0">
+      <w:start w:val="1"/>
+      <w:numFmt w:val="bullet"/>
+      <w:lvlText w:val=""/>
+      <w:lvlJc w:val="left"/>
+      <w:pPr>
+        <w:tabs>
+          <w:tab w:val="num" w:pos="720"/>
+        </w:tabs>
+        <w:ind w:left="720" w:hanging="360"/>
+      </w:pPr>
+      <w:rPr>
+        <w:rFonts w:ascii="Symbol" w:hAnsi="Symbol" w:hint="default"/>
+        <w:sz w:val="20"/>
+      </w:rPr>
+    </w:lvl>
+    <w:lvl w:ilvl="1">
+      <w:start w:val="1"/>
+      <w:numFmt w:val="decimal"/>
+      <w:lvlText w:val="%2."/>
+      <w:lvlJc w:val="left"/>
+      <w:pPr>
+        <w:tabs>
+          <w:tab w:val="num" w:pos="1440"/>
+        </w:tabs>
+        <w:ind w:left="1440" w:hanging="360"/>
+      </w:pPr>
+    </w:lvl>
+    <w:lvl w:ilvl="2" w:tentative="1">
+      <w:start w:val="1"/>
+      <w:numFmt w:val="bullet"/>
+      <w:lvlText w:val=""/>
+      <w:lvlJc w:val="left"/>
+      <w:pPr>
+        <w:tabs>
+          <w:tab w:val="num" w:pos="2160"/>
+        </w:tabs>
+        <w:ind w:left="2160" w:hanging="360"/>
+      </w:pPr>
+      <w:rPr>
+        <w:rFonts w:ascii="Wingdings" w:hAnsi="Wingdings" w:hint="default"/>
+        <w:sz w:val="20"/>
+      </w:rPr>
+    </w:lvl>
+    <w:lvl w:ilvl="3" w:tentative="1">
+      <w:start w:val="1"/>
+      <w:numFmt w:val="bullet"/>
+      <w:lvlText w:val=""/>
+      <w:lvlJc w:val="left"/>
+      <w:pPr>
+        <w:tabs>
+          <w:tab w:val="num" w:pos="2880"/>
+        </w:tabs>
+        <w:ind w:left="2880" w:hanging="360"/>
+      </w:pPr>
+      <w:rPr>
+        <w:rFonts w:ascii="Wingdings" w:hAnsi="Wingdings" w:hint="default"/>
+        <w:sz w:val="20"/>
+      </w:rPr>
+    </w:lvl>
+    <w:lvl w:ilvl="4" w:tentative="1">
+      <w:start w:val="1"/>
+      <w:numFmt w:val="bullet"/>
+      <w:lvlText w:val=""/>
+      <w:lvlJc w:val="left"/>
+      <w:pPr>
+        <w:tabs>
+          <w:tab w:val="num" w:pos="3600"/>
+        </w:tabs>
+        <w:ind w:left="3600" w:hanging="360"/>
+      </w:pPr>
+      <w:rPr>
+        <w:rFonts w:ascii="Wingdings" w:hAnsi="Wingdings" w:hint="default"/>
+        <w:sz w:val="20"/>
+      </w:rPr>
+    </w:lvl>
+    <w:lvl w:ilvl="5" w:tentative="1">
+      <w:start w:val="1"/>
+      <w:numFmt w:val="bullet"/>
+      <w:lvlText w:val=""/>
+      <w:lvlJc w:val="left"/>
+      <w:pPr>
+        <w:tabs>
+          <w:tab w:val="num" w:pos="4320"/>
+        </w:tabs>
+        <w:ind w:left="4320" w:hanging="360"/>
+      </w:pPr>
+      <w:rPr>
+        <w:rFonts w:ascii="Wingdings" w:hAnsi="Wingdings" w:hint="default"/>
+        <w:sz w:val="20"/>
+      </w:rPr>
+    </w:lvl>
+    <w:lvl w:ilvl="6" w:tentative="1">
+      <w:start w:val="1"/>
+      <w:numFmt w:val="bullet"/>
+      <w:lvlText w:val=""/>
+      <w:lvlJc w:val="left"/>
+      <w:pPr>
+        <w:tabs>
+          <w:tab w:val="num" w:pos="5040"/>
+        </w:tabs>
+        <w:ind w:left="5040" w:hanging="360"/>
+      </w:pPr>
+      <w:rPr>
+        <w:rFonts w:ascii="Wingdings" w:hAnsi="Wingdings" w:hint="default"/>
+        <w:sz w:val="20"/>
+      </w:rPr>
+    </w:lvl>
+    <w:lvl w:ilvl="7" w:tentative="1">
+      <w:start w:val="1"/>
+      <w:numFmt w:val="bullet"/>
+      <w:lvlText w:val=""/>
+      <w:lvlJc w:val="left"/>
+      <w:pPr>
+        <w:tabs>
+          <w:tab w:val="num" w:pos="5760"/>
+        </w:tabs>
+        <w:ind w:left="5760" w:hanging="360"/>
+      </w:pPr>
+      <w:rPr>
+        <w:rFonts w:ascii="Wingdings" w:hAnsi="Wingdings" w:hint="default"/>
+        <w:sz w:val="20"/>
+      </w:rPr>
+    </w:lvl>
+    <w:lvl w:ilvl="8" w:tentative="1">
+      <w:start w:val="1"/>
+      <w:numFmt w:val="bullet"/>
+      <w:lvlText w:val=""/>
+      <w:lvlJc w:val="left"/>
+      <w:pPr>
+        <w:tabs>
+          <w:tab w:val="num" w:pos="6480"/>
+        </w:tabs>
+        <w:ind w:left="6480" w:hanging="360"/>
+      </w:pPr>
+      <w:rPr>
+        <w:rFonts w:ascii="Wingdings" w:hAnsi="Wingdings" w:hint="default"/>
+        <w:sz w:val="20"/>
+      </w:rPr>
+    </w:lvl>
+  </w:abstractNum>
+  <w:abstractNum w:abstractNumId="18" w15:restartNumberingAfterBreak="0">
     <w:nsid w:val="40BE022E"/>
     <w:multiLevelType w:val="multilevel"/>
     <w:tmpl w:val="78F836EA"/>
@@ -6672,7 +9145,7 @@
       </w:pPr>
     </w:lvl>
   </w:abstractNum>
-  <w:abstractNum w:abstractNumId="15" w15:restartNumberingAfterBreak="0">
+  <w:abstractNum w:abstractNumId="19" w15:restartNumberingAfterBreak="0">
     <w:nsid w:val="41384B99"/>
     <w:multiLevelType w:val="multilevel"/>
     <w:tmpl w:val="ED4E77E0"/>
@@ -6821,7 +9294,7 @@
       </w:rPr>
     </w:lvl>
   </w:abstractNum>
-  <w:abstractNum w:abstractNumId="16" w15:restartNumberingAfterBreak="0">
+  <w:abstractNum w:abstractNumId="20" w15:restartNumberingAfterBreak="0">
     <w:nsid w:val="463073FF"/>
     <w:multiLevelType w:val="multilevel"/>
     <w:tmpl w:val="7F68281E"/>
@@ -7033,7 +9506,7 @@
       </w:rPr>
     </w:lvl>
   </w:abstractNum>
-  <w:abstractNum w:abstractNumId="17" w15:restartNumberingAfterBreak="0">
+  <w:abstractNum w:abstractNumId="21" w15:restartNumberingAfterBreak="0">
     <w:nsid w:val="49004558"/>
     <w:multiLevelType w:val="multilevel"/>
     <w:tmpl w:val="ED8CB020"/>
@@ -7245,7 +9718,7 @@
       </w:rPr>
     </w:lvl>
   </w:abstractNum>
-  <w:abstractNum w:abstractNumId="18" w15:restartNumberingAfterBreak="0">
+  <w:abstractNum w:abstractNumId="22" w15:restartNumberingAfterBreak="0">
     <w:nsid w:val="4B3A428E"/>
     <w:multiLevelType w:val="multilevel"/>
     <w:tmpl w:val="08E22072"/>
@@ -7394,7 +9867,7 @@
       </w:rPr>
     </w:lvl>
   </w:abstractNum>
-  <w:abstractNum w:abstractNumId="19" w15:restartNumberingAfterBreak="0">
+  <w:abstractNum w:abstractNumId="23" w15:restartNumberingAfterBreak="0">
     <w:nsid w:val="4DF748A2"/>
     <w:multiLevelType w:val="multilevel"/>
     <w:tmpl w:val="886E85FA"/>
@@ -7543,7 +10016,7 @@
       </w:rPr>
     </w:lvl>
   </w:abstractNum>
-  <w:abstractNum w:abstractNumId="20" w15:restartNumberingAfterBreak="0">
+  <w:abstractNum w:abstractNumId="24" w15:restartNumberingAfterBreak="0">
     <w:nsid w:val="5A1237A6"/>
     <w:multiLevelType w:val="multilevel"/>
     <w:tmpl w:val="283E3020"/>
@@ -7692,7 +10165,7 @@
       </w:rPr>
     </w:lvl>
   </w:abstractNum>
-  <w:abstractNum w:abstractNumId="21" w15:restartNumberingAfterBreak="0">
+  <w:abstractNum w:abstractNumId="25" w15:restartNumberingAfterBreak="0">
     <w:nsid w:val="5F657D40"/>
     <w:multiLevelType w:val="multilevel"/>
     <w:tmpl w:val="876CC6D0"/>
@@ -7841,7 +10314,7 @@
       </w:rPr>
     </w:lvl>
   </w:abstractNum>
-  <w:abstractNum w:abstractNumId="22" w15:restartNumberingAfterBreak="0">
+  <w:abstractNum w:abstractNumId="26" w15:restartNumberingAfterBreak="0">
     <w:nsid w:val="61C63A2D"/>
     <w:multiLevelType w:val="multilevel"/>
     <w:tmpl w:val="3508DC8E"/>
@@ -8053,7 +10526,7 @@
       </w:rPr>
     </w:lvl>
   </w:abstractNum>
-  <w:abstractNum w:abstractNumId="23" w15:restartNumberingAfterBreak="0">
+  <w:abstractNum w:abstractNumId="27" w15:restartNumberingAfterBreak="0">
     <w:nsid w:val="65B94903"/>
     <w:multiLevelType w:val="multilevel"/>
     <w:tmpl w:val="89EEF0EC"/>
@@ -8265,7 +10738,152 @@
       </w:rPr>
     </w:lvl>
   </w:abstractNum>
-  <w:abstractNum w:abstractNumId="24" w15:restartNumberingAfterBreak="0">
+  <w:abstractNum w:abstractNumId="28" w15:restartNumberingAfterBreak="0">
+    <w:nsid w:val="668F408F"/>
+    <w:multiLevelType w:val="multilevel"/>
+    <w:tmpl w:val="E9785F52"/>
+    <w:lvl w:ilvl="0">
+      <w:start w:val="1"/>
+      <w:numFmt w:val="bullet"/>
+      <w:lvlText w:val=""/>
+      <w:lvlJc w:val="left"/>
+      <w:pPr>
+        <w:tabs>
+          <w:tab w:val="num" w:pos="720"/>
+        </w:tabs>
+        <w:ind w:left="720" w:hanging="360"/>
+      </w:pPr>
+      <w:rPr>
+        <w:rFonts w:ascii="Symbol" w:hAnsi="Symbol" w:hint="default"/>
+        <w:sz w:val="20"/>
+      </w:rPr>
+    </w:lvl>
+    <w:lvl w:ilvl="1">
+      <w:start w:val="1"/>
+      <w:numFmt w:val="decimal"/>
+      <w:lvlText w:val="%2."/>
+      <w:lvlJc w:val="left"/>
+      <w:pPr>
+        <w:tabs>
+          <w:tab w:val="num" w:pos="1440"/>
+        </w:tabs>
+        <w:ind w:left="1440" w:hanging="360"/>
+      </w:pPr>
+    </w:lvl>
+    <w:lvl w:ilvl="2" w:tentative="1">
+      <w:start w:val="1"/>
+      <w:numFmt w:val="bullet"/>
+      <w:lvlText w:val=""/>
+      <w:lvlJc w:val="left"/>
+      <w:pPr>
+        <w:tabs>
+          <w:tab w:val="num" w:pos="2160"/>
+        </w:tabs>
+        <w:ind w:left="2160" w:hanging="360"/>
+      </w:pPr>
+      <w:rPr>
+        <w:rFonts w:ascii="Wingdings" w:hAnsi="Wingdings" w:hint="default"/>
+        <w:sz w:val="20"/>
+      </w:rPr>
+    </w:lvl>
+    <w:lvl w:ilvl="3" w:tentative="1">
+      <w:start w:val="1"/>
+      <w:numFmt w:val="bullet"/>
+      <w:lvlText w:val=""/>
+      <w:lvlJc w:val="left"/>
+      <w:pPr>
+        <w:tabs>
+          <w:tab w:val="num" w:pos="2880"/>
+        </w:tabs>
+        <w:ind w:left="2880" w:hanging="360"/>
+      </w:pPr>
+      <w:rPr>
+        <w:rFonts w:ascii="Wingdings" w:hAnsi="Wingdings" w:hint="default"/>
+        <w:sz w:val="20"/>
+      </w:rPr>
+    </w:lvl>
+    <w:lvl w:ilvl="4" w:tentative="1">
+      <w:start w:val="1"/>
+      <w:numFmt w:val="bullet"/>
+      <w:lvlText w:val=""/>
+      <w:lvlJc w:val="left"/>
+      <w:pPr>
+        <w:tabs>
+          <w:tab w:val="num" w:pos="3600"/>
+        </w:tabs>
+        <w:ind w:left="3600" w:hanging="360"/>
+      </w:pPr>
+      <w:rPr>
+        <w:rFonts w:ascii="Wingdings" w:hAnsi="Wingdings" w:hint="default"/>
+        <w:sz w:val="20"/>
+      </w:rPr>
+    </w:lvl>
+    <w:lvl w:ilvl="5" w:tentative="1">
+      <w:start w:val="1"/>
+      <w:numFmt w:val="bullet"/>
+      <w:lvlText w:val=""/>
+      <w:lvlJc w:val="left"/>
+      <w:pPr>
+        <w:tabs>
+          <w:tab w:val="num" w:pos="4320"/>
+        </w:tabs>
+        <w:ind w:left="4320" w:hanging="360"/>
+      </w:pPr>
+      <w:rPr>
+        <w:rFonts w:ascii="Wingdings" w:hAnsi="Wingdings" w:hint="default"/>
+        <w:sz w:val="20"/>
+      </w:rPr>
+    </w:lvl>
+    <w:lvl w:ilvl="6" w:tentative="1">
+      <w:start w:val="1"/>
+      <w:numFmt w:val="bullet"/>
+      <w:lvlText w:val=""/>
+      <w:lvlJc w:val="left"/>
+      <w:pPr>
+        <w:tabs>
+          <w:tab w:val="num" w:pos="5040"/>
+        </w:tabs>
+        <w:ind w:left="5040" w:hanging="360"/>
+      </w:pPr>
+      <w:rPr>
+        <w:rFonts w:ascii="Wingdings" w:hAnsi="Wingdings" w:hint="default"/>
+        <w:sz w:val="20"/>
+      </w:rPr>
+    </w:lvl>
+    <w:lvl w:ilvl="7" w:tentative="1">
+      <w:start w:val="1"/>
+      <w:numFmt w:val="bullet"/>
+      <w:lvlText w:val=""/>
+      <w:lvlJc w:val="left"/>
+      <w:pPr>
+        <w:tabs>
+          <w:tab w:val="num" w:pos="5760"/>
+        </w:tabs>
+        <w:ind w:left="5760" w:hanging="360"/>
+      </w:pPr>
+      <w:rPr>
+        <w:rFonts w:ascii="Wingdings" w:hAnsi="Wingdings" w:hint="default"/>
+        <w:sz w:val="20"/>
+      </w:rPr>
+    </w:lvl>
+    <w:lvl w:ilvl="8" w:tentative="1">
+      <w:start w:val="1"/>
+      <w:numFmt w:val="bullet"/>
+      <w:lvlText w:val=""/>
+      <w:lvlJc w:val="left"/>
+      <w:pPr>
+        <w:tabs>
+          <w:tab w:val="num" w:pos="6480"/>
+        </w:tabs>
+        <w:ind w:left="6480" w:hanging="360"/>
+      </w:pPr>
+      <w:rPr>
+        <w:rFonts w:ascii="Wingdings" w:hAnsi="Wingdings" w:hint="default"/>
+        <w:sz w:val="20"/>
+      </w:rPr>
+    </w:lvl>
+  </w:abstractNum>
+  <w:abstractNum w:abstractNumId="29" w15:restartNumberingAfterBreak="0">
     <w:nsid w:val="6720786B"/>
     <w:multiLevelType w:val="multilevel"/>
     <w:tmpl w:val="F71A6C68"/>
@@ -8414,7 +11032,7 @@
       </w:rPr>
     </w:lvl>
   </w:abstractNum>
-  <w:abstractNum w:abstractNumId="25" w15:restartNumberingAfterBreak="0">
+  <w:abstractNum w:abstractNumId="30" w15:restartNumberingAfterBreak="0">
     <w:nsid w:val="681665BA"/>
     <w:multiLevelType w:val="multilevel"/>
     <w:tmpl w:val="C336A918"/>
@@ -8563,7 +11181,7 @@
       </w:rPr>
     </w:lvl>
   </w:abstractNum>
-  <w:abstractNum w:abstractNumId="26" w15:restartNumberingAfterBreak="0">
+  <w:abstractNum w:abstractNumId="31" w15:restartNumberingAfterBreak="0">
     <w:nsid w:val="6F1F5535"/>
     <w:multiLevelType w:val="multilevel"/>
     <w:tmpl w:val="2D7A28AE"/>
@@ -8712,7 +11330,7 @@
       </w:rPr>
     </w:lvl>
   </w:abstractNum>
-  <w:abstractNum w:abstractNumId="27" w15:restartNumberingAfterBreak="0">
+  <w:abstractNum w:abstractNumId="32" w15:restartNumberingAfterBreak="0">
     <w:nsid w:val="7B507D10"/>
     <w:multiLevelType w:val="hybridMultilevel"/>
     <w:tmpl w:val="71BE1286"/>
@@ -8825,22 +11443,22 @@
     </w:lvl>
   </w:abstractNum>
   <w:num w:numId="1" w16cid:durableId="1229078560">
-    <w:abstractNumId w:val="21"/>
+    <w:abstractNumId w:val="25"/>
   </w:num>
   <w:num w:numId="2" w16cid:durableId="485980090">
-    <w:abstractNumId w:val="15"/>
+    <w:abstractNumId w:val="19"/>
   </w:num>
   <w:num w:numId="3" w16cid:durableId="1174489881">
-    <w:abstractNumId w:val="10"/>
+    <w:abstractNumId w:val="13"/>
   </w:num>
   <w:num w:numId="4" w16cid:durableId="455412729">
-    <w:abstractNumId w:val="14"/>
+    <w:abstractNumId w:val="18"/>
   </w:num>
   <w:num w:numId="5" w16cid:durableId="1771312233">
-    <w:abstractNumId w:val="7"/>
+    <w:abstractNumId w:val="9"/>
   </w:num>
   <w:num w:numId="6" w16cid:durableId="1296453247">
-    <w:abstractNumId w:val="13"/>
+    <w:abstractNumId w:val="16"/>
   </w:num>
   <w:num w:numId="7" w16cid:durableId="710149726">
     <w:abstractNumId w:val="3"/>
@@ -8849,22 +11467,22 @@
     <w:abstractNumId w:val="2"/>
   </w:num>
   <w:num w:numId="9" w16cid:durableId="873270004">
-    <w:abstractNumId w:val="24"/>
+    <w:abstractNumId w:val="29"/>
   </w:num>
   <w:num w:numId="10" w16cid:durableId="350104134">
-    <w:abstractNumId w:val="26"/>
+    <w:abstractNumId w:val="31"/>
   </w:num>
   <w:num w:numId="11" w16cid:durableId="1983727153">
-    <w:abstractNumId w:val="5"/>
+    <w:abstractNumId w:val="6"/>
   </w:num>
   <w:num w:numId="12" w16cid:durableId="712539615">
-    <w:abstractNumId w:val="16"/>
+    <w:abstractNumId w:val="20"/>
   </w:num>
   <w:num w:numId="13" w16cid:durableId="1010568041">
-    <w:abstractNumId w:val="23"/>
+    <w:abstractNumId w:val="27"/>
   </w:num>
   <w:num w:numId="14" w16cid:durableId="1178542330">
-    <w:abstractNumId w:val="6"/>
+    <w:abstractNumId w:val="7"/>
     <w:lvlOverride w:ilvl="0">
       <w:startOverride w:val="1"/>
     </w:lvlOverride>
@@ -8892,43 +11510,58 @@
     <w:lvlOverride w:ilvl="8"/>
   </w:num>
   <w:num w:numId="16" w16cid:durableId="1349794552">
-    <w:abstractNumId w:val="17"/>
+    <w:abstractNumId w:val="21"/>
   </w:num>
   <w:num w:numId="17" w16cid:durableId="1924409640">
-    <w:abstractNumId w:val="22"/>
+    <w:abstractNumId w:val="26"/>
   </w:num>
   <w:num w:numId="18" w16cid:durableId="1532108737">
-    <w:abstractNumId w:val="27"/>
+    <w:abstractNumId w:val="32"/>
   </w:num>
   <w:num w:numId="19" w16cid:durableId="1540389499">
-    <w:abstractNumId w:val="11"/>
+    <w:abstractNumId w:val="14"/>
   </w:num>
   <w:num w:numId="20" w16cid:durableId="770861753">
-    <w:abstractNumId w:val="8"/>
+    <w:abstractNumId w:val="10"/>
   </w:num>
   <w:num w:numId="21" w16cid:durableId="1391148997">
     <w:abstractNumId w:val="4"/>
   </w:num>
   <w:num w:numId="22" w16cid:durableId="920405479">
-    <w:abstractNumId w:val="25"/>
+    <w:abstractNumId w:val="30"/>
   </w:num>
   <w:num w:numId="23" w16cid:durableId="1798832743">
     <w:abstractNumId w:val="1"/>
   </w:num>
   <w:num w:numId="24" w16cid:durableId="563175782">
-    <w:abstractNumId w:val="19"/>
+    <w:abstractNumId w:val="23"/>
   </w:num>
   <w:num w:numId="25" w16cid:durableId="1124469011">
-    <w:abstractNumId w:val="20"/>
+    <w:abstractNumId w:val="24"/>
   </w:num>
   <w:num w:numId="26" w16cid:durableId="330330197">
-    <w:abstractNumId w:val="18"/>
+    <w:abstractNumId w:val="22"/>
   </w:num>
   <w:num w:numId="27" w16cid:durableId="637146734">
+    <w:abstractNumId w:val="15"/>
+  </w:num>
+  <w:num w:numId="28" w16cid:durableId="1142118184">
     <w:abstractNumId w:val="12"/>
   </w:num>
-  <w:num w:numId="28" w16cid:durableId="1142118184">
-    <w:abstractNumId w:val="9"/>
+  <w:num w:numId="29" w16cid:durableId="616834058">
+    <w:abstractNumId w:val="28"/>
+  </w:num>
+  <w:num w:numId="30" w16cid:durableId="1633901003">
+    <w:abstractNumId w:val="17"/>
+  </w:num>
+  <w:num w:numId="31" w16cid:durableId="1541670885">
+    <w:abstractNumId w:val="8"/>
+  </w:num>
+  <w:num w:numId="32" w16cid:durableId="2090881202">
+    <w:abstractNumId w:val="11"/>
+  </w:num>
+  <w:num w:numId="33" w16cid:durableId="1397437066">
+    <w:abstractNumId w:val="5"/>
   </w:num>
 </w:numbering>
 </file>
@@ -9899,7 +12532,106 @@
       <w14:ligatures w14:val="none"/>
     </w:rPr>
   </w:style>
+  <w:style w:type="paragraph" w:styleId="TOCHeading">
+    <w:name w:val="TOC Heading"/>
+    <w:basedOn w:val="Heading1"/>
+    <w:next w:val="Normal"/>
+    <w:uiPriority w:val="39"/>
+    <w:unhideWhenUsed/>
+    <w:qFormat/>
+    <w:rsid w:val="001A46A1"/>
+    <w:pPr>
+      <w:spacing w:before="240" w:after="0" w:line="259" w:lineRule="auto"/>
+      <w:outlineLvl w:val="9"/>
+    </w:pPr>
+    <w:rPr>
+      <w:kern w:val="0"/>
+      <w:sz w:val="32"/>
+      <w:szCs w:val="32"/>
+      <w:lang w:val="en-US" w:bidi="ar-SA"/>
+      <w14:ligatures w14:val="none"/>
+    </w:rPr>
+  </w:style>
+  <w:style w:type="paragraph" w:styleId="TOC1">
+    <w:name w:val="toc 1"/>
+    <w:basedOn w:val="Normal"/>
+    <w:next w:val="Normal"/>
+    <w:autoRedefine/>
+    <w:uiPriority w:val="39"/>
+    <w:unhideWhenUsed/>
+    <w:rsid w:val="001A46A1"/>
+    <w:pPr>
+      <w:spacing w:after="100"/>
+    </w:pPr>
+  </w:style>
+  <w:style w:type="character" w:styleId="Hyperlink">
+    <w:name w:val="Hyperlink"/>
+    <w:basedOn w:val="DefaultParagraphFont"/>
+    <w:uiPriority w:val="99"/>
+    <w:unhideWhenUsed/>
+    <w:rsid w:val="001A46A1"/>
+    <w:rPr>
+      <w:color w:val="0563C1" w:themeColor="hyperlink"/>
+      <w:u w:val="single"/>
+    </w:rPr>
+  </w:style>
 </w:styles>
+</file>
+
+<file path=word/ink/ink1.xml><?xml version="1.0" encoding="utf-8"?>
+<inkml:ink xmlns:inkml="http://www.w3.org/2003/InkML">
+  <inkml:definitions>
+    <inkml:context xml:id="ctx0">
+      <inkml:inkSource xml:id="inkSrc0">
+        <inkml:traceFormat>
+          <inkml:channel name="X" type="integer" min="-2.14748E9" max="2.14748E9" units="cm"/>
+          <inkml:channel name="Y" type="integer" min="-2.14748E9" max="2.14748E9" units="cm"/>
+          <inkml:channel name="F" type="integer" max="32767" units="dev"/>
+        </inkml:traceFormat>
+        <inkml:channelProperties>
+          <inkml:channelProperty channel="X" name="resolution" value="1000" units="1/cm"/>
+          <inkml:channelProperty channel="Y" name="resolution" value="1000" units="1/cm"/>
+          <inkml:channelProperty channel="F" name="resolution" value="0" units="1/dev"/>
+        </inkml:channelProperties>
+      </inkml:inkSource>
+      <inkml:timestamp xml:id="ts0" timeString="2025-09-17T14:32:18.863"/>
+    </inkml:context>
+    <inkml:brush xml:id="br0">
+      <inkml:brushProperty name="width" value="0.05" units="cm"/>
+      <inkml:brushProperty name="height" value="0.05" units="cm"/>
+      <inkml:brushProperty name="color" value="#F6630D"/>
+    </inkml:brush>
+  </inkml:definitions>
+  <inkml:trace contextRef="#ctx0" brushRef="#br0">0 0 23040,'0'2510'0,"9567"-2510"0,-9567-2510 0,-9567 2510 0</inkml:trace>
+</inkml:ink>
+</file>
+
+<file path=word/ink/ink2.xml><?xml version="1.0" encoding="utf-8"?>
+<inkml:ink xmlns:inkml="http://www.w3.org/2003/InkML">
+  <inkml:definitions>
+    <inkml:context xml:id="ctx0">
+      <inkml:inkSource xml:id="inkSrc0">
+        <inkml:traceFormat>
+          <inkml:channel name="X" type="integer" min="-2.14748E9" max="2.14748E9" units="cm"/>
+          <inkml:channel name="Y" type="integer" min="-2.14748E9" max="2.14748E9" units="cm"/>
+          <inkml:channel name="F" type="integer" max="32767" units="dev"/>
+        </inkml:traceFormat>
+        <inkml:channelProperties>
+          <inkml:channelProperty channel="X" name="resolution" value="1000" units="1/cm"/>
+          <inkml:channelProperty channel="Y" name="resolution" value="1000" units="1/cm"/>
+          <inkml:channelProperty channel="F" name="resolution" value="0" units="1/dev"/>
+        </inkml:channelProperties>
+      </inkml:inkSource>
+      <inkml:timestamp xml:id="ts0" timeString="2025-09-17T14:34:47.022"/>
+    </inkml:context>
+    <inkml:brush xml:id="br0">
+      <inkml:brushProperty name="width" value="0.035" units="cm"/>
+      <inkml:brushProperty name="height" value="0.035" units="cm"/>
+      <inkml:brushProperty name="color" value="#E71224"/>
+    </inkml:brush>
+  </inkml:definitions>
+  <inkml:trace contextRef="#ctx0" brushRef="#br0">1 0 23581,'0'2255'0,"11137"-2255"0,-11137-2255 0,-11137 2255 0</inkml:trace>
+</inkml:ink>
 </file>
 
 <file path=word/theme/theme1.xml><?xml version="1.0" encoding="utf-8"?>
@@ -10195,4 +12927,16 @@
     </a:ext>
   </a:extLst>
 </a:theme>
+</file>
+
+<file path=customXml/item1.xml><?xml version="1.0" encoding="utf-8"?>
+<b:Sources xmlns:b="http://schemas.openxmlformats.org/officeDocument/2006/bibliography" xmlns="http://schemas.openxmlformats.org/officeDocument/2006/bibliography" SelectedStyle="\APASixthEditionOfficeOnline.xsl" StyleName="APA" Version="6"/>
+</file>
+
+<file path=customXml/itemProps1.xml><?xml version="1.0" encoding="utf-8"?>
+<ds:datastoreItem xmlns:ds="http://schemas.openxmlformats.org/officeDocument/2006/customXml" ds:itemID="{DF8C1D5D-2C2D-45D0-9811-C86ED7EE2E0C}">
+  <ds:schemaRefs>
+    <ds:schemaRef ds:uri="http://schemas.openxmlformats.org/officeDocument/2006/bibliography"/>
+  </ds:schemaRefs>
+</ds:datastoreItem>
 </file>
--- a/TPO-Salesforce.docx
+++ b/TPO-Salesforce.docx
@@ -4,6 +4,15 @@
   <w:body>
     <w:sdt>
       <w:sdtPr>
+        <w:rPr>
+          <w:rFonts w:asciiTheme="minorHAnsi" w:eastAsiaTheme="minorHAnsi" w:hAnsiTheme="minorHAnsi" w:cstheme="minorBidi"/>
+          <w:color w:val="auto"/>
+          <w:kern w:val="2"/>
+          <w:sz w:val="24"/>
+          <w:szCs w:val="21"/>
+          <w:lang w:val="en-IN" w:bidi="hi-IN"/>
+          <w14:ligatures w14:val="standardContextual"/>
+        </w:rPr>
         <w:id w:val="-1081834663"/>
         <w:docPartObj>
           <w:docPartGallery w:val="Table of Contents"/>
@@ -12,16 +21,9 @@
       </w:sdtPr>
       <w:sdtEndPr>
         <w:rPr>
-          <w:rFonts w:asciiTheme="minorHAnsi" w:eastAsiaTheme="minorHAnsi" w:hAnsiTheme="minorHAnsi" w:cstheme="minorBidi"/>
           <w:b/>
           <w:bCs/>
           <w:noProof/>
-          <w:color w:val="auto"/>
-          <w:kern w:val="2"/>
-          <w:sz w:val="24"/>
-          <w:szCs w:val="21"/>
-          <w:lang w:val="en-IN" w:bidi="hi-IN"/>
-          <w14:ligatures w14:val="standardContextual"/>
         </w:rPr>
       </w:sdtEndPr>
       <w:sdtContent>
@@ -40,7 +42,9 @@
               <w:tab w:val="right" w:leader="dot" w:pos="9016"/>
             </w:tabs>
             <w:rPr>
+              <w:rFonts w:eastAsiaTheme="minorEastAsia"/>
               <w:noProof/>
+              <w:lang w:eastAsia="en-IN"/>
             </w:rPr>
           </w:pPr>
           <w:r>
@@ -52,7 +56,7 @@
           <w:r>
             <w:fldChar w:fldCharType="separate"/>
           </w:r>
-          <w:hyperlink w:anchor="_Toc209030882" w:history="1">
+          <w:hyperlink w:anchor="_Toc209200899" w:history="1">
             <w:r>
               <w:rPr>
                 <w:rStyle w:val="Hyperlink"/>
@@ -79,7 +83,7 @@
                 <w:noProof/>
                 <w:webHidden/>
               </w:rPr>
-              <w:instrText xml:space="preserve"> PAGEREF _Toc209030882 \h </w:instrText>
+              <w:instrText xml:space="preserve"> PAGEREF _Toc209200899 \h </w:instrText>
             </w:r>
             <w:r>
               <w:rPr>
@@ -117,10 +121,12 @@
               <w:tab w:val="right" w:leader="dot" w:pos="9016"/>
             </w:tabs>
             <w:rPr>
+              <w:rFonts w:eastAsiaTheme="minorEastAsia"/>
               <w:noProof/>
+              <w:lang w:eastAsia="en-IN"/>
             </w:rPr>
           </w:pPr>
-          <w:hyperlink w:anchor="_Toc209030883" w:history="1">
+          <w:hyperlink w:anchor="_Toc209200900" w:history="1">
             <w:r>
               <w:rPr>
                 <w:rStyle w:val="Hyperlink"/>
@@ -147,7 +153,7 @@
                 <w:noProof/>
                 <w:webHidden/>
               </w:rPr>
-              <w:instrText xml:space="preserve"> PAGEREF _Toc209030883 \h </w:instrText>
+              <w:instrText xml:space="preserve"> PAGEREF _Toc209200900 \h </w:instrText>
             </w:r>
             <w:r>
               <w:rPr>
@@ -167,7 +173,7 @@
                 <w:noProof/>
                 <w:webHidden/>
               </w:rPr>
-              <w:t>3</w:t>
+              <w:t>4</w:t>
             </w:r>
             <w:r>
               <w:rPr>
@@ -185,10 +191,12 @@
               <w:tab w:val="right" w:leader="dot" w:pos="9016"/>
             </w:tabs>
             <w:rPr>
+              <w:rFonts w:eastAsiaTheme="minorEastAsia"/>
               <w:noProof/>
+              <w:lang w:eastAsia="en-IN"/>
             </w:rPr>
           </w:pPr>
-          <w:hyperlink w:anchor="_Toc209030884" w:history="1">
+          <w:hyperlink w:anchor="_Toc209200901" w:history="1">
             <w:r>
               <w:rPr>
                 <w:rStyle w:val="Hyperlink"/>
@@ -215,7 +223,7 @@
                 <w:noProof/>
                 <w:webHidden/>
               </w:rPr>
-              <w:instrText xml:space="preserve"> PAGEREF _Toc209030884 \h </w:instrText>
+              <w:instrText xml:space="preserve"> PAGEREF _Toc209200901 \h </w:instrText>
             </w:r>
             <w:r>
               <w:rPr>
@@ -235,7 +243,7 @@
                 <w:noProof/>
                 <w:webHidden/>
               </w:rPr>
-              <w:t>6</w:t>
+              <w:t>7</w:t>
             </w:r>
             <w:r>
               <w:rPr>
@@ -253,10 +261,12 @@
               <w:tab w:val="right" w:leader="dot" w:pos="9016"/>
             </w:tabs>
             <w:rPr>
+              <w:rFonts w:eastAsiaTheme="minorEastAsia"/>
               <w:noProof/>
+              <w:lang w:eastAsia="en-IN"/>
             </w:rPr>
           </w:pPr>
-          <w:hyperlink w:anchor="_Toc209030885" w:history="1">
+          <w:hyperlink w:anchor="_Toc209200902" w:history="1">
             <w:r>
               <w:rPr>
                 <w:rStyle w:val="Hyperlink"/>
@@ -283,7 +293,7 @@
                 <w:noProof/>
                 <w:webHidden/>
               </w:rPr>
-              <w:instrText xml:space="preserve"> PAGEREF _Toc209030885 \h </w:instrText>
+              <w:instrText xml:space="preserve"> PAGEREF _Toc209200902 \h </w:instrText>
             </w:r>
             <w:r>
               <w:rPr>
@@ -303,7 +313,147 @@
                 <w:noProof/>
                 <w:webHidden/>
               </w:rPr>
-              <w:t>10</w:t>
+              <w:t>11</w:t>
+            </w:r>
+            <w:r>
+              <w:rPr>
+                <w:noProof/>
+                <w:webHidden/>
+              </w:rPr>
+              <w:fldChar w:fldCharType="end"/>
+            </w:r>
+          </w:hyperlink>
+        </w:p>
+        <w:p>
+          <w:pPr>
+            <w:pStyle w:val="TOC1"/>
+            <w:tabs>
+              <w:tab w:val="right" w:leader="dot" w:pos="9016"/>
+            </w:tabs>
+            <w:rPr>
+              <w:rFonts w:eastAsiaTheme="minorEastAsia"/>
+              <w:noProof/>
+              <w:lang w:eastAsia="en-IN"/>
+            </w:rPr>
+          </w:pPr>
+          <w:hyperlink w:anchor="_Toc209200903" w:history="1">
+            <w:r>
+              <w:rPr>
+                <w:rStyle w:val="Hyperlink"/>
+                <w:noProof/>
+              </w:rPr>
+              <w:t>Phase 4: Process Automation Implementation Final Report</w:t>
+            </w:r>
+            <w:r>
+              <w:rPr>
+                <w:noProof/>
+                <w:webHidden/>
+              </w:rPr>
+              <w:tab/>
+            </w:r>
+            <w:r>
+              <w:rPr>
+                <w:noProof/>
+                <w:webHidden/>
+              </w:rPr>
+              <w:fldChar w:fldCharType="begin"/>
+            </w:r>
+            <w:r>
+              <w:rPr>
+                <w:noProof/>
+                <w:webHidden/>
+              </w:rPr>
+              <w:instrText xml:space="preserve"> PAGEREF _Toc209200903 \h </w:instrText>
+            </w:r>
+            <w:r>
+              <w:rPr>
+                <w:noProof/>
+                <w:webHidden/>
+              </w:rPr>
+            </w:r>
+            <w:r>
+              <w:rPr>
+                <w:noProof/>
+                <w:webHidden/>
+              </w:rPr>
+              <w:fldChar w:fldCharType="separate"/>
+            </w:r>
+            <w:r>
+              <w:rPr>
+                <w:noProof/>
+                <w:webHidden/>
+              </w:rPr>
+              <w:t>15</w:t>
+            </w:r>
+            <w:r>
+              <w:rPr>
+                <w:noProof/>
+                <w:webHidden/>
+              </w:rPr>
+              <w:fldChar w:fldCharType="end"/>
+            </w:r>
+          </w:hyperlink>
+        </w:p>
+        <w:p>
+          <w:pPr>
+            <w:pStyle w:val="TOC1"/>
+            <w:tabs>
+              <w:tab w:val="right" w:leader="dot" w:pos="9016"/>
+            </w:tabs>
+            <w:rPr>
+              <w:rFonts w:eastAsiaTheme="minorEastAsia"/>
+              <w:noProof/>
+              <w:lang w:eastAsia="en-IN"/>
+            </w:rPr>
+          </w:pPr>
+          <w:hyperlink w:anchor="_Toc209200904" w:history="1">
+            <w:r>
+              <w:rPr>
+                <w:rStyle w:val="Hyperlink"/>
+                <w:noProof/>
+              </w:rPr>
+              <w:t>Phase 5: Apex Programming Implementation Report</w:t>
+            </w:r>
+            <w:r>
+              <w:rPr>
+                <w:noProof/>
+                <w:webHidden/>
+              </w:rPr>
+              <w:tab/>
+            </w:r>
+            <w:r>
+              <w:rPr>
+                <w:noProof/>
+                <w:webHidden/>
+              </w:rPr>
+              <w:fldChar w:fldCharType="begin"/>
+            </w:r>
+            <w:r>
+              <w:rPr>
+                <w:noProof/>
+                <w:webHidden/>
+              </w:rPr>
+              <w:instrText xml:space="preserve"> PAGEREF _Toc209200904 \h </w:instrText>
+            </w:r>
+            <w:r>
+              <w:rPr>
+                <w:noProof/>
+                <w:webHidden/>
+              </w:rPr>
+            </w:r>
+            <w:r>
+              <w:rPr>
+                <w:noProof/>
+                <w:webHidden/>
+              </w:rPr>
+              <w:fldChar w:fldCharType="separate"/>
+            </w:r>
+            <w:r>
+              <w:rPr>
+                <w:noProof/>
+                <w:webHidden/>
+              </w:rPr>
+              <w:t>24</w:t>
             </w:r>
             <w:r>
               <w:rPr>
@@ -369,7 +519,7 @@
       <w:pPr>
         <w:pStyle w:val="Heading1"/>
       </w:pPr>
-      <w:bookmarkStart w:id="0" w:name="_Toc209030882"/>
+      <w:bookmarkStart w:id="0" w:name="_Toc209200899"/>
       <w:r>
         <w:t>Problem Statement</w:t>
       </w:r>
@@ -486,6 +636,7 @@
         </w:numPr>
       </w:pPr>
       <w:r>
+        <w:lastRenderedPageBreak/>
         <w:t>Automate the student application and notification process.</w:t>
       </w:r>
     </w:p>
@@ -508,7 +659,6 @@
         </w:numPr>
       </w:pPr>
       <w:r>
-        <w:lastRenderedPageBreak/>
         <w:t>Provide real-time dashboards for the Head of Placements to track success metrics.</w:t>
       </w:r>
     </w:p>
@@ -730,6 +880,7 @@
     </w:p>
     <w:p>
       <w:r>
+        <w:lastRenderedPageBreak/>
         <w:br w:type="page"/>
       </w:r>
     </w:p>
@@ -737,7 +888,7 @@
       <w:pPr>
         <w:pStyle w:val="Heading1"/>
       </w:pPr>
-      <w:bookmarkStart w:id="1" w:name="_Toc209030883"/>
+      <w:bookmarkStart w:id="1" w:name="_Toc209200900"/>
       <w:r>
         <w:lastRenderedPageBreak/>
         <w:t>Phase 1: Problem Understanding &amp; Industry Analysis</w:t>
@@ -1678,7 +1829,7 @@
       <w:pPr>
         <w:pStyle w:val="Heading1"/>
       </w:pPr>
-      <w:bookmarkStart w:id="2" w:name="_Toc209030884"/>
+      <w:bookmarkStart w:id="2" w:name="_Toc209200901"/>
       <w:r>
         <w:lastRenderedPageBreak/>
         <w:t>Phase 2: Org Setup &amp; Configuration Summary</w:t>
@@ -1864,7 +2015,7 @@
           <w:noProof/>
         </w:rPr>
         <w:drawing>
-          <wp:inline distT="0" distB="0" distL="0" distR="0" wp14:anchorId="6D86DE08" wp14:editId="41F36BC4">
+          <wp:inline distT="0" distB="0" distL="0" distR="0" wp14:anchorId="6D86DE08" wp14:editId="3C9260AE">
             <wp:extent cx="6337300" cy="3193926"/>
             <wp:effectExtent l="0" t="0" r="6350" b="6985"/>
             <wp:docPr id="1673104530" name="Picture 1"/>
@@ -2267,7 +2418,7 @@
           <w:noProof/>
         </w:rPr>
         <w:drawing>
-          <wp:inline distT="0" distB="0" distL="0" distR="0" wp14:anchorId="6051354C" wp14:editId="7F4CD77A">
+          <wp:inline distT="0" distB="0" distL="0" distR="0" wp14:anchorId="6051354C" wp14:editId="2E458880">
             <wp:extent cx="6439286" cy="2773045"/>
             <wp:effectExtent l="0" t="0" r="0" b="8255"/>
             <wp:docPr id="597394684" name="Picture 18"/>
@@ -2630,7 +2781,7 @@
       <w:pPr>
         <w:pStyle w:val="Heading1"/>
       </w:pPr>
-      <w:bookmarkStart w:id="3" w:name="_Toc209030885"/>
+      <w:bookmarkStart w:id="3" w:name="_Toc209200902"/>
       <w:r>
         <w:lastRenderedPageBreak/>
         <w:t xml:space="preserve">Phase 3: Data </w:t>
@@ -4700,9 +4851,11 @@
       <w:pPr>
         <w:pStyle w:val="Heading1"/>
       </w:pPr>
+      <w:bookmarkStart w:id="4" w:name="_Toc209200903"/>
       <w:r>
         <w:t>Phase 4: Process Automation Implementation Final Report</w:t>
       </w:r>
+      <w:bookmarkEnd w:id="4"/>
     </w:p>
     <w:p>
       <w:r>
@@ -5055,7 +5208,7 @@
           <w:noProof/>
         </w:rPr>
         <w:drawing>
-          <wp:inline distT="0" distB="0" distL="0" distR="0" wp14:anchorId="0FBADBCC" wp14:editId="5D396E64">
+          <wp:inline distT="0" distB="0" distL="0" distR="0" wp14:anchorId="0FBADBCC" wp14:editId="652DEF63">
             <wp:extent cx="6777111" cy="2811780"/>
             <wp:effectExtent l="0" t="0" r="5080" b="7620"/>
             <wp:docPr id="780939448" name="Picture 4"/>
@@ -5256,6 +5409,9 @@
     </w:p>
     <w:p>
       <w:r>
+        <w:rPr>
+          <w:noProof/>
+        </w:rPr>
         <w:drawing>
           <wp:inline distT="0" distB="0" distL="0" distR="0" wp14:anchorId="4649C83E" wp14:editId="20D4E3A1">
             <wp:extent cx="5731510" cy="3453130"/>
@@ -5299,6 +5455,9 @@
         <w:tab/>
       </w:r>
       <w:r>
+        <w:rPr>
+          <w:noProof/>
+        </w:rPr>
         <w:drawing>
           <wp:inline distT="0" distB="0" distL="0" distR="0" wp14:anchorId="6D255685" wp14:editId="194FF691">
             <wp:extent cx="5731510" cy="3996055"/>
@@ -5727,7 +5886,7 @@
           <w:noProof/>
         </w:rPr>
         <w:drawing>
-          <wp:inline distT="0" distB="0" distL="0" distR="0" wp14:anchorId="0FB40A39" wp14:editId="2156B117">
+          <wp:inline distT="0" distB="0" distL="0" distR="0" wp14:anchorId="0FB40A39" wp14:editId="784AB5D0">
             <wp:extent cx="4937760" cy="3472187"/>
             <wp:effectExtent l="0" t="0" r="0" b="0"/>
             <wp:docPr id="46831595" name="Picture 13"/>
@@ -6036,6 +6195,9 @@
         </mc:AlternateContent>
       </w:r>
       <w:r>
+        <w:rPr>
+          <w:noProof/>
+        </w:rPr>
         <w:drawing>
           <wp:inline distT="0" distB="0" distL="0" distR="0" wp14:anchorId="5040AE8B" wp14:editId="28475668">
             <wp:extent cx="5731510" cy="4015740"/>
@@ -6118,6 +6280,9 @@
     </w:p>
     <w:p>
       <w:r>
+        <w:rPr>
+          <w:noProof/>
+        </w:rPr>
         <w:drawing>
           <wp:inline distT="0" distB="0" distL="0" distR="0" wp14:anchorId="5805063D" wp14:editId="0E18F4B1">
             <wp:extent cx="5010912" cy="3165978"/>
@@ -6259,6 +6424,783 @@
         <w:t xml:space="preserve"> the primary user workflows, it was determined that email is the most critical and reliable communication channel for T&amp;P Officers, who may not be logged into Salesforce at all times. To avoid "notification fatigue" and ensure that high-priority alerts (like an approval request) are never missed, the decision was made to centralize these actionable notifications in the email channel for this initial build. In-app notifications are a candidate for a future enhancement phase, pending user feedback on communication preferences.</w:t>
       </w:r>
     </w:p>
+    <w:p>
+      <w:pPr>
+        <w:pStyle w:val="Heading1"/>
+      </w:pPr>
+      <w:r>
+        <w:br w:type="page"/>
+      </w:r>
+      <w:bookmarkStart w:id="5" w:name="_Toc209200904"/>
+      <w:r>
+        <w:rPr>
+          <w:rFonts w:eastAsiaTheme="minorHAnsi"/>
+        </w:rPr>
+        <w:lastRenderedPageBreak/>
+        <w:t>Phase 5: Apex Programming Implementation Report</w:t>
+      </w:r>
+      <w:bookmarkEnd w:id="5"/>
+    </w:p>
+    <w:p>
+      <w:r>
+        <w:t>Date: September 19, 2025</w:t>
+      </w:r>
+    </w:p>
+    <w:p>
+      <w:pPr>
+        <w:rPr>
+          <w:b/>
+          <w:bCs/>
+        </w:rPr>
+      </w:pPr>
+      <w:r>
+        <w:rPr>
+          <w:b/>
+          <w:bCs/>
+        </w:rPr>
+        <w:t>1. Overview</w:t>
+      </w:r>
+    </w:p>
+    <w:p>
+      <w:r>
+        <w:t xml:space="preserve">This phase involved extending the application's capabilities beyond declarative automation by implementing custom server-side logic with Apex. The primary goal was to enforce a complex business rule that required cross-object data validation, a scenario where an Apex Trigger is the most suitable and efficient tool. The implementation followed Salesforce best practices, including </w:t>
+      </w:r>
+      <w:proofErr w:type="spellStart"/>
+      <w:r>
+        <w:t>bulkification</w:t>
+      </w:r>
+      <w:proofErr w:type="spellEnd"/>
+      <w:r>
+        <w:t xml:space="preserve"> and the mandatory creation of a comprehensive test class.</w:t>
+      </w:r>
+    </w:p>
+    <w:p>
+      <w:pPr>
+        <w:rPr>
+          <w:b/>
+          <w:bCs/>
+        </w:rPr>
+      </w:pPr>
+      <w:r>
+        <w:rPr>
+          <w:b/>
+          <w:bCs/>
+        </w:rPr>
+        <w:t>2. Business Requirement &amp; Technical Solution</w:t>
+      </w:r>
+    </w:p>
+    <w:p>
+      <w:pPr>
+        <w:numPr>
+          <w:ilvl w:val="0"/>
+          <w:numId w:val="34"/>
+        </w:numPr>
+      </w:pPr>
+      <w:r>
+        <w:rPr>
+          <w:b/>
+          <w:bCs/>
+        </w:rPr>
+        <w:t>Business Need:</w:t>
+      </w:r>
+      <w:r>
+        <w:t xml:space="preserve"> To maintain a high quality of student applications and manage company expectations, the T&amp;P Cell must ensure that students only apply for jobs where they meet the minimum academic criteria. Specifically, a student must be prevented from applying for a Job Posting if their GPA is lower than the Minimum GPA required for that role.</w:t>
+      </w:r>
+    </w:p>
+    <w:p>
+      <w:pPr>
+        <w:numPr>
+          <w:ilvl w:val="0"/>
+          <w:numId w:val="34"/>
+        </w:numPr>
+      </w:pPr>
+      <w:r>
+        <w:rPr>
+          <w:b/>
+          <w:bCs/>
+        </w:rPr>
+        <w:t>Chosen Solution:</w:t>
+      </w:r>
+      <w:r>
+        <w:t xml:space="preserve"> An </w:t>
+      </w:r>
+      <w:r>
+        <w:rPr>
+          <w:b/>
+          <w:bCs/>
+        </w:rPr>
+        <w:t>Apex Trigger</w:t>
+      </w:r>
+      <w:r>
+        <w:t xml:space="preserve"> on the </w:t>
+      </w:r>
+      <w:proofErr w:type="spellStart"/>
+      <w:r>
+        <w:t>Application__c</w:t>
+      </w:r>
+      <w:proofErr w:type="spellEnd"/>
+      <w:r>
+        <w:t xml:space="preserve"> object. A standard Validation Rule is not ideal for this scenario as it would require complex cross-object formulas. An Apex Trigger provides the necessary power and flexibility to query related records and enforce the logic cleanly before the application is saved.</w:t>
+      </w:r>
+    </w:p>
+    <w:p>
+      <w:pPr>
+        <w:rPr>
+          <w:b/>
+          <w:bCs/>
+        </w:rPr>
+      </w:pPr>
+      <w:r>
+        <w:rPr>
+          <w:b/>
+          <w:bCs/>
+        </w:rPr>
+        <w:t>3. Implementation Details</w:t>
+      </w:r>
+    </w:p>
+    <w:p>
+      <w:pPr>
+        <w:rPr>
+          <w:b/>
+          <w:bCs/>
+        </w:rPr>
+      </w:pPr>
+      <w:r>
+        <w:rPr>
+          <w:b/>
+          <w:bCs/>
+        </w:rPr>
+        <w:t>A. Prerequisite: GPA Field</w:t>
+      </w:r>
+    </w:p>
+    <w:p>
+      <w:r>
+        <w:t>To enable the validation, a new custom field was added:</w:t>
+      </w:r>
+    </w:p>
+    <w:p>
+      <w:pPr>
+        <w:numPr>
+          <w:ilvl w:val="0"/>
+          <w:numId w:val="35"/>
+        </w:numPr>
+      </w:pPr>
+      <w:r>
+        <w:rPr>
+          <w:b/>
+          <w:bCs/>
+        </w:rPr>
+        <w:t>Object:</w:t>
+      </w:r>
+      <w:r>
+        <w:t xml:space="preserve"> Contact</w:t>
+      </w:r>
+    </w:p>
+    <w:p>
+      <w:pPr>
+        <w:numPr>
+          <w:ilvl w:val="0"/>
+          <w:numId w:val="35"/>
+        </w:numPr>
+      </w:pPr>
+      <w:r>
+        <w:rPr>
+          <w:b/>
+          <w:bCs/>
+        </w:rPr>
+        <w:t>Field Label:</w:t>
+      </w:r>
+      <w:r>
+        <w:t xml:space="preserve"> GPA</w:t>
+      </w:r>
+    </w:p>
+    <w:p>
+      <w:pPr>
+        <w:numPr>
+          <w:ilvl w:val="0"/>
+          <w:numId w:val="35"/>
+        </w:numPr>
+      </w:pPr>
+      <w:r>
+        <w:rPr>
+          <w:b/>
+          <w:bCs/>
+        </w:rPr>
+        <w:t>Data Type:</w:t>
+      </w:r>
+      <w:r>
+        <w:t xml:space="preserve"> </w:t>
+      </w:r>
+      <w:proofErr w:type="gramStart"/>
+      <w:r>
+        <w:t>Number(</w:t>
+      </w:r>
+      <w:proofErr w:type="gramEnd"/>
+      <w:r>
+        <w:t>2, 2)</w:t>
+      </w:r>
+    </w:p>
+    <w:p>
+      <w:pPr>
+        <w:numPr>
+          <w:ilvl w:val="0"/>
+          <w:numId w:val="35"/>
+        </w:numPr>
+      </w:pPr>
+      <w:r>
+        <w:rPr>
+          <w:b/>
+          <w:bCs/>
+        </w:rPr>
+        <w:t>Purpose:</w:t>
+      </w:r>
+      <w:r>
+        <w:t xml:space="preserve"> To store the official GPA for each student record.</w:t>
+      </w:r>
+    </w:p>
+    <w:p>
+      <w:pPr>
+        <w:rPr>
+          <w:b/>
+          <w:bCs/>
+        </w:rPr>
+      </w:pPr>
+      <w:r>
+        <w:rPr>
+          <w:b/>
+          <w:bCs/>
+        </w:rPr>
+        <w:t xml:space="preserve">B. Apex Trigger: </w:t>
+      </w:r>
+      <w:proofErr w:type="spellStart"/>
+      <w:r>
+        <w:rPr>
+          <w:b/>
+          <w:bCs/>
+        </w:rPr>
+        <w:t>ApplicationTrigger.trigger</w:t>
+      </w:r>
+      <w:proofErr w:type="spellEnd"/>
+    </w:p>
+    <w:p>
+      <w:r>
+        <w:t xml:space="preserve">A before insert trigger was developed to run before any new </w:t>
+      </w:r>
+      <w:proofErr w:type="spellStart"/>
+      <w:r>
+        <w:t>Application__c</w:t>
+      </w:r>
+      <w:proofErr w:type="spellEnd"/>
+      <w:r>
+        <w:t xml:space="preserve"> record is committed to the database.</w:t>
+      </w:r>
+    </w:p>
+    <w:p>
+      <w:pPr>
+        <w:numPr>
+          <w:ilvl w:val="0"/>
+          <w:numId w:val="36"/>
+        </w:numPr>
+      </w:pPr>
+      <w:r>
+        <w:rPr>
+          <w:b/>
+          <w:bCs/>
+        </w:rPr>
+        <w:t>Logic and Best Practices Followed:</w:t>
+      </w:r>
+    </w:p>
+    <w:p>
+      <w:pPr>
+        <w:numPr>
+          <w:ilvl w:val="1"/>
+          <w:numId w:val="36"/>
+        </w:numPr>
+      </w:pPr>
+      <w:proofErr w:type="spellStart"/>
+      <w:r>
+        <w:rPr>
+          <w:b/>
+          <w:bCs/>
+        </w:rPr>
+        <w:t>Bulkification</w:t>
+      </w:r>
+      <w:proofErr w:type="spellEnd"/>
+      <w:r>
+        <w:rPr>
+          <w:b/>
+          <w:bCs/>
+        </w:rPr>
+        <w:t>:</w:t>
+      </w:r>
+      <w:r>
+        <w:t xml:space="preserve"> The trigger first collects all </w:t>
+      </w:r>
+      <w:proofErr w:type="spellStart"/>
+      <w:r>
+        <w:t>Job_Posting__c</w:t>
+      </w:r>
+      <w:proofErr w:type="spellEnd"/>
+      <w:r>
+        <w:t xml:space="preserve"> and </w:t>
+      </w:r>
+      <w:proofErr w:type="spellStart"/>
+      <w:r>
+        <w:t>Student__c</w:t>
+      </w:r>
+      <w:proofErr w:type="spellEnd"/>
+      <w:r>
+        <w:t xml:space="preserve"> IDs from the incoming applications (</w:t>
+      </w:r>
+      <w:proofErr w:type="spellStart"/>
+      <w:r>
+        <w:t>Trigger.new</w:t>
+      </w:r>
+      <w:proofErr w:type="spellEnd"/>
+      <w:r>
+        <w:t xml:space="preserve">) into Sets. This best practice </w:t>
+      </w:r>
+      <w:r>
+        <w:lastRenderedPageBreak/>
+        <w:t>ensures the trigger can process a single record or hundreds of records in one transaction without hitting governor limits.</w:t>
+      </w:r>
+    </w:p>
+    <w:p>
+      <w:pPr>
+        <w:numPr>
+          <w:ilvl w:val="1"/>
+          <w:numId w:val="36"/>
+        </w:numPr>
+      </w:pPr>
+      <w:r>
+        <w:rPr>
+          <w:b/>
+          <w:bCs/>
+        </w:rPr>
+        <w:t>No SOQL in Loops:</w:t>
+      </w:r>
+      <w:r>
+        <w:t xml:space="preserve"> Two efficient SOQL queries are performed </w:t>
+      </w:r>
+      <w:r>
+        <w:rPr>
+          <w:i/>
+          <w:iCs/>
+        </w:rPr>
+        <w:t>outside</w:t>
+      </w:r>
+      <w:r>
+        <w:t xml:space="preserve"> of any loops to retrieve all necessary Job Posting and Contact data at once. The results are stored in Maps for quick and easy data retrieval.</w:t>
+      </w:r>
+    </w:p>
+    <w:p>
+      <w:pPr>
+        <w:numPr>
+          <w:ilvl w:val="1"/>
+          <w:numId w:val="36"/>
+        </w:numPr>
+      </w:pPr>
+      <w:r>
+        <w:rPr>
+          <w:b/>
+          <w:bCs/>
+        </w:rPr>
+        <w:t>Validation Logic:</w:t>
+      </w:r>
+      <w:r>
+        <w:t xml:space="preserve"> The trigger then iterates through the new applications. For each application, it retrieves the corresponding Job Posting and Student records from the Maps. An if statement (Control Statement) then compares the student's </w:t>
+      </w:r>
+      <w:proofErr w:type="spellStart"/>
+      <w:r>
+        <w:t>GPA__c</w:t>
+      </w:r>
+      <w:proofErr w:type="spellEnd"/>
+      <w:r>
+        <w:t xml:space="preserve"> to the job's </w:t>
+      </w:r>
+      <w:proofErr w:type="spellStart"/>
+      <w:r>
+        <w:t>Minimum_GPA__c</w:t>
+      </w:r>
+      <w:proofErr w:type="spellEnd"/>
+      <w:r>
+        <w:t>.</w:t>
+      </w:r>
+    </w:p>
+    <w:p>
+      <w:pPr>
+        <w:numPr>
+          <w:ilvl w:val="1"/>
+          <w:numId w:val="36"/>
+        </w:numPr>
+      </w:pPr>
+      <w:r>
+        <w:rPr>
+          <w:b/>
+          <w:bCs/>
+        </w:rPr>
+        <w:t>Error Handling:</w:t>
+      </w:r>
+      <w:r>
+        <w:t xml:space="preserve"> If a student's GPA is too low, the </w:t>
+      </w:r>
+      <w:proofErr w:type="spellStart"/>
+      <w:proofErr w:type="gramStart"/>
+      <w:r>
+        <w:t>addError</w:t>
+      </w:r>
+      <w:proofErr w:type="spellEnd"/>
+      <w:r>
+        <w:t>(</w:t>
+      </w:r>
+      <w:proofErr w:type="gramEnd"/>
+      <w:r>
+        <w:t>) method is called on that specific application record. This action stops the save process for that record and displays a clear, user-friendly error message on the screen.</w:t>
+      </w:r>
+    </w:p>
+    <w:p>
+      <w:r>
+        <w:t>Full Trigger Code:</w:t>
+      </w:r>
+    </w:p>
+    <w:p>
+      <w:r>
+        <w:rPr>
+          <w:noProof/>
+        </w:rPr>
+        <w:drawing>
+          <wp:inline distT="0" distB="0" distL="0" distR="0" wp14:anchorId="4D9EF939" wp14:editId="48BE05A7">
+            <wp:extent cx="5731510" cy="3962400"/>
+            <wp:effectExtent l="0" t="0" r="2540" b="0"/>
+            <wp:docPr id="613729885" name="Picture 1"/>
+            <wp:cNvGraphicFramePr>
+              <a:graphicFrameLocks xmlns:a="http://schemas.openxmlformats.org/drawingml/2006/main" noChangeAspect="1"/>
+            </wp:cNvGraphicFramePr>
+            <a:graphic xmlns:a="http://schemas.openxmlformats.org/drawingml/2006/main">
+              <a:graphicData uri="http://schemas.openxmlformats.org/drawingml/2006/picture">
+                <pic:pic xmlns:pic="http://schemas.openxmlformats.org/drawingml/2006/picture">
+                  <pic:nvPicPr>
+                    <pic:cNvPr id="613729885" name=""/>
+                    <pic:cNvPicPr/>
+                  </pic:nvPicPr>
+                  <pic:blipFill>
+                    <a:blip r:embed="rId28"/>
+                    <a:stretch>
+                      <a:fillRect/>
+                    </a:stretch>
+                  </pic:blipFill>
+                  <pic:spPr>
+                    <a:xfrm>
+                      <a:off x="0" y="0"/>
+                      <a:ext cx="5731510" cy="3962400"/>
+                    </a:xfrm>
+                    <a:prstGeom prst="rect">
+                      <a:avLst/>
+                    </a:prstGeom>
+                  </pic:spPr>
+                </pic:pic>
+              </a:graphicData>
+            </a:graphic>
+          </wp:inline>
+        </w:drawing>
+      </w:r>
+    </w:p>
+    <w:p/>
+    <w:p>
+      <w:pPr>
+        <w:rPr>
+          <w:b/>
+          <w:bCs/>
+        </w:rPr>
+      </w:pPr>
+      <w:r>
+        <w:rPr>
+          <w:b/>
+          <w:bCs/>
+        </w:rPr>
+        <w:t xml:space="preserve">C. Apex Test Class: </w:t>
+      </w:r>
+      <w:proofErr w:type="spellStart"/>
+      <w:r>
+        <w:rPr>
+          <w:b/>
+          <w:bCs/>
+        </w:rPr>
+        <w:t>ApplicationTriggerTest.cls</w:t>
+      </w:r>
+      <w:proofErr w:type="spellEnd"/>
+    </w:p>
+    <w:p>
+      <w:r>
+        <w:t>A dedicated test class was written to validate the trigger's functionality and ensure it is ready for deployment. The class achieved 100% code coverage.</w:t>
+      </w:r>
+    </w:p>
+    <w:p>
+      <w:pPr>
+        <w:numPr>
+          <w:ilvl w:val="0"/>
+          <w:numId w:val="37"/>
+        </w:numPr>
+      </w:pPr>
+      <w:r>
+        <w:rPr>
+          <w:b/>
+          <w:bCs/>
+        </w:rPr>
+        <w:lastRenderedPageBreak/>
+        <w:t>Test Setup (@testSetup):</w:t>
+      </w:r>
+      <w:r>
+        <w:t xml:space="preserve"> A setup method was used to create all necessary test data in a single transaction. This included a test Company, a Job Posting with a high GPA requirement (9.0), a </w:t>
+      </w:r>
+      <w:proofErr w:type="gramStart"/>
+      <w:r>
+        <w:t>Student</w:t>
+      </w:r>
+      <w:proofErr w:type="gramEnd"/>
+      <w:r>
+        <w:t xml:space="preserve"> with a qualifying GPA (9.5), and a </w:t>
+      </w:r>
+      <w:proofErr w:type="gramStart"/>
+      <w:r>
+        <w:t>Student</w:t>
+      </w:r>
+      <w:proofErr w:type="gramEnd"/>
+      <w:r>
+        <w:t xml:space="preserve"> with a non-qualifying GPA (8.0).</w:t>
+      </w:r>
+    </w:p>
+    <w:p>
+      <w:pPr>
+        <w:numPr>
+          <w:ilvl w:val="0"/>
+          <w:numId w:val="37"/>
+        </w:numPr>
+      </w:pPr>
+      <w:r>
+        <w:rPr>
+          <w:b/>
+          <w:bCs/>
+        </w:rPr>
+        <w:t>Positive Test Scenario:</w:t>
+      </w:r>
+      <w:r>
+        <w:t xml:space="preserve"> A test method verifies that the </w:t>
+      </w:r>
+      <w:proofErr w:type="spellStart"/>
+      <w:r>
+        <w:t>studentWithHighGPA</w:t>
+      </w:r>
+      <w:proofErr w:type="spellEnd"/>
+      <w:r>
+        <w:t xml:space="preserve"> can successfully create an </w:t>
+      </w:r>
+      <w:proofErr w:type="gramStart"/>
+      <w:r>
+        <w:t>Application</w:t>
+      </w:r>
+      <w:proofErr w:type="gramEnd"/>
+      <w:r>
+        <w:t xml:space="preserve"> record. The test passes by using </w:t>
+      </w:r>
+      <w:proofErr w:type="spellStart"/>
+      <w:r>
+        <w:t>System.assertEquals</w:t>
+      </w:r>
+      <w:proofErr w:type="spellEnd"/>
+      <w:r>
+        <w:t>() to confirm that one application record was created.</w:t>
+      </w:r>
+    </w:p>
+    <w:p>
+      <w:pPr>
+        <w:numPr>
+          <w:ilvl w:val="0"/>
+          <w:numId w:val="37"/>
+        </w:numPr>
+      </w:pPr>
+      <w:r>
+        <w:rPr>
+          <w:b/>
+          <w:bCs/>
+        </w:rPr>
+        <w:t>Negative Test Scenario:</w:t>
+      </w:r>
+      <w:r>
+        <w:t xml:space="preserve"> A test method verifies that the </w:t>
+      </w:r>
+      <w:proofErr w:type="spellStart"/>
+      <w:r>
+        <w:t>studentWithLowGPA</w:t>
+      </w:r>
+      <w:proofErr w:type="spellEnd"/>
+      <w:r>
+        <w:t xml:space="preserve"> is blocked from creating an </w:t>
+      </w:r>
+      <w:proofErr w:type="gramStart"/>
+      <w:r>
+        <w:t>Application</w:t>
+      </w:r>
+      <w:proofErr w:type="gramEnd"/>
+      <w:r>
+        <w:t xml:space="preserve">. This is tested by wrapping the insert statement in a try-catch block, asserting that the system throws a </w:t>
+      </w:r>
+      <w:proofErr w:type="spellStart"/>
+      <w:r>
+        <w:t>DmlException</w:t>
+      </w:r>
+      <w:proofErr w:type="spellEnd"/>
+      <w:r>
+        <w:t xml:space="preserve"> and that the error message contains the expected text from the trigger.</w:t>
+      </w:r>
+    </w:p>
+    <w:p>
+      <w:pPr>
+        <w:numPr>
+          <w:ilvl w:val="0"/>
+          <w:numId w:val="37"/>
+        </w:numPr>
+      </w:pPr>
+      <w:r>
+        <w:t>Full</w:t>
+      </w:r>
+      <w:r>
+        <w:t xml:space="preserve"> Test</w:t>
+      </w:r>
+      <w:r>
+        <w:t xml:space="preserve"> Code:</w:t>
+      </w:r>
+    </w:p>
+    <w:p>
+      <w:pPr>
+        <w:pStyle w:val="NoSpacing"/>
+      </w:pPr>
+      <w:r>
+        <w:rPr>
+          <w:noProof/>
+        </w:rPr>
+        <w:drawing>
+          <wp:inline distT="0" distB="0" distL="0" distR="0" wp14:anchorId="2CD8856C" wp14:editId="2760616E">
+            <wp:extent cx="4842164" cy="5725070"/>
+            <wp:effectExtent l="0" t="0" r="0" b="9525"/>
+            <wp:docPr id="274432684" name="Picture 1"/>
+            <wp:cNvGraphicFramePr>
+              <a:graphicFrameLocks xmlns:a="http://schemas.openxmlformats.org/drawingml/2006/main" noChangeAspect="1"/>
+            </wp:cNvGraphicFramePr>
+            <a:graphic xmlns:a="http://schemas.openxmlformats.org/drawingml/2006/main">
+              <a:graphicData uri="http://schemas.openxmlformats.org/drawingml/2006/picture">
+                <pic:pic xmlns:pic="http://schemas.openxmlformats.org/drawingml/2006/picture">
+                  <pic:nvPicPr>
+                    <pic:cNvPr id="274432684" name=""/>
+                    <pic:cNvPicPr/>
+                  </pic:nvPicPr>
+                  <pic:blipFill>
+                    <a:blip r:embed="rId29"/>
+                    <a:stretch>
+                      <a:fillRect/>
+                    </a:stretch>
+                  </pic:blipFill>
+                  <pic:spPr>
+                    <a:xfrm>
+                      <a:off x="0" y="0"/>
+                      <a:ext cx="4875796" cy="5764835"/>
+                    </a:xfrm>
+                    <a:prstGeom prst="rect">
+                      <a:avLst/>
+                    </a:prstGeom>
+                  </pic:spPr>
+                </pic:pic>
+              </a:graphicData>
+            </a:graphic>
+          </wp:inline>
+        </w:drawing>
+      </w:r>
+    </w:p>
+    <w:p>
+      <w:r>
+        <w:lastRenderedPageBreak/>
+        <w:pict w14:anchorId="02026876">
+          <v:rect id="_x0000_i1028" style="width:0;height:1.5pt" o:hralign="center" o:hrstd="t" o:hr="t" fillcolor="#a0a0a0" stroked="f"/>
+        </w:pict>
+      </w:r>
+    </w:p>
+    <w:p>
+      <w:pPr>
+        <w:rPr>
+          <w:b/>
+          <w:bCs/>
+        </w:rPr>
+      </w:pPr>
+      <w:r>
+        <w:rPr>
+          <w:b/>
+          <w:bCs/>
+        </w:rPr>
+        <w:t>4. Strategically Excluded Concepts &amp; Justification</w:t>
+      </w:r>
+    </w:p>
+    <w:p>
+      <w:pPr>
+        <w:numPr>
+          <w:ilvl w:val="0"/>
+          <w:numId w:val="38"/>
+        </w:numPr>
+      </w:pPr>
+      <w:r>
+        <w:rPr>
+          <w:b/>
+          <w:bCs/>
+        </w:rPr>
+        <w:t>Asynchronous Apex (Batch, Queueable, Future, Scheduled):</w:t>
+      </w:r>
+      <w:r>
+        <w:t xml:space="preserve"> The business requirement is for immediate, real-time validation at the moment a user tries to save a record. Asynchronous processing, which runs in the background, is not suitable for this use case.</w:t>
+      </w:r>
+    </w:p>
+    <w:p>
+      <w:pPr>
+        <w:numPr>
+          <w:ilvl w:val="0"/>
+          <w:numId w:val="38"/>
+        </w:numPr>
+      </w:pPr>
+      <w:r>
+        <w:rPr>
+          <w:b/>
+          <w:bCs/>
+        </w:rPr>
+        <w:t>Trigger Design Patterns (Handler Classes):</w:t>
+      </w:r>
+      <w:r>
+        <w:t xml:space="preserve"> While using a separate handler class is a best practice for complex orgs with multiple triggers on one object, it constitutes over-engineering for this project's scope. The implemented trigger is self-contained and already follows the most critical design principles: </w:t>
+      </w:r>
+      <w:proofErr w:type="spellStart"/>
+      <w:r>
+        <w:t>bulkification</w:t>
+      </w:r>
+      <w:proofErr w:type="spellEnd"/>
+      <w:r>
+        <w:t xml:space="preserve"> and no DML/SOQL in loops.</w:t>
+      </w:r>
+    </w:p>
+    <w:p>
+      <w:pPr>
+        <w:numPr>
+          <w:ilvl w:val="0"/>
+          <w:numId w:val="38"/>
+        </w:numPr>
+      </w:pPr>
+      <w:r>
+        <w:rPr>
+          <w:b/>
+          <w:bCs/>
+        </w:rPr>
+        <w:t>SOSL (Salesforce Object Search Language):</w:t>
+      </w:r>
+      <w:r>
+        <w:t xml:space="preserve"> SOSL is a tool for text-based searches across multiple objects (like a search engine). The trigger's requirement was to fetch specific records based on known IDs, for which SOQL is the correct and more performant tool.</w:t>
+      </w:r>
+    </w:p>
     <w:p/>
     <w:sectPr>
       <w:pgSz w:w="11906" w:h="16838" w:code="9"/>
@@ -7885,6 +8827,155 @@
     </w:lvl>
   </w:abstractNum>
   <w:abstractNum w:abstractNumId="10" w15:restartNumberingAfterBreak="0">
+    <w:nsid w:val="16B37EC3"/>
+    <w:multiLevelType w:val="multilevel"/>
+    <w:tmpl w:val="8C30B1E2"/>
+    <w:lvl w:ilvl="0">
+      <w:start w:val="1"/>
+      <w:numFmt w:val="bullet"/>
+      <w:lvlText w:val=""/>
+      <w:lvlJc w:val="left"/>
+      <w:pPr>
+        <w:tabs>
+          <w:tab w:val="num" w:pos="720"/>
+        </w:tabs>
+        <w:ind w:left="720" w:hanging="360"/>
+      </w:pPr>
+      <w:rPr>
+        <w:rFonts w:ascii="Symbol" w:hAnsi="Symbol" w:hint="default"/>
+        <w:sz w:val="20"/>
+      </w:rPr>
+    </w:lvl>
+    <w:lvl w:ilvl="1" w:tentative="1">
+      <w:start w:val="1"/>
+      <w:numFmt w:val="bullet"/>
+      <w:lvlText w:val="o"/>
+      <w:lvlJc w:val="left"/>
+      <w:pPr>
+        <w:tabs>
+          <w:tab w:val="num" w:pos="1440"/>
+        </w:tabs>
+        <w:ind w:left="1440" w:hanging="360"/>
+      </w:pPr>
+      <w:rPr>
+        <w:rFonts w:ascii="Courier New" w:hAnsi="Courier New" w:hint="default"/>
+        <w:sz w:val="20"/>
+      </w:rPr>
+    </w:lvl>
+    <w:lvl w:ilvl="2" w:tentative="1">
+      <w:start w:val="1"/>
+      <w:numFmt w:val="bullet"/>
+      <w:lvlText w:val=""/>
+      <w:lvlJc w:val="left"/>
+      <w:pPr>
+        <w:tabs>
+          <w:tab w:val="num" w:pos="2160"/>
+        </w:tabs>
+        <w:ind w:left="2160" w:hanging="360"/>
+      </w:pPr>
+      <w:rPr>
+        <w:rFonts w:ascii="Wingdings" w:hAnsi="Wingdings" w:hint="default"/>
+        <w:sz w:val="20"/>
+      </w:rPr>
+    </w:lvl>
+    <w:lvl w:ilvl="3" w:tentative="1">
+      <w:start w:val="1"/>
+      <w:numFmt w:val="bullet"/>
+      <w:lvlText w:val=""/>
+      <w:lvlJc w:val="left"/>
+      <w:pPr>
+        <w:tabs>
+          <w:tab w:val="num" w:pos="2880"/>
+        </w:tabs>
+        <w:ind w:left="2880" w:hanging="360"/>
+      </w:pPr>
+      <w:rPr>
+        <w:rFonts w:ascii="Wingdings" w:hAnsi="Wingdings" w:hint="default"/>
+        <w:sz w:val="20"/>
+      </w:rPr>
+    </w:lvl>
+    <w:lvl w:ilvl="4" w:tentative="1">
+      <w:start w:val="1"/>
+      <w:numFmt w:val="bullet"/>
+      <w:lvlText w:val=""/>
+      <w:lvlJc w:val="left"/>
+      <w:pPr>
+        <w:tabs>
+          <w:tab w:val="num" w:pos="3600"/>
+        </w:tabs>
+        <w:ind w:left="3600" w:hanging="360"/>
+      </w:pPr>
+      <w:rPr>
+        <w:rFonts w:ascii="Wingdings" w:hAnsi="Wingdings" w:hint="default"/>
+        <w:sz w:val="20"/>
+      </w:rPr>
+    </w:lvl>
+    <w:lvl w:ilvl="5" w:tentative="1">
+      <w:start w:val="1"/>
+      <w:numFmt w:val="bullet"/>
+      <w:lvlText w:val=""/>
+      <w:lvlJc w:val="left"/>
+      <w:pPr>
+        <w:tabs>
+          <w:tab w:val="num" w:pos="4320"/>
+        </w:tabs>
+        <w:ind w:left="4320" w:hanging="360"/>
+      </w:pPr>
+      <w:rPr>
+        <w:rFonts w:ascii="Wingdings" w:hAnsi="Wingdings" w:hint="default"/>
+        <w:sz w:val="20"/>
+      </w:rPr>
+    </w:lvl>
+    <w:lvl w:ilvl="6" w:tentative="1">
+      <w:start w:val="1"/>
+      <w:numFmt w:val="bullet"/>
+      <w:lvlText w:val=""/>
+      <w:lvlJc w:val="left"/>
+      <w:pPr>
+        <w:tabs>
+          <w:tab w:val="num" w:pos="5040"/>
+        </w:tabs>
+        <w:ind w:left="5040" w:hanging="360"/>
+      </w:pPr>
+      <w:rPr>
+        <w:rFonts w:ascii="Wingdings" w:hAnsi="Wingdings" w:hint="default"/>
+        <w:sz w:val="20"/>
+      </w:rPr>
+    </w:lvl>
+    <w:lvl w:ilvl="7" w:tentative="1">
+      <w:start w:val="1"/>
+      <w:numFmt w:val="bullet"/>
+      <w:lvlText w:val=""/>
+      <w:lvlJc w:val="left"/>
+      <w:pPr>
+        <w:tabs>
+          <w:tab w:val="num" w:pos="5760"/>
+        </w:tabs>
+        <w:ind w:left="5760" w:hanging="360"/>
+      </w:pPr>
+      <w:rPr>
+        <w:rFonts w:ascii="Wingdings" w:hAnsi="Wingdings" w:hint="default"/>
+        <w:sz w:val="20"/>
+      </w:rPr>
+    </w:lvl>
+    <w:lvl w:ilvl="8" w:tentative="1">
+      <w:start w:val="1"/>
+      <w:numFmt w:val="bullet"/>
+      <w:lvlText w:val=""/>
+      <w:lvlJc w:val="left"/>
+      <w:pPr>
+        <w:tabs>
+          <w:tab w:val="num" w:pos="6480"/>
+        </w:tabs>
+        <w:ind w:left="6480" w:hanging="360"/>
+      </w:pPr>
+      <w:rPr>
+        <w:rFonts w:ascii="Wingdings" w:hAnsi="Wingdings" w:hint="default"/>
+        <w:sz w:val="20"/>
+      </w:rPr>
+    </w:lvl>
+  </w:abstractNum>
+  <w:abstractNum w:abstractNumId="11" w15:restartNumberingAfterBreak="0">
     <w:nsid w:val="17467CB2"/>
     <w:multiLevelType w:val="multilevel"/>
     <w:tmpl w:val="16DE9DCE"/>
@@ -8033,7 +9124,7 @@
       </w:rPr>
     </w:lvl>
   </w:abstractNum>
-  <w:abstractNum w:abstractNumId="11" w15:restartNumberingAfterBreak="0">
+  <w:abstractNum w:abstractNumId="12" w15:restartNumberingAfterBreak="0">
     <w:nsid w:val="18ED77B1"/>
     <w:multiLevelType w:val="multilevel"/>
     <w:tmpl w:val="4030BE66"/>
@@ -8178,7 +9269,7 @@
       </w:rPr>
     </w:lvl>
   </w:abstractNum>
-  <w:abstractNum w:abstractNumId="12" w15:restartNumberingAfterBreak="0">
+  <w:abstractNum w:abstractNumId="13" w15:restartNumberingAfterBreak="0">
     <w:nsid w:val="1BE97AD1"/>
     <w:multiLevelType w:val="multilevel"/>
     <w:tmpl w:val="D752F05C"/>
@@ -8327,7 +9418,7 @@
       </w:rPr>
     </w:lvl>
   </w:abstractNum>
-  <w:abstractNum w:abstractNumId="13" w15:restartNumberingAfterBreak="0">
+  <w:abstractNum w:abstractNumId="14" w15:restartNumberingAfterBreak="0">
     <w:nsid w:val="2296079F"/>
     <w:multiLevelType w:val="multilevel"/>
     <w:tmpl w:val="24449FE4"/>
@@ -8440,7 +9531,156 @@
       </w:pPr>
     </w:lvl>
   </w:abstractNum>
-  <w:abstractNum w:abstractNumId="14" w15:restartNumberingAfterBreak="0">
+  <w:abstractNum w:abstractNumId="15" w15:restartNumberingAfterBreak="0">
+    <w:nsid w:val="28C715FD"/>
+    <w:multiLevelType w:val="multilevel"/>
+    <w:tmpl w:val="6224593E"/>
+    <w:lvl w:ilvl="0">
+      <w:start w:val="1"/>
+      <w:numFmt w:val="bullet"/>
+      <w:lvlText w:val=""/>
+      <w:lvlJc w:val="left"/>
+      <w:pPr>
+        <w:tabs>
+          <w:tab w:val="num" w:pos="720"/>
+        </w:tabs>
+        <w:ind w:left="720" w:hanging="360"/>
+      </w:pPr>
+      <w:rPr>
+        <w:rFonts w:ascii="Symbol" w:hAnsi="Symbol" w:hint="default"/>
+        <w:sz w:val="20"/>
+      </w:rPr>
+    </w:lvl>
+    <w:lvl w:ilvl="1" w:tentative="1">
+      <w:start w:val="1"/>
+      <w:numFmt w:val="bullet"/>
+      <w:lvlText w:val="o"/>
+      <w:lvlJc w:val="left"/>
+      <w:pPr>
+        <w:tabs>
+          <w:tab w:val="num" w:pos="1440"/>
+        </w:tabs>
+        <w:ind w:left="1440" w:hanging="360"/>
+      </w:pPr>
+      <w:rPr>
+        <w:rFonts w:ascii="Courier New" w:hAnsi="Courier New" w:hint="default"/>
+        <w:sz w:val="20"/>
+      </w:rPr>
+    </w:lvl>
+    <w:lvl w:ilvl="2" w:tentative="1">
+      <w:start w:val="1"/>
+      <w:numFmt w:val="bullet"/>
+      <w:lvlText w:val=""/>
+      <w:lvlJc w:val="left"/>
+      <w:pPr>
+        <w:tabs>
+          <w:tab w:val="num" w:pos="2160"/>
+        </w:tabs>
+        <w:ind w:left="2160" w:hanging="360"/>
+      </w:pPr>
+      <w:rPr>
+        <w:rFonts w:ascii="Wingdings" w:hAnsi="Wingdings" w:hint="default"/>
+        <w:sz w:val="20"/>
+      </w:rPr>
+    </w:lvl>
+    <w:lvl w:ilvl="3" w:tentative="1">
+      <w:start w:val="1"/>
+      <w:numFmt w:val="bullet"/>
+      <w:lvlText w:val=""/>
+      <w:lvlJc w:val="left"/>
+      <w:pPr>
+        <w:tabs>
+          <w:tab w:val="num" w:pos="2880"/>
+        </w:tabs>
+        <w:ind w:left="2880" w:hanging="360"/>
+      </w:pPr>
+      <w:rPr>
+        <w:rFonts w:ascii="Wingdings" w:hAnsi="Wingdings" w:hint="default"/>
+        <w:sz w:val="20"/>
+      </w:rPr>
+    </w:lvl>
+    <w:lvl w:ilvl="4" w:tentative="1">
+      <w:start w:val="1"/>
+      <w:numFmt w:val="bullet"/>
+      <w:lvlText w:val=""/>
+      <w:lvlJc w:val="left"/>
+      <w:pPr>
+        <w:tabs>
+          <w:tab w:val="num" w:pos="3600"/>
+        </w:tabs>
+        <w:ind w:left="3600" w:hanging="360"/>
+      </w:pPr>
+      <w:rPr>
+        <w:rFonts w:ascii="Wingdings" w:hAnsi="Wingdings" w:hint="default"/>
+        <w:sz w:val="20"/>
+      </w:rPr>
+    </w:lvl>
+    <w:lvl w:ilvl="5" w:tentative="1">
+      <w:start w:val="1"/>
+      <w:numFmt w:val="bullet"/>
+      <w:lvlText w:val=""/>
+      <w:lvlJc w:val="left"/>
+      <w:pPr>
+        <w:tabs>
+          <w:tab w:val="num" w:pos="4320"/>
+        </w:tabs>
+        <w:ind w:left="4320" w:hanging="360"/>
+      </w:pPr>
+      <w:rPr>
+        <w:rFonts w:ascii="Wingdings" w:hAnsi="Wingdings" w:hint="default"/>
+        <w:sz w:val="20"/>
+      </w:rPr>
+    </w:lvl>
+    <w:lvl w:ilvl="6" w:tentative="1">
+      <w:start w:val="1"/>
+      <w:numFmt w:val="bullet"/>
+      <w:lvlText w:val=""/>
+      <w:lvlJc w:val="left"/>
+      <w:pPr>
+        <w:tabs>
+          <w:tab w:val="num" w:pos="5040"/>
+        </w:tabs>
+        <w:ind w:left="5040" w:hanging="360"/>
+      </w:pPr>
+      <w:rPr>
+        <w:rFonts w:ascii="Wingdings" w:hAnsi="Wingdings" w:hint="default"/>
+        <w:sz w:val="20"/>
+      </w:rPr>
+    </w:lvl>
+    <w:lvl w:ilvl="7" w:tentative="1">
+      <w:start w:val="1"/>
+      <w:numFmt w:val="bullet"/>
+      <w:lvlText w:val=""/>
+      <w:lvlJc w:val="left"/>
+      <w:pPr>
+        <w:tabs>
+          <w:tab w:val="num" w:pos="5760"/>
+        </w:tabs>
+        <w:ind w:left="5760" w:hanging="360"/>
+      </w:pPr>
+      <w:rPr>
+        <w:rFonts w:ascii="Wingdings" w:hAnsi="Wingdings" w:hint="default"/>
+        <w:sz w:val="20"/>
+      </w:rPr>
+    </w:lvl>
+    <w:lvl w:ilvl="8" w:tentative="1">
+      <w:start w:val="1"/>
+      <w:numFmt w:val="bullet"/>
+      <w:lvlText w:val=""/>
+      <w:lvlJc w:val="left"/>
+      <w:pPr>
+        <w:tabs>
+          <w:tab w:val="num" w:pos="6480"/>
+        </w:tabs>
+        <w:ind w:left="6480" w:hanging="360"/>
+      </w:pPr>
+      <w:rPr>
+        <w:rFonts w:ascii="Wingdings" w:hAnsi="Wingdings" w:hint="default"/>
+        <w:sz w:val="20"/>
+      </w:rPr>
+    </w:lvl>
+  </w:abstractNum>
+  <w:abstractNum w:abstractNumId="16" w15:restartNumberingAfterBreak="0">
     <w:nsid w:val="2A565CEC"/>
     <w:multiLevelType w:val="multilevel"/>
     <w:tmpl w:val="074C3092"/>
@@ -8589,7 +9829,7 @@
       </w:rPr>
     </w:lvl>
   </w:abstractNum>
-  <w:abstractNum w:abstractNumId="15" w15:restartNumberingAfterBreak="0">
+  <w:abstractNum w:abstractNumId="17" w15:restartNumberingAfterBreak="0">
     <w:nsid w:val="2EEA7EFB"/>
     <w:multiLevelType w:val="multilevel"/>
     <w:tmpl w:val="5C9E83B6"/>
@@ -8738,7 +9978,7 @@
       </w:rPr>
     </w:lvl>
   </w:abstractNum>
-  <w:abstractNum w:abstractNumId="16" w15:restartNumberingAfterBreak="0">
+  <w:abstractNum w:abstractNumId="18" w15:restartNumberingAfterBreak="0">
     <w:nsid w:val="2FAA48B9"/>
     <w:multiLevelType w:val="multilevel"/>
     <w:tmpl w:val="6EC6FBC6"/>
@@ -8887,7 +10127,7 @@
       </w:rPr>
     </w:lvl>
   </w:abstractNum>
-  <w:abstractNum w:abstractNumId="17" w15:restartNumberingAfterBreak="0">
+  <w:abstractNum w:abstractNumId="19" w15:restartNumberingAfterBreak="0">
     <w:nsid w:val="3F4B5C76"/>
     <w:multiLevelType w:val="multilevel"/>
     <w:tmpl w:val="C7048C96"/>
@@ -9032,7 +10272,7 @@
       </w:rPr>
     </w:lvl>
   </w:abstractNum>
-  <w:abstractNum w:abstractNumId="18" w15:restartNumberingAfterBreak="0">
+  <w:abstractNum w:abstractNumId="20" w15:restartNumberingAfterBreak="0">
     <w:nsid w:val="40BE022E"/>
     <w:multiLevelType w:val="multilevel"/>
     <w:tmpl w:val="78F836EA"/>
@@ -9145,7 +10385,7 @@
       </w:pPr>
     </w:lvl>
   </w:abstractNum>
-  <w:abstractNum w:abstractNumId="19" w15:restartNumberingAfterBreak="0">
+  <w:abstractNum w:abstractNumId="21" w15:restartNumberingAfterBreak="0">
     <w:nsid w:val="41384B99"/>
     <w:multiLevelType w:val="multilevel"/>
     <w:tmpl w:val="ED4E77E0"/>
@@ -9294,7 +10534,7 @@
       </w:rPr>
     </w:lvl>
   </w:abstractNum>
-  <w:abstractNum w:abstractNumId="20" w15:restartNumberingAfterBreak="0">
+  <w:abstractNum w:abstractNumId="22" w15:restartNumberingAfterBreak="0">
     <w:nsid w:val="463073FF"/>
     <w:multiLevelType w:val="multilevel"/>
     <w:tmpl w:val="7F68281E"/>
@@ -9506,7 +10746,7 @@
       </w:rPr>
     </w:lvl>
   </w:abstractNum>
-  <w:abstractNum w:abstractNumId="21" w15:restartNumberingAfterBreak="0">
+  <w:abstractNum w:abstractNumId="23" w15:restartNumberingAfterBreak="0">
     <w:nsid w:val="49004558"/>
     <w:multiLevelType w:val="multilevel"/>
     <w:tmpl w:val="ED8CB020"/>
@@ -9718,7 +10958,7 @@
       </w:rPr>
     </w:lvl>
   </w:abstractNum>
-  <w:abstractNum w:abstractNumId="22" w15:restartNumberingAfterBreak="0">
+  <w:abstractNum w:abstractNumId="24" w15:restartNumberingAfterBreak="0">
     <w:nsid w:val="4B3A428E"/>
     <w:multiLevelType w:val="multilevel"/>
     <w:tmpl w:val="08E22072"/>
@@ -9867,7 +11107,152 @@
       </w:rPr>
     </w:lvl>
   </w:abstractNum>
-  <w:abstractNum w:abstractNumId="23" w15:restartNumberingAfterBreak="0">
+  <w:abstractNum w:abstractNumId="25" w15:restartNumberingAfterBreak="0">
+    <w:nsid w:val="4D743035"/>
+    <w:multiLevelType w:val="multilevel"/>
+    <w:tmpl w:val="460A7B14"/>
+    <w:lvl w:ilvl="0">
+      <w:start w:val="1"/>
+      <w:numFmt w:val="bullet"/>
+      <w:lvlText w:val=""/>
+      <w:lvlJc w:val="left"/>
+      <w:pPr>
+        <w:tabs>
+          <w:tab w:val="num" w:pos="720"/>
+        </w:tabs>
+        <w:ind w:left="720" w:hanging="360"/>
+      </w:pPr>
+      <w:rPr>
+        <w:rFonts w:ascii="Symbol" w:hAnsi="Symbol" w:hint="default"/>
+        <w:sz w:val="20"/>
+      </w:rPr>
+    </w:lvl>
+    <w:lvl w:ilvl="1">
+      <w:start w:val="1"/>
+      <w:numFmt w:val="decimal"/>
+      <w:lvlText w:val="%2."/>
+      <w:lvlJc w:val="left"/>
+      <w:pPr>
+        <w:tabs>
+          <w:tab w:val="num" w:pos="1440"/>
+        </w:tabs>
+        <w:ind w:left="1440" w:hanging="360"/>
+      </w:pPr>
+    </w:lvl>
+    <w:lvl w:ilvl="2" w:tentative="1">
+      <w:start w:val="1"/>
+      <w:numFmt w:val="bullet"/>
+      <w:lvlText w:val=""/>
+      <w:lvlJc w:val="left"/>
+      <w:pPr>
+        <w:tabs>
+          <w:tab w:val="num" w:pos="2160"/>
+        </w:tabs>
+        <w:ind w:left="2160" w:hanging="360"/>
+      </w:pPr>
+      <w:rPr>
+        <w:rFonts w:ascii="Wingdings" w:hAnsi="Wingdings" w:hint="default"/>
+        <w:sz w:val="20"/>
+      </w:rPr>
+    </w:lvl>
+    <w:lvl w:ilvl="3" w:tentative="1">
+      <w:start w:val="1"/>
+      <w:numFmt w:val="bullet"/>
+      <w:lvlText w:val=""/>
+      <w:lvlJc w:val="left"/>
+      <w:pPr>
+        <w:tabs>
+          <w:tab w:val="num" w:pos="2880"/>
+        </w:tabs>
+        <w:ind w:left="2880" w:hanging="360"/>
+      </w:pPr>
+      <w:rPr>
+        <w:rFonts w:ascii="Wingdings" w:hAnsi="Wingdings" w:hint="default"/>
+        <w:sz w:val="20"/>
+      </w:rPr>
+    </w:lvl>
+    <w:lvl w:ilvl="4" w:tentative="1">
+      <w:start w:val="1"/>
+      <w:numFmt w:val="bullet"/>
+      <w:lvlText w:val=""/>
+      <w:lvlJc w:val="left"/>
+      <w:pPr>
+        <w:tabs>
+          <w:tab w:val="num" w:pos="3600"/>
+        </w:tabs>
+        <w:ind w:left="3600" w:hanging="360"/>
+      </w:pPr>
+      <w:rPr>
+        <w:rFonts w:ascii="Wingdings" w:hAnsi="Wingdings" w:hint="default"/>
+        <w:sz w:val="20"/>
+      </w:rPr>
+    </w:lvl>
+    <w:lvl w:ilvl="5" w:tentative="1">
+      <w:start w:val="1"/>
+      <w:numFmt w:val="bullet"/>
+      <w:lvlText w:val=""/>
+      <w:lvlJc w:val="left"/>
+      <w:pPr>
+        <w:tabs>
+          <w:tab w:val="num" w:pos="4320"/>
+        </w:tabs>
+        <w:ind w:left="4320" w:hanging="360"/>
+      </w:pPr>
+      <w:rPr>
+        <w:rFonts w:ascii="Wingdings" w:hAnsi="Wingdings" w:hint="default"/>
+        <w:sz w:val="20"/>
+      </w:rPr>
+    </w:lvl>
+    <w:lvl w:ilvl="6" w:tentative="1">
+      <w:start w:val="1"/>
+      <w:numFmt w:val="bullet"/>
+      <w:lvlText w:val=""/>
+      <w:lvlJc w:val="left"/>
+      <w:pPr>
+        <w:tabs>
+          <w:tab w:val="num" w:pos="5040"/>
+        </w:tabs>
+        <w:ind w:left="5040" w:hanging="360"/>
+      </w:pPr>
+      <w:rPr>
+        <w:rFonts w:ascii="Wingdings" w:hAnsi="Wingdings" w:hint="default"/>
+        <w:sz w:val="20"/>
+      </w:rPr>
+    </w:lvl>
+    <w:lvl w:ilvl="7" w:tentative="1">
+      <w:start w:val="1"/>
+      <w:numFmt w:val="bullet"/>
+      <w:lvlText w:val=""/>
+      <w:lvlJc w:val="left"/>
+      <w:pPr>
+        <w:tabs>
+          <w:tab w:val="num" w:pos="5760"/>
+        </w:tabs>
+        <w:ind w:left="5760" w:hanging="360"/>
+      </w:pPr>
+      <w:rPr>
+        <w:rFonts w:ascii="Wingdings" w:hAnsi="Wingdings" w:hint="default"/>
+        <w:sz w:val="20"/>
+      </w:rPr>
+    </w:lvl>
+    <w:lvl w:ilvl="8" w:tentative="1">
+      <w:start w:val="1"/>
+      <w:numFmt w:val="bullet"/>
+      <w:lvlText w:val=""/>
+      <w:lvlJc w:val="left"/>
+      <w:pPr>
+        <w:tabs>
+          <w:tab w:val="num" w:pos="6480"/>
+        </w:tabs>
+        <w:ind w:left="6480" w:hanging="360"/>
+      </w:pPr>
+      <w:rPr>
+        <w:rFonts w:ascii="Wingdings" w:hAnsi="Wingdings" w:hint="default"/>
+        <w:sz w:val="20"/>
+      </w:rPr>
+    </w:lvl>
+  </w:abstractNum>
+  <w:abstractNum w:abstractNumId="26" w15:restartNumberingAfterBreak="0">
     <w:nsid w:val="4DF748A2"/>
     <w:multiLevelType w:val="multilevel"/>
     <w:tmpl w:val="886E85FA"/>
@@ -10016,7 +11401,7 @@
       </w:rPr>
     </w:lvl>
   </w:abstractNum>
-  <w:abstractNum w:abstractNumId="24" w15:restartNumberingAfterBreak="0">
+  <w:abstractNum w:abstractNumId="27" w15:restartNumberingAfterBreak="0">
     <w:nsid w:val="5A1237A6"/>
     <w:multiLevelType w:val="multilevel"/>
     <w:tmpl w:val="283E3020"/>
@@ -10165,7 +11550,7 @@
       </w:rPr>
     </w:lvl>
   </w:abstractNum>
-  <w:abstractNum w:abstractNumId="25" w15:restartNumberingAfterBreak="0">
+  <w:abstractNum w:abstractNumId="28" w15:restartNumberingAfterBreak="0">
     <w:nsid w:val="5F657D40"/>
     <w:multiLevelType w:val="multilevel"/>
     <w:tmpl w:val="876CC6D0"/>
@@ -10314,7 +11699,7 @@
       </w:rPr>
     </w:lvl>
   </w:abstractNum>
-  <w:abstractNum w:abstractNumId="26" w15:restartNumberingAfterBreak="0">
+  <w:abstractNum w:abstractNumId="29" w15:restartNumberingAfterBreak="0">
     <w:nsid w:val="61C63A2D"/>
     <w:multiLevelType w:val="multilevel"/>
     <w:tmpl w:val="3508DC8E"/>
@@ -10526,7 +11911,7 @@
       </w:rPr>
     </w:lvl>
   </w:abstractNum>
-  <w:abstractNum w:abstractNumId="27" w15:restartNumberingAfterBreak="0">
+  <w:abstractNum w:abstractNumId="30" w15:restartNumberingAfterBreak="0">
     <w:nsid w:val="65B94903"/>
     <w:multiLevelType w:val="multilevel"/>
     <w:tmpl w:val="89EEF0EC"/>
@@ -10738,7 +12123,7 @@
       </w:rPr>
     </w:lvl>
   </w:abstractNum>
-  <w:abstractNum w:abstractNumId="28" w15:restartNumberingAfterBreak="0">
+  <w:abstractNum w:abstractNumId="31" w15:restartNumberingAfterBreak="0">
     <w:nsid w:val="668F408F"/>
     <w:multiLevelType w:val="multilevel"/>
     <w:tmpl w:val="E9785F52"/>
@@ -10883,7 +12268,7 @@
       </w:rPr>
     </w:lvl>
   </w:abstractNum>
-  <w:abstractNum w:abstractNumId="29" w15:restartNumberingAfterBreak="0">
+  <w:abstractNum w:abstractNumId="32" w15:restartNumberingAfterBreak="0">
     <w:nsid w:val="6720786B"/>
     <w:multiLevelType w:val="multilevel"/>
     <w:tmpl w:val="F71A6C68"/>
@@ -11032,7 +12417,7 @@
       </w:rPr>
     </w:lvl>
   </w:abstractNum>
-  <w:abstractNum w:abstractNumId="30" w15:restartNumberingAfterBreak="0">
+  <w:abstractNum w:abstractNumId="33" w15:restartNumberingAfterBreak="0">
     <w:nsid w:val="681665BA"/>
     <w:multiLevelType w:val="multilevel"/>
     <w:tmpl w:val="C336A918"/>
@@ -11181,7 +12566,156 @@
       </w:rPr>
     </w:lvl>
   </w:abstractNum>
-  <w:abstractNum w:abstractNumId="31" w15:restartNumberingAfterBreak="0">
+  <w:abstractNum w:abstractNumId="34" w15:restartNumberingAfterBreak="0">
+    <w:nsid w:val="6A5C1269"/>
+    <w:multiLevelType w:val="multilevel"/>
+    <w:tmpl w:val="0818CDCA"/>
+    <w:lvl w:ilvl="0">
+      <w:start w:val="1"/>
+      <w:numFmt w:val="bullet"/>
+      <w:lvlText w:val=""/>
+      <w:lvlJc w:val="left"/>
+      <w:pPr>
+        <w:tabs>
+          <w:tab w:val="num" w:pos="720"/>
+        </w:tabs>
+        <w:ind w:left="720" w:hanging="360"/>
+      </w:pPr>
+      <w:rPr>
+        <w:rFonts w:ascii="Symbol" w:hAnsi="Symbol" w:hint="default"/>
+        <w:sz w:val="20"/>
+      </w:rPr>
+    </w:lvl>
+    <w:lvl w:ilvl="1" w:tentative="1">
+      <w:start w:val="1"/>
+      <w:numFmt w:val="bullet"/>
+      <w:lvlText w:val="o"/>
+      <w:lvlJc w:val="left"/>
+      <w:pPr>
+        <w:tabs>
+          <w:tab w:val="num" w:pos="1440"/>
+        </w:tabs>
+        <w:ind w:left="1440" w:hanging="360"/>
+      </w:pPr>
+      <w:rPr>
+        <w:rFonts w:ascii="Courier New" w:hAnsi="Courier New" w:hint="default"/>
+        <w:sz w:val="20"/>
+      </w:rPr>
+    </w:lvl>
+    <w:lvl w:ilvl="2" w:tentative="1">
+      <w:start w:val="1"/>
+      <w:numFmt w:val="bullet"/>
+      <w:lvlText w:val=""/>
+      <w:lvlJc w:val="left"/>
+      <w:pPr>
+        <w:tabs>
+          <w:tab w:val="num" w:pos="2160"/>
+        </w:tabs>
+        <w:ind w:left="2160" w:hanging="360"/>
+      </w:pPr>
+      <w:rPr>
+        <w:rFonts w:ascii="Wingdings" w:hAnsi="Wingdings" w:hint="default"/>
+        <w:sz w:val="20"/>
+      </w:rPr>
+    </w:lvl>
+    <w:lvl w:ilvl="3" w:tentative="1">
+      <w:start w:val="1"/>
+      <w:numFmt w:val="bullet"/>
+      <w:lvlText w:val=""/>
+      <w:lvlJc w:val="left"/>
+      <w:pPr>
+        <w:tabs>
+          <w:tab w:val="num" w:pos="2880"/>
+        </w:tabs>
+        <w:ind w:left="2880" w:hanging="360"/>
+      </w:pPr>
+      <w:rPr>
+        <w:rFonts w:ascii="Wingdings" w:hAnsi="Wingdings" w:hint="default"/>
+        <w:sz w:val="20"/>
+      </w:rPr>
+    </w:lvl>
+    <w:lvl w:ilvl="4" w:tentative="1">
+      <w:start w:val="1"/>
+      <w:numFmt w:val="bullet"/>
+      <w:lvlText w:val=""/>
+      <w:lvlJc w:val="left"/>
+      <w:pPr>
+        <w:tabs>
+          <w:tab w:val="num" w:pos="3600"/>
+        </w:tabs>
+        <w:ind w:left="3600" w:hanging="360"/>
+      </w:pPr>
+      <w:rPr>
+        <w:rFonts w:ascii="Wingdings" w:hAnsi="Wingdings" w:hint="default"/>
+        <w:sz w:val="20"/>
+      </w:rPr>
+    </w:lvl>
+    <w:lvl w:ilvl="5" w:tentative="1">
+      <w:start w:val="1"/>
+      <w:numFmt w:val="bullet"/>
+      <w:lvlText w:val=""/>
+      <w:lvlJc w:val="left"/>
+      <w:pPr>
+        <w:tabs>
+          <w:tab w:val="num" w:pos="4320"/>
+        </w:tabs>
+        <w:ind w:left="4320" w:hanging="360"/>
+      </w:pPr>
+      <w:rPr>
+        <w:rFonts w:ascii="Wingdings" w:hAnsi="Wingdings" w:hint="default"/>
+        <w:sz w:val="20"/>
+      </w:rPr>
+    </w:lvl>
+    <w:lvl w:ilvl="6" w:tentative="1">
+      <w:start w:val="1"/>
+      <w:numFmt w:val="bullet"/>
+      <w:lvlText w:val=""/>
+      <w:lvlJc w:val="left"/>
+      <w:pPr>
+        <w:tabs>
+          <w:tab w:val="num" w:pos="5040"/>
+        </w:tabs>
+        <w:ind w:left="5040" w:hanging="360"/>
+      </w:pPr>
+      <w:rPr>
+        <w:rFonts w:ascii="Wingdings" w:hAnsi="Wingdings" w:hint="default"/>
+        <w:sz w:val="20"/>
+      </w:rPr>
+    </w:lvl>
+    <w:lvl w:ilvl="7" w:tentative="1">
+      <w:start w:val="1"/>
+      <w:numFmt w:val="bullet"/>
+      <w:lvlText w:val=""/>
+      <w:lvlJc w:val="left"/>
+      <w:pPr>
+        <w:tabs>
+          <w:tab w:val="num" w:pos="5760"/>
+        </w:tabs>
+        <w:ind w:left="5760" w:hanging="360"/>
+      </w:pPr>
+      <w:rPr>
+        <w:rFonts w:ascii="Wingdings" w:hAnsi="Wingdings" w:hint="default"/>
+        <w:sz w:val="20"/>
+      </w:rPr>
+    </w:lvl>
+    <w:lvl w:ilvl="8" w:tentative="1">
+      <w:start w:val="1"/>
+      <w:numFmt w:val="bullet"/>
+      <w:lvlText w:val=""/>
+      <w:lvlJc w:val="left"/>
+      <w:pPr>
+        <w:tabs>
+          <w:tab w:val="num" w:pos="6480"/>
+        </w:tabs>
+        <w:ind w:left="6480" w:hanging="360"/>
+      </w:pPr>
+      <w:rPr>
+        <w:rFonts w:ascii="Wingdings" w:hAnsi="Wingdings" w:hint="default"/>
+        <w:sz w:val="20"/>
+      </w:rPr>
+    </w:lvl>
+  </w:abstractNum>
+  <w:abstractNum w:abstractNumId="35" w15:restartNumberingAfterBreak="0">
     <w:nsid w:val="6F1F5535"/>
     <w:multiLevelType w:val="multilevel"/>
     <w:tmpl w:val="2D7A28AE"/>
@@ -11330,7 +12864,156 @@
       </w:rPr>
     </w:lvl>
   </w:abstractNum>
-  <w:abstractNum w:abstractNumId="32" w15:restartNumberingAfterBreak="0">
+  <w:abstractNum w:abstractNumId="36" w15:restartNumberingAfterBreak="0">
+    <w:nsid w:val="7A5D2379"/>
+    <w:multiLevelType w:val="multilevel"/>
+    <w:tmpl w:val="0652CB4C"/>
+    <w:lvl w:ilvl="0">
+      <w:start w:val="1"/>
+      <w:numFmt w:val="bullet"/>
+      <w:lvlText w:val=""/>
+      <w:lvlJc w:val="left"/>
+      <w:pPr>
+        <w:tabs>
+          <w:tab w:val="num" w:pos="720"/>
+        </w:tabs>
+        <w:ind w:left="720" w:hanging="360"/>
+      </w:pPr>
+      <w:rPr>
+        <w:rFonts w:ascii="Symbol" w:hAnsi="Symbol" w:hint="default"/>
+        <w:sz w:val="20"/>
+      </w:rPr>
+    </w:lvl>
+    <w:lvl w:ilvl="1" w:tentative="1">
+      <w:start w:val="1"/>
+      <w:numFmt w:val="bullet"/>
+      <w:lvlText w:val="o"/>
+      <w:lvlJc w:val="left"/>
+      <w:pPr>
+        <w:tabs>
+          <w:tab w:val="num" w:pos="1440"/>
+        </w:tabs>
+        <w:ind w:left="1440" w:hanging="360"/>
+      </w:pPr>
+      <w:rPr>
+        <w:rFonts w:ascii="Courier New" w:hAnsi="Courier New" w:hint="default"/>
+        <w:sz w:val="20"/>
+      </w:rPr>
+    </w:lvl>
+    <w:lvl w:ilvl="2" w:tentative="1">
+      <w:start w:val="1"/>
+      <w:numFmt w:val="bullet"/>
+      <w:lvlText w:val=""/>
+      <w:lvlJc w:val="left"/>
+      <w:pPr>
+        <w:tabs>
+          <w:tab w:val="num" w:pos="2160"/>
+        </w:tabs>
+        <w:ind w:left="2160" w:hanging="360"/>
+      </w:pPr>
+      <w:rPr>
+        <w:rFonts w:ascii="Wingdings" w:hAnsi="Wingdings" w:hint="default"/>
+        <w:sz w:val="20"/>
+      </w:rPr>
+    </w:lvl>
+    <w:lvl w:ilvl="3" w:tentative="1">
+      <w:start w:val="1"/>
+      <w:numFmt w:val="bullet"/>
+      <w:lvlText w:val=""/>
+      <w:lvlJc w:val="left"/>
+      <w:pPr>
+        <w:tabs>
+          <w:tab w:val="num" w:pos="2880"/>
+        </w:tabs>
+        <w:ind w:left="2880" w:hanging="360"/>
+      </w:pPr>
+      <w:rPr>
+        <w:rFonts w:ascii="Wingdings" w:hAnsi="Wingdings" w:hint="default"/>
+        <w:sz w:val="20"/>
+      </w:rPr>
+    </w:lvl>
+    <w:lvl w:ilvl="4" w:tentative="1">
+      <w:start w:val="1"/>
+      <w:numFmt w:val="bullet"/>
+      <w:lvlText w:val=""/>
+      <w:lvlJc w:val="left"/>
+      <w:pPr>
+        <w:tabs>
+          <w:tab w:val="num" w:pos="3600"/>
+        </w:tabs>
+        <w:ind w:left="3600" w:hanging="360"/>
+      </w:pPr>
+      <w:rPr>
+        <w:rFonts w:ascii="Wingdings" w:hAnsi="Wingdings" w:hint="default"/>
+        <w:sz w:val="20"/>
+      </w:rPr>
+    </w:lvl>
+    <w:lvl w:ilvl="5" w:tentative="1">
+      <w:start w:val="1"/>
+      <w:numFmt w:val="bullet"/>
+      <w:lvlText w:val=""/>
+      <w:lvlJc w:val="left"/>
+      <w:pPr>
+        <w:tabs>
+          <w:tab w:val="num" w:pos="4320"/>
+        </w:tabs>
+        <w:ind w:left="4320" w:hanging="360"/>
+      </w:pPr>
+      <w:rPr>
+        <w:rFonts w:ascii="Wingdings" w:hAnsi="Wingdings" w:hint="default"/>
+        <w:sz w:val="20"/>
+      </w:rPr>
+    </w:lvl>
+    <w:lvl w:ilvl="6" w:tentative="1">
+      <w:start w:val="1"/>
+      <w:numFmt w:val="bullet"/>
+      <w:lvlText w:val=""/>
+      <w:lvlJc w:val="left"/>
+      <w:pPr>
+        <w:tabs>
+          <w:tab w:val="num" w:pos="5040"/>
+        </w:tabs>
+        <w:ind w:left="5040" w:hanging="360"/>
+      </w:pPr>
+      <w:rPr>
+        <w:rFonts w:ascii="Wingdings" w:hAnsi="Wingdings" w:hint="default"/>
+        <w:sz w:val="20"/>
+      </w:rPr>
+    </w:lvl>
+    <w:lvl w:ilvl="7" w:tentative="1">
+      <w:start w:val="1"/>
+      <w:numFmt w:val="bullet"/>
+      <w:lvlText w:val=""/>
+      <w:lvlJc w:val="left"/>
+      <w:pPr>
+        <w:tabs>
+          <w:tab w:val="num" w:pos="5760"/>
+        </w:tabs>
+        <w:ind w:left="5760" w:hanging="360"/>
+      </w:pPr>
+      <w:rPr>
+        <w:rFonts w:ascii="Wingdings" w:hAnsi="Wingdings" w:hint="default"/>
+        <w:sz w:val="20"/>
+      </w:rPr>
+    </w:lvl>
+    <w:lvl w:ilvl="8" w:tentative="1">
+      <w:start w:val="1"/>
+      <w:numFmt w:val="bullet"/>
+      <w:lvlText w:val=""/>
+      <w:lvlJc w:val="left"/>
+      <w:pPr>
+        <w:tabs>
+          <w:tab w:val="num" w:pos="6480"/>
+        </w:tabs>
+        <w:ind w:left="6480" w:hanging="360"/>
+      </w:pPr>
+      <w:rPr>
+        <w:rFonts w:ascii="Wingdings" w:hAnsi="Wingdings" w:hint="default"/>
+        <w:sz w:val="20"/>
+      </w:rPr>
+    </w:lvl>
+  </w:abstractNum>
+  <w:abstractNum w:abstractNumId="37" w15:restartNumberingAfterBreak="0">
     <w:nsid w:val="7B507D10"/>
     <w:multiLevelType w:val="hybridMultilevel"/>
     <w:tmpl w:val="71BE1286"/>
@@ -11443,22 +13126,22 @@
     </w:lvl>
   </w:abstractNum>
   <w:num w:numId="1" w16cid:durableId="1229078560">
-    <w:abstractNumId w:val="25"/>
+    <w:abstractNumId w:val="28"/>
   </w:num>
   <w:num w:numId="2" w16cid:durableId="485980090">
-    <w:abstractNumId w:val="19"/>
+    <w:abstractNumId w:val="21"/>
   </w:num>
   <w:num w:numId="3" w16cid:durableId="1174489881">
-    <w:abstractNumId w:val="13"/>
+    <w:abstractNumId w:val="14"/>
   </w:num>
   <w:num w:numId="4" w16cid:durableId="455412729">
-    <w:abstractNumId w:val="18"/>
+    <w:abstractNumId w:val="20"/>
   </w:num>
   <w:num w:numId="5" w16cid:durableId="1771312233">
     <w:abstractNumId w:val="9"/>
   </w:num>
   <w:num w:numId="6" w16cid:durableId="1296453247">
-    <w:abstractNumId w:val="16"/>
+    <w:abstractNumId w:val="18"/>
   </w:num>
   <w:num w:numId="7" w16cid:durableId="710149726">
     <w:abstractNumId w:val="3"/>
@@ -11467,19 +13150,19 @@
     <w:abstractNumId w:val="2"/>
   </w:num>
   <w:num w:numId="9" w16cid:durableId="873270004">
-    <w:abstractNumId w:val="29"/>
+    <w:abstractNumId w:val="32"/>
   </w:num>
   <w:num w:numId="10" w16cid:durableId="350104134">
-    <w:abstractNumId w:val="31"/>
+    <w:abstractNumId w:val="35"/>
   </w:num>
   <w:num w:numId="11" w16cid:durableId="1983727153">
     <w:abstractNumId w:val="6"/>
   </w:num>
   <w:num w:numId="12" w16cid:durableId="712539615">
-    <w:abstractNumId w:val="20"/>
+    <w:abstractNumId w:val="22"/>
   </w:num>
   <w:num w:numId="13" w16cid:durableId="1010568041">
-    <w:abstractNumId w:val="27"/>
+    <w:abstractNumId w:val="30"/>
   </w:num>
   <w:num w:numId="14" w16cid:durableId="1178542330">
     <w:abstractNumId w:val="7"/>
@@ -11510,58 +13193,73 @@
     <w:lvlOverride w:ilvl="8"/>
   </w:num>
   <w:num w:numId="16" w16cid:durableId="1349794552">
-    <w:abstractNumId w:val="21"/>
+    <w:abstractNumId w:val="23"/>
   </w:num>
   <w:num w:numId="17" w16cid:durableId="1924409640">
-    <w:abstractNumId w:val="26"/>
+    <w:abstractNumId w:val="29"/>
   </w:num>
   <w:num w:numId="18" w16cid:durableId="1532108737">
-    <w:abstractNumId w:val="32"/>
+    <w:abstractNumId w:val="37"/>
   </w:num>
   <w:num w:numId="19" w16cid:durableId="1540389499">
-    <w:abstractNumId w:val="14"/>
+    <w:abstractNumId w:val="16"/>
   </w:num>
   <w:num w:numId="20" w16cid:durableId="770861753">
-    <w:abstractNumId w:val="10"/>
+    <w:abstractNumId w:val="11"/>
   </w:num>
   <w:num w:numId="21" w16cid:durableId="1391148997">
     <w:abstractNumId w:val="4"/>
   </w:num>
   <w:num w:numId="22" w16cid:durableId="920405479">
-    <w:abstractNumId w:val="30"/>
+    <w:abstractNumId w:val="33"/>
   </w:num>
   <w:num w:numId="23" w16cid:durableId="1798832743">
     <w:abstractNumId w:val="1"/>
   </w:num>
   <w:num w:numId="24" w16cid:durableId="563175782">
-    <w:abstractNumId w:val="23"/>
+    <w:abstractNumId w:val="26"/>
   </w:num>
   <w:num w:numId="25" w16cid:durableId="1124469011">
+    <w:abstractNumId w:val="27"/>
+  </w:num>
+  <w:num w:numId="26" w16cid:durableId="330330197">
     <w:abstractNumId w:val="24"/>
   </w:num>
-  <w:num w:numId="26" w16cid:durableId="330330197">
-    <w:abstractNumId w:val="22"/>
-  </w:num>
   <w:num w:numId="27" w16cid:durableId="637146734">
-    <w:abstractNumId w:val="15"/>
+    <w:abstractNumId w:val="17"/>
   </w:num>
   <w:num w:numId="28" w16cid:durableId="1142118184">
-    <w:abstractNumId w:val="12"/>
+    <w:abstractNumId w:val="13"/>
   </w:num>
   <w:num w:numId="29" w16cid:durableId="616834058">
-    <w:abstractNumId w:val="28"/>
+    <w:abstractNumId w:val="31"/>
   </w:num>
   <w:num w:numId="30" w16cid:durableId="1633901003">
-    <w:abstractNumId w:val="17"/>
+    <w:abstractNumId w:val="19"/>
   </w:num>
   <w:num w:numId="31" w16cid:durableId="1541670885">
     <w:abstractNumId w:val="8"/>
   </w:num>
   <w:num w:numId="32" w16cid:durableId="2090881202">
-    <w:abstractNumId w:val="11"/>
+    <w:abstractNumId w:val="12"/>
   </w:num>
   <w:num w:numId="33" w16cid:durableId="1397437066">
     <w:abstractNumId w:val="5"/>
+  </w:num>
+  <w:num w:numId="34" w16cid:durableId="959342779">
+    <w:abstractNumId w:val="34"/>
+  </w:num>
+  <w:num w:numId="35" w16cid:durableId="414131153">
+    <w:abstractNumId w:val="15"/>
+  </w:num>
+  <w:num w:numId="36" w16cid:durableId="208030677">
+    <w:abstractNumId w:val="25"/>
+  </w:num>
+  <w:num w:numId="37" w16cid:durableId="1590692894">
+    <w:abstractNumId w:val="36"/>
+  </w:num>
+  <w:num w:numId="38" w16cid:durableId="1872381907">
+    <w:abstractNumId w:val="10"/>
   </w:num>
 </w:numbering>
 </file>
@@ -12168,6 +13866,7 @@
   <w:style w:type="character" w:default="1" w:styleId="DefaultParagraphFont">
     <w:name w:val="Default Paragraph Font"/>
     <w:uiPriority w:val="1"/>
+    <w:semiHidden/>
     <w:unhideWhenUsed/>
   </w:style>
   <w:style w:type="table" w:default="1" w:styleId="TableNormal">
